--- a/Пояснительная записка Васильев К.Э.docx
+++ b/Пояснительная записка Васильев К.Э.docx
@@ -366,7 +366,21 @@
           <w:lang w:val="ru-RU"/>
         </w:rPr>
         <w:tab/>
-        <w:t xml:space="preserve">И.В. Лёзина </w:t>
+        <w:t xml:space="preserve">И.В. </w:t>
+      </w:r>
+      <w:proofErr w:type="spellStart"/>
+      <w:r>
+        <w:rPr>
+          <w:lang w:val="ru-RU"/>
+        </w:rPr>
+        <w:t>Лёзина</w:t>
+      </w:r>
+      <w:proofErr w:type="spellEnd"/>
+      <w:r>
+        <w:rPr>
+          <w:lang w:val="ru-RU"/>
+        </w:rPr>
+        <w:t xml:space="preserve"> </w:t>
       </w:r>
     </w:p>
     <w:p>
@@ -834,6 +848,7 @@
               </w:rPr>
               <w:t xml:space="preserve"> </w:t>
             </w:r>
+            <w:proofErr w:type="spellStart"/>
             <w:r>
               <w:rPr>
                 <w:spacing w:val="-1"/>
@@ -842,6 +857,7 @@
               </w:rPr>
               <w:t>результа</w:t>
             </w:r>
+            <w:proofErr w:type="spellEnd"/>
             <w:r>
               <w:rPr>
                 <w:spacing w:val="-57"/>
@@ -891,7 +907,25 @@
                 <w:szCs w:val="28"/>
                 <w:lang w:val="en-US"/>
               </w:rPr>
-              <w:t>(компетенции)</w:t>
+              <w:t>(</w:t>
+            </w:r>
+            <w:proofErr w:type="spellStart"/>
+            <w:r>
+              <w:rPr>
+                <w:sz w:val="24"/>
+                <w:szCs w:val="28"/>
+                <w:lang w:val="en-US"/>
+              </w:rPr>
+              <w:t>компетенции</w:t>
+            </w:r>
+            <w:proofErr w:type="spellEnd"/>
+            <w:r>
+              <w:rPr>
+                <w:sz w:val="24"/>
+                <w:szCs w:val="28"/>
+                <w:lang w:val="en-US"/>
+              </w:rPr>
+              <w:t>)</w:t>
             </w:r>
           </w:p>
         </w:tc>
@@ -927,6 +961,7 @@
                 <w:lang w:val="en-US"/>
               </w:rPr>
             </w:pPr>
+            <w:proofErr w:type="spellStart"/>
             <w:r>
               <w:rPr>
                 <w:spacing w:val="-1"/>
@@ -936,6 +971,7 @@
               </w:rPr>
               <w:t>Планируемые</w:t>
             </w:r>
+            <w:proofErr w:type="spellEnd"/>
             <w:r>
               <w:rPr>
                 <w:spacing w:val="-13"/>
@@ -945,6 +981,7 @@
               </w:rPr>
               <w:t xml:space="preserve"> </w:t>
             </w:r>
+            <w:proofErr w:type="spellStart"/>
             <w:r>
               <w:rPr>
                 <w:sz w:val="24"/>
@@ -953,6 +990,7 @@
               </w:rPr>
               <w:t>результаты</w:t>
             </w:r>
+            <w:proofErr w:type="spellEnd"/>
             <w:r>
               <w:rPr>
                 <w:spacing w:val="-11"/>
@@ -962,6 +1000,7 @@
               </w:rPr>
               <w:t xml:space="preserve"> </w:t>
             </w:r>
+            <w:proofErr w:type="spellStart"/>
             <w:r>
               <w:rPr>
                 <w:sz w:val="24"/>
@@ -970,6 +1009,7 @@
               </w:rPr>
               <w:t>практики</w:t>
             </w:r>
+            <w:proofErr w:type="spellEnd"/>
           </w:p>
         </w:tc>
         <w:tc>
@@ -1004,6 +1044,7 @@
                 <w:lang w:val="en-US"/>
               </w:rPr>
             </w:pPr>
+            <w:proofErr w:type="spellStart"/>
             <w:r>
               <w:rPr>
                 <w:sz w:val="24"/>
@@ -1012,6 +1053,7 @@
               </w:rPr>
               <w:t>Содержание</w:t>
             </w:r>
+            <w:proofErr w:type="spellEnd"/>
             <w:r>
               <w:rPr>
                 <w:spacing w:val="-7"/>
@@ -1021,6 +1063,7 @@
               </w:rPr>
               <w:t xml:space="preserve"> </w:t>
             </w:r>
+            <w:proofErr w:type="spellStart"/>
             <w:r>
               <w:rPr>
                 <w:sz w:val="24"/>
@@ -1029,6 +1072,7 @@
               </w:rPr>
               <w:t>задания</w:t>
             </w:r>
+            <w:proofErr w:type="spellEnd"/>
           </w:p>
         </w:tc>
       </w:tr>
@@ -1776,6 +1820,7 @@
               </w:rPr>
               <w:t xml:space="preserve"> </w:t>
             </w:r>
+            <w:proofErr w:type="gramStart"/>
             <w:r>
               <w:rPr>
                 <w:sz w:val="28"/>
@@ -1796,7 +1841,15 @@
                 <w:sz w:val="28"/>
                 <w:szCs w:val="28"/>
               </w:rPr>
-              <w:t>результатов.</w:t>
+              <w:t>результатов</w:t>
+            </w:r>
+            <w:proofErr w:type="gramEnd"/>
+            <w:r>
+              <w:rPr>
+                <w:sz w:val="28"/>
+                <w:szCs w:val="28"/>
+              </w:rPr>
+              <w:t>.</w:t>
             </w:r>
           </w:p>
           <w:p>
@@ -1999,8 +2052,18 @@
           <w:szCs w:val="28"/>
           <w:lang w:val="ru-RU"/>
         </w:rPr>
-        <w:t>И.В. Лёзина</w:t>
-      </w:r>
+        <w:t xml:space="preserve">И.В. </w:t>
+      </w:r>
+      <w:proofErr w:type="spellStart"/>
+      <w:r>
+        <w:rPr>
+          <w:kern w:val="2"/>
+          <w:szCs w:val="28"/>
+          <w:lang w:val="ru-RU"/>
+        </w:rPr>
+        <w:t>Лёзина</w:t>
+      </w:r>
+      <w:proofErr w:type="spellEnd"/>
     </w:p>
     <w:p>
       <w:pPr>
@@ -2608,6 +2671,7 @@
         </w:rPr>
         <w:t xml:space="preserve">Во время курсового проекта разработана информационная система на основе </w:t>
       </w:r>
+      <w:proofErr w:type="spellStart"/>
       <w:r>
         <w:rPr>
           <w:szCs w:val="28"/>
@@ -2615,18 +2679,40 @@
         </w:rPr>
         <w:t>JavaEE</w:t>
       </w:r>
+      <w:proofErr w:type="spellEnd"/>
       <w:r>
         <w:rPr>
           <w:szCs w:val="28"/>
           <w:lang w:val="ru-RU"/>
         </w:rPr>
-        <w:t>-технологий</w:t>
+        <w:t>-технологий.</w:t>
       </w:r>
       <w:r>
         <w:rPr>
           <w:szCs w:val="28"/>
           <w:lang w:val="ru-RU"/>
         </w:rPr>
+        <w:t xml:space="preserve"> </w:t>
+      </w:r>
+      <w:r>
+        <w:rPr>
+          <w:szCs w:val="28"/>
+          <w:lang w:val="ru-RU"/>
+        </w:rPr>
+        <w:t>С</w:t>
+      </w:r>
+      <w:r>
+        <w:rPr>
+          <w:szCs w:val="28"/>
+          <w:lang w:val="ru-RU"/>
+        </w:rPr>
+        <w:t>ерверная часть реализована средствами Spring Boot (Java)</w:t>
+      </w:r>
+      <w:r>
+        <w:rPr>
+          <w:szCs w:val="28"/>
+          <w:lang w:val="ru-RU"/>
+        </w:rPr>
         <w:t>.</w:t>
       </w:r>
       <w:r>
@@ -2641,6 +2727,43 @@
           <w:szCs w:val="28"/>
           <w:lang w:val="ru-RU"/>
         </w:rPr>
+        <w:t>В</w:t>
+      </w:r>
+      <w:r>
+        <w:rPr>
+          <w:szCs w:val="28"/>
+          <w:lang w:val="ru-RU"/>
+        </w:rPr>
+        <w:t xml:space="preserve"> качестве системы управления базами данных использован </w:t>
+      </w:r>
+      <w:proofErr w:type="spellStart"/>
+      <w:r>
+        <w:rPr>
+          <w:szCs w:val="28"/>
+          <w:lang w:val="ru-RU"/>
+        </w:rPr>
+        <w:t>PostgreSQL</w:t>
+      </w:r>
+      <w:proofErr w:type="spellEnd"/>
+      <w:r>
+        <w:rPr>
+          <w:szCs w:val="28"/>
+          <w:lang w:val="ru-RU"/>
+        </w:rPr>
+        <w:t>.</w:t>
+      </w:r>
+      <w:r>
+        <w:rPr>
+          <w:szCs w:val="28"/>
+          <w:lang w:val="ru-RU"/>
+        </w:rPr>
+        <w:t xml:space="preserve"> </w:t>
+      </w:r>
+      <w:r>
+        <w:rPr>
+          <w:szCs w:val="28"/>
+          <w:lang w:val="ru-RU"/>
+        </w:rPr>
         <w:t>С</w:t>
       </w:r>
       <w:r>
@@ -2648,64 +2771,33 @@
           <w:szCs w:val="28"/>
           <w:lang w:val="ru-RU"/>
         </w:rPr>
-        <w:t>ерверная часть реализована средствами Spring Boot (Java)</w:t>
-      </w:r>
+        <w:t xml:space="preserve">ерверное приложение запускается во встроенном контейнере </w:t>
+      </w:r>
+      <w:proofErr w:type="spellStart"/>
       <w:r>
         <w:rPr>
           <w:szCs w:val="28"/>
           <w:lang w:val="ru-RU"/>
         </w:rPr>
-        <w:t>.</w:t>
-      </w:r>
+        <w:t>сервлетов</w:t>
+      </w:r>
+      <w:proofErr w:type="spellEnd"/>
       <w:r>
         <w:rPr>
           <w:szCs w:val="28"/>
           <w:lang w:val="ru-RU"/>
         </w:rPr>
-        <w:t xml:space="preserve"> </w:t>
-      </w:r>
+        <w:t xml:space="preserve"> (</w:t>
+      </w:r>
+      <w:proofErr w:type="spellStart"/>
       <w:r>
         <w:rPr>
           <w:szCs w:val="28"/>
           <w:lang w:val="ru-RU"/>
         </w:rPr>
-        <w:t>В</w:t>
-      </w:r>
-      <w:r>
-        <w:rPr>
-          <w:szCs w:val="28"/>
-          <w:lang w:val="ru-RU"/>
-        </w:rPr>
-        <w:t xml:space="preserve"> качестве системы управления базами данных использован PostgreSQL</w:t>
-      </w:r>
-      <w:r>
-        <w:rPr>
-          <w:szCs w:val="28"/>
-          <w:lang w:val="ru-RU"/>
-        </w:rPr>
-        <w:t>.</w:t>
-      </w:r>
-      <w:r>
-        <w:rPr>
-          <w:szCs w:val="28"/>
-          <w:lang w:val="ru-RU"/>
-        </w:rPr>
-        <w:t xml:space="preserve"> </w:t>
-      </w:r>
-      <w:r>
-        <w:rPr>
-          <w:szCs w:val="28"/>
-          <w:lang w:val="ru-RU"/>
-        </w:rPr>
-        <w:t>С</w:t>
-      </w:r>
-      <w:r>
-        <w:rPr>
-          <w:szCs w:val="28"/>
-          <w:lang w:val="ru-RU"/>
-        </w:rPr>
-        <w:t>ерверное приложение запускается во встроенном контейнере сервлетов (Tomcat</w:t>
-      </w:r>
+        <w:t>Tomcat</w:t>
+      </w:r>
+      <w:proofErr w:type="spellEnd"/>
       <w:r>
         <w:rPr>
           <w:szCs w:val="28"/>
@@ -2735,13 +2827,34 @@
           <w:szCs w:val="28"/>
           <w:lang w:val="ru-RU"/>
         </w:rPr>
-        <w:t>Система предоставляет возможность ведения данных сети ресторанов: добавление, удаление и редактирование записей о пользователях и ролях, заказах, позициях заказа, бронированиях и адресах; реализованы механизмы учёта состояния заказов и управления каталогом. Взаимодействие с системой осуществляется через веб-интерфейс</w:t>
+        <w:t>Система предоставляет возможность ведения данных сети ресторанов: добавление, удаление и редактирование записей о пользователях и ролях, заказах, позициях заказа, бронированиях и адресах; реализованы механизмы учёта состояния заказов и управления каталогом</w:t>
       </w:r>
       <w:r>
         <w:rPr>
           <w:szCs w:val="28"/>
           <w:lang w:val="ru-RU"/>
         </w:rPr>
+        <w:t xml:space="preserve"> </w:t>
+      </w:r>
+      <w:r>
+        <w:rPr>
+          <w:szCs w:val="28"/>
+          <w:lang w:val="ru-RU"/>
+        </w:rPr>
+        <w:t>блюд</w:t>
+      </w:r>
+      <w:r>
+        <w:rPr>
+          <w:szCs w:val="28"/>
+          <w:lang w:val="ru-RU"/>
+        </w:rPr>
+        <w:t>. Взаимодействие с системой осуществляется через веб-интерфейс</w:t>
+      </w:r>
+      <w:r>
+        <w:rPr>
+          <w:szCs w:val="28"/>
+          <w:lang w:val="ru-RU"/>
+        </w:rPr>
         <w:t>.</w:t>
       </w:r>
       <w:r>
@@ -2763,21 +2876,79 @@
           <w:szCs w:val="28"/>
           <w:lang w:val="ru-RU"/>
         </w:rPr>
-        <w:t xml:space="preserve">лиентская часть выполнена в формате одностраничного приложения (SPA) на React </w:t>
+        <w:t>лиентская часть выполнена в формате одностраничного приложения (SPA)</w:t>
       </w:r>
       <w:r>
         <w:rPr>
           <w:szCs w:val="28"/>
           <w:lang w:val="ru-RU"/>
         </w:rPr>
-        <w:t>+</w:t>
+        <w:t>, реализованного</w:t>
       </w:r>
       <w:r>
         <w:rPr>
           <w:szCs w:val="28"/>
           <w:lang w:val="ru-RU"/>
         </w:rPr>
-        <w:t xml:space="preserve"> TypeScript.</w:t>
+        <w:t xml:space="preserve"> на </w:t>
+      </w:r>
+      <w:proofErr w:type="spellStart"/>
+      <w:r>
+        <w:rPr>
+          <w:szCs w:val="28"/>
+          <w:lang w:val="ru-RU"/>
+        </w:rPr>
+        <w:t>TypeScript</w:t>
+      </w:r>
+      <w:proofErr w:type="spellEnd"/>
+      <w:r>
+        <w:rPr>
+          <w:szCs w:val="28"/>
+          <w:lang w:val="ru-RU"/>
+        </w:rPr>
+        <w:t xml:space="preserve"> с </w:t>
+      </w:r>
+      <w:r>
+        <w:rPr>
+          <w:szCs w:val="28"/>
+          <w:lang w:val="ru-RU"/>
+        </w:rPr>
+        <w:t xml:space="preserve">применением </w:t>
+      </w:r>
+      <w:r>
+        <w:rPr>
+          <w:szCs w:val="28"/>
+          <w:lang w:val="ru-RU"/>
+        </w:rPr>
+        <w:t>библиотек</w:t>
+      </w:r>
+      <w:r>
+        <w:rPr>
+          <w:szCs w:val="28"/>
+          <w:lang w:val="ru-RU"/>
+        </w:rPr>
+        <w:t>и</w:t>
+      </w:r>
+      <w:r>
+        <w:rPr>
+          <w:szCs w:val="28"/>
+          <w:lang w:val="ru-RU"/>
+        </w:rPr>
+        <w:t xml:space="preserve"> </w:t>
+      </w:r>
+      <w:r>
+        <w:rPr>
+          <w:szCs w:val="28"/>
+          <w:lang w:val="en-US"/>
+        </w:rPr>
+        <w:t>React</w:t>
+      </w:r>
+      <w:r>
+        <w:rPr>
+          <w:szCs w:val="28"/>
+          <w:lang w:val="ru-RU"/>
+        </w:rPr>
+        <w:t>.</w:t>
       </w:r>
     </w:p>
     <w:p>
@@ -2794,13 +2965,38 @@
           <w:szCs w:val="28"/>
           <w:lang w:val="ru-RU"/>
         </w:rPr>
-        <w:t>Программная реализация выполнена на языке Java и TypeScript/React</w:t>
-      </w:r>
+        <w:t xml:space="preserve">Программная реализация выполнена на языке Java и </w:t>
+      </w:r>
+      <w:proofErr w:type="spellStart"/>
       <w:r>
         <w:rPr>
           <w:szCs w:val="28"/>
           <w:lang w:val="ru-RU"/>
         </w:rPr>
+        <w:t>TypeScript</w:t>
+      </w:r>
+      <w:proofErr w:type="spellEnd"/>
+      <w:r>
+        <w:rPr>
+          <w:szCs w:val="28"/>
+          <w:lang w:val="ru-RU"/>
+        </w:rPr>
+        <w:t>/</w:t>
+      </w:r>
+      <w:proofErr w:type="spellStart"/>
+      <w:r>
+        <w:rPr>
+          <w:szCs w:val="28"/>
+          <w:lang w:val="ru-RU"/>
+        </w:rPr>
+        <w:t>React</w:t>
+      </w:r>
+      <w:proofErr w:type="spellEnd"/>
+      <w:r>
+        <w:rPr>
+          <w:szCs w:val="28"/>
+          <w:lang w:val="ru-RU"/>
+        </w:rPr>
         <w:t xml:space="preserve"> </w:t>
       </w:r>
       <w:r>
@@ -2822,7 +3018,7 @@
           <w:szCs w:val="28"/>
           <w:lang w:val="ru-RU"/>
         </w:rPr>
-        <w:t>Visual Studio Code версии 1.108.2 с набором соответствующих расширений</w:t>
+        <w:t>Visual Studio Code версии 1.108.2 с набором расширений</w:t>
       </w:r>
       <w:r>
         <w:rPr>
@@ -4831,7 +5027,21 @@
         <w:rPr>
           <w:rStyle w:val="a9"/>
         </w:rPr>
-        <w:t>реализовать серверную и клиентскую части приложения с использованием JavaEE-технологий;</w:t>
+        <w:t xml:space="preserve">реализовать серверную и клиентскую части приложения с использованием </w:t>
+      </w:r>
+      <w:proofErr w:type="spellStart"/>
+      <w:r>
+        <w:rPr>
+          <w:rStyle w:val="a9"/>
+        </w:rPr>
+        <w:t>JavaEE</w:t>
+      </w:r>
+      <w:proofErr w:type="spellEnd"/>
+      <w:r>
+        <w:rPr>
+          <w:rStyle w:val="a9"/>
+        </w:rPr>
+        <w:t>-технологий;</w:t>
       </w:r>
     </w:p>
     <w:p>
@@ -4855,7 +5065,21 @@
           <w:rStyle w:val="a9"/>
         </w:rPr>
         <w:lastRenderedPageBreak/>
-        <w:t>обеспечить взаимодействие приложения с СУБД PostgreSQL через JDBC;</w:t>
+        <w:t xml:space="preserve">обеспечить взаимодействие приложения с СУБД </w:t>
+      </w:r>
+      <w:proofErr w:type="spellStart"/>
+      <w:r>
+        <w:rPr>
+          <w:rStyle w:val="a9"/>
+        </w:rPr>
+        <w:t>PostgreSQL</w:t>
+      </w:r>
+      <w:proofErr w:type="spellEnd"/>
+      <w:r>
+        <w:rPr>
+          <w:rStyle w:val="a9"/>
+        </w:rPr>
+        <w:t xml:space="preserve"> через JDBC;</w:t>
       </w:r>
     </w:p>
     <w:p>
@@ -4891,7 +5115,21 @@
         <w:rPr>
           <w:rStyle w:val="a9"/>
         </w:rPr>
-        <w:t xml:space="preserve"> и сервлетов;</w:t>
+        <w:t xml:space="preserve"> и </w:t>
+      </w:r>
+      <w:proofErr w:type="spellStart"/>
+      <w:r>
+        <w:rPr>
+          <w:rStyle w:val="a9"/>
+        </w:rPr>
+        <w:t>сервлетов</w:t>
+      </w:r>
+      <w:proofErr w:type="spellEnd"/>
+      <w:r>
+        <w:rPr>
+          <w:rStyle w:val="a9"/>
+        </w:rPr>
+        <w:t>;</w:t>
       </w:r>
     </w:p>
     <w:p>
@@ -5134,6 +5372,12 @@
         <w:rPr>
           <w:rStyle w:val="a9"/>
         </w:rPr>
+        <w:t xml:space="preserve">адрес, </w:t>
+      </w:r>
+      <w:r>
+        <w:rPr>
+          <w:rStyle w:val="a9"/>
+        </w:rPr>
         <w:t>заказ</w:t>
       </w:r>
       <w:r>
@@ -5176,19 +5420,318 @@
         <w:rPr>
           <w:rStyle w:val="a9"/>
         </w:rPr>
-        <w:t xml:space="preserve">, </w:t>
-      </w:r>
-      <w:r>
-        <w:rPr>
-          <w:rStyle w:val="a9"/>
-        </w:rPr>
-        <w:t>статус доставки, роль</w:t>
-      </w:r>
-      <w:r>
-        <w:rPr>
-          <w:rStyle w:val="a9"/>
-        </w:rPr>
-        <w:t>,</w:t>
+        <w:t>. Модель представлена на рисунке 1</w:t>
+      </w:r>
+      <w:r>
+        <w:rPr>
+          <w:rStyle w:val="a9"/>
+        </w:rPr>
+        <w:t>.</w:t>
+      </w:r>
+    </w:p>
+    <w:p>
+      <w:pPr>
+        <w:spacing w:line="240" w:lineRule="auto"/>
+        <w:jc w:val="center"/>
+        <w:rPr>
+          <w:lang w:val="ru-RU"/>
+        </w:rPr>
+      </w:pPr>
+      <w:r>
+        <w:rPr>
+          <w:noProof/>
+          <w:lang w:val="ru-RU"/>
+        </w:rPr>
+        <w:drawing>
+          <wp:inline distT="0" distB="0" distL="0" distR="0" wp14:anchorId="2C6DA328" wp14:editId="3C9E65A5">
+            <wp:extent cx="4537817" cy="3851314"/>
+            <wp:effectExtent l="0" t="0" r="0" b="0"/>
+            <wp:docPr id="1" name="Рисунок 1"/>
+            <wp:cNvGraphicFramePr>
+              <a:graphicFrameLocks xmlns:a="http://schemas.openxmlformats.org/drawingml/2006/main" noChangeAspect="1"/>
+            </wp:cNvGraphicFramePr>
+            <a:graphic xmlns:a="http://schemas.openxmlformats.org/drawingml/2006/main">
+              <a:graphicData uri="http://schemas.openxmlformats.org/drawingml/2006/picture">
+                <pic:pic xmlns:pic="http://schemas.openxmlformats.org/drawingml/2006/picture">
+                  <pic:nvPicPr>
+                    <pic:cNvPr id="0" name="Picture 1"/>
+                    <pic:cNvPicPr>
+                      <a:picLocks noChangeAspect="1" noChangeArrowheads="1"/>
+                    </pic:cNvPicPr>
+                  </pic:nvPicPr>
+                  <pic:blipFill>
+                    <a:blip r:embed="rId9" cstate="print">
+                      <a:extLst>
+                        <a:ext uri="{28A0092B-C50C-407E-A947-70E740481C1C}">
+                          <a14:useLocalDpi xmlns:a14="http://schemas.microsoft.com/office/drawing/2010/main" val="0"/>
+                        </a:ext>
+                      </a:extLst>
+                    </a:blip>
+                    <a:srcRect/>
+                    <a:stretch>
+                      <a:fillRect/>
+                    </a:stretch>
+                  </pic:blipFill>
+                  <pic:spPr bwMode="auto">
+                    <a:xfrm>
+                      <a:off x="0" y="0"/>
+                      <a:ext cx="4537817" cy="3851314"/>
+                    </a:xfrm>
+                    <a:prstGeom prst="rect">
+                      <a:avLst/>
+                    </a:prstGeom>
+                    <a:noFill/>
+                    <a:ln>
+                      <a:noFill/>
+                    </a:ln>
+                  </pic:spPr>
+                </pic:pic>
+              </a:graphicData>
+            </a:graphic>
+          </wp:inline>
+        </w:drawing>
+      </w:r>
+    </w:p>
+    <w:p>
+      <w:pPr>
+        <w:spacing w:line="240" w:lineRule="auto"/>
+        <w:jc w:val="center"/>
+        <w:rPr>
+          <w:lang w:val="ru-RU"/>
+        </w:rPr>
+      </w:pPr>
+    </w:p>
+    <w:p>
+      <w:pPr>
+        <w:spacing w:line="240" w:lineRule="auto"/>
+        <w:jc w:val="center"/>
+        <w:rPr>
+          <w:lang w:val="ru-RU"/>
+        </w:rPr>
+      </w:pPr>
+      <w:r>
+        <w:rPr>
+          <w:lang w:val="ru-RU"/>
+        </w:rPr>
+        <w:t>Рисунок</w:t>
+      </w:r>
+      <w:r>
+        <w:rPr>
+          <w:lang w:val="ru-RU"/>
+        </w:rPr>
+        <w:t xml:space="preserve"> </w:t>
+      </w:r>
+      <w:r>
+        <w:rPr>
+          <w:lang w:val="ru-RU"/>
+        </w:rPr>
+        <w:t>1</w:t>
+      </w:r>
+      <w:r>
+        <w:rPr>
+          <w:lang w:val="ru-RU"/>
+        </w:rPr>
+        <w:t xml:space="preserve"> – Логическая модель БД</w:t>
+      </w:r>
+    </w:p>
+    <w:p>
+      <w:pPr>
+        <w:ind w:firstLine="709"/>
+        <w:rPr>
+          <w:rStyle w:val="a9"/>
+        </w:rPr>
+      </w:pPr>
+    </w:p>
+    <w:p>
+      <w:pPr>
+        <w:pStyle w:val="2"/>
+        <w:jc w:val="both"/>
+        <w:rPr>
+          <w:lang w:val="ru-RU"/>
+        </w:rPr>
+      </w:pPr>
+      <w:bookmarkStart w:id="7" w:name="_Toc219657471"/>
+      <w:r>
+        <w:rPr>
+          <w:lang w:val="ru-RU"/>
+        </w:rPr>
+        <w:t xml:space="preserve">1.2 </w:t>
+      </w:r>
+      <w:r>
+        <w:rPr>
+          <w:lang w:val="ru-RU"/>
+        </w:rPr>
+        <w:t>Физическая структура базы данных</w:t>
+      </w:r>
+      <w:bookmarkEnd w:id="7"/>
+    </w:p>
+    <w:p>
+      <w:pPr>
+        <w:ind w:firstLine="709"/>
+        <w:jc w:val="both"/>
+        <w:rPr>
+          <w:rStyle w:val="a9"/>
+        </w:rPr>
+      </w:pPr>
+      <w:r>
+        <w:rPr>
+          <w:rStyle w:val="a9"/>
+        </w:rPr>
+        <w:t xml:space="preserve">Физическая модель базы данных представляет собой реализацию логической модели в конкретной СУБД — в данном случае </w:t>
+      </w:r>
+      <w:proofErr w:type="spellStart"/>
+      <w:r>
+        <w:rPr>
+          <w:rStyle w:val="a9"/>
+        </w:rPr>
+        <w:t>PostgreSQL</w:t>
+      </w:r>
+      <w:proofErr w:type="spellEnd"/>
+      <w:r>
+        <w:rPr>
+          <w:rStyle w:val="a9"/>
+        </w:rPr>
+        <w:t>. Все сущности логической модели преобразованы в таблицы с указанием типов данных, первичных (PK) и внешних ключей (FK), а также ограничений целостности.</w:t>
+      </w:r>
+      <w:r>
+        <w:rPr>
+          <w:rStyle w:val="a9"/>
+        </w:rPr>
+        <w:t xml:space="preserve"> Схема предоставлена на рисунке 2.</w:t>
+      </w:r>
+    </w:p>
+    <w:p>
+      <w:pPr>
+        <w:spacing w:line="240" w:lineRule="auto"/>
+        <w:jc w:val="center"/>
+        <w:rPr>
+          <w:lang w:val="ru-RU"/>
+        </w:rPr>
+      </w:pPr>
+      <w:r>
+        <w:rPr>
+          <w:noProof/>
+          <w:lang w:val="ru-RU"/>
+        </w:rPr>
+        <w:lastRenderedPageBreak/>
+        <w:drawing>
+          <wp:inline distT="0" distB="0" distL="0" distR="0" wp14:anchorId="47C091AA" wp14:editId="102027AA">
+            <wp:extent cx="5856890" cy="3223792"/>
+            <wp:effectExtent l="0" t="0" r="0" b="0"/>
+            <wp:docPr id="2" name="Рисунок 2"/>
+            <wp:cNvGraphicFramePr>
+              <a:graphicFrameLocks xmlns:a="http://schemas.openxmlformats.org/drawingml/2006/main" noChangeAspect="1"/>
+            </wp:cNvGraphicFramePr>
+            <a:graphic xmlns:a="http://schemas.openxmlformats.org/drawingml/2006/main">
+              <a:graphicData uri="http://schemas.openxmlformats.org/drawingml/2006/picture">
+                <pic:pic xmlns:pic="http://schemas.openxmlformats.org/drawingml/2006/picture">
+                  <pic:nvPicPr>
+                    <pic:cNvPr id="0" name="Picture 2"/>
+                    <pic:cNvPicPr>
+                      <a:picLocks noChangeAspect="1" noChangeArrowheads="1"/>
+                    </pic:cNvPicPr>
+                  </pic:nvPicPr>
+                  <pic:blipFill>
+                    <a:blip r:embed="rId10" cstate="print">
+                      <a:extLst>
+                        <a:ext uri="{28A0092B-C50C-407E-A947-70E740481C1C}">
+                          <a14:useLocalDpi xmlns:a14="http://schemas.microsoft.com/office/drawing/2010/main" val="0"/>
+                        </a:ext>
+                      </a:extLst>
+                    </a:blip>
+                    <a:srcRect/>
+                    <a:stretch>
+                      <a:fillRect/>
+                    </a:stretch>
+                  </pic:blipFill>
+                  <pic:spPr bwMode="auto">
+                    <a:xfrm>
+                      <a:off x="0" y="0"/>
+                      <a:ext cx="5856890" cy="3223792"/>
+                    </a:xfrm>
+                    <a:prstGeom prst="rect">
+                      <a:avLst/>
+                    </a:prstGeom>
+                    <a:noFill/>
+                    <a:ln>
+                      <a:noFill/>
+                    </a:ln>
+                  </pic:spPr>
+                </pic:pic>
+              </a:graphicData>
+            </a:graphic>
+          </wp:inline>
+        </w:drawing>
+      </w:r>
+    </w:p>
+    <w:p>
+      <w:pPr>
+        <w:spacing w:line="240" w:lineRule="auto"/>
+        <w:jc w:val="center"/>
+        <w:rPr>
+          <w:lang w:val="ru-RU"/>
+        </w:rPr>
+      </w:pPr>
+      <w:r>
+        <w:rPr>
+          <w:lang w:val="ru-RU"/>
+        </w:rPr>
+        <w:t>Рис</w:t>
+      </w:r>
+      <w:r>
+        <w:rPr>
+          <w:lang w:val="ru-RU"/>
+        </w:rPr>
+        <w:t>унок</w:t>
+      </w:r>
+      <w:r>
+        <w:rPr>
+          <w:lang w:val="ru-RU"/>
+        </w:rPr>
+        <w:t xml:space="preserve"> </w:t>
+      </w:r>
+      <w:r>
+        <w:rPr>
+          <w:lang w:val="ru-RU"/>
+        </w:rPr>
+        <w:t>2</w:t>
+      </w:r>
+      <w:r>
+        <w:rPr>
+          <w:lang w:val="ru-RU"/>
+        </w:rPr>
+        <w:t xml:space="preserve"> – Физическая модель БД</w:t>
+      </w:r>
+    </w:p>
+    <w:p>
+      <w:pPr>
+        <w:spacing w:line="240" w:lineRule="auto"/>
+        <w:rPr>
+          <w:lang w:val="ru-RU"/>
+        </w:rPr>
+      </w:pPr>
+    </w:p>
+    <w:p>
+      <w:pPr>
+        <w:ind w:firstLine="709"/>
+        <w:rPr>
+          <w:rStyle w:val="a9"/>
+        </w:rPr>
+      </w:pPr>
+    </w:p>
+    <w:p>
+      <w:pPr>
+        <w:ind w:firstLine="709"/>
+        <w:jc w:val="both"/>
+        <w:rPr>
+          <w:rStyle w:val="a9"/>
+        </w:rPr>
+      </w:pPr>
+      <w:r>
+        <w:rPr>
+          <w:rStyle w:val="a9"/>
+        </w:rPr>
+        <w:t>Основные таблицы и их структура:</w:t>
       </w:r>
       <w:r>
         <w:rPr>
@@ -5204,229 +5747,6 @@
         </w:rPr>
         <w:t>TODO</w:t>
       </w:r>
-      <w:r>
-        <w:rPr>
-          <w:rStyle w:val="a9"/>
-        </w:rPr>
-        <w:t>. Модель представлена на рисунке 1</w:t>
-      </w:r>
-      <w:r>
-        <w:rPr>
-          <w:rStyle w:val="a9"/>
-        </w:rPr>
-        <w:t>.</w:t>
-      </w:r>
-    </w:p>
-    <w:p>
-      <w:pPr>
-        <w:spacing w:line="240" w:lineRule="auto"/>
-        <w:jc w:val="center"/>
-        <w:rPr>
-          <w:lang w:val="ru-RU"/>
-        </w:rPr>
-      </w:pPr>
-    </w:p>
-    <w:p>
-      <w:pPr>
-        <w:spacing w:line="240" w:lineRule="auto"/>
-        <w:jc w:val="center"/>
-        <w:rPr>
-          <w:lang w:val="ru-RU"/>
-        </w:rPr>
-      </w:pPr>
-    </w:p>
-    <w:p>
-      <w:pPr>
-        <w:spacing w:line="240" w:lineRule="auto"/>
-        <w:jc w:val="center"/>
-        <w:rPr>
-          <w:lang w:val="ru-RU"/>
-        </w:rPr>
-      </w:pPr>
-      <w:r>
-        <w:rPr>
-          <w:lang w:val="ru-RU"/>
-        </w:rPr>
-        <w:t>Рисунок</w:t>
-      </w:r>
-      <w:r>
-        <w:rPr>
-          <w:lang w:val="ru-RU"/>
-        </w:rPr>
-        <w:t xml:space="preserve"> </w:t>
-      </w:r>
-      <w:r>
-        <w:rPr>
-          <w:lang w:val="ru-RU"/>
-        </w:rPr>
-        <w:t>1</w:t>
-      </w:r>
-      <w:r>
-        <w:rPr>
-          <w:lang w:val="ru-RU"/>
-        </w:rPr>
-        <w:t xml:space="preserve"> – Логическая модель БД</w:t>
-      </w:r>
-    </w:p>
-    <w:p>
-      <w:pPr>
-        <w:ind w:firstLine="709"/>
-        <w:rPr>
-          <w:rStyle w:val="a9"/>
-        </w:rPr>
-      </w:pPr>
-    </w:p>
-    <w:p>
-      <w:pPr>
-        <w:pStyle w:val="2"/>
-        <w:jc w:val="both"/>
-        <w:rPr>
-          <w:lang w:val="ru-RU"/>
-        </w:rPr>
-      </w:pPr>
-      <w:bookmarkStart w:id="7" w:name="_Toc219657471"/>
-      <w:r>
-        <w:rPr>
-          <w:lang w:val="ru-RU"/>
-        </w:rPr>
-        <w:t xml:space="preserve">1.2 </w:t>
-      </w:r>
-      <w:r>
-        <w:rPr>
-          <w:lang w:val="ru-RU"/>
-        </w:rPr>
-        <w:t>Физическая структура базы данных</w:t>
-      </w:r>
-      <w:bookmarkEnd w:id="7"/>
-    </w:p>
-    <w:p>
-      <w:pPr>
-        <w:ind w:firstLine="709"/>
-        <w:jc w:val="both"/>
-        <w:rPr>
-          <w:rStyle w:val="a9"/>
-        </w:rPr>
-      </w:pPr>
-      <w:r>
-        <w:rPr>
-          <w:rStyle w:val="a9"/>
-        </w:rPr>
-        <w:t>Физическая модель базы данных представляет собой реализацию логической модели в конкретной СУБД — в данном случае PostgreSQL. Все сущности логической модели преобразованы в таблицы с указанием типов данных, первичных (PK) и внешних ключей (FK), а также ограничений целостности.</w:t>
-      </w:r>
-      <w:r>
-        <w:rPr>
-          <w:rStyle w:val="a9"/>
-        </w:rPr>
-        <w:t xml:space="preserve"> Схема предоставлена на рисунке 2.</w:t>
-      </w:r>
-    </w:p>
-    <w:p>
-      <w:pPr>
-        <w:spacing w:line="240" w:lineRule="auto"/>
-        <w:jc w:val="center"/>
-        <w:rPr>
-          <w:color w:val="FF0000"/>
-          <w:lang w:val="en-US"/>
-        </w:rPr>
-      </w:pPr>
-      <w:r>
-        <w:rPr>
-          <w:noProof/>
-          <w:color w:val="FF0000"/>
-          <w:lang w:val="en-US"/>
-        </w:rPr>
-        <w:t>TODO</w:t>
-      </w:r>
-    </w:p>
-    <w:p>
-      <w:pPr>
-        <w:spacing w:line="240" w:lineRule="auto"/>
-        <w:jc w:val="center"/>
-      </w:pPr>
-    </w:p>
-    <w:p>
-      <w:pPr>
-        <w:spacing w:line="240" w:lineRule="auto"/>
-        <w:jc w:val="center"/>
-        <w:rPr>
-          <w:lang w:val="ru-RU"/>
-        </w:rPr>
-      </w:pPr>
-      <w:r>
-        <w:rPr>
-          <w:lang w:val="ru-RU"/>
-        </w:rPr>
-        <w:t>Рис</w:t>
-      </w:r>
-      <w:r>
-        <w:rPr>
-          <w:lang w:val="ru-RU"/>
-        </w:rPr>
-        <w:t>унок</w:t>
-      </w:r>
-      <w:r>
-        <w:rPr>
-          <w:lang w:val="ru-RU"/>
-        </w:rPr>
-        <w:t xml:space="preserve"> </w:t>
-      </w:r>
-      <w:r>
-        <w:rPr>
-          <w:lang w:val="ru-RU"/>
-        </w:rPr>
-        <w:t>2</w:t>
-      </w:r>
-      <w:r>
-        <w:rPr>
-          <w:lang w:val="ru-RU"/>
-        </w:rPr>
-        <w:t xml:space="preserve"> – Физическая модель БД</w:t>
-      </w:r>
-    </w:p>
-    <w:p>
-      <w:pPr>
-        <w:spacing w:line="240" w:lineRule="auto"/>
-        <w:rPr>
-          <w:lang w:val="ru-RU"/>
-        </w:rPr>
-      </w:pPr>
-    </w:p>
-    <w:p>
-      <w:pPr>
-        <w:ind w:firstLine="709"/>
-        <w:rPr>
-          <w:rStyle w:val="a9"/>
-        </w:rPr>
-      </w:pPr>
-    </w:p>
-    <w:p>
-      <w:pPr>
-        <w:ind w:firstLine="709"/>
-        <w:jc w:val="both"/>
-        <w:rPr>
-          <w:rStyle w:val="a9"/>
-        </w:rPr>
-      </w:pPr>
-      <w:r>
-        <w:rPr>
-          <w:rStyle w:val="a9"/>
-        </w:rPr>
-        <w:t>Основные таблицы и их структура:</w:t>
-      </w:r>
-      <w:r>
-        <w:rPr>
-          <w:rStyle w:val="a9"/>
-        </w:rPr>
-        <w:t xml:space="preserve"> </w:t>
-      </w:r>
-      <w:r>
-        <w:rPr>
-          <w:rStyle w:val="a9"/>
-          <w:color w:val="FF0000"/>
-          <w:lang w:val="en-US"/>
-        </w:rPr>
-        <w:t>TODO</w:t>
-      </w:r>
     </w:p>
     <w:p>
       <w:pPr>
@@ -5441,7 +5761,13 @@
         <w:rPr>
           <w:rStyle w:val="a9"/>
         </w:rPr>
-        <w:t>Архитектура приложения</w:t>
+        <w:t>Архитектура</w:t>
+      </w:r>
+      <w:r>
+        <w:rPr>
+          <w:rStyle w:val="a9"/>
+        </w:rPr>
+        <w:t xml:space="preserve"> приложения</w:t>
       </w:r>
       <w:bookmarkEnd w:id="8"/>
     </w:p>
@@ -5499,12 +5825,19 @@
         </w:rPr>
         <w:t xml:space="preserve">Разработанное программное обеспечение реализовано в формате клиент-серверной системы с чётким разделением на пользовательский интерфейс, прикладную логику и уровень хранения данных. Структурно система соответствует современной трёхуровневой парадигме, где каждый уровень выполняет собственную зону ответственности, что повышает </w:t>
       </w:r>
-      <w:r>
-        <w:rPr>
-          <w:rStyle w:val="a9"/>
-        </w:rPr>
-        <w:lastRenderedPageBreak/>
-        <w:t>сопровождаемость, модульность и тестируемость решения.</w:t>
+      <w:proofErr w:type="spellStart"/>
+      <w:r>
+        <w:rPr>
+          <w:rStyle w:val="a9"/>
+        </w:rPr>
+        <w:t>сопровождаемость</w:t>
+      </w:r>
+      <w:proofErr w:type="spellEnd"/>
+      <w:r>
+        <w:rPr>
+          <w:rStyle w:val="a9"/>
+        </w:rPr>
+        <w:t>, модульность и тестируемость решения.</w:t>
       </w:r>
       <w:r>
         <w:rPr>
@@ -5542,7 +5875,133 @@
         <w:rPr>
           <w:rStyle w:val="a9"/>
         </w:rPr>
-        <w:t>Уровень представления (Presentation Layer) реализован в виде одностраничного приложения (SPA) на основе React и TypeScript, собираемого с помощью Vite. Клиентская часть отвечает за рендеринг интерфейса, навигацию (React Router), управление состоянием приложения (Redux Toolkit), выполнение сетевых запросов (Axios)</w:t>
+        <w:t>Уровень представления (</w:t>
+      </w:r>
+      <w:proofErr w:type="spellStart"/>
+      <w:r>
+        <w:rPr>
+          <w:rStyle w:val="a9"/>
+        </w:rPr>
+        <w:t>Presentation</w:t>
+      </w:r>
+      <w:proofErr w:type="spellEnd"/>
+      <w:r>
+        <w:rPr>
+          <w:rStyle w:val="a9"/>
+        </w:rPr>
+        <w:t xml:space="preserve"> Layer) реализован в виде одностраничного приложения (SPA) на основе </w:t>
+      </w:r>
+      <w:proofErr w:type="spellStart"/>
+      <w:r>
+        <w:rPr>
+          <w:rStyle w:val="a9"/>
+        </w:rPr>
+        <w:t>React</w:t>
+      </w:r>
+      <w:proofErr w:type="spellEnd"/>
+      <w:r>
+        <w:rPr>
+          <w:rStyle w:val="a9"/>
+        </w:rPr>
+        <w:t xml:space="preserve"> и </w:t>
+      </w:r>
+      <w:proofErr w:type="spellStart"/>
+      <w:r>
+        <w:rPr>
+          <w:rStyle w:val="a9"/>
+        </w:rPr>
+        <w:t>TypeScript</w:t>
+      </w:r>
+      <w:proofErr w:type="spellEnd"/>
+      <w:r>
+        <w:rPr>
+          <w:rStyle w:val="a9"/>
+        </w:rPr>
+        <w:t xml:space="preserve">, собираемого с помощью </w:t>
+      </w:r>
+      <w:proofErr w:type="spellStart"/>
+      <w:r>
+        <w:rPr>
+          <w:rStyle w:val="a9"/>
+        </w:rPr>
+        <w:t>Vite</w:t>
+      </w:r>
+      <w:proofErr w:type="spellEnd"/>
+      <w:r>
+        <w:rPr>
+          <w:rStyle w:val="a9"/>
+        </w:rPr>
+        <w:t>. Клиентская часть отвечает за рендеринг интерфейса, навигацию (</w:t>
+      </w:r>
+      <w:proofErr w:type="spellStart"/>
+      <w:r>
+        <w:rPr>
+          <w:rStyle w:val="a9"/>
+        </w:rPr>
+        <w:t>React</w:t>
+      </w:r>
+      <w:proofErr w:type="spellEnd"/>
+      <w:r>
+        <w:rPr>
+          <w:rStyle w:val="a9"/>
+        </w:rPr>
+        <w:t xml:space="preserve"> </w:t>
+      </w:r>
+      <w:proofErr w:type="spellStart"/>
+      <w:r>
+        <w:rPr>
+          <w:rStyle w:val="a9"/>
+        </w:rPr>
+        <w:t>Router</w:t>
+      </w:r>
+      <w:proofErr w:type="spellEnd"/>
+      <w:r>
+        <w:rPr>
+          <w:rStyle w:val="a9"/>
+        </w:rPr>
+        <w:t>), управление состоянием приложения (</w:t>
+      </w:r>
+      <w:proofErr w:type="spellStart"/>
+      <w:r>
+        <w:rPr>
+          <w:rStyle w:val="a9"/>
+        </w:rPr>
+        <w:t>Redux</w:t>
+      </w:r>
+      <w:proofErr w:type="spellEnd"/>
+      <w:r>
+        <w:rPr>
+          <w:rStyle w:val="a9"/>
+        </w:rPr>
+        <w:t xml:space="preserve"> </w:t>
+      </w:r>
+      <w:proofErr w:type="spellStart"/>
+      <w:r>
+        <w:rPr>
+          <w:rStyle w:val="a9"/>
+        </w:rPr>
+        <w:t>Toolkit</w:t>
+      </w:r>
+      <w:proofErr w:type="spellEnd"/>
+      <w:r>
+        <w:rPr>
+          <w:rStyle w:val="a9"/>
+        </w:rPr>
+        <w:t>), выполнение сетевых запросов (</w:t>
+      </w:r>
+      <w:proofErr w:type="spellStart"/>
+      <w:r>
+        <w:rPr>
+          <w:rStyle w:val="a9"/>
+        </w:rPr>
+        <w:t>Axios</w:t>
+      </w:r>
+      <w:proofErr w:type="spellEnd"/>
+      <w:r>
+        <w:rPr>
+          <w:rStyle w:val="a9"/>
+        </w:rPr>
+        <w:t>)</w:t>
       </w:r>
       <w:r>
         <w:rPr>
@@ -5554,7 +6013,50 @@
         <w:rPr>
           <w:rStyle w:val="a9"/>
         </w:rPr>
-        <w:t xml:space="preserve"> стилизацию (SCSS). Механизм аутентификации реализован на стороне клиента через хранение JWT в localStorage и автоматическую подстановку заголовка Authorization в axios-интер</w:t>
+        <w:t xml:space="preserve"> стилизацию (SCSS). Механизм аутентификации реализован на стороне клиента через хранение JWT в </w:t>
+      </w:r>
+      <w:proofErr w:type="spellStart"/>
+      <w:r>
+        <w:rPr>
+          <w:rStyle w:val="a9"/>
+        </w:rPr>
+        <w:t>localStorage</w:t>
+      </w:r>
+      <w:proofErr w:type="spellEnd"/>
+      <w:r>
+        <w:rPr>
+          <w:rStyle w:val="a9"/>
+        </w:rPr>
+        <w:t xml:space="preserve"> и автоматическую подстановку заголовка </w:t>
+      </w:r>
+      <w:proofErr w:type="spellStart"/>
+      <w:r>
+        <w:rPr>
+          <w:rStyle w:val="a9"/>
+        </w:rPr>
+        <w:t>Authorization</w:t>
+      </w:r>
+      <w:proofErr w:type="spellEnd"/>
+      <w:r>
+        <w:rPr>
+          <w:rStyle w:val="a9"/>
+        </w:rPr>
+        <w:t xml:space="preserve"> в </w:t>
+      </w:r>
+      <w:proofErr w:type="spellStart"/>
+      <w:r>
+        <w:rPr>
+          <w:rStyle w:val="a9"/>
+        </w:rPr>
+        <w:lastRenderedPageBreak/>
+        <w:t>axios</w:t>
+      </w:r>
+      <w:proofErr w:type="spellEnd"/>
+      <w:r>
+        <w:rPr>
+          <w:rStyle w:val="a9"/>
+        </w:rPr>
+        <w:t>-интер</w:t>
       </w:r>
       <w:r>
         <w:rPr>
@@ -5587,7 +6089,21 @@
         <w:rPr>
           <w:rStyle w:val="a9"/>
         </w:rPr>
-        <w:t>Уровень прикладной логики (Business Logic Layer) реализован как набор RESTful-сервисов на Spring Boot (Java 21). Входные точки</w:t>
+        <w:t xml:space="preserve">Уровень прикладной логики (Business Logic Layer) реализован как набор </w:t>
+      </w:r>
+      <w:proofErr w:type="spellStart"/>
+      <w:r>
+        <w:rPr>
+          <w:rStyle w:val="a9"/>
+        </w:rPr>
+        <w:t>RESTful</w:t>
+      </w:r>
+      <w:proofErr w:type="spellEnd"/>
+      <w:r>
+        <w:rPr>
+          <w:rStyle w:val="a9"/>
+        </w:rPr>
+        <w:t>-сервисов на Spring Boot (Java 21). Входные точки</w:t>
       </w:r>
       <w:r>
         <w:rPr>
@@ -5606,13 +6122,14 @@
         <w:rPr>
           <w:rStyle w:val="a9"/>
         </w:rPr>
-        <w:t>-</w:t>
-      </w:r>
-      <w:r>
-        <w:rPr>
-          <w:rStyle w:val="a9"/>
-        </w:rPr>
-        <w:t>контроллеры,</w:t>
+        <w:t>-контроллеры, которые обрабатывают HTTP-запросы и делегируют выполнение операций сервисному слою. Сервисный слой инкапсулирует правила предметной области, валидацию, транзакции и взаимодействие с репозиториями. Трансляция между сущностями и DTO (</w:t>
+      </w:r>
+      <w:r>
+        <w:rPr>
+          <w:rStyle w:val="a9"/>
+          <w:lang w:val="en-US"/>
+        </w:rPr>
+        <w:t>Data</w:t>
       </w:r>
       <w:r>
         <w:rPr>
@@ -5623,21 +6140,9 @@
       <w:r>
         <w:rPr>
           <w:rStyle w:val="a9"/>
-        </w:rPr>
-        <w:t>которые обрабатывают HTTP-запросы и делегируют выполнение операций сервисному слою. Сервисный слой инкапсулирует правила предметной области, валидацию, транзакции и взаимодействие с репозиториями. Трансляция между сущностями и DTO</w:t>
-      </w:r>
-      <w:r>
-        <w:rPr>
-          <w:rStyle w:val="a9"/>
-        </w:rPr>
-        <w:t xml:space="preserve"> (</w:t>
-      </w:r>
-      <w:r>
-        <w:rPr>
-          <w:rStyle w:val="a9"/>
           <w:lang w:val="en-US"/>
         </w:rPr>
-        <w:t>Data</w:t>
+        <w:t>Transfer</w:t>
       </w:r>
       <w:r>
         <w:rPr>
@@ -5650,33 +6155,22 @@
           <w:rStyle w:val="a9"/>
           <w:lang w:val="en-US"/>
         </w:rPr>
-        <w:t>Transfer</w:t>
-      </w:r>
-      <w:r>
-        <w:rPr>
-          <w:rStyle w:val="a9"/>
-        </w:rPr>
-        <w:t xml:space="preserve"> </w:t>
-      </w:r>
-      <w:r>
-        <w:rPr>
-          <w:rStyle w:val="a9"/>
-          <w:lang w:val="en-US"/>
-        </w:rPr>
         <w:t>Object</w:t>
       </w:r>
       <w:r>
         <w:rPr>
           <w:rStyle w:val="a9"/>
         </w:rPr>
-        <w:t>)</w:t>
-      </w:r>
-      <w:r>
-        <w:rPr>
-          <w:rStyle w:val="a9"/>
-        </w:rPr>
-        <w:t xml:space="preserve"> выполняется с помощью локальных mapper</w:t>
-      </w:r>
+        <w:t xml:space="preserve">) выполняется с помощью локальных </w:t>
+      </w:r>
+      <w:proofErr w:type="spellStart"/>
+      <w:r>
+        <w:rPr>
+          <w:rStyle w:val="a9"/>
+        </w:rPr>
+        <w:t>mapper</w:t>
+      </w:r>
+      <w:proofErr w:type="spellEnd"/>
       <w:r>
         <w:rPr>
           <w:rStyle w:val="a9"/>
@@ -5714,7 +6208,21 @@
         <w:rPr>
           <w:rStyle w:val="a9"/>
         </w:rPr>
-        <w:t xml:space="preserve"> на Spring Data JPA и Hibernate.</w:t>
+        <w:t xml:space="preserve"> на Spring Data JPA и </w:t>
+      </w:r>
+      <w:proofErr w:type="spellStart"/>
+      <w:r>
+        <w:rPr>
+          <w:rStyle w:val="a9"/>
+        </w:rPr>
+        <w:t>Hibernate</w:t>
+      </w:r>
+      <w:proofErr w:type="spellEnd"/>
+      <w:r>
+        <w:rPr>
+          <w:rStyle w:val="a9"/>
+        </w:rPr>
+        <w:t>.</w:t>
       </w:r>
       <w:r>
         <w:rPr>
@@ -5773,11 +6281,33 @@
         </w:rPr>
         <w:t xml:space="preserve">файле конфигурации </w:t>
       </w:r>
-      <w:r>
-        <w:rPr>
-          <w:rStyle w:val="a9"/>
-        </w:rPr>
-        <w:t>application.yml (подключение к PostgreSQL, учётные данные)</w:t>
+      <w:proofErr w:type="spellStart"/>
+      <w:r>
+        <w:rPr>
+          <w:rStyle w:val="a9"/>
+        </w:rPr>
+        <w:t>application.yml</w:t>
+      </w:r>
+      <w:proofErr w:type="spellEnd"/>
+      <w:r>
+        <w:rPr>
+          <w:rStyle w:val="a9"/>
+        </w:rPr>
+        <w:t xml:space="preserve"> (подключение к </w:t>
+      </w:r>
+      <w:proofErr w:type="spellStart"/>
+      <w:r>
+        <w:rPr>
+          <w:rStyle w:val="a9"/>
+        </w:rPr>
+        <w:t>PostgreSQL</w:t>
+      </w:r>
+      <w:proofErr w:type="spellEnd"/>
+      <w:r>
+        <w:rPr>
+          <w:rStyle w:val="a9"/>
+        </w:rPr>
+        <w:t>, учётные данные)</w:t>
       </w:r>
       <w:r>
         <w:rPr>
@@ -5816,7 +6346,21 @@
         <w:rPr>
           <w:lang w:val="ru-RU"/>
         </w:rPr>
-        <w:t xml:space="preserve">-запросы к эндпоинтам, контроллеры преобразуют запросы в вызовы сервисного слоя, сервисы оперируют доменными объектами и обращаются к репозиториям для выполнения </w:t>
+        <w:t xml:space="preserve">-запросы к </w:t>
+      </w:r>
+      <w:proofErr w:type="spellStart"/>
+      <w:r>
+        <w:rPr>
+          <w:lang w:val="ru-RU"/>
+        </w:rPr>
+        <w:t>эндпоинтам</w:t>
+      </w:r>
+      <w:proofErr w:type="spellEnd"/>
+      <w:r>
+        <w:rPr>
+          <w:lang w:val="ru-RU"/>
+        </w:rPr>
+        <w:t xml:space="preserve">, контроллеры преобразуют запросы в вызовы сервисного слоя, сервисы оперируют доменными объектами и обращаются к репозиториям для выполнения </w:t>
       </w:r>
       <w:r>
         <w:t>CRUD</w:t>
@@ -5834,14 +6378,7 @@
         <w:rPr>
           <w:lang w:val="ru-RU"/>
         </w:rPr>
-        <w:t xml:space="preserve">. Для обмена состоянием и авторизации </w:t>
-      </w:r>
-      <w:r>
-        <w:rPr>
-          <w:lang w:val="ru-RU"/>
-        </w:rPr>
-        <w:lastRenderedPageBreak/>
-        <w:t xml:space="preserve">используется </w:t>
+        <w:t xml:space="preserve">. Для обмена состоянием и авторизации используется </w:t>
       </w:r>
       <w:r>
         <w:t>JWT</w:t>
@@ -5951,8 +6488,31 @@
         <w:rPr>
           <w:lang w:val="ru-RU"/>
         </w:rPr>
-        <w:t>Таким образом, архитектура приложения соответствует современным принципам построения веб-систем: она модульна, масштабируема, легко тестируема и соответствует парадигме MVC (Model–View–Controller</w:t>
-      </w:r>
+        <w:lastRenderedPageBreak/>
+        <w:t xml:space="preserve">Таким образом, архитектура приложения соответствует современным принципам построения веб-систем: она </w:t>
+      </w:r>
+      <w:proofErr w:type="spellStart"/>
+      <w:r>
+        <w:rPr>
+          <w:lang w:val="ru-RU"/>
+        </w:rPr>
+        <w:t>модульна</w:t>
+      </w:r>
+      <w:proofErr w:type="spellEnd"/>
+      <w:r>
+        <w:rPr>
+          <w:lang w:val="ru-RU"/>
+        </w:rPr>
+        <w:t>, масштабируема, легко тестируема и соответствует парадигме MVC (Model–View–</w:t>
+      </w:r>
+      <w:proofErr w:type="spellStart"/>
+      <w:r>
+        <w:rPr>
+          <w:lang w:val="ru-RU"/>
+        </w:rPr>
+        <w:t>Controller</w:t>
+      </w:r>
+      <w:proofErr w:type="spellEnd"/>
       <w:r>
         <w:rPr>
           <w:rStyle w:val="a9"/>
@@ -6029,28 +6589,43 @@
         <w:t xml:space="preserve">Для реализации </w:t>
       </w:r>
       <w:r>
-        <w:t>серверной части</w:t>
+        <w:t xml:space="preserve">серверной части </w:t>
+      </w:r>
+      <w:r>
+        <w:rPr>
+          <w:rStyle w:val="a9"/>
+        </w:rPr>
+        <w:t xml:space="preserve">веб-приложения «Сеть </w:t>
+      </w:r>
+      <w:r>
+        <w:rPr>
+          <w:rStyle w:val="a9"/>
+        </w:rPr>
+        <w:t>ресторанов</w:t>
+      </w:r>
+      <w:r>
+        <w:rPr>
+          <w:rStyle w:val="a9"/>
+        </w:rPr>
+        <w:t>» был выбран язык программирования Java</w:t>
       </w:r>
       <w:r>
         <w:t xml:space="preserve"> </w:t>
       </w:r>
       <w:r>
         <w:rPr>
-          <w:rStyle w:val="a9"/>
-        </w:rPr>
-        <w:t xml:space="preserve">веб-приложения «Сеть </w:t>
-      </w:r>
-      <w:r>
-        <w:rPr>
-          <w:rStyle w:val="a9"/>
-        </w:rPr>
-        <w:t>ресторанов</w:t>
-      </w:r>
-      <w:r>
-        <w:rPr>
-          <w:rStyle w:val="a9"/>
-        </w:rPr>
-        <w:t>» был выбран язык программирования Java</w:t>
+          <w:lang w:val="en-GB"/>
+        </w:rPr>
+        <w:t>Java</w:t>
+      </w:r>
+      <w:r>
+        <w:t xml:space="preserve"> в связке с фреймворком </w:t>
+      </w:r>
+      <w:r>
+        <w:rPr>
+          <w:lang w:val="en-GB"/>
+        </w:rPr>
+        <w:t>Spring</w:t>
       </w:r>
       <w:r>
         <w:t xml:space="preserve"> </w:t>
@@ -6059,16 +6634,16 @@
         <w:rPr>
           <w:lang w:val="en-GB"/>
         </w:rPr>
-        <w:t>Java</w:t>
-      </w:r>
-      <w:r>
-        <w:t xml:space="preserve"> в связке с фреймворком </w:t>
+        <w:t>Boot</w:t>
+      </w:r>
+      <w:r>
+        <w:t xml:space="preserve"> и системой управления сборкой </w:t>
       </w:r>
       <w:r>
         <w:rPr>
           <w:lang w:val="en-GB"/>
         </w:rPr>
-        <w:t>Spring</w:t>
+        <w:t>Apache</w:t>
       </w:r>
       <w:r>
         <w:t xml:space="preserve"> </w:t>
@@ -6077,39 +6652,18 @@
         <w:rPr>
           <w:lang w:val="en-GB"/>
         </w:rPr>
-        <w:t>Boot</w:t>
-      </w:r>
-      <w:r>
-        <w:t xml:space="preserve"> и системой управления сборкой </w:t>
-      </w:r>
-      <w:r>
-        <w:rPr>
-          <w:lang w:val="en-GB"/>
-        </w:rPr>
-        <w:t>Apache</w:t>
+        <w:t>Maven</w:t>
+      </w:r>
+      <w:r>
+        <w:t xml:space="preserve">. </w:t>
+      </w:r>
+      <w:r>
+        <w:t>Выбор</w:t>
       </w:r>
       <w:r>
         <w:t xml:space="preserve"> </w:t>
       </w:r>
       <w:r>
-        <w:rPr>
-          <w:lang w:val="en-GB"/>
-        </w:rPr>
-        <w:t>Maven</w:t>
-      </w:r>
-      <w:r>
-        <w:t>.</w:t>
-      </w:r>
-      <w:r>
-        <w:t xml:space="preserve"> </w:t>
-      </w:r>
-      <w:r>
-        <w:t>Выбор</w:t>
-      </w:r>
-      <w:r>
-        <w:t xml:space="preserve"> </w:t>
-      </w:r>
-      <w:r>
         <w:t xml:space="preserve">обоснован совокупностью </w:t>
       </w:r>
       <w:r>
@@ -6119,10 +6673,7 @@
         <w:t>,</w:t>
       </w:r>
       <w:r>
-        <w:t xml:space="preserve"> </w:t>
-      </w:r>
-      <w:r>
-        <w:t>необходимых для надёжности, расширяемости и удобств</w:t>
+        <w:t xml:space="preserve"> необходимых для надёжности, расширяемости и удобств</w:t>
       </w:r>
       <w:r>
         <w:t>а</w:t>
@@ -6402,13 +6953,21 @@
         <w:rPr>
           <w:lang w:val="ru-RU"/>
         </w:rPr>
-        <w:t>прощённая конфигурация приложений и автоконфигурация стандартных компонентов</w:t>
-      </w:r>
-      <w:r>
-        <w:rPr>
-          <w:lang w:val="ru-RU"/>
-        </w:rPr>
-        <w:t>;</w:t>
+        <w:t xml:space="preserve">прощённая конфигурация приложений и </w:t>
+      </w:r>
+      <w:proofErr w:type="spellStart"/>
+      <w:r>
+        <w:rPr>
+          <w:lang w:val="ru-RU"/>
+        </w:rPr>
+        <w:t>автоконфигурация</w:t>
+      </w:r>
+      <w:proofErr w:type="spellEnd"/>
+      <w:r>
+        <w:rPr>
+          <w:lang w:val="ru-RU"/>
+        </w:rPr>
+        <w:t xml:space="preserve"> стандартных компонентов;</w:t>
       </w:r>
     </w:p>
     <w:p>
@@ -6493,8 +7052,59 @@
         <w:pStyle w:val="af2"/>
       </w:pPr>
       <w:r>
+        <w:t xml:space="preserve">Клиентская часть реализована на </w:t>
+      </w:r>
+      <w:proofErr w:type="spellStart"/>
+      <w:r>
+        <w:t>React</w:t>
+      </w:r>
+      <w:proofErr w:type="spellEnd"/>
+      <w:r>
+        <w:t xml:space="preserve"> с использованием </w:t>
+      </w:r>
+      <w:proofErr w:type="spellStart"/>
+      <w:r>
+        <w:t>TypeScript</w:t>
+      </w:r>
+      <w:proofErr w:type="spellEnd"/>
+      <w:r>
+        <w:t xml:space="preserve"> и собирается с помощью </w:t>
+      </w:r>
+      <w:proofErr w:type="spellStart"/>
+      <w:r>
+        <w:t>Vite</w:t>
+      </w:r>
+      <w:proofErr w:type="spellEnd"/>
+      <w:r>
+        <w:t xml:space="preserve">. Сочетание обеспечивает быструю перезагрузку при разработке и статическую типизацию для уменьшения ошибок на этапе компиляции. Для управления состоянием выбран </w:t>
+      </w:r>
+      <w:proofErr w:type="spellStart"/>
+      <w:r>
+        <w:t>Redux</w:t>
+      </w:r>
+      <w:proofErr w:type="spellEnd"/>
+      <w:r>
+        <w:t xml:space="preserve"> </w:t>
+      </w:r>
+      <w:proofErr w:type="spellStart"/>
+      <w:r>
+        <w:t>Toolkit</w:t>
+      </w:r>
+      <w:proofErr w:type="spellEnd"/>
+      <w:r>
+        <w:t xml:space="preserve">, что упрощает реализацию предсказуемой глобальной логики и асинхронных действий. Сетевое взаимодействие организовано через </w:t>
+      </w:r>
+      <w:proofErr w:type="spellStart"/>
+      <w:r>
+        <w:t>Axios</w:t>
+      </w:r>
+      <w:proofErr w:type="spellEnd"/>
+      <w:r>
+        <w:t xml:space="preserve">. SCSS применён для модульной иерархии стилей. Структура проекта ориентирована на </w:t>
+      </w:r>
+      <w:r>
         <w:lastRenderedPageBreak/>
-        <w:t>Клиентская часть реализована на React с использованием TypeScript и собирается с помощью Vite. Сочетание обеспечивает быструю перезагрузку при разработке и статическую типизацию для уменьшения ошибок на этапе компиляции. Для управления состоянием выбран Redux Toolkit, что упрощает реализацию предсказуемой глобальной логики и асинхронных действий. Сетевое взаимодействие организовано через Axios. SCSS применён для модульной иерархии стилей. Структура проекта ориентирована на компонентно-модульный подход и облегчает тестирование и расширение интерфейса</w:t>
+        <w:t>компонентно-модульный подход и облегчает тестирование и расширение интерфейса</w:t>
       </w:r>
       <w:r>
         <w:t>.</w:t>
@@ -6568,8 +7178,16 @@
         <w:rPr>
           <w:lang w:val="ru-RU"/>
         </w:rPr>
-        <w:t>нтеллектуальную подсказку кода и автодополнение</w:t>
-      </w:r>
+        <w:t xml:space="preserve">нтеллектуальную подсказку кода и </w:t>
+      </w:r>
+      <w:proofErr w:type="spellStart"/>
+      <w:r>
+        <w:rPr>
+          <w:lang w:val="ru-RU"/>
+        </w:rPr>
+        <w:t>автодополнение</w:t>
+      </w:r>
+      <w:proofErr w:type="spellEnd"/>
       <w:r>
         <w:rPr>
           <w:lang w:val="ru-RU"/>
@@ -6588,12 +7206,14 @@
         </w:rPr>
         <w:t xml:space="preserve">и </w:t>
       </w:r>
+      <w:proofErr w:type="spellStart"/>
       <w:r>
         <w:rPr>
           <w:lang w:val="ru-RU"/>
         </w:rPr>
         <w:t>TypeScript</w:t>
       </w:r>
+      <w:proofErr w:type="spellEnd"/>
       <w:r>
         <w:rPr>
           <w:lang w:val="ru-RU"/>
@@ -6627,7 +7247,21 @@
         <w:rPr>
           <w:lang w:val="ru-RU"/>
         </w:rPr>
-        <w:t>оддержку Apache Maven, что упрощает управление зависимостями и процесс сборки серверной части проекта</w:t>
+        <w:t xml:space="preserve">оддержку Apache </w:t>
+      </w:r>
+      <w:proofErr w:type="spellStart"/>
+      <w:r>
+        <w:rPr>
+          <w:lang w:val="ru-RU"/>
+        </w:rPr>
+        <w:t>Maven</w:t>
+      </w:r>
+      <w:proofErr w:type="spellEnd"/>
+      <w:r>
+        <w:rPr>
+          <w:lang w:val="ru-RU"/>
+        </w:rPr>
+        <w:t>, что упрощает управление зависимостями и процесс сборки серверной части проекта</w:t>
       </w:r>
       <w:r>
         <w:rPr>
@@ -6662,8 +7296,16 @@
         <w:rPr>
           <w:lang w:val="ru-RU"/>
         </w:rPr>
-        <w:t>редства запуска и отладки Spring Boot-приложений, а также параллельного запуска клиентской части через Vite</w:t>
-      </w:r>
+        <w:t xml:space="preserve">редства запуска и отладки Spring Boot-приложений, а также параллельного запуска клиентской части через </w:t>
+      </w:r>
+      <w:proofErr w:type="spellStart"/>
+      <w:r>
+        <w:rPr>
+          <w:lang w:val="ru-RU"/>
+        </w:rPr>
+        <w:t>Vite</w:t>
+      </w:r>
+      <w:proofErr w:type="spellEnd"/>
       <w:r>
         <w:rPr>
           <w:lang w:val="ru-RU"/>
@@ -6697,7 +7339,49 @@
         <w:rPr>
           <w:lang w:val="ru-RU"/>
         </w:rPr>
-        <w:t>добную навигацию по проекту, рефакторинг и расширяемость за счёт плагинов (ESLint, Prettier, Spring Boot Extension Pack и др.)</w:t>
+        <w:t>добную навигацию по проекту, рефакторинг и расширяемость за счёт плагинов (</w:t>
+      </w:r>
+      <w:proofErr w:type="spellStart"/>
+      <w:r>
+        <w:rPr>
+          <w:lang w:val="ru-RU"/>
+        </w:rPr>
+        <w:t>ESLint</w:t>
+      </w:r>
+      <w:proofErr w:type="spellEnd"/>
+      <w:r>
+        <w:rPr>
+          <w:lang w:val="ru-RU"/>
+        </w:rPr>
+        <w:t xml:space="preserve">, </w:t>
+      </w:r>
+      <w:proofErr w:type="spellStart"/>
+      <w:r>
+        <w:rPr>
+          <w:lang w:val="ru-RU"/>
+        </w:rPr>
+        <w:t>Prettier</w:t>
+      </w:r>
+      <w:proofErr w:type="spellEnd"/>
+      <w:r>
+        <w:rPr>
+          <w:lang w:val="ru-RU"/>
+        </w:rPr>
+        <w:t xml:space="preserve">, Spring Boot </w:t>
+      </w:r>
+      <w:proofErr w:type="spellStart"/>
+      <w:r>
+        <w:rPr>
+          <w:lang w:val="ru-RU"/>
+        </w:rPr>
+        <w:t>Extension</w:t>
+      </w:r>
+      <w:proofErr w:type="spellEnd"/>
+      <w:r>
+        <w:rPr>
+          <w:lang w:val="ru-RU"/>
+        </w:rPr>
+        <w:t xml:space="preserve"> Pack и др.)</w:t>
       </w:r>
       <w:r>
         <w:rPr>
@@ -6718,7 +7402,191 @@
         <w:rPr>
           <w:lang w:val="ru-RU"/>
         </w:rPr>
-        <w:t>Процесс сборки серверной части проекта осуществляется с помощью системы управления сборкой Apache Maven, что обеспечивает стандартизированный и воспроизводимый процесс компиляции, тестирования и упаковки приложения. Согласно конфигурации проекта, команда mvn clean package формирует исполняемый JAR-артефакт, который запускается с использованием встроенного веб-сервера Spring Boot без необходимости развёртывания во внешнем контейнере сервлетов. Для клиентской части используются npm-скрипты (npm run dev, npm run build), определённые в файле package.json, обеспечивающие запуск</w:t>
+        <w:t xml:space="preserve">Процесс сборки серверной части проекта осуществляется с помощью системы управления сборкой Apache </w:t>
+      </w:r>
+      <w:proofErr w:type="spellStart"/>
+      <w:r>
+        <w:rPr>
+          <w:lang w:val="ru-RU"/>
+        </w:rPr>
+        <w:t>Maven</w:t>
+      </w:r>
+      <w:proofErr w:type="spellEnd"/>
+      <w:r>
+        <w:rPr>
+          <w:lang w:val="ru-RU"/>
+        </w:rPr>
+        <w:t xml:space="preserve">, что обеспечивает стандартизированный и воспроизводимый процесс компиляции, тестирования и упаковки приложения. Согласно конфигурации проекта, команда </w:t>
+      </w:r>
+      <w:proofErr w:type="spellStart"/>
+      <w:r>
+        <w:rPr>
+          <w:lang w:val="ru-RU"/>
+        </w:rPr>
+        <w:t>mvn</w:t>
+      </w:r>
+      <w:proofErr w:type="spellEnd"/>
+      <w:r>
+        <w:rPr>
+          <w:lang w:val="ru-RU"/>
+        </w:rPr>
+        <w:t xml:space="preserve"> </w:t>
+      </w:r>
+      <w:proofErr w:type="spellStart"/>
+      <w:r>
+        <w:rPr>
+          <w:lang w:val="ru-RU"/>
+        </w:rPr>
+        <w:t>clean</w:t>
+      </w:r>
+      <w:proofErr w:type="spellEnd"/>
+      <w:r>
+        <w:rPr>
+          <w:lang w:val="ru-RU"/>
+        </w:rPr>
+        <w:t xml:space="preserve"> </w:t>
+      </w:r>
+      <w:proofErr w:type="spellStart"/>
+      <w:r>
+        <w:rPr>
+          <w:lang w:val="ru-RU"/>
+        </w:rPr>
+        <w:t>package</w:t>
+      </w:r>
+      <w:proofErr w:type="spellEnd"/>
+      <w:r>
+        <w:rPr>
+          <w:lang w:val="ru-RU"/>
+        </w:rPr>
+        <w:t xml:space="preserve"> формирует исполняемый JAR-артефакт, который запускается с использованием встроенного веб-сервера Spring Boot без необходимости развёртывания во внешнем контейнере </w:t>
+      </w:r>
+      <w:proofErr w:type="spellStart"/>
+      <w:r>
+        <w:rPr>
+          <w:lang w:val="ru-RU"/>
+        </w:rPr>
+        <w:t>сервлетов</w:t>
+      </w:r>
+      <w:proofErr w:type="spellEnd"/>
+      <w:r>
+        <w:rPr>
+          <w:lang w:val="ru-RU"/>
+        </w:rPr>
+        <w:t xml:space="preserve">. Для клиентской части используются </w:t>
+      </w:r>
+      <w:proofErr w:type="spellStart"/>
+      <w:r>
+        <w:rPr>
+          <w:lang w:val="ru-RU"/>
+        </w:rPr>
+        <w:t>npm</w:t>
+      </w:r>
+      <w:proofErr w:type="spellEnd"/>
+      <w:r>
+        <w:rPr>
+          <w:lang w:val="ru-RU"/>
+        </w:rPr>
+        <w:t>-скрипты (</w:t>
+      </w:r>
+      <w:proofErr w:type="spellStart"/>
+      <w:r>
+        <w:rPr>
+          <w:lang w:val="ru-RU"/>
+        </w:rPr>
+        <w:t>npm</w:t>
+      </w:r>
+      <w:proofErr w:type="spellEnd"/>
+      <w:r>
+        <w:rPr>
+          <w:lang w:val="ru-RU"/>
+        </w:rPr>
+        <w:t xml:space="preserve"> </w:t>
+      </w:r>
+      <w:proofErr w:type="spellStart"/>
+      <w:r>
+        <w:rPr>
+          <w:lang w:val="ru-RU"/>
+        </w:rPr>
+        <w:t>run</w:t>
+      </w:r>
+      <w:proofErr w:type="spellEnd"/>
+      <w:r>
+        <w:rPr>
+          <w:lang w:val="ru-RU"/>
+        </w:rPr>
+        <w:t xml:space="preserve"> </w:t>
+      </w:r>
+      <w:proofErr w:type="spellStart"/>
+      <w:r>
+        <w:rPr>
+          <w:lang w:val="ru-RU"/>
+        </w:rPr>
+        <w:t>dev</w:t>
+      </w:r>
+      <w:proofErr w:type="spellEnd"/>
+      <w:r>
+        <w:rPr>
+          <w:lang w:val="ru-RU"/>
+        </w:rPr>
+        <w:t xml:space="preserve">, </w:t>
+      </w:r>
+      <w:proofErr w:type="spellStart"/>
+      <w:r>
+        <w:rPr>
+          <w:lang w:val="ru-RU"/>
+        </w:rPr>
+        <w:t>npm</w:t>
+      </w:r>
+      <w:proofErr w:type="spellEnd"/>
+      <w:r>
+        <w:rPr>
+          <w:lang w:val="ru-RU"/>
+        </w:rPr>
+        <w:t xml:space="preserve"> </w:t>
+      </w:r>
+      <w:proofErr w:type="spellStart"/>
+      <w:r>
+        <w:rPr>
+          <w:lang w:val="ru-RU"/>
+        </w:rPr>
+        <w:t>run</w:t>
+      </w:r>
+      <w:proofErr w:type="spellEnd"/>
+      <w:r>
+        <w:rPr>
+          <w:lang w:val="ru-RU"/>
+        </w:rPr>
+        <w:t xml:space="preserve"> </w:t>
+      </w:r>
+      <w:proofErr w:type="spellStart"/>
+      <w:r>
+        <w:rPr>
+          <w:lang w:val="ru-RU"/>
+        </w:rPr>
+        <w:t>build</w:t>
+      </w:r>
+      <w:proofErr w:type="spellEnd"/>
+      <w:r>
+        <w:rPr>
+          <w:lang w:val="ru-RU"/>
+        </w:rPr>
+        <w:t xml:space="preserve">), определённые в файле </w:t>
+      </w:r>
+      <w:proofErr w:type="spellStart"/>
+      <w:proofErr w:type="gramStart"/>
+      <w:r>
+        <w:rPr>
+          <w:lang w:val="ru-RU"/>
+        </w:rPr>
+        <w:t>package.json</w:t>
+      </w:r>
+      <w:proofErr w:type="spellEnd"/>
+      <w:proofErr w:type="gramEnd"/>
+      <w:r>
+        <w:rPr>
+          <w:lang w:val="ru-RU"/>
+        </w:rPr>
+        <w:t>, обеспечивающие запуск</w:t>
       </w:r>
       <w:r>
         <w:rPr>
@@ -6742,7 +7610,21 @@
         <w:rPr>
           <w:lang w:val="ru-RU"/>
         </w:rPr>
-        <w:t xml:space="preserve"> разработки и формирование production-сборки</w:t>
+        <w:t xml:space="preserve"> разработки и формирование </w:t>
+      </w:r>
+      <w:proofErr w:type="spellStart"/>
+      <w:r>
+        <w:rPr>
+          <w:lang w:val="ru-RU"/>
+        </w:rPr>
+        <w:t>production</w:t>
+      </w:r>
+      <w:proofErr w:type="spellEnd"/>
+      <w:r>
+        <w:rPr>
+          <w:lang w:val="ru-RU"/>
+        </w:rPr>
+        <w:t>-сборки</w:t>
       </w:r>
       <w:r>
         <w:rPr>
@@ -6763,8 +7645,21 @@
         <w:rPr>
           <w:lang w:val="ru-RU"/>
         </w:rPr>
-        <w:lastRenderedPageBreak/>
-        <w:t>Таким образом, выбор Java в сочетании со Spring Boot, Apache Maven и средой разработки Visual Studio Code обоснован необходимостью создания надёжного, поддерживаемого и легко тестируемого веб-приложения, соответствующего современным требованиям к разработке клиент-серверных и REST-ориентированных систем</w:t>
+        <w:t xml:space="preserve">Таким образом, выбор Java в сочетании со Spring Boot, Apache </w:t>
+      </w:r>
+      <w:proofErr w:type="spellStart"/>
+      <w:r>
+        <w:rPr>
+          <w:lang w:val="ru-RU"/>
+        </w:rPr>
+        <w:t>Maven</w:t>
+      </w:r>
+      <w:proofErr w:type="spellEnd"/>
+      <w:r>
+        <w:rPr>
+          <w:lang w:val="ru-RU"/>
+        </w:rPr>
+        <w:t xml:space="preserve"> и средой разработки Visual Studio Code обоснован необходимостью создания надёжного, поддерживаемого и легко тестируемого веб-приложения, соответствующего современным требованиям к разработке клиент-серверных и REST-ориентированных систем</w:t>
       </w:r>
       <w:r>
         <w:rPr>
@@ -6814,6 +7709,7 @@
         <w:rPr>
           <w:lang w:val="ru-RU"/>
         </w:rPr>
+        <w:lastRenderedPageBreak/>
         <w:t xml:space="preserve">В качестве системы управления базами данных (СУБД) для веб-приложения «Сеть </w:t>
       </w:r>
       <w:r>
@@ -7263,7 +8159,6 @@
         <w:rPr>
           <w:lang w:val="ru-RU"/>
         </w:rPr>
-        <w:lastRenderedPageBreak/>
         <w:t>В рамках</w:t>
       </w:r>
       <w:r>
@@ -7359,6 +8254,7 @@
         <w:rPr>
           <w:lang w:val="ru-RU"/>
         </w:rPr>
+        <w:lastRenderedPageBreak/>
         <w:t xml:space="preserve">Для взаимодействия с базой данных </w:t>
       </w:r>
       <w:r>
@@ -7415,11 +8311,33 @@
           <w:rStyle w:val="a9"/>
         </w:rPr>
       </w:pPr>
-      <w:r>
-        <w:rPr>
-          <w:rStyle w:val="a9"/>
-        </w:rPr>
-        <w:t>Hibernate позволяет автоматизировать преобразование между объектной моделью приложения (Java-классы) и реляционной моделью базы данных (таблицы), что значительно упрощает разработку и снижает объём шаблонного кода по сравнению с прямым использованием JDBC. Основные преимущества применения Hibernate в данном проекте:</w:t>
+      <w:proofErr w:type="spellStart"/>
+      <w:r>
+        <w:rPr>
+          <w:rStyle w:val="a9"/>
+        </w:rPr>
+        <w:t>Hibernate</w:t>
+      </w:r>
+      <w:proofErr w:type="spellEnd"/>
+      <w:r>
+        <w:rPr>
+          <w:rStyle w:val="a9"/>
+        </w:rPr>
+        <w:t xml:space="preserve"> позволяет автоматизировать преобразование между объектной моделью приложения (Java-классы) и реляционной моделью базы данных (таблицы), что значительно упрощает разработку и снижает объём шаблонного кода по сравнению с прямым использованием JDBC. Основные преимущества применения </w:t>
+      </w:r>
+      <w:proofErr w:type="spellStart"/>
+      <w:r>
+        <w:rPr>
+          <w:rStyle w:val="a9"/>
+        </w:rPr>
+        <w:t>Hibernate</w:t>
+      </w:r>
+      <w:proofErr w:type="spellEnd"/>
+      <w:r>
+        <w:rPr>
+          <w:rStyle w:val="a9"/>
+        </w:rPr>
+        <w:t xml:space="preserve"> в данном проекте:</w:t>
       </w:r>
     </w:p>
     <w:p>
@@ -7459,7 +8377,21 @@
         <w:rPr>
           <w:rStyle w:val="a9"/>
         </w:rPr>
-        <w:t>Поддержка кэширования: Hibernate реализует механизмы первого и второго уровня кэширования, что повышает производительность при частых обращениях к данным.</w:t>
+        <w:t xml:space="preserve">Поддержка кэширования: </w:t>
+      </w:r>
+      <w:proofErr w:type="spellStart"/>
+      <w:r>
+        <w:rPr>
+          <w:rStyle w:val="a9"/>
+        </w:rPr>
+        <w:t>Hibernate</w:t>
+      </w:r>
+      <w:proofErr w:type="spellEnd"/>
+      <w:r>
+        <w:rPr>
+          <w:rStyle w:val="a9"/>
+        </w:rPr>
+        <w:t xml:space="preserve"> реализует механизмы первого и второго уровня кэширования, что повышает производительность при частых обращениях к данным.</w:t>
       </w:r>
     </w:p>
     <w:p>
@@ -7534,20 +8466,111 @@
         <w:rPr>
           <w:rStyle w:val="a9"/>
         </w:rPr>
-        <w:t xml:space="preserve">В проекте каждая сущность (например, Patient, Veterinarian, Receipt, WriteOff) представлена в виде Java-класса с аннотациями @Entity, @Table, </w:t>
-      </w:r>
-      <w:r>
-        <w:rPr>
-          <w:rStyle w:val="a9"/>
-        </w:rPr>
-        <w:lastRenderedPageBreak/>
-        <w:t>@Id, @GeneratedValue, @ManyToOne и другими, определяющими структуру таблицы и связи. Для выполнения операций CRUD используются сессии Hibernate (Sess</w:t>
-      </w:r>
-      <w:r>
-        <w:rPr>
-          <w:rStyle w:val="a9"/>
-        </w:rPr>
-        <w:t xml:space="preserve">ion) и транзакции (Transaction) </w:t>
+        <w:t xml:space="preserve">В проекте каждая сущность (например, </w:t>
+      </w:r>
+      <w:proofErr w:type="spellStart"/>
+      <w:r>
+        <w:rPr>
+          <w:rStyle w:val="a9"/>
+        </w:rPr>
+        <w:t>Patient</w:t>
+      </w:r>
+      <w:proofErr w:type="spellEnd"/>
+      <w:r>
+        <w:rPr>
+          <w:rStyle w:val="a9"/>
+        </w:rPr>
+        <w:t xml:space="preserve">, </w:t>
+      </w:r>
+      <w:proofErr w:type="spellStart"/>
+      <w:r>
+        <w:rPr>
+          <w:rStyle w:val="a9"/>
+        </w:rPr>
+        <w:t>Veterinarian</w:t>
+      </w:r>
+      <w:proofErr w:type="spellEnd"/>
+      <w:r>
+        <w:rPr>
+          <w:rStyle w:val="a9"/>
+        </w:rPr>
+        <w:t xml:space="preserve">, </w:t>
+      </w:r>
+      <w:proofErr w:type="spellStart"/>
+      <w:r>
+        <w:rPr>
+          <w:rStyle w:val="a9"/>
+        </w:rPr>
+        <w:t>Receipt</w:t>
+      </w:r>
+      <w:proofErr w:type="spellEnd"/>
+      <w:r>
+        <w:rPr>
+          <w:rStyle w:val="a9"/>
+        </w:rPr>
+        <w:t xml:space="preserve">, </w:t>
+      </w:r>
+      <w:proofErr w:type="spellStart"/>
+      <w:r>
+        <w:rPr>
+          <w:rStyle w:val="a9"/>
+        </w:rPr>
+        <w:t>WriteOff</w:t>
+      </w:r>
+      <w:proofErr w:type="spellEnd"/>
+      <w:r>
+        <w:rPr>
+          <w:rStyle w:val="a9"/>
+        </w:rPr>
+        <w:t xml:space="preserve">) представлена в виде Java-класса с аннотациями @Entity, @Table, @Id, @GeneratedValue, @ManyToOne и другими, определяющими структуру таблицы и связи. Для выполнения операций CRUD используются сессии </w:t>
+      </w:r>
+      <w:proofErr w:type="spellStart"/>
+      <w:r>
+        <w:rPr>
+          <w:rStyle w:val="a9"/>
+        </w:rPr>
+        <w:t>Hibernate</w:t>
+      </w:r>
+      <w:proofErr w:type="spellEnd"/>
+      <w:r>
+        <w:rPr>
+          <w:rStyle w:val="a9"/>
+        </w:rPr>
+        <w:t xml:space="preserve"> (</w:t>
+      </w:r>
+      <w:proofErr w:type="spellStart"/>
+      <w:r>
+        <w:rPr>
+          <w:rStyle w:val="a9"/>
+        </w:rPr>
+        <w:t>Sess</w:t>
+      </w:r>
+      <w:r>
+        <w:rPr>
+          <w:rStyle w:val="a9"/>
+        </w:rPr>
+        <w:t>ion</w:t>
+      </w:r>
+      <w:proofErr w:type="spellEnd"/>
+      <w:r>
+        <w:rPr>
+          <w:rStyle w:val="a9"/>
+        </w:rPr>
+        <w:t>) и транзакции (</w:t>
+      </w:r>
+      <w:proofErr w:type="spellStart"/>
+      <w:r>
+        <w:rPr>
+          <w:rStyle w:val="a9"/>
+        </w:rPr>
+        <w:t>Transaction</w:t>
+      </w:r>
+      <w:proofErr w:type="spellEnd"/>
+      <w:r>
+        <w:rPr>
+          <w:rStyle w:val="a9"/>
+        </w:rPr>
+        <w:t xml:space="preserve">) </w:t>
       </w:r>
       <w:r>
         <w:rPr>
@@ -7574,7 +8597,21 @@
         <w:rPr>
           <w:rStyle w:val="a9"/>
         </w:rPr>
-        <w:t>Конфигурация подключения к PostgreSQL задана в файле hibernate.cfg.xml, где указаны:</w:t>
+        <w:t xml:space="preserve">Конфигурация подключения к </w:t>
+      </w:r>
+      <w:proofErr w:type="spellStart"/>
+      <w:r>
+        <w:rPr>
+          <w:rStyle w:val="a9"/>
+        </w:rPr>
+        <w:t>PostgreSQL</w:t>
+      </w:r>
+      <w:proofErr w:type="spellEnd"/>
+      <w:r>
+        <w:rPr>
+          <w:rStyle w:val="a9"/>
+        </w:rPr>
+        <w:t xml:space="preserve"> задана в файле hibernate.cfg.xml, где указаны:</w:t>
       </w:r>
     </w:p>
     <w:p>
@@ -7594,7 +8631,29 @@
         <w:rPr>
           <w:rStyle w:val="a9"/>
         </w:rPr>
-        <w:t>драйвер СУБД (org.postgresql.Driver);</w:t>
+        <w:t>драйвер СУБД (</w:t>
+      </w:r>
+      <w:proofErr w:type="spellStart"/>
+      <w:proofErr w:type="gramStart"/>
+      <w:r>
+        <w:rPr>
+          <w:rStyle w:val="a9"/>
+        </w:rPr>
+        <w:t>org.postgresql</w:t>
+      </w:r>
+      <w:proofErr w:type="gramEnd"/>
+      <w:r>
+        <w:rPr>
+          <w:rStyle w:val="a9"/>
+        </w:rPr>
+        <w:t>.Driver</w:t>
+      </w:r>
+      <w:proofErr w:type="spellEnd"/>
+      <w:r>
+        <w:rPr>
+          <w:rStyle w:val="a9"/>
+        </w:rPr>
+        <w:t>);</w:t>
       </w:r>
     </w:p>
     <w:p>
@@ -7614,6 +8673,7 @@
         <w:rPr>
           <w:rStyle w:val="a9"/>
         </w:rPr>
+        <w:lastRenderedPageBreak/>
         <w:t>URL подключения;</w:t>
       </w:r>
     </w:p>
@@ -7654,7 +8714,43 @@
         <w:rPr>
           <w:rStyle w:val="a9"/>
         </w:rPr>
-        <w:t>диалект SQL для PostgreSQL (org.hibernate.dialect.PostgreSQLDialect);</w:t>
+        <w:t xml:space="preserve">диалект SQL для </w:t>
+      </w:r>
+      <w:proofErr w:type="spellStart"/>
+      <w:r>
+        <w:rPr>
+          <w:rStyle w:val="a9"/>
+        </w:rPr>
+        <w:t>PostgreSQL</w:t>
+      </w:r>
+      <w:proofErr w:type="spellEnd"/>
+      <w:r>
+        <w:rPr>
+          <w:rStyle w:val="a9"/>
+        </w:rPr>
+        <w:t xml:space="preserve"> (</w:t>
+      </w:r>
+      <w:proofErr w:type="spellStart"/>
+      <w:proofErr w:type="gramStart"/>
+      <w:r>
+        <w:rPr>
+          <w:rStyle w:val="a9"/>
+        </w:rPr>
+        <w:t>org.hibernate</w:t>
+      </w:r>
+      <w:proofErr w:type="gramEnd"/>
+      <w:r>
+        <w:rPr>
+          <w:rStyle w:val="a9"/>
+        </w:rPr>
+        <w:t>.dialect.PostgreSQLDialect</w:t>
+      </w:r>
+      <w:proofErr w:type="spellEnd"/>
+      <w:r>
+        <w:rPr>
+          <w:rStyle w:val="a9"/>
+        </w:rPr>
+        <w:t>);</w:t>
       </w:r>
     </w:p>
     <w:p>
@@ -7680,7 +8776,21 @@
         <w:rPr>
           <w:rStyle w:val="a9"/>
         </w:rPr>
-        <w:t xml:space="preserve">я схемы (hbm2ddl.auto = update) </w:t>
+        <w:t xml:space="preserve">я схемы (hbm2ddl.auto = </w:t>
+      </w:r>
+      <w:proofErr w:type="spellStart"/>
+      <w:r>
+        <w:rPr>
+          <w:rStyle w:val="a9"/>
+        </w:rPr>
+        <w:t>update</w:t>
+      </w:r>
+      <w:proofErr w:type="spellEnd"/>
+      <w:r>
+        <w:rPr>
+          <w:rStyle w:val="a9"/>
+        </w:rPr>
+        <w:t xml:space="preserve">) </w:t>
       </w:r>
       <w:r>
         <w:rPr>
@@ -7718,9 +8828,11 @@
         </w:rPr>
         <w:t xml:space="preserve"> позволило реализовать гибкий, читаемый и поддерживаемый уровень доступа к данным, соответствующий современным практикам разработки </w:t>
       </w:r>
+      <w:proofErr w:type="spellStart"/>
       <w:r>
         <w:t>JavaEE</w:t>
       </w:r>
+      <w:proofErr w:type="spellEnd"/>
       <w:r>
         <w:rPr>
           <w:lang w:val="ru-RU"/>
@@ -7749,6 +8861,7 @@
         </w:rPr>
         <w:t xml:space="preserve"> </w:t>
       </w:r>
+      <w:proofErr w:type="spellStart"/>
       <w:r>
         <w:rPr>
           <w:lang w:val="en-US"/>
@@ -7756,6 +8869,7 @@
         <w:t>JavaEE</w:t>
       </w:r>
       <w:bookmarkEnd w:id="14"/>
+      <w:proofErr w:type="spellEnd"/>
     </w:p>
     <w:p>
       <w:pPr>
@@ -7769,13 +8883,55 @@
         <w:rPr>
           <w:rStyle w:val="a9"/>
         </w:rPr>
-        <w:t>Для реализации веб-приложения «Сеть ветеринарных клиник "Толстый Бим"» были использованы ключевые технологии Java Platform, Enterprise Edition (JavaEE), а именно компоненты, поддерживаемые Apache Tomcat 10.</w:t>
-      </w:r>
-      <w:r>
-        <w:rPr>
-          <w:rStyle w:val="a9"/>
-        </w:rPr>
-        <w:t xml:space="preserve">1.50 — сервером сервлетов и JSP </w:t>
+        <w:t>Для реализации веб-приложения «Сеть ветеринарных клиник "Толстый Бим"» были использованы ключевые технологии Java Platform, Enterprise Edition (</w:t>
+      </w:r>
+      <w:proofErr w:type="spellStart"/>
+      <w:r>
+        <w:rPr>
+          <w:rStyle w:val="a9"/>
+        </w:rPr>
+        <w:t>JavaEE</w:t>
+      </w:r>
+      <w:proofErr w:type="spellEnd"/>
+      <w:r>
+        <w:rPr>
+          <w:rStyle w:val="a9"/>
+        </w:rPr>
+        <w:t xml:space="preserve">), а именно компоненты, поддерживаемые Apache </w:t>
+      </w:r>
+      <w:proofErr w:type="spellStart"/>
+      <w:r>
+        <w:rPr>
+          <w:rStyle w:val="a9"/>
+        </w:rPr>
+        <w:t>Tomcat</w:t>
+      </w:r>
+      <w:proofErr w:type="spellEnd"/>
+      <w:r>
+        <w:rPr>
+          <w:rStyle w:val="a9"/>
+        </w:rPr>
+        <w:t xml:space="preserve"> 10.</w:t>
+      </w:r>
+      <w:r>
+        <w:rPr>
+          <w:rStyle w:val="a9"/>
+        </w:rPr>
+        <w:t xml:space="preserve">1.50 — сервером </w:t>
+      </w:r>
+      <w:proofErr w:type="spellStart"/>
+      <w:r>
+        <w:rPr>
+          <w:rStyle w:val="a9"/>
+        </w:rPr>
+        <w:t>сервлетов</w:t>
+      </w:r>
+      <w:proofErr w:type="spellEnd"/>
+      <w:r>
+        <w:rPr>
+          <w:rStyle w:val="a9"/>
+        </w:rPr>
+        <w:t xml:space="preserve"> и JSP </w:t>
       </w:r>
       <w:r>
         <w:rPr>
@@ -7802,7 +8958,63 @@
         <w:rPr>
           <w:rStyle w:val="a9"/>
         </w:rPr>
-        <w:t>Несмотря на то, что Tomcat не является полноценным JavaEE-сервером (в отличие от WildFly или GlassFish), он полностью поддерживает основные спецификации, необходимые для разработки динамических веб-приложений:</w:t>
+        <w:t xml:space="preserve">Несмотря на то, что </w:t>
+      </w:r>
+      <w:proofErr w:type="spellStart"/>
+      <w:r>
+        <w:rPr>
+          <w:rStyle w:val="a9"/>
+        </w:rPr>
+        <w:t>Tomcat</w:t>
+      </w:r>
+      <w:proofErr w:type="spellEnd"/>
+      <w:r>
+        <w:rPr>
+          <w:rStyle w:val="a9"/>
+        </w:rPr>
+        <w:t xml:space="preserve"> не является полноценным </w:t>
+      </w:r>
+      <w:proofErr w:type="spellStart"/>
+      <w:r>
+        <w:rPr>
+          <w:rStyle w:val="a9"/>
+        </w:rPr>
+        <w:t>JavaEE</w:t>
+      </w:r>
+      <w:proofErr w:type="spellEnd"/>
+      <w:r>
+        <w:rPr>
+          <w:rStyle w:val="a9"/>
+        </w:rPr>
+        <w:t xml:space="preserve">-сервером (в отличие от </w:t>
+      </w:r>
+      <w:proofErr w:type="spellStart"/>
+      <w:r>
+        <w:rPr>
+          <w:rStyle w:val="a9"/>
+        </w:rPr>
+        <w:t>WildFly</w:t>
+      </w:r>
+      <w:proofErr w:type="spellEnd"/>
+      <w:r>
+        <w:rPr>
+          <w:rStyle w:val="a9"/>
+        </w:rPr>
+        <w:t xml:space="preserve"> или </w:t>
+      </w:r>
+      <w:proofErr w:type="spellStart"/>
+      <w:r>
+        <w:rPr>
+          <w:rStyle w:val="a9"/>
+        </w:rPr>
+        <w:t>GlassFish</w:t>
+      </w:r>
+      <w:proofErr w:type="spellEnd"/>
+      <w:r>
+        <w:rPr>
+          <w:rStyle w:val="a9"/>
+        </w:rPr>
+        <w:t>), он полностью поддерживает основные спецификации, необходимые для разработки динамических веб-приложений:</w:t>
       </w:r>
     </w:p>
     <w:p>
@@ -7818,11 +9030,33 @@
           <w:rStyle w:val="a9"/>
         </w:rPr>
       </w:pPr>
-      <w:r>
-        <w:rPr>
-          <w:rStyle w:val="a9"/>
-        </w:rPr>
-        <w:t>Servlet API — используется для обработки HTTP-запросов и формирования ответов. Каждое действие пользователя (например, добавление пациента, запись на приём, просмотр журнала) обрабатывается соответствующим сервлетом, который выступает в роли контроллера в архитектуре MVC.</w:t>
+      <w:proofErr w:type="spellStart"/>
+      <w:r>
+        <w:rPr>
+          <w:rStyle w:val="a9"/>
+        </w:rPr>
+        <w:t>Servlet</w:t>
+      </w:r>
+      <w:proofErr w:type="spellEnd"/>
+      <w:r>
+        <w:rPr>
+          <w:rStyle w:val="a9"/>
+        </w:rPr>
+        <w:t xml:space="preserve"> API — используется для обработки HTTP-запросов и формирования ответов. Каждое действие пользователя (например, добавление пациента, запись на приём, просмотр журнала) обрабатывается соответствующим </w:t>
+      </w:r>
+      <w:proofErr w:type="spellStart"/>
+      <w:r>
+        <w:rPr>
+          <w:rStyle w:val="a9"/>
+        </w:rPr>
+        <w:t>сервлетом</w:t>
+      </w:r>
+      <w:proofErr w:type="spellEnd"/>
+      <w:r>
+        <w:rPr>
+          <w:rStyle w:val="a9"/>
+        </w:rPr>
+        <w:t>, который выступает в роли контроллера в архитектуре MVC.</w:t>
       </w:r>
     </w:p>
     <w:p>
@@ -7842,14 +9076,35 @@
         <w:rPr>
           <w:rStyle w:val="a9"/>
         </w:rPr>
-        <w:t xml:space="preserve">JSP (JavaServer Pages) — применяются для генерации динамического HTML-контента на стороне сервера. JSP-страницы содержат </w:t>
-      </w:r>
-      <w:r>
-        <w:rPr>
-          <w:rStyle w:val="a9"/>
-        </w:rPr>
-        <w:lastRenderedPageBreak/>
-        <w:t>как статическую разметку, так и встроенные Java-выражения и теги, что позволяет отображать данные из базы (например, список пациентов или расписание ветеринаров).</w:t>
+        <w:t>JSP (</w:t>
+      </w:r>
+      <w:proofErr w:type="spellStart"/>
+      <w:r>
+        <w:rPr>
+          <w:rStyle w:val="a9"/>
+        </w:rPr>
+        <w:t>JavaServer</w:t>
+      </w:r>
+      <w:proofErr w:type="spellEnd"/>
+      <w:r>
+        <w:rPr>
+          <w:rStyle w:val="a9"/>
+        </w:rPr>
+        <w:t xml:space="preserve"> </w:t>
+      </w:r>
+      <w:proofErr w:type="spellStart"/>
+      <w:r>
+        <w:rPr>
+          <w:rStyle w:val="a9"/>
+        </w:rPr>
+        <w:t>Pages</w:t>
+      </w:r>
+      <w:proofErr w:type="spellEnd"/>
+      <w:r>
+        <w:rPr>
+          <w:rStyle w:val="a9"/>
+        </w:rPr>
+        <w:t>) — применяются для генерации динамического HTML-контента на стороне сервера. JSP-страницы содержат как статическую разметку, так и встроенные Java-выражения и теги, что позволяет отображать данные из базы (например, список пациентов или расписание ветеринаров).</w:t>
       </w:r>
     </w:p>
     <w:p>
@@ -7869,7 +9124,49 @@
         <w:rPr>
           <w:rStyle w:val="a9"/>
         </w:rPr>
-        <w:t>JSTL (JavaServer Pages Standard Tag Library) — используется для упрощения логики отображения (циклы, условия, форматирование дат) без встраивания Java-кода непосредственно в JSP.</w:t>
+        <w:t>JSTL (</w:t>
+      </w:r>
+      <w:proofErr w:type="spellStart"/>
+      <w:r>
+        <w:rPr>
+          <w:rStyle w:val="a9"/>
+        </w:rPr>
+        <w:t>JavaServer</w:t>
+      </w:r>
+      <w:proofErr w:type="spellEnd"/>
+      <w:r>
+        <w:rPr>
+          <w:rStyle w:val="a9"/>
+        </w:rPr>
+        <w:t xml:space="preserve"> </w:t>
+      </w:r>
+      <w:proofErr w:type="spellStart"/>
+      <w:r>
+        <w:rPr>
+          <w:rStyle w:val="a9"/>
+        </w:rPr>
+        <w:t>Pages</w:t>
+      </w:r>
+      <w:proofErr w:type="spellEnd"/>
+      <w:r>
+        <w:rPr>
+          <w:rStyle w:val="a9"/>
+        </w:rPr>
+        <w:t xml:space="preserve"> Standard </w:t>
+      </w:r>
+      <w:proofErr w:type="spellStart"/>
+      <w:r>
+        <w:rPr>
+          <w:rStyle w:val="a9"/>
+        </w:rPr>
+        <w:t>Tag</w:t>
+      </w:r>
+      <w:proofErr w:type="spellEnd"/>
+      <w:r>
+        <w:rPr>
+          <w:rStyle w:val="a9"/>
+        </w:rPr>
+        <w:t xml:space="preserve"> Library) — используется для упрощения логики отображения (циклы, условия, форматирование дат) без встраивания Java-кода непосредственно в JSP.</w:t>
       </w:r>
     </w:p>
     <w:p>
@@ -7889,7 +9186,22 @@
         <w:rPr>
           <w:rStyle w:val="a9"/>
         </w:rPr>
-        <w:t>HTTP Session API — обеспечивает управление сессиями пользователей, включая авторизацию и хранение данных о текущем пользователе (роль, ID и т.д.).</w:t>
+        <w:lastRenderedPageBreak/>
+        <w:t xml:space="preserve">HTTP </w:t>
+      </w:r>
+      <w:proofErr w:type="spellStart"/>
+      <w:r>
+        <w:rPr>
+          <w:rStyle w:val="a9"/>
+        </w:rPr>
+        <w:t>Session</w:t>
+      </w:r>
+      <w:proofErr w:type="spellEnd"/>
+      <w:r>
+        <w:rPr>
+          <w:rStyle w:val="a9"/>
+        </w:rPr>
+        <w:t xml:space="preserve"> API — обеспечивает управление сессиями пользователей, включая авторизацию и хранение данных о текущем пользователе (роль, ID и т.д.).</w:t>
       </w:r>
     </w:p>
     <w:p>
@@ -7909,7 +9221,105 @@
         <w:rPr>
           <w:rStyle w:val="a9"/>
         </w:rPr>
-        <w:t>JDBC / Hibernate — хотя JDBC не является частью JavaEE в строгом смысле, он интегрируется с JavaEE-приложениями для доступа к данным. В проекте также задействован Hibernate ORM (совместимый с Jakarta Persistence API), что позволяет использовать объектно-реляционное отображение в рамках JavaEE-подхода.</w:t>
+        <w:t xml:space="preserve">JDBC / </w:t>
+      </w:r>
+      <w:proofErr w:type="spellStart"/>
+      <w:r>
+        <w:rPr>
+          <w:rStyle w:val="a9"/>
+        </w:rPr>
+        <w:t>Hibernate</w:t>
+      </w:r>
+      <w:proofErr w:type="spellEnd"/>
+      <w:r>
+        <w:rPr>
+          <w:rStyle w:val="a9"/>
+        </w:rPr>
+        <w:t xml:space="preserve"> — хотя JDBC не является частью </w:t>
+      </w:r>
+      <w:proofErr w:type="spellStart"/>
+      <w:r>
+        <w:rPr>
+          <w:rStyle w:val="a9"/>
+        </w:rPr>
+        <w:t>JavaEE</w:t>
+      </w:r>
+      <w:proofErr w:type="spellEnd"/>
+      <w:r>
+        <w:rPr>
+          <w:rStyle w:val="a9"/>
+        </w:rPr>
+        <w:t xml:space="preserve"> в строгом смысле, он интегрируется с </w:t>
+      </w:r>
+      <w:proofErr w:type="spellStart"/>
+      <w:r>
+        <w:rPr>
+          <w:rStyle w:val="a9"/>
+        </w:rPr>
+        <w:t>JavaEE</w:t>
+      </w:r>
+      <w:proofErr w:type="spellEnd"/>
+      <w:r>
+        <w:rPr>
+          <w:rStyle w:val="a9"/>
+        </w:rPr>
+        <w:t xml:space="preserve">-приложениями для доступа к данным. В проекте также задействован </w:t>
+      </w:r>
+      <w:proofErr w:type="spellStart"/>
+      <w:r>
+        <w:rPr>
+          <w:rStyle w:val="a9"/>
+        </w:rPr>
+        <w:t>Hibernate</w:t>
+      </w:r>
+      <w:proofErr w:type="spellEnd"/>
+      <w:r>
+        <w:rPr>
+          <w:rStyle w:val="a9"/>
+        </w:rPr>
+        <w:t xml:space="preserve"> ORM (совместимый с </w:t>
+      </w:r>
+      <w:proofErr w:type="spellStart"/>
+      <w:r>
+        <w:rPr>
+          <w:rStyle w:val="a9"/>
+        </w:rPr>
+        <w:t>Jakarta</w:t>
+      </w:r>
+      <w:proofErr w:type="spellEnd"/>
+      <w:r>
+        <w:rPr>
+          <w:rStyle w:val="a9"/>
+        </w:rPr>
+        <w:t xml:space="preserve"> </w:t>
+      </w:r>
+      <w:proofErr w:type="spellStart"/>
+      <w:r>
+        <w:rPr>
+          <w:rStyle w:val="a9"/>
+        </w:rPr>
+        <w:t>Persistence</w:t>
+      </w:r>
+      <w:proofErr w:type="spellEnd"/>
+      <w:r>
+        <w:rPr>
+          <w:rStyle w:val="a9"/>
+        </w:rPr>
+        <w:t xml:space="preserve"> API), что позволяет использовать объектно-реляционное отображение в рамках </w:t>
+      </w:r>
+      <w:proofErr w:type="spellStart"/>
+      <w:r>
+        <w:rPr>
+          <w:rStyle w:val="a9"/>
+        </w:rPr>
+        <w:t>JavaEE</w:t>
+      </w:r>
+      <w:proofErr w:type="spellEnd"/>
+      <w:r>
+        <w:rPr>
+          <w:rStyle w:val="a9"/>
+        </w:rPr>
+        <w:t>-подхода.</w:t>
       </w:r>
     </w:p>
     <w:p>
@@ -7924,7 +9334,49 @@
         <w:rPr>
           <w:rStyle w:val="a9"/>
         </w:rPr>
-        <w:t>Проект упаковывается в WAR-артефакт (server.war) с помощью системы сборки Maven, что соответствует стандартной практике развёртывания JavaEE-приложений. WAR-файл содержит:</w:t>
+        <w:t>Проект упаковывается в WAR-артефакт (</w:t>
+      </w:r>
+      <w:proofErr w:type="spellStart"/>
+      <w:r>
+        <w:rPr>
+          <w:rStyle w:val="a9"/>
+        </w:rPr>
+        <w:t>server.war</w:t>
+      </w:r>
+      <w:proofErr w:type="spellEnd"/>
+      <w:r>
+        <w:rPr>
+          <w:rStyle w:val="a9"/>
+        </w:rPr>
+        <w:t xml:space="preserve">) с помощью системы сборки </w:t>
+      </w:r>
+      <w:proofErr w:type="spellStart"/>
+      <w:r>
+        <w:rPr>
+          <w:rStyle w:val="a9"/>
+        </w:rPr>
+        <w:t>Maven</w:t>
+      </w:r>
+      <w:proofErr w:type="spellEnd"/>
+      <w:r>
+        <w:rPr>
+          <w:rStyle w:val="a9"/>
+        </w:rPr>
+        <w:t xml:space="preserve">, что соответствует стандартной практике развёртывания </w:t>
+      </w:r>
+      <w:proofErr w:type="spellStart"/>
+      <w:r>
+        <w:rPr>
+          <w:rStyle w:val="a9"/>
+        </w:rPr>
+        <w:t>JavaEE</w:t>
+      </w:r>
+      <w:proofErr w:type="spellEnd"/>
+      <w:r>
+        <w:rPr>
+          <w:rStyle w:val="a9"/>
+        </w:rPr>
+        <w:t>-приложений. WAR-файл содержит:</w:t>
       </w:r>
     </w:p>
     <w:p>
@@ -7944,7 +9396,21 @@
         <w:rPr>
           <w:rStyle w:val="a9"/>
         </w:rPr>
-        <w:t>скомпилированные Java-классы (сервлеты, DAO, модели);</w:t>
+        <w:t>скомпилированные Java-классы (</w:t>
+      </w:r>
+      <w:proofErr w:type="spellStart"/>
+      <w:r>
+        <w:rPr>
+          <w:rStyle w:val="a9"/>
+        </w:rPr>
+        <w:t>сервлеты</w:t>
+      </w:r>
+      <w:proofErr w:type="spellEnd"/>
+      <w:r>
+        <w:rPr>
+          <w:rStyle w:val="a9"/>
+        </w:rPr>
+        <w:t>, DAO, модели);</w:t>
       </w:r>
     </w:p>
     <w:p>
@@ -8004,13 +9470,41 @@
         <w:rPr>
           <w:rStyle w:val="a9"/>
         </w:rPr>
-        <w:t>зависимости (библиотеки, такие как PostgreSQL JDB</w:t>
-      </w:r>
-      <w:r>
-        <w:rPr>
-          <w:rStyle w:val="a9"/>
-        </w:rPr>
-        <w:t xml:space="preserve">C Driver, Hibernate Core и др.) </w:t>
+        <w:t xml:space="preserve">зависимости (библиотеки, такие как </w:t>
+      </w:r>
+      <w:proofErr w:type="spellStart"/>
+      <w:r>
+        <w:rPr>
+          <w:rStyle w:val="a9"/>
+        </w:rPr>
+        <w:t>PostgreSQL</w:t>
+      </w:r>
+      <w:proofErr w:type="spellEnd"/>
+      <w:r>
+        <w:rPr>
+          <w:rStyle w:val="a9"/>
+        </w:rPr>
+        <w:t xml:space="preserve"> JDB</w:t>
+      </w:r>
+      <w:r>
+        <w:rPr>
+          <w:rStyle w:val="a9"/>
+        </w:rPr>
+        <w:t xml:space="preserve">C Driver, </w:t>
+      </w:r>
+      <w:proofErr w:type="spellStart"/>
+      <w:r>
+        <w:rPr>
+          <w:rStyle w:val="a9"/>
+        </w:rPr>
+        <w:t>Hibernate</w:t>
+      </w:r>
+      <w:proofErr w:type="spellEnd"/>
+      <w:r>
+        <w:rPr>
+          <w:rStyle w:val="a9"/>
+        </w:rPr>
+        <w:t xml:space="preserve"> Core и др.) </w:t>
       </w:r>
       <w:r>
         <w:rPr>
@@ -8037,7 +9531,49 @@
         <w:rPr>
           <w:rStyle w:val="a9"/>
         </w:rPr>
-        <w:t>Развёртывание осуществляется путём копирования server.war в папку webapps сервера Apache Tomcat 10.1.50, после чего приложение автоматически становится доступным по адресу http://localhost:8080/server.</w:t>
+        <w:t xml:space="preserve">Развёртывание осуществляется путём копирования </w:t>
+      </w:r>
+      <w:proofErr w:type="spellStart"/>
+      <w:r>
+        <w:rPr>
+          <w:rStyle w:val="a9"/>
+        </w:rPr>
+        <w:t>server.war</w:t>
+      </w:r>
+      <w:proofErr w:type="spellEnd"/>
+      <w:r>
+        <w:rPr>
+          <w:rStyle w:val="a9"/>
+        </w:rPr>
+        <w:t xml:space="preserve"> в папку </w:t>
+      </w:r>
+      <w:proofErr w:type="spellStart"/>
+      <w:r>
+        <w:rPr>
+          <w:rStyle w:val="a9"/>
+        </w:rPr>
+        <w:t>webapps</w:t>
+      </w:r>
+      <w:proofErr w:type="spellEnd"/>
+      <w:r>
+        <w:rPr>
+          <w:rStyle w:val="a9"/>
+        </w:rPr>
+        <w:t xml:space="preserve"> сервера Apache </w:t>
+      </w:r>
+      <w:proofErr w:type="spellStart"/>
+      <w:r>
+        <w:rPr>
+          <w:rStyle w:val="a9"/>
+        </w:rPr>
+        <w:t>Tomcat</w:t>
+      </w:r>
+      <w:proofErr w:type="spellEnd"/>
+      <w:r>
+        <w:rPr>
+          <w:rStyle w:val="a9"/>
+        </w:rPr>
+        <w:t xml:space="preserve"> 10.1.50, после чего приложение автоматически становится доступным по адресу http://localhost:8080/server.</w:t>
       </w:r>
     </w:p>
     <w:p>
@@ -8052,7 +9588,21 @@
         <w:rPr>
           <w:rStyle w:val="a9"/>
         </w:rPr>
-        <w:t>Таким образом, выбранный набор JavaEE-технологий обеспечивает баланс между функциональностью, простотой развёртывания и соответствием учебным целям курсового проекта, позволяя реализовать полноценную веб-систему управления сетью ветеринарных клиник.</w:t>
+        <w:t xml:space="preserve">Таким образом, выбранный набор </w:t>
+      </w:r>
+      <w:proofErr w:type="spellStart"/>
+      <w:r>
+        <w:rPr>
+          <w:rStyle w:val="a9"/>
+        </w:rPr>
+        <w:t>JavaEE</w:t>
+      </w:r>
+      <w:proofErr w:type="spellEnd"/>
+      <w:r>
+        <w:rPr>
+          <w:rStyle w:val="a9"/>
+        </w:rPr>
+        <w:t>-технологий обеспечивает баланс между функциональностью, простотой развёртывания и соответствием учебным целям курсового проекта, позволяя реализовать полноценную веб-систему управления сетью ветеринарных клиник.</w:t>
       </w:r>
     </w:p>
     <w:p>
@@ -8090,8 +9640,35 @@
         <w:rPr>
           <w:rStyle w:val="a9"/>
         </w:rPr>
-        <w:lastRenderedPageBreak/>
-        <w:t>Для развёртывания веб-приложения «Сеть ветеринарных клиник "Толстый Бим"» был выбран Apache Tomcat 10.1.50 — легковесный, бесплатный и широко используемый сервер сервлетов и JSP.</w:t>
+        <w:t xml:space="preserve">Для развёртывания веб-приложения «Сеть ветеринарных клиник "Толстый Бим"» был выбран Apache </w:t>
+      </w:r>
+      <w:proofErr w:type="spellStart"/>
+      <w:r>
+        <w:rPr>
+          <w:rStyle w:val="a9"/>
+        </w:rPr>
+        <w:t>Tomcat</w:t>
+      </w:r>
+      <w:proofErr w:type="spellEnd"/>
+      <w:r>
+        <w:rPr>
+          <w:rStyle w:val="a9"/>
+        </w:rPr>
+        <w:t xml:space="preserve"> 10.1.50 — легковесный, бесплатный и широко используемый сервер </w:t>
+      </w:r>
+      <w:proofErr w:type="spellStart"/>
+      <w:r>
+        <w:rPr>
+          <w:rStyle w:val="a9"/>
+        </w:rPr>
+        <w:t>сервлетов</w:t>
+      </w:r>
+      <w:proofErr w:type="spellEnd"/>
+      <w:r>
+        <w:rPr>
+          <w:rStyle w:val="a9"/>
+        </w:rPr>
+        <w:t xml:space="preserve"> и JSP.</w:t>
       </w:r>
     </w:p>
     <w:p>
@@ -8102,11 +9679,152 @@
           <w:rStyle w:val="a9"/>
         </w:rPr>
       </w:pPr>
-      <w:r>
-        <w:rPr>
-          <w:rStyle w:val="a9"/>
-        </w:rPr>
-        <w:t>Tomcat является официальной реализацией спецификаций Jakarta Servlet, Jakarta Server Pages (JSP) и других компонентов Jakarta EE (ранее JavaEE), поддерживаемых Eclipse Foundation. Несмотря на то, что Tomcat не предоставляет полную поддержку всех возможностей Jakarta EE (например, EJB, JMS), он идеально подходит для веб-приложений, основанных на сервлетах и JSP, — именно такой архитектурой и</w:t>
+      <w:proofErr w:type="spellStart"/>
+      <w:r>
+        <w:rPr>
+          <w:rStyle w:val="a9"/>
+        </w:rPr>
+        <w:t>Tomcat</w:t>
+      </w:r>
+      <w:proofErr w:type="spellEnd"/>
+      <w:r>
+        <w:rPr>
+          <w:rStyle w:val="a9"/>
+        </w:rPr>
+        <w:t xml:space="preserve"> является официальной реализацией спецификаций </w:t>
+      </w:r>
+      <w:proofErr w:type="spellStart"/>
+      <w:r>
+        <w:rPr>
+          <w:rStyle w:val="a9"/>
+        </w:rPr>
+        <w:t>Jakarta</w:t>
+      </w:r>
+      <w:proofErr w:type="spellEnd"/>
+      <w:r>
+        <w:rPr>
+          <w:rStyle w:val="a9"/>
+        </w:rPr>
+        <w:t xml:space="preserve"> </w:t>
+      </w:r>
+      <w:proofErr w:type="spellStart"/>
+      <w:r>
+        <w:rPr>
+          <w:rStyle w:val="a9"/>
+        </w:rPr>
+        <w:t>Servlet</w:t>
+      </w:r>
+      <w:proofErr w:type="spellEnd"/>
+      <w:r>
+        <w:rPr>
+          <w:rStyle w:val="a9"/>
+        </w:rPr>
+        <w:t xml:space="preserve">, </w:t>
+      </w:r>
+      <w:proofErr w:type="spellStart"/>
+      <w:r>
+        <w:rPr>
+          <w:rStyle w:val="a9"/>
+        </w:rPr>
+        <w:t>Jakarta</w:t>
+      </w:r>
+      <w:proofErr w:type="spellEnd"/>
+      <w:r>
+        <w:rPr>
+          <w:rStyle w:val="a9"/>
+        </w:rPr>
+        <w:t xml:space="preserve"> Server </w:t>
+      </w:r>
+      <w:proofErr w:type="spellStart"/>
+      <w:r>
+        <w:rPr>
+          <w:rStyle w:val="a9"/>
+        </w:rPr>
+        <w:t>Pages</w:t>
+      </w:r>
+      <w:proofErr w:type="spellEnd"/>
+      <w:r>
+        <w:rPr>
+          <w:rStyle w:val="a9"/>
+        </w:rPr>
+        <w:t xml:space="preserve"> (JSP) и других компонентов </w:t>
+      </w:r>
+      <w:proofErr w:type="spellStart"/>
+      <w:r>
+        <w:rPr>
+          <w:rStyle w:val="a9"/>
+        </w:rPr>
+        <w:t>Jakarta</w:t>
+      </w:r>
+      <w:proofErr w:type="spellEnd"/>
+      <w:r>
+        <w:rPr>
+          <w:rStyle w:val="a9"/>
+        </w:rPr>
+        <w:t xml:space="preserve"> EE (ранее </w:t>
+      </w:r>
+      <w:proofErr w:type="spellStart"/>
+      <w:r>
+        <w:rPr>
+          <w:rStyle w:val="a9"/>
+        </w:rPr>
+        <w:t>JavaEE</w:t>
+      </w:r>
+      <w:proofErr w:type="spellEnd"/>
+      <w:r>
+        <w:rPr>
+          <w:rStyle w:val="a9"/>
+        </w:rPr>
+        <w:t xml:space="preserve">), поддерживаемых Eclipse Foundation. Несмотря на то, что </w:t>
+      </w:r>
+      <w:proofErr w:type="spellStart"/>
+      <w:r>
+        <w:rPr>
+          <w:rStyle w:val="a9"/>
+        </w:rPr>
+        <w:t>Tomcat</w:t>
+      </w:r>
+      <w:proofErr w:type="spellEnd"/>
+      <w:r>
+        <w:rPr>
+          <w:rStyle w:val="a9"/>
+        </w:rPr>
+        <w:t xml:space="preserve"> не </w:t>
+      </w:r>
+      <w:r>
+        <w:rPr>
+          <w:rStyle w:val="a9"/>
+        </w:rPr>
+        <w:lastRenderedPageBreak/>
+        <w:t xml:space="preserve">предоставляет полную поддержку всех возможностей </w:t>
+      </w:r>
+      <w:proofErr w:type="spellStart"/>
+      <w:r>
+        <w:rPr>
+          <w:rStyle w:val="a9"/>
+        </w:rPr>
+        <w:t>Jakarta</w:t>
+      </w:r>
+      <w:proofErr w:type="spellEnd"/>
+      <w:r>
+        <w:rPr>
+          <w:rStyle w:val="a9"/>
+        </w:rPr>
+        <w:t xml:space="preserve"> EE (например, EJB, JMS), он идеально подходит для веб-приложений, основанных на </w:t>
+      </w:r>
+      <w:proofErr w:type="spellStart"/>
+      <w:r>
+        <w:rPr>
+          <w:rStyle w:val="a9"/>
+        </w:rPr>
+        <w:t>сервлетах</w:t>
+      </w:r>
+      <w:proofErr w:type="spellEnd"/>
+      <w:r>
+        <w:rPr>
+          <w:rStyle w:val="a9"/>
+        </w:rPr>
+        <w:t xml:space="preserve"> и JSP, — именно такой архитектурой и</w:t>
       </w:r>
       <w:r>
         <w:rPr>
@@ -8139,7 +9857,21 @@
         <w:rPr>
           <w:rStyle w:val="a9"/>
         </w:rPr>
-        <w:t>Преимущества выбора Apache Tomcat:</w:t>
+        <w:t xml:space="preserve">Преимущества выбора Apache </w:t>
+      </w:r>
+      <w:proofErr w:type="spellStart"/>
+      <w:r>
+        <w:rPr>
+          <w:rStyle w:val="a9"/>
+        </w:rPr>
+        <w:t>Tomcat</w:t>
+      </w:r>
+      <w:proofErr w:type="spellEnd"/>
+      <w:r>
+        <w:rPr>
+          <w:rStyle w:val="a9"/>
+        </w:rPr>
+        <w:t>:</w:t>
       </w:r>
     </w:p>
     <w:p>
@@ -8199,8 +9931,51 @@
         <w:rPr>
           <w:rStyle w:val="a9"/>
         </w:rPr>
-        <w:t xml:space="preserve">Поддержка WAR-артефактов: приложение, упакованное в формате WAR с помощью Maven (mvn clean </w:t>
-      </w:r>
+        <w:t xml:space="preserve">Поддержка WAR-артефактов: приложение, упакованное в формате WAR с помощью </w:t>
+      </w:r>
+      <w:proofErr w:type="spellStart"/>
+      <w:r>
+        <w:rPr>
+          <w:rStyle w:val="a9"/>
+        </w:rPr>
+        <w:t>Maven</w:t>
+      </w:r>
+      <w:proofErr w:type="spellEnd"/>
+      <w:r>
+        <w:rPr>
+          <w:rStyle w:val="a9"/>
+        </w:rPr>
+        <w:t xml:space="preserve"> (</w:t>
+      </w:r>
+      <w:proofErr w:type="spellStart"/>
+      <w:r>
+        <w:rPr>
+          <w:rStyle w:val="a9"/>
+        </w:rPr>
+        <w:t>mvn</w:t>
+      </w:r>
+      <w:proofErr w:type="spellEnd"/>
+      <w:r>
+        <w:rPr>
+          <w:rStyle w:val="a9"/>
+        </w:rPr>
+        <w:t xml:space="preserve"> </w:t>
+      </w:r>
+      <w:proofErr w:type="spellStart"/>
+      <w:r>
+        <w:rPr>
+          <w:rStyle w:val="a9"/>
+        </w:rPr>
+        <w:t>clean</w:t>
+      </w:r>
+      <w:proofErr w:type="spellEnd"/>
+      <w:r>
+        <w:rPr>
+          <w:rStyle w:val="a9"/>
+        </w:rPr>
+        <w:t xml:space="preserve"> </w:t>
+      </w:r>
+      <w:proofErr w:type="spellStart"/>
       <w:r>
         <w:rPr>
           <w:rStyle w:val="a9"/>
@@ -8208,11 +9983,26 @@
         </w:rPr>
         <w:t>package</w:t>
       </w:r>
-      <w:r>
-        <w:rPr>
-          <w:rStyle w:val="a9"/>
-        </w:rPr>
-        <w:t>), автоматически развёртывается при помещении в папку webapps.</w:t>
+      <w:proofErr w:type="spellEnd"/>
+      <w:r>
+        <w:rPr>
+          <w:rStyle w:val="a9"/>
+        </w:rPr>
+        <w:t xml:space="preserve">), автоматически развёртывается при помещении в папку </w:t>
+      </w:r>
+      <w:proofErr w:type="spellStart"/>
+      <w:r>
+        <w:rPr>
+          <w:rStyle w:val="a9"/>
+        </w:rPr>
+        <w:t>webapps</w:t>
+      </w:r>
+      <w:proofErr w:type="spellEnd"/>
+      <w:r>
+        <w:rPr>
+          <w:rStyle w:val="a9"/>
+        </w:rPr>
+        <w:t>.</w:t>
       </w:r>
     </w:p>
     <w:p>
@@ -8253,8 +10043,100 @@
         <w:rPr>
           <w:rStyle w:val="a9"/>
         </w:rPr>
-        <w:t>осле сборки проекта командой mvn clean package создаётся файл server.war, который копируется в каталог webapps сервера Tomcat. Запуск и остановка сервера осуществляются через скрипты startup.bat и shutdown.bat, расположенные в папке bin</w:t>
-      </w:r>
+        <w:t xml:space="preserve">осле сборки проекта командой </w:t>
+      </w:r>
+      <w:proofErr w:type="spellStart"/>
+      <w:r>
+        <w:rPr>
+          <w:rStyle w:val="a9"/>
+        </w:rPr>
+        <w:t>mvn</w:t>
+      </w:r>
+      <w:proofErr w:type="spellEnd"/>
+      <w:r>
+        <w:rPr>
+          <w:rStyle w:val="a9"/>
+        </w:rPr>
+        <w:t xml:space="preserve"> </w:t>
+      </w:r>
+      <w:proofErr w:type="spellStart"/>
+      <w:r>
+        <w:rPr>
+          <w:rStyle w:val="a9"/>
+        </w:rPr>
+        <w:t>clean</w:t>
+      </w:r>
+      <w:proofErr w:type="spellEnd"/>
+      <w:r>
+        <w:rPr>
+          <w:rStyle w:val="a9"/>
+        </w:rPr>
+        <w:t xml:space="preserve"> </w:t>
+      </w:r>
+      <w:proofErr w:type="spellStart"/>
+      <w:r>
+        <w:rPr>
+          <w:rStyle w:val="a9"/>
+        </w:rPr>
+        <w:t>package</w:t>
+      </w:r>
+      <w:proofErr w:type="spellEnd"/>
+      <w:r>
+        <w:rPr>
+          <w:rStyle w:val="a9"/>
+        </w:rPr>
+        <w:t xml:space="preserve"> создаётся файл </w:t>
+      </w:r>
+      <w:proofErr w:type="spellStart"/>
+      <w:r>
+        <w:rPr>
+          <w:rStyle w:val="a9"/>
+        </w:rPr>
+        <w:t>server.war</w:t>
+      </w:r>
+      <w:proofErr w:type="spellEnd"/>
+      <w:r>
+        <w:rPr>
+          <w:rStyle w:val="a9"/>
+        </w:rPr>
+        <w:t xml:space="preserve">, который копируется в каталог </w:t>
+      </w:r>
+      <w:proofErr w:type="spellStart"/>
+      <w:r>
+        <w:rPr>
+          <w:rStyle w:val="a9"/>
+        </w:rPr>
+        <w:t>webapps</w:t>
+      </w:r>
+      <w:proofErr w:type="spellEnd"/>
+      <w:r>
+        <w:rPr>
+          <w:rStyle w:val="a9"/>
+        </w:rPr>
+        <w:t xml:space="preserve"> сервера </w:t>
+      </w:r>
+      <w:proofErr w:type="spellStart"/>
+      <w:r>
+        <w:rPr>
+          <w:rStyle w:val="a9"/>
+        </w:rPr>
+        <w:t>Tomcat</w:t>
+      </w:r>
+      <w:proofErr w:type="spellEnd"/>
+      <w:r>
+        <w:rPr>
+          <w:rStyle w:val="a9"/>
+        </w:rPr>
+        <w:t xml:space="preserve">. Запуск и остановка сервера осуществляются через скрипты startup.bat и shutdown.bat, расположенные в папке </w:t>
+      </w:r>
+      <w:proofErr w:type="spellStart"/>
+      <w:r>
+        <w:rPr>
+          <w:rStyle w:val="a9"/>
+        </w:rPr>
+        <w:t>bin</w:t>
+      </w:r>
+      <w:proofErr w:type="spellEnd"/>
       <w:r>
         <w:rPr>
           <w:rStyle w:val="a9"/>
@@ -8286,7 +10168,35 @@
         <w:rPr>
           <w:rStyle w:val="a9"/>
         </w:rPr>
-        <w:t>Таким образом, Apache Tomcat 10.1.50 представляет собой оптимальное решение для развёртывания данного веб-приложения, обеспечивая стабильную работу, совместимость с JavaEE-технологиями и простоту эксплуатации.</w:t>
+        <w:t xml:space="preserve">Таким образом, Apache </w:t>
+      </w:r>
+      <w:proofErr w:type="spellStart"/>
+      <w:r>
+        <w:rPr>
+          <w:rStyle w:val="a9"/>
+        </w:rPr>
+        <w:t>Tomcat</w:t>
+      </w:r>
+      <w:proofErr w:type="spellEnd"/>
+      <w:r>
+        <w:rPr>
+          <w:rStyle w:val="a9"/>
+        </w:rPr>
+        <w:t xml:space="preserve"> 10.1.50 представляет собой оптимальное решение для развёртывания данного веб-приложения, обеспечивая стабильную работу, совместимость с </w:t>
+      </w:r>
+      <w:proofErr w:type="spellStart"/>
+      <w:r>
+        <w:rPr>
+          <w:rStyle w:val="a9"/>
+        </w:rPr>
+        <w:t>JavaEE</w:t>
+      </w:r>
+      <w:proofErr w:type="spellEnd"/>
+      <w:r>
+        <w:rPr>
+          <w:rStyle w:val="a9"/>
+        </w:rPr>
+        <w:t>-технологиями и простоту эксплуатации.</w:t>
       </w:r>
     </w:p>
     <w:p>
@@ -8331,7 +10241,6 @@
         <w:rPr>
           <w:lang w:val="ru-RU"/>
         </w:rPr>
-        <w:lastRenderedPageBreak/>
         <w:t>Для удобства восприятия</w:t>
       </w:r>
       <w:r>
@@ -8413,6 +10322,7 @@
         <w:rPr>
           <w:lang w:val="ru-RU"/>
         </w:rPr>
+        <w:lastRenderedPageBreak/>
         <w:t>Диаграмм</w:t>
       </w:r>
       <w:r>
@@ -8437,7 +10347,21 @@
         <w:rPr>
           <w:lang w:val="ru-RU"/>
         </w:rPr>
-        <w:t>в соответствии с Unified Modeling Language (UML) — стандартным языком моделирования, широко применяемым для визуализации, спецификации, конструирования и документирования программных систем. Использование UML позволяет структурировать описание функциональности системы и обеспечивает понятность для разработчиков и заказчиков.</w:t>
+        <w:t xml:space="preserve">в соответствии с Unified </w:t>
+      </w:r>
+      <w:proofErr w:type="spellStart"/>
+      <w:r>
+        <w:rPr>
+          <w:lang w:val="ru-RU"/>
+        </w:rPr>
+        <w:t>Modeling</w:t>
+      </w:r>
+      <w:proofErr w:type="spellEnd"/>
+      <w:r>
+        <w:rPr>
+          <w:lang w:val="ru-RU"/>
+        </w:rPr>
+        <w:t xml:space="preserve"> Language (UML) — стандартным языком моделирования, широко применяемым для визуализации, спецификации, конструирования и документирования программных систем. Использование UML позволяет структурировать описание функциональности системы и обеспечивает понятность для разработчиков и заказчиков.</w:t>
       </w:r>
     </w:p>
     <w:p>
@@ -8775,7 +10699,63 @@
         <w:rPr>
           <w:lang w:val="ru-RU"/>
         </w:rPr>
-        <w:t>Для реализации приложения был выбран стек технологий, основанный на Java Enterprise: сервер приложений Apache Tomcat, фреймворк Hibernate для объектно-реляционного отображения (ORM) и JSP (JavaServer Pages) для формирования пользовательского интерфейса. Такой подход позволил обеспечить чёткое разделение логики приложения, повысить производительность взаимодействия с базой данных и упростить поддержку кодовой базы.</w:t>
+        <w:t xml:space="preserve">Для реализации приложения был выбран стек технологий, основанный на Java Enterprise: сервер приложений Apache </w:t>
+      </w:r>
+      <w:proofErr w:type="spellStart"/>
+      <w:r>
+        <w:rPr>
+          <w:lang w:val="ru-RU"/>
+        </w:rPr>
+        <w:t>Tomcat</w:t>
+      </w:r>
+      <w:proofErr w:type="spellEnd"/>
+      <w:r>
+        <w:rPr>
+          <w:lang w:val="ru-RU"/>
+        </w:rPr>
+        <w:t xml:space="preserve">, фреймворк </w:t>
+      </w:r>
+      <w:proofErr w:type="spellStart"/>
+      <w:r>
+        <w:rPr>
+          <w:lang w:val="ru-RU"/>
+        </w:rPr>
+        <w:t>Hibernate</w:t>
+      </w:r>
+      <w:proofErr w:type="spellEnd"/>
+      <w:r>
+        <w:rPr>
+          <w:lang w:val="ru-RU"/>
+        </w:rPr>
+        <w:t xml:space="preserve"> для объектно-реляционного отображения (ORM) и JSP (</w:t>
+      </w:r>
+      <w:proofErr w:type="spellStart"/>
+      <w:r>
+        <w:rPr>
+          <w:lang w:val="ru-RU"/>
+        </w:rPr>
+        <w:t>JavaServer</w:t>
+      </w:r>
+      <w:proofErr w:type="spellEnd"/>
+      <w:r>
+        <w:rPr>
+          <w:lang w:val="ru-RU"/>
+        </w:rPr>
+        <w:t xml:space="preserve"> </w:t>
+      </w:r>
+      <w:proofErr w:type="spellStart"/>
+      <w:r>
+        <w:rPr>
+          <w:lang w:val="ru-RU"/>
+        </w:rPr>
+        <w:t>Pages</w:t>
+      </w:r>
+      <w:proofErr w:type="spellEnd"/>
+      <w:r>
+        <w:rPr>
+          <w:lang w:val="ru-RU"/>
+        </w:rPr>
+        <w:t>) для формирования пользовательского интерфейса. Такой подход позволил обеспечить чёткое разделение логики приложения, повысить производительность взаимодействия с базой данных и упростить поддержку кодовой базы.</w:t>
       </w:r>
     </w:p>
     <w:p>
@@ -8889,7 +10869,35 @@
         <w:rPr>
           <w:lang w:val="ru-RU"/>
         </w:rPr>
-        <w:t>Михайлов, А. Почему важно следовать принципам Clean Architecture [Электронный ресурс] / А. Михайлов // Habr. – 2023. – URL: https://habr.com/ru/companies/otus/articles/732178/ (дата обращения: 18.01.2026).</w:t>
+        <w:t xml:space="preserve">Михайлов, А. Почему важно следовать принципам </w:t>
+      </w:r>
+      <w:proofErr w:type="spellStart"/>
+      <w:r>
+        <w:rPr>
+          <w:lang w:val="ru-RU"/>
+        </w:rPr>
+        <w:t>Clean</w:t>
+      </w:r>
+      <w:proofErr w:type="spellEnd"/>
+      <w:r>
+        <w:rPr>
+          <w:lang w:val="ru-RU"/>
+        </w:rPr>
+        <w:t xml:space="preserve"> Architecture [Электронный ресурс] / А. Михайлов // </w:t>
+      </w:r>
+      <w:proofErr w:type="spellStart"/>
+      <w:r>
+        <w:rPr>
+          <w:lang w:val="ru-RU"/>
+        </w:rPr>
+        <w:t>Habr</w:t>
+      </w:r>
+      <w:proofErr w:type="spellEnd"/>
+      <w:r>
+        <w:rPr>
+          <w:lang w:val="ru-RU"/>
+        </w:rPr>
+        <w:t>. – 2023. – URL: https://habr.com/ru/companies/otus/articles/732178/ (дата обращения: 18.01.2026).</w:t>
       </w:r>
     </w:p>
     <w:p>
@@ -8920,9 +10928,12 @@
         </w:rPr>
         <w:t xml:space="preserve">? [Электронный ресурс] // </w:t>
       </w:r>
+      <w:proofErr w:type="spellStart"/>
+      <w:proofErr w:type="gramStart"/>
       <w:r>
         <w:t>RedLab</w:t>
       </w:r>
+      <w:proofErr w:type="spellEnd"/>
       <w:r>
         <w:rPr>
           <w:lang w:val="ru-RU"/>
@@ -8936,7 +10947,14 @@
         <w:rPr>
           <w:lang w:val="ru-RU"/>
         </w:rPr>
-        <w:t xml:space="preserve"> : блог. – </w:t>
+        <w:t xml:space="preserve"> :</w:t>
+      </w:r>
+      <w:proofErr w:type="gramEnd"/>
+      <w:r>
+        <w:rPr>
+          <w:lang w:val="ru-RU"/>
+        </w:rPr>
+        <w:t xml:space="preserve"> блог. – </w:t>
       </w:r>
       <w:r>
         <w:t>URL</w:t>
@@ -8956,9 +10974,11 @@
         </w:rPr>
         <w:t>://</w:t>
       </w:r>
+      <w:proofErr w:type="spellStart"/>
       <w:r>
         <w:t>redlab</w:t>
       </w:r>
+      <w:proofErr w:type="spellEnd"/>
       <w:r>
         <w:rPr>
           <w:lang w:val="ru-RU"/>
@@ -9026,7 +11046,21 @@
         <w:rPr>
           <w:lang w:val="ru-RU"/>
         </w:rPr>
-        <w:t>Первая программа в IntelliJ IDEA [Электронный ресурс] // METANIT.COM. – URL: https://metanit.com/java/tutorial/1.5.php (дата обращения: 18.01.2026).</w:t>
+        <w:t xml:space="preserve">Первая программа в </w:t>
+      </w:r>
+      <w:proofErr w:type="spellStart"/>
+      <w:r>
+        <w:rPr>
+          <w:lang w:val="ru-RU"/>
+        </w:rPr>
+        <w:t>IntelliJ</w:t>
+      </w:r>
+      <w:proofErr w:type="spellEnd"/>
+      <w:r>
+        <w:rPr>
+          <w:lang w:val="ru-RU"/>
+        </w:rPr>
+        <w:t xml:space="preserve"> IDEA [Электронный ресурс] // METANIT.COM. – URL: https://metanit.com/java/tutorial/1.5.php (дата обращения: 18.01.2026).</w:t>
       </w:r>
     </w:p>
     <w:p>
@@ -9055,7 +11089,21 @@
         <w:rPr>
           <w:lang w:val="ru-RU"/>
         </w:rPr>
-        <w:t xml:space="preserve">? Часть 1: хранение данных [Электронный ресурс] // Хабр. – </w:t>
+        <w:t xml:space="preserve">? Часть 1: хранение данных [Электронный ресурс] // </w:t>
+      </w:r>
+      <w:proofErr w:type="spellStart"/>
+      <w:r>
+        <w:rPr>
+          <w:lang w:val="ru-RU"/>
+        </w:rPr>
+        <w:t>Хабр</w:t>
+      </w:r>
+      <w:proofErr w:type="spellEnd"/>
+      <w:r>
+        <w:rPr>
+          <w:lang w:val="ru-RU"/>
+        </w:rPr>
+        <w:t xml:space="preserve">. – </w:t>
       </w:r>
       <w:r>
         <w:t>URL</w:t>
@@ -9075,9 +11123,11 @@
         </w:rPr>
         <w:t>://</w:t>
       </w:r>
+      <w:proofErr w:type="spellStart"/>
       <w:r>
         <w:t>habr</w:t>
       </w:r>
+      <w:proofErr w:type="spellEnd"/>
       <w:r>
         <w:rPr>
           <w:lang w:val="ru-RU"/>
@@ -9093,9 +11143,11 @@
         </w:rPr>
         <w:t>/</w:t>
       </w:r>
+      <w:proofErr w:type="spellStart"/>
       <w:r>
         <w:t>ru</w:t>
       </w:r>
+      <w:proofErr w:type="spellEnd"/>
       <w:r>
         <w:rPr>
           <w:lang w:val="ru-RU"/>
@@ -9129,7 +11181,35 @@
         <w:rPr>
           <w:lang w:val="ru-RU"/>
         </w:rPr>
-        <w:t>Как фреймворк Hibernate помогает Java‑разработчику облегчить работу с базами данных [Электронный ресурс] // Практикум от Яндекса : блог. – URL: https://practicum.yandex.ru/blog/hibernate-java/ (дата обращения: 18.01.2026).</w:t>
+        <w:t xml:space="preserve">Как фреймворк </w:t>
+      </w:r>
+      <w:proofErr w:type="spellStart"/>
+      <w:r>
+        <w:rPr>
+          <w:lang w:val="ru-RU"/>
+        </w:rPr>
+        <w:t>Hibernate</w:t>
+      </w:r>
+      <w:proofErr w:type="spellEnd"/>
+      <w:r>
+        <w:rPr>
+          <w:lang w:val="ru-RU"/>
+        </w:rPr>
+        <w:t xml:space="preserve"> помогает Java‑разработчику облегчить работу с базами данных [Электронный ресурс] // Практикум от </w:t>
+      </w:r>
+      <w:proofErr w:type="gramStart"/>
+      <w:r>
+        <w:rPr>
+          <w:lang w:val="ru-RU"/>
+        </w:rPr>
+        <w:t>Яндекса :</w:t>
+      </w:r>
+      <w:proofErr w:type="gramEnd"/>
+      <w:r>
+        <w:rPr>
+          <w:lang w:val="ru-RU"/>
+        </w:rPr>
+        <w:t xml:space="preserve"> блог. – URL: https://practicum.yandex.ru/blog/hibernate-java/ (дата обращения: 18.01.2026).</w:t>
       </w:r>
     </w:p>
     <w:p>
@@ -9217,7 +11297,63 @@
         <w:rPr>
           <w:lang w:val="en-US"/>
         </w:rPr>
-        <w:t>Hibernate Configuration File – hibernate.cfg.xml [Электронный ресурс] // Java Guides. – 2024. – URL: https://www.javaguides.net/2024/09/hibernate-configuration-file.html (дата обращения: 18.01.2026).</w:t>
+        <w:t>Hibernate Configuration File – hibernate.cfg.xml [</w:t>
+      </w:r>
+      <w:proofErr w:type="spellStart"/>
+      <w:r>
+        <w:rPr>
+          <w:lang w:val="en-US"/>
+        </w:rPr>
+        <w:t>Электронный</w:t>
+      </w:r>
+      <w:proofErr w:type="spellEnd"/>
+      <w:r>
+        <w:rPr>
+          <w:lang w:val="en-US"/>
+        </w:rPr>
+        <w:t xml:space="preserve"> </w:t>
+      </w:r>
+      <w:proofErr w:type="spellStart"/>
+      <w:r>
+        <w:rPr>
+          <w:lang w:val="en-US"/>
+        </w:rPr>
+        <w:t>ресурс</w:t>
+      </w:r>
+      <w:proofErr w:type="spellEnd"/>
+      <w:r>
+        <w:rPr>
+          <w:lang w:val="en-US"/>
+        </w:rPr>
+        <w:t>] // Java Guides. – 2024. – URL: https://www.javaguides.net/2024/09/hibernate-configuration-file.html (</w:t>
+      </w:r>
+      <w:proofErr w:type="spellStart"/>
+      <w:r>
+        <w:rPr>
+          <w:lang w:val="en-US"/>
+        </w:rPr>
+        <w:t>дата</w:t>
+      </w:r>
+      <w:proofErr w:type="spellEnd"/>
+      <w:r>
+        <w:rPr>
+          <w:lang w:val="en-US"/>
+        </w:rPr>
+        <w:t xml:space="preserve"> </w:t>
+      </w:r>
+      <w:proofErr w:type="spellStart"/>
+      <w:r>
+        <w:rPr>
+          <w:lang w:val="en-US"/>
+        </w:rPr>
+        <w:t>обращения</w:t>
+      </w:r>
+      <w:proofErr w:type="spellEnd"/>
+      <w:r>
+        <w:rPr>
+          <w:lang w:val="en-US"/>
+        </w:rPr>
+        <w:t>: 18.01.2026).</w:t>
       </w:r>
     </w:p>
     <w:p>
@@ -9237,16 +11373,40 @@
         <w:rPr>
           <w:lang w:val="ru-RU"/>
         </w:rPr>
-        <w:t xml:space="preserve">Что такое сервлеты и зачем они нужны [Электронный ресурс] // </w:t>
-      </w:r>
+        <w:t xml:space="preserve">Что такое </w:t>
+      </w:r>
+      <w:proofErr w:type="spellStart"/>
+      <w:r>
+        <w:rPr>
+          <w:lang w:val="ru-RU"/>
+        </w:rPr>
+        <w:t>сервлеты</w:t>
+      </w:r>
+      <w:proofErr w:type="spellEnd"/>
+      <w:r>
+        <w:rPr>
+          <w:lang w:val="ru-RU"/>
+        </w:rPr>
+        <w:t xml:space="preserve"> и зачем они нужны [Электронный ресурс] // </w:t>
+      </w:r>
+      <w:proofErr w:type="spellStart"/>
+      <w:proofErr w:type="gramStart"/>
       <w:r>
         <w:t>JavaRush</w:t>
       </w:r>
-      <w:r>
-        <w:rPr>
-          <w:lang w:val="ru-RU"/>
-        </w:rPr>
-        <w:t xml:space="preserve"> : образовательная платформа. – </w:t>
+      <w:proofErr w:type="spellEnd"/>
+      <w:r>
+        <w:rPr>
+          <w:lang w:val="ru-RU"/>
+        </w:rPr>
+        <w:t xml:space="preserve"> :</w:t>
+      </w:r>
+      <w:proofErr w:type="gramEnd"/>
+      <w:r>
+        <w:rPr>
+          <w:lang w:val="ru-RU"/>
+        </w:rPr>
+        <w:t xml:space="preserve"> образовательная платформа. – </w:t>
       </w:r>
       <w:r>
         <w:t>URL</w:t>
@@ -9266,9 +11426,11 @@
         </w:rPr>
         <w:t>://</w:t>
       </w:r>
+      <w:proofErr w:type="spellStart"/>
       <w:r>
         <w:t>javarush</w:t>
       </w:r>
+      <w:proofErr w:type="spellEnd"/>
       <w:r>
         <w:rPr>
           <w:lang w:val="ru-RU"/>
@@ -9302,9 +11464,11 @@
         </w:rPr>
         <w:t>/</w:t>
       </w:r>
+      <w:proofErr w:type="spellStart"/>
       <w:r>
         <w:t>questservlets</w:t>
       </w:r>
+      <w:proofErr w:type="spellEnd"/>
       <w:r>
         <w:rPr>
           <w:lang w:val="ru-RU"/>
@@ -9348,7 +11512,35 @@
           <w:lang w:val="ru-RU"/>
         </w:rPr>
         <w:lastRenderedPageBreak/>
-        <w:t>Apache Tomcat: основной функционал и настройка [Электронный ресурс] // Хабр. – URL: https://habr.com/ru/companies/otus/articles/800377/ (дата обращения: 18.01.2026).</w:t>
+        <w:t xml:space="preserve">Apache </w:t>
+      </w:r>
+      <w:proofErr w:type="spellStart"/>
+      <w:r>
+        <w:rPr>
+          <w:lang w:val="ru-RU"/>
+        </w:rPr>
+        <w:t>Tomcat</w:t>
+      </w:r>
+      <w:proofErr w:type="spellEnd"/>
+      <w:r>
+        <w:rPr>
+          <w:lang w:val="ru-RU"/>
+        </w:rPr>
+        <w:t xml:space="preserve">: основной функционал и настройка [Электронный ресурс] // </w:t>
+      </w:r>
+      <w:proofErr w:type="spellStart"/>
+      <w:r>
+        <w:rPr>
+          <w:lang w:val="ru-RU"/>
+        </w:rPr>
+        <w:t>Хабр</w:t>
+      </w:r>
+      <w:proofErr w:type="spellEnd"/>
+      <w:r>
+        <w:rPr>
+          <w:lang w:val="ru-RU"/>
+        </w:rPr>
+        <w:t>. – URL: https://habr.com/ru/companies/otus/articles/800377/ (дата обращения: 18.01.2026).</w:t>
       </w:r>
     </w:p>
     <w:p>
@@ -9368,7 +11560,43 @@
         <w:rPr>
           <w:lang w:val="ru-RU"/>
         </w:rPr>
-        <w:t>Apache Tomcat [Электронный ресурс] // SkillFactory : блог. – URL: https://blog.skillfactory.ru/glossary/apache-tomcat/ (дата обращения: 18.01.2026).</w:t>
+        <w:t xml:space="preserve">Apache </w:t>
+      </w:r>
+      <w:proofErr w:type="spellStart"/>
+      <w:r>
+        <w:rPr>
+          <w:lang w:val="ru-RU"/>
+        </w:rPr>
+        <w:t>Tomcat</w:t>
+      </w:r>
+      <w:proofErr w:type="spellEnd"/>
+      <w:r>
+        <w:rPr>
+          <w:lang w:val="ru-RU"/>
+        </w:rPr>
+        <w:t xml:space="preserve"> [Электронный ресурс] // </w:t>
+      </w:r>
+      <w:proofErr w:type="spellStart"/>
+      <w:proofErr w:type="gramStart"/>
+      <w:r>
+        <w:rPr>
+          <w:lang w:val="ru-RU"/>
+        </w:rPr>
+        <w:t>SkillFactory</w:t>
+      </w:r>
+      <w:proofErr w:type="spellEnd"/>
+      <w:r>
+        <w:rPr>
+          <w:lang w:val="ru-RU"/>
+        </w:rPr>
+        <w:t xml:space="preserve"> :</w:t>
+      </w:r>
+      <w:proofErr w:type="gramEnd"/>
+      <w:r>
+        <w:rPr>
+          <w:lang w:val="ru-RU"/>
+        </w:rPr>
+        <w:t xml:space="preserve"> блог. – URL: https://blog.skillfactory.ru/glossary/apache-tomcat/ (дата обращения: 18.01.2026).</w:t>
       </w:r>
     </w:p>
     <w:p>
@@ -15389,6 +17617,7 @@
   <w:style w:type="character" w:default="1" w:styleId="a0">
     <w:name w:val="Default Paragraph Font"/>
     <w:uiPriority w:val="1"/>
+    <w:semiHidden/>
     <w:unhideWhenUsed/>
   </w:style>
   <w:style w:type="table" w:default="1" w:styleId="a1">

--- a/Пояснительная записка Васильев К.Э.docx
+++ b/Пояснительная записка Васильев К.Э.docx
@@ -4943,7 +4943,7 @@
         <w:pStyle w:val="aa"/>
         <w:numPr>
           <w:ilvl w:val="0"/>
-          <w:numId w:val="45"/>
+          <w:numId w:val="7"/>
         </w:numPr>
         <w:tabs>
           <w:tab w:val="left" w:pos="993"/>
@@ -4966,7 +4966,7 @@
         <w:pStyle w:val="aa"/>
         <w:numPr>
           <w:ilvl w:val="0"/>
-          <w:numId w:val="45"/>
+          <w:numId w:val="7"/>
         </w:numPr>
         <w:tabs>
           <w:tab w:val="left" w:pos="993"/>
@@ -4989,7 +4989,7 @@
         <w:pStyle w:val="aa"/>
         <w:numPr>
           <w:ilvl w:val="0"/>
-          <w:numId w:val="45"/>
+          <w:numId w:val="7"/>
         </w:numPr>
         <w:tabs>
           <w:tab w:val="left" w:pos="993"/>
@@ -5012,7 +5012,7 @@
         <w:pStyle w:val="aa"/>
         <w:numPr>
           <w:ilvl w:val="0"/>
-          <w:numId w:val="45"/>
+          <w:numId w:val="7"/>
         </w:numPr>
         <w:tabs>
           <w:tab w:val="left" w:pos="993"/>
@@ -5049,7 +5049,7 @@
         <w:pStyle w:val="aa"/>
         <w:numPr>
           <w:ilvl w:val="0"/>
-          <w:numId w:val="45"/>
+          <w:numId w:val="7"/>
         </w:numPr>
         <w:tabs>
           <w:tab w:val="left" w:pos="993"/>
@@ -5087,7 +5087,7 @@
         <w:pStyle w:val="aa"/>
         <w:numPr>
           <w:ilvl w:val="0"/>
-          <w:numId w:val="45"/>
+          <w:numId w:val="7"/>
         </w:numPr>
         <w:tabs>
           <w:tab w:val="left" w:pos="993"/>
@@ -5137,7 +5137,7 @@
         <w:pStyle w:val="aa"/>
         <w:numPr>
           <w:ilvl w:val="0"/>
-          <w:numId w:val="45"/>
+          <w:numId w:val="7"/>
         </w:numPr>
         <w:tabs>
           <w:tab w:val="left" w:pos="993"/>
@@ -5235,7 +5235,7 @@
         <w:pStyle w:val="aa"/>
         <w:numPr>
           <w:ilvl w:val="0"/>
-          <w:numId w:val="5"/>
+          <w:numId w:val="2"/>
         </w:numPr>
         <w:jc w:val="both"/>
         <w:rPr>
@@ -5443,7 +5443,7 @@
           <w:lang w:val="ru-RU"/>
         </w:rPr>
         <w:drawing>
-          <wp:inline distT="0" distB="0" distL="0" distR="0" wp14:anchorId="2C6DA328" wp14:editId="3C9E65A5">
+          <wp:inline distT="0" distB="0" distL="0" distR="0" wp14:anchorId="2C6DA328" wp14:editId="58E07868">
             <wp:extent cx="4537817" cy="3851314"/>
             <wp:effectExtent l="0" t="0" r="0" b="0"/>
             <wp:docPr id="1" name="Рисунок 1"/>
@@ -5750,8 +5750,7 @@
     </w:p>
     <w:p>
       <w:pPr>
-        <w:pStyle w:val="1"/>
-        <w:jc w:val="both"/>
+        <w:pStyle w:val="12"/>
         <w:rPr>
           <w:rStyle w:val="a9"/>
         </w:rPr>
@@ -5761,13 +5760,7 @@
         <w:rPr>
           <w:rStyle w:val="a9"/>
         </w:rPr>
-        <w:t>Архитектура</w:t>
-      </w:r>
-      <w:r>
-        <w:rPr>
-          <w:rStyle w:val="a9"/>
-        </w:rPr>
-        <w:t xml:space="preserve"> приложения</w:t>
+        <w:t>Архитектура приложения</w:t>
       </w:r>
       <w:bookmarkEnd w:id="8"/>
     </w:p>
@@ -6701,7 +6694,7 @@
         <w:pStyle w:val="aa"/>
         <w:numPr>
           <w:ilvl w:val="0"/>
-          <w:numId w:val="38"/>
+          <w:numId w:val="4"/>
         </w:numPr>
         <w:tabs>
           <w:tab w:val="left" w:pos="993"/>
@@ -6748,7 +6741,7 @@
         <w:pStyle w:val="aa"/>
         <w:numPr>
           <w:ilvl w:val="0"/>
-          <w:numId w:val="38"/>
+          <w:numId w:val="4"/>
         </w:numPr>
         <w:tabs>
           <w:tab w:val="left" w:pos="993"/>
@@ -6813,7 +6806,7 @@
         <w:pStyle w:val="aa"/>
         <w:numPr>
           <w:ilvl w:val="0"/>
-          <w:numId w:val="38"/>
+          <w:numId w:val="4"/>
         </w:numPr>
         <w:tabs>
           <w:tab w:val="left" w:pos="993"/>
@@ -6842,7 +6835,7 @@
         <w:pStyle w:val="aa"/>
         <w:numPr>
           <w:ilvl w:val="0"/>
-          <w:numId w:val="38"/>
+          <w:numId w:val="4"/>
         </w:numPr>
         <w:tabs>
           <w:tab w:val="left" w:pos="993"/>
@@ -6879,7 +6872,7 @@
         <w:pStyle w:val="aa"/>
         <w:numPr>
           <w:ilvl w:val="0"/>
-          <w:numId w:val="38"/>
+          <w:numId w:val="4"/>
         </w:numPr>
         <w:tabs>
           <w:tab w:val="left" w:pos="993"/>
@@ -6932,7 +6925,7 @@
         <w:pStyle w:val="aa"/>
         <w:numPr>
           <w:ilvl w:val="0"/>
-          <w:numId w:val="38"/>
+          <w:numId w:val="4"/>
         </w:numPr>
         <w:tabs>
           <w:tab w:val="left" w:pos="993"/>
@@ -6975,7 +6968,7 @@
         <w:pStyle w:val="aa"/>
         <w:numPr>
           <w:ilvl w:val="0"/>
-          <w:numId w:val="38"/>
+          <w:numId w:val="4"/>
         </w:numPr>
         <w:tabs>
           <w:tab w:val="left" w:pos="993"/>
@@ -7157,7 +7150,7 @@
         <w:pStyle w:val="aa"/>
         <w:numPr>
           <w:ilvl w:val="0"/>
-          <w:numId w:val="43"/>
+          <w:numId w:val="6"/>
         </w:numPr>
         <w:tabs>
           <w:tab w:val="left" w:pos="993"/>
@@ -7226,7 +7219,7 @@
         <w:pStyle w:val="aa"/>
         <w:numPr>
           <w:ilvl w:val="0"/>
-          <w:numId w:val="43"/>
+          <w:numId w:val="6"/>
         </w:numPr>
         <w:tabs>
           <w:tab w:val="left" w:pos="993"/>
@@ -7275,7 +7268,7 @@
         <w:pStyle w:val="aa"/>
         <w:numPr>
           <w:ilvl w:val="0"/>
-          <w:numId w:val="43"/>
+          <w:numId w:val="6"/>
         </w:numPr>
         <w:tabs>
           <w:tab w:val="left" w:pos="993"/>
@@ -7318,7 +7311,7 @@
         <w:pStyle w:val="aa"/>
         <w:numPr>
           <w:ilvl w:val="0"/>
-          <w:numId w:val="43"/>
+          <w:numId w:val="6"/>
         </w:numPr>
         <w:tabs>
           <w:tab w:val="left" w:pos="993"/>
@@ -7811,7 +7804,7 @@
         <w:pStyle w:val="aa"/>
         <w:numPr>
           <w:ilvl w:val="0"/>
-          <w:numId w:val="38"/>
+          <w:numId w:val="4"/>
         </w:numPr>
         <w:tabs>
           <w:tab w:val="left" w:pos="993"/>
@@ -7873,7 +7866,7 @@
         <w:pStyle w:val="aa"/>
         <w:numPr>
           <w:ilvl w:val="0"/>
-          <w:numId w:val="38"/>
+          <w:numId w:val="4"/>
         </w:numPr>
         <w:tabs>
           <w:tab w:val="left" w:pos="993"/>
@@ -7953,7 +7946,7 @@
         <w:pStyle w:val="aa"/>
         <w:numPr>
           <w:ilvl w:val="0"/>
-          <w:numId w:val="38"/>
+          <w:numId w:val="4"/>
         </w:numPr>
         <w:tabs>
           <w:tab w:val="left" w:pos="993"/>
@@ -7991,7 +7984,7 @@
         <w:pStyle w:val="aa"/>
         <w:numPr>
           <w:ilvl w:val="0"/>
-          <w:numId w:val="38"/>
+          <w:numId w:val="4"/>
         </w:numPr>
         <w:tabs>
           <w:tab w:val="left" w:pos="993"/>
@@ -8026,7 +8019,7 @@
         <w:pStyle w:val="aa"/>
         <w:numPr>
           <w:ilvl w:val="0"/>
-          <w:numId w:val="38"/>
+          <w:numId w:val="4"/>
         </w:numPr>
         <w:tabs>
           <w:tab w:val="left" w:pos="993"/>
@@ -8061,7 +8054,7 @@
         <w:pStyle w:val="aa"/>
         <w:numPr>
           <w:ilvl w:val="0"/>
-          <w:numId w:val="38"/>
+          <w:numId w:val="4"/>
         </w:numPr>
         <w:tabs>
           <w:tab w:val="left" w:pos="993"/>
@@ -8144,7 +8137,7 @@
         <w:pStyle w:val="aa"/>
         <w:numPr>
           <w:ilvl w:val="0"/>
-          <w:numId w:val="38"/>
+          <w:numId w:val="4"/>
         </w:numPr>
         <w:tabs>
           <w:tab w:val="left" w:pos="993"/>
@@ -8345,7 +8338,7 @@
         <w:pStyle w:val="aa"/>
         <w:numPr>
           <w:ilvl w:val="0"/>
-          <w:numId w:val="38"/>
+          <w:numId w:val="4"/>
         </w:numPr>
         <w:ind w:left="0" w:firstLine="709"/>
         <w:jc w:val="both"/>
@@ -8365,7 +8358,7 @@
         <w:pStyle w:val="aa"/>
         <w:numPr>
           <w:ilvl w:val="0"/>
-          <w:numId w:val="38"/>
+          <w:numId w:val="4"/>
         </w:numPr>
         <w:ind w:left="0" w:firstLine="709"/>
         <w:jc w:val="both"/>
@@ -8399,7 +8392,7 @@
         <w:pStyle w:val="aa"/>
         <w:numPr>
           <w:ilvl w:val="0"/>
-          <w:numId w:val="38"/>
+          <w:numId w:val="4"/>
         </w:numPr>
         <w:ind w:left="0" w:firstLine="709"/>
         <w:jc w:val="both"/>
@@ -8419,7 +8412,7 @@
         <w:pStyle w:val="aa"/>
         <w:numPr>
           <w:ilvl w:val="0"/>
-          <w:numId w:val="38"/>
+          <w:numId w:val="4"/>
         </w:numPr>
         <w:ind w:left="0" w:firstLine="709"/>
         <w:jc w:val="both"/>
@@ -8439,7 +8432,7 @@
         <w:pStyle w:val="aa"/>
         <w:numPr>
           <w:ilvl w:val="0"/>
-          <w:numId w:val="38"/>
+          <w:numId w:val="4"/>
         </w:numPr>
         <w:ind w:left="0" w:firstLine="709"/>
         <w:jc w:val="both"/>
@@ -8619,7 +8612,7 @@
         <w:pStyle w:val="aa"/>
         <w:numPr>
           <w:ilvl w:val="0"/>
-          <w:numId w:val="38"/>
+          <w:numId w:val="4"/>
         </w:numPr>
         <w:ind w:left="0" w:firstLine="709"/>
         <w:jc w:val="both"/>
@@ -8661,7 +8654,7 @@
         <w:pStyle w:val="aa"/>
         <w:numPr>
           <w:ilvl w:val="0"/>
-          <w:numId w:val="38"/>
+          <w:numId w:val="4"/>
         </w:numPr>
         <w:ind w:left="0" w:firstLine="709"/>
         <w:jc w:val="both"/>
@@ -8682,7 +8675,7 @@
         <w:pStyle w:val="aa"/>
         <w:numPr>
           <w:ilvl w:val="0"/>
-          <w:numId w:val="38"/>
+          <w:numId w:val="4"/>
         </w:numPr>
         <w:ind w:left="0" w:firstLine="709"/>
         <w:jc w:val="both"/>
@@ -8702,7 +8695,7 @@
         <w:pStyle w:val="aa"/>
         <w:numPr>
           <w:ilvl w:val="0"/>
-          <w:numId w:val="38"/>
+          <w:numId w:val="4"/>
         </w:numPr>
         <w:ind w:left="0" w:firstLine="709"/>
         <w:jc w:val="both"/>
@@ -8758,7 +8751,7 @@
         <w:pStyle w:val="aa"/>
         <w:numPr>
           <w:ilvl w:val="0"/>
-          <w:numId w:val="38"/>
+          <w:numId w:val="4"/>
         </w:numPr>
         <w:ind w:left="0" w:firstLine="709"/>
         <w:jc w:val="both"/>
@@ -9022,7 +9015,7 @@
         <w:pStyle w:val="aa"/>
         <w:numPr>
           <w:ilvl w:val="0"/>
-          <w:numId w:val="38"/>
+          <w:numId w:val="4"/>
         </w:numPr>
         <w:ind w:left="0" w:firstLine="709"/>
         <w:jc w:val="both"/>
@@ -9064,7 +9057,7 @@
         <w:pStyle w:val="aa"/>
         <w:numPr>
           <w:ilvl w:val="0"/>
-          <w:numId w:val="38"/>
+          <w:numId w:val="4"/>
         </w:numPr>
         <w:ind w:left="0" w:firstLine="709"/>
         <w:jc w:val="both"/>
@@ -9112,7 +9105,7 @@
         <w:pStyle w:val="aa"/>
         <w:numPr>
           <w:ilvl w:val="0"/>
-          <w:numId w:val="38"/>
+          <w:numId w:val="4"/>
         </w:numPr>
         <w:ind w:left="0" w:firstLine="709"/>
         <w:jc w:val="both"/>
@@ -9174,7 +9167,7 @@
         <w:pStyle w:val="aa"/>
         <w:numPr>
           <w:ilvl w:val="0"/>
-          <w:numId w:val="38"/>
+          <w:numId w:val="4"/>
         </w:numPr>
         <w:ind w:left="0" w:firstLine="709"/>
         <w:jc w:val="both"/>
@@ -9209,7 +9202,7 @@
         <w:pStyle w:val="aa"/>
         <w:numPr>
           <w:ilvl w:val="0"/>
-          <w:numId w:val="38"/>
+          <w:numId w:val="4"/>
         </w:numPr>
         <w:ind w:left="0" w:firstLine="709"/>
         <w:jc w:val="both"/>
@@ -9384,7 +9377,7 @@
         <w:pStyle w:val="aa"/>
         <w:numPr>
           <w:ilvl w:val="0"/>
-          <w:numId w:val="38"/>
+          <w:numId w:val="4"/>
         </w:numPr>
         <w:ind w:left="0" w:firstLine="709"/>
         <w:jc w:val="both"/>
@@ -9418,7 +9411,7 @@
         <w:pStyle w:val="aa"/>
         <w:numPr>
           <w:ilvl w:val="0"/>
-          <w:numId w:val="38"/>
+          <w:numId w:val="4"/>
         </w:numPr>
         <w:ind w:left="0" w:firstLine="709"/>
         <w:jc w:val="both"/>
@@ -9438,7 +9431,7 @@
         <w:pStyle w:val="aa"/>
         <w:numPr>
           <w:ilvl w:val="0"/>
-          <w:numId w:val="38"/>
+          <w:numId w:val="4"/>
         </w:numPr>
         <w:ind w:left="0" w:firstLine="709"/>
         <w:jc w:val="both"/>
@@ -9458,7 +9451,7 @@
         <w:pStyle w:val="aa"/>
         <w:numPr>
           <w:ilvl w:val="0"/>
-          <w:numId w:val="38"/>
+          <w:numId w:val="4"/>
         </w:numPr>
         <w:ind w:left="0" w:firstLine="709"/>
         <w:jc w:val="both"/>
@@ -9879,7 +9872,7 @@
         <w:pStyle w:val="aa"/>
         <w:numPr>
           <w:ilvl w:val="0"/>
-          <w:numId w:val="38"/>
+          <w:numId w:val="4"/>
         </w:numPr>
         <w:ind w:left="0" w:firstLine="426"/>
         <w:jc w:val="both"/>
@@ -9899,7 +9892,7 @@
         <w:pStyle w:val="aa"/>
         <w:numPr>
           <w:ilvl w:val="0"/>
-          <w:numId w:val="38"/>
+          <w:numId w:val="4"/>
         </w:numPr>
         <w:ind w:left="0" w:firstLine="426"/>
         <w:jc w:val="both"/>
@@ -9919,7 +9912,7 @@
         <w:pStyle w:val="aa"/>
         <w:numPr>
           <w:ilvl w:val="0"/>
-          <w:numId w:val="38"/>
+          <w:numId w:val="4"/>
         </w:numPr>
         <w:ind w:left="0" w:firstLine="426"/>
         <w:jc w:val="both"/>
@@ -10010,7 +10003,7 @@
         <w:pStyle w:val="aa"/>
         <w:numPr>
           <w:ilvl w:val="0"/>
-          <w:numId w:val="38"/>
+          <w:numId w:val="4"/>
         </w:numPr>
         <w:ind w:left="0" w:firstLine="426"/>
         <w:jc w:val="both"/>
@@ -10366,31 +10359,24 @@
     </w:p>
     <w:p>
       <w:pPr>
-        <w:pStyle w:val="3"/>
-        <w:jc w:val="both"/>
-        <w:rPr>
-          <w:rStyle w:val="a9"/>
-        </w:rPr>
-      </w:pPr>
-      <w:r>
-        <w:rPr>
-          <w:rStyle w:val="a9"/>
-        </w:rPr>
-        <w:t>2.3.1 Диаграмма</w:t>
-      </w:r>
-      <w:r>
-        <w:rPr>
-          <w:rStyle w:val="a9"/>
-        </w:rPr>
-        <w:t xml:space="preserve"> </w:t>
-      </w:r>
-      <w:r>
-        <w:rPr>
-          <w:rStyle w:val="a9"/>
-        </w:rPr>
-        <w:t>вариантов использования</w:t>
+        <w:pStyle w:val="23"/>
+        <w:rPr>
+          <w:rStyle w:val="a9"/>
+        </w:rPr>
+      </w:pPr>
+      <w:r>
+        <w:rPr>
+          <w:rStyle w:val="a9"/>
+        </w:rPr>
+        <w:t>2.3.1 Диаграмма вариантов использовани</w:t>
       </w:r>
       <w:bookmarkEnd w:id="17"/>
+      <w:r>
+        <w:rPr>
+          <w:rStyle w:val="a9"/>
+        </w:rPr>
+        <w:t>я</w:t>
+      </w:r>
     </w:p>
     <w:p>
       <w:pPr>
@@ -10454,8 +10440,7 @@
     </w:p>
     <w:p>
       <w:pPr>
-        <w:pStyle w:val="3"/>
-        <w:jc w:val="both"/>
+        <w:pStyle w:val="23"/>
         <w:rPr>
           <w:rStyle w:val="a9"/>
         </w:rPr>
@@ -10607,11 +10592,9 @@
     </w:p>
     <w:p>
       <w:pPr>
-        <w:pStyle w:val="1"/>
-        <w:jc w:val="both"/>
-        <w:rPr>
-          <w:rStyle w:val="a9"/>
-          <w:lang w:val="en-US"/>
+        <w:pStyle w:val="12"/>
+        <w:rPr>
+          <w:rStyle w:val="a9"/>
         </w:rPr>
       </w:pPr>
       <w:bookmarkStart w:id="19" w:name="_Toc219657483"/>
@@ -10626,10 +10609,287 @@
     </w:p>
     <w:p>
       <w:pPr>
+        <w:pStyle w:val="23"/>
+        <w:numPr>
+          <w:ilvl w:val="1"/>
+          <w:numId w:val="3"/>
+        </w:numPr>
+      </w:pPr>
+      <w:bookmarkStart w:id="20" w:name="_Hlk220423314"/>
+      <w:r>
+        <w:rPr>
+          <w:lang w:val="ru-RU"/>
+        </w:rPr>
+        <w:t>Главная страница</w:t>
+      </w:r>
+    </w:p>
+    <w:bookmarkEnd w:id="20"/>
+    <w:p>
+      <w:pPr>
+        <w:pStyle w:val="af2"/>
+      </w:pPr>
+      <w:r>
+        <w:t xml:space="preserve">Главная страница приложения для заказа еды представлена на рисунке </w:t>
+      </w:r>
+      <w:r>
+        <w:rPr>
+          <w:color w:val="FF0000"/>
+        </w:rPr>
+        <w:t>X</w:t>
+      </w:r>
+      <w:r>
+        <w:t>. Она выполняет роль центрального навигационного узла и интерфейса формирования заказа. Страница содержит следующие ключевые элементы</w:t>
+      </w:r>
+      <w:r>
+        <w:t>:</w:t>
+      </w:r>
+    </w:p>
+    <w:p>
+      <w:pPr>
+        <w:pStyle w:val="af2"/>
+        <w:numPr>
+          <w:ilvl w:val="0"/>
+          <w:numId w:val="8"/>
+        </w:numPr>
+        <w:tabs>
+          <w:tab w:val="left" w:pos="993"/>
+        </w:tabs>
+        <w:ind w:left="0" w:firstLine="709"/>
+      </w:pPr>
+      <w:r>
+        <w:t>М</w:t>
+      </w:r>
+      <w:r>
+        <w:t>еню навигации с разделами: «Меню», «Доставка и оплата», «Рестораны», «О нас». Выбор раздела позволяет пользователю переключаться между различными функциональными блоками приложения</w:t>
+      </w:r>
+    </w:p>
+    <w:p>
+      <w:pPr>
+        <w:pStyle w:val="af2"/>
+        <w:numPr>
+          <w:ilvl w:val="0"/>
+          <w:numId w:val="8"/>
+        </w:numPr>
+        <w:tabs>
+          <w:tab w:val="left" w:pos="993"/>
+        </w:tabs>
+        <w:ind w:left="0" w:firstLine="709"/>
+      </w:pPr>
+      <w:r>
+        <w:t>Основная рабочая область, в которой, при активном разделе «Меню», отображается каталог блюд. Каждая позиция в каталоге включает</w:t>
+      </w:r>
+      <w:r>
+        <w:t>:</w:t>
+      </w:r>
+    </w:p>
+    <w:p>
+      <w:pPr>
+        <w:pStyle w:val="aa"/>
+        <w:numPr>
+          <w:ilvl w:val="1"/>
+          <w:numId w:val="9"/>
+        </w:numPr>
+        <w:ind w:left="1560"/>
+        <w:rPr>
+          <w:lang w:val="ru-RU"/>
+        </w:rPr>
+      </w:pPr>
+      <w:r>
+        <w:rPr>
+          <w:lang w:val="ru-RU"/>
+        </w:rPr>
+        <w:t>Название блюда</w:t>
+      </w:r>
+    </w:p>
+    <w:p>
+      <w:pPr>
+        <w:pStyle w:val="af2"/>
+        <w:numPr>
+          <w:ilvl w:val="1"/>
+          <w:numId w:val="9"/>
+        </w:numPr>
+        <w:tabs>
+          <w:tab w:val="left" w:pos="993"/>
+        </w:tabs>
+        <w:ind w:left="1560"/>
+      </w:pPr>
+      <w:r>
+        <w:t>Краткое текстовое описание</w:t>
+      </w:r>
+    </w:p>
+    <w:p>
+      <w:pPr>
+        <w:pStyle w:val="af2"/>
+        <w:numPr>
+          <w:ilvl w:val="1"/>
+          <w:numId w:val="9"/>
+        </w:numPr>
+        <w:tabs>
+          <w:tab w:val="left" w:pos="993"/>
+        </w:tabs>
+        <w:ind w:left="1560"/>
+      </w:pPr>
+      <w:proofErr w:type="spellStart"/>
+      <w:r>
+        <w:rPr>
+          <w:lang w:val="en-GB"/>
+        </w:rPr>
+        <w:t>Цену</w:t>
+      </w:r>
+      <w:proofErr w:type="spellEnd"/>
+    </w:p>
+    <w:p>
+      <w:pPr>
+        <w:pStyle w:val="af2"/>
+        <w:numPr>
+          <w:ilvl w:val="1"/>
+          <w:numId w:val="9"/>
+        </w:numPr>
+        <w:tabs>
+          <w:tab w:val="left" w:pos="993"/>
+        </w:tabs>
+        <w:ind w:left="1560"/>
+      </w:pPr>
+      <w:r>
+        <w:t xml:space="preserve">Интерактивную кнопку «В корзину» для добавления товара в заказ. </w:t>
+      </w:r>
+      <w:r>
+        <w:t>При добавлении блюда в корзину появляется блок контроля числа блюд в заказе</w:t>
+      </w:r>
+    </w:p>
+    <w:p>
+      <w:pPr>
+        <w:pStyle w:val="af2"/>
+        <w:numPr>
+          <w:ilvl w:val="0"/>
+          <w:numId w:val="9"/>
+        </w:numPr>
+        <w:tabs>
+          <w:tab w:val="left" w:pos="993"/>
+        </w:tabs>
+        <w:ind w:left="0" w:firstLine="709"/>
+      </w:pPr>
+      <w:r>
+        <w:t>Блок корзины, в котором в реальном времени отображается общая стоимость текущего заказа (на примере – 1470₽)</w:t>
+      </w:r>
+    </w:p>
+    <w:p>
+      <w:pPr>
+        <w:pStyle w:val="af2"/>
+      </w:pPr>
+      <w:r>
+        <w:t>Таким образом, пользователь может просматривать ассортимент, добавлять и удалять позиции из заказа, контролировать итоговую сумму и получать доступ к вспомогательной информации через навигационное меню.</w:t>
+      </w:r>
+    </w:p>
+    <w:p>
+      <w:pPr>
+        <w:pStyle w:val="af2"/>
+        <w:jc w:val="center"/>
+      </w:pPr>
+      <w:r>
+        <w:rPr>
+          <w:noProof/>
+        </w:rPr>
+        <w:lastRenderedPageBreak/>
+        <w:drawing>
+          <wp:inline distT="0" distB="0" distL="0" distR="0" wp14:anchorId="3C69DB4F" wp14:editId="275A60F5">
+            <wp:extent cx="4328379" cy="3238303"/>
+            <wp:effectExtent l="0" t="0" r="0" b="635"/>
+            <wp:docPr id="3" name="Рисунок 3"/>
+            <wp:cNvGraphicFramePr>
+              <a:graphicFrameLocks xmlns:a="http://schemas.openxmlformats.org/drawingml/2006/main" noChangeAspect="1"/>
+            </wp:cNvGraphicFramePr>
+            <a:graphic xmlns:a="http://schemas.openxmlformats.org/drawingml/2006/main">
+              <a:graphicData uri="http://schemas.openxmlformats.org/drawingml/2006/picture">
+                <pic:pic xmlns:pic="http://schemas.openxmlformats.org/drawingml/2006/picture">
+                  <pic:nvPicPr>
+                    <pic:cNvPr id="1" name=""/>
+                    <pic:cNvPicPr/>
+                  </pic:nvPicPr>
+                  <pic:blipFill>
+                    <a:blip r:embed="rId11"/>
+                    <a:stretch>
+                      <a:fillRect/>
+                    </a:stretch>
+                  </pic:blipFill>
+                  <pic:spPr>
+                    <a:xfrm>
+                      <a:off x="0" y="0"/>
+                      <a:ext cx="4338793" cy="3246094"/>
+                    </a:xfrm>
+                    <a:prstGeom prst="rect">
+                      <a:avLst/>
+                    </a:prstGeom>
+                  </pic:spPr>
+                </pic:pic>
+              </a:graphicData>
+            </a:graphic>
+          </wp:inline>
+        </w:drawing>
+      </w:r>
+    </w:p>
+    <w:p>
+      <w:pPr>
+        <w:pStyle w:val="aa"/>
+        <w:jc w:val="center"/>
+        <w:rPr>
+          <w:lang w:val="en-US"/>
+        </w:rPr>
+      </w:pPr>
+      <w:r>
+        <w:rPr>
+          <w:lang w:val="ru-RU"/>
+        </w:rPr>
+        <w:t xml:space="preserve">Рисунок </w:t>
+      </w:r>
+      <w:r>
         <w:rPr>
           <w:color w:val="FF0000"/>
           <w:lang w:val="en-US"/>
         </w:rPr>
+        <w:t>X</w:t>
+      </w:r>
+      <w:r>
+        <w:rPr>
+          <w:lang w:val="ru-RU"/>
+        </w:rPr>
+        <w:t xml:space="preserve"> – Главная страница</w:t>
+      </w:r>
+    </w:p>
+    <w:p>
+      <w:pPr>
+        <w:pStyle w:val="23"/>
+        <w:numPr>
+          <w:ilvl w:val="1"/>
+          <w:numId w:val="3"/>
+        </w:numPr>
+      </w:pPr>
+      <w:r>
+        <w:rPr>
+          <w:lang w:val="ru-RU"/>
+        </w:rPr>
+        <w:t>Страница «Рестораны»</w:t>
+      </w:r>
+    </w:p>
+    <w:p>
+      <w:pPr>
+        <w:pStyle w:val="af2"/>
+      </w:pPr>
+      <w:r>
+        <w:t>При переходе на страницу «Наши рестораны» (соответствует одноименному пункту главного меню) пользователь видит перечень всех доступных заведений сети. Каждая карточка ресторана в списке содержит его уникальное название, физический адрес и информацию о вместимости (количество мест). Основным интерактивным элементом для пользователя является кнопка «Забронировать столик», расположенная под описанием каждого заведения, которая инициирует процесс резервирования. Страница представлена на рисунке X.</w:t>
+      </w:r>
+    </w:p>
+    <w:p>
+      <w:pPr>
+        <w:pStyle w:val="af2"/>
+      </w:pPr>
+    </w:p>
+    <w:p>
+      <w:pPr>
+        <w:pStyle w:val="af2"/>
+        <w:rPr>
+          <w:color w:val="FF0000"/>
+        </w:rPr>
       </w:pPr>
       <w:r>
         <w:rPr>
@@ -10646,8 +10906,11 @@
           <w:lang w:val="ru-RU"/>
         </w:rPr>
       </w:pPr>
-      <w:bookmarkStart w:id="20" w:name="_Toc219657490"/>
-      <w:r>
+      <w:bookmarkStart w:id="21" w:name="_Toc219657490"/>
+      <w:r>
+        <w:rPr>
+          <w:lang w:val="ru-RU"/>
+        </w:rPr>
         <w:br w:type="page"/>
       </w:r>
     </w:p>
@@ -10664,7 +10927,7 @@
         <w:lastRenderedPageBreak/>
         <w:t>ЗАКЛЮЧЕНИЕ</w:t>
       </w:r>
-      <w:bookmarkEnd w:id="20"/>
+      <w:bookmarkEnd w:id="21"/>
     </w:p>
     <w:p>
       <w:pPr>
@@ -10825,7 +11088,7 @@
           <w:docGrid w:linePitch="360"/>
         </w:sectPr>
       </w:pPr>
-      <w:bookmarkStart w:id="21" w:name="_Toc219649872"/>
+      <w:bookmarkStart w:id="22" w:name="_Toc219649872"/>
     </w:p>
     <w:p>
       <w:pPr>
@@ -10838,7 +11101,7 @@
         <w:ind w:left="1068"/>
         <w:jc w:val="both"/>
       </w:pPr>
-      <w:bookmarkStart w:id="22" w:name="_Toc219657491"/>
+      <w:bookmarkStart w:id="23" w:name="_Toc219657491"/>
       <w:r>
         <w:lastRenderedPageBreak/>
         <w:t xml:space="preserve">СПИСОК </w:t>
@@ -10849,15 +11112,15 @@
       <w:r>
         <w:t>ИСТОЧНИКОВ</w:t>
       </w:r>
-      <w:bookmarkEnd w:id="21"/>
       <w:bookmarkEnd w:id="22"/>
+      <w:bookmarkEnd w:id="23"/>
     </w:p>
     <w:p>
       <w:pPr>
         <w:pStyle w:val="aa"/>
         <w:numPr>
           <w:ilvl w:val="0"/>
-          <w:numId w:val="42"/>
+          <w:numId w:val="5"/>
         </w:numPr>
         <w:ind w:left="0" w:firstLine="709"/>
         <w:jc w:val="both"/>
@@ -10905,7 +11168,7 @@
         <w:pStyle w:val="aa"/>
         <w:numPr>
           <w:ilvl w:val="0"/>
-          <w:numId w:val="42"/>
+          <w:numId w:val="5"/>
         </w:numPr>
         <w:ind w:left="0" w:firstLine="709"/>
         <w:jc w:val="both"/>
@@ -11034,7 +11297,7 @@
         <w:pStyle w:val="aa"/>
         <w:numPr>
           <w:ilvl w:val="0"/>
-          <w:numId w:val="42"/>
+          <w:numId w:val="5"/>
         </w:numPr>
         <w:ind w:left="0" w:firstLine="709"/>
         <w:jc w:val="both"/>
@@ -11068,7 +11331,7 @@
         <w:pStyle w:val="aa"/>
         <w:numPr>
           <w:ilvl w:val="0"/>
-          <w:numId w:val="42"/>
+          <w:numId w:val="5"/>
         </w:numPr>
         <w:ind w:left="0" w:firstLine="709"/>
         <w:jc w:val="both"/>
@@ -11169,7 +11432,7 @@
         <w:pStyle w:val="aa"/>
         <w:numPr>
           <w:ilvl w:val="0"/>
-          <w:numId w:val="42"/>
+          <w:numId w:val="5"/>
         </w:numPr>
         <w:ind w:left="0" w:firstLine="709"/>
         <w:jc w:val="both"/>
@@ -11217,7 +11480,7 @@
         <w:pStyle w:val="aa"/>
         <w:numPr>
           <w:ilvl w:val="0"/>
-          <w:numId w:val="42"/>
+          <w:numId w:val="5"/>
         </w:numPr>
         <w:ind w:left="0" w:firstLine="709"/>
         <w:jc w:val="both"/>
@@ -11285,7 +11548,7 @@
         <w:pStyle w:val="aa"/>
         <w:numPr>
           <w:ilvl w:val="0"/>
-          <w:numId w:val="42"/>
+          <w:numId w:val="5"/>
         </w:numPr>
         <w:ind w:left="0" w:firstLine="709"/>
         <w:jc w:val="both"/>
@@ -11361,7 +11624,7 @@
         <w:pStyle w:val="aa"/>
         <w:numPr>
           <w:ilvl w:val="0"/>
-          <w:numId w:val="42"/>
+          <w:numId w:val="5"/>
         </w:numPr>
         <w:ind w:left="0" w:firstLine="709"/>
         <w:jc w:val="both"/>
@@ -11499,7 +11762,7 @@
         <w:pStyle w:val="aa"/>
         <w:numPr>
           <w:ilvl w:val="0"/>
-          <w:numId w:val="42"/>
+          <w:numId w:val="5"/>
         </w:numPr>
         <w:ind w:left="0" w:firstLine="709"/>
         <w:jc w:val="both"/>
@@ -11548,7 +11811,7 @@
         <w:pStyle w:val="aa"/>
         <w:numPr>
           <w:ilvl w:val="0"/>
-          <w:numId w:val="42"/>
+          <w:numId w:val="5"/>
         </w:numPr>
         <w:ind w:left="0" w:firstLine="709"/>
         <w:jc w:val="both"/>
@@ -11625,12 +11888,12 @@
         <w:ind w:left="1068"/>
         <w:jc w:val="center"/>
       </w:pPr>
-      <w:bookmarkStart w:id="23" w:name="_Toc219657492"/>
+      <w:bookmarkStart w:id="24" w:name="_Toc219657492"/>
       <w:r>
         <w:lastRenderedPageBreak/>
         <w:t>ПРИЛОЖЕНИЕ А</w:t>
       </w:r>
-      <w:bookmarkEnd w:id="23"/>
+      <w:bookmarkEnd w:id="24"/>
     </w:p>
     <w:p>
       <w:pPr>
@@ -11876,792 +12139,6 @@
     </w:lvl>
   </w:abstractNum>
   <w:abstractNum w:abstractNumId="1" w15:restartNumberingAfterBreak="0">
-    <w:nsid w:val="02C73479"/>
-    <w:multiLevelType w:val="hybridMultilevel"/>
-    <w:tmpl w:val="A9781608"/>
-    <w:lvl w:ilvl="0" w:tplc="7FD47610">
-      <w:start w:val="1"/>
-      <w:numFmt w:val="bullet"/>
-      <w:lvlText w:val=""/>
-      <w:lvlJc w:val="left"/>
-      <w:pPr>
-        <w:ind w:left="1429" w:hanging="360"/>
-      </w:pPr>
-      <w:rPr>
-        <w:rFonts w:ascii="Symbol" w:hAnsi="Symbol" w:hint="default"/>
-      </w:rPr>
-    </w:lvl>
-    <w:lvl w:ilvl="1" w:tplc="04190003" w:tentative="1">
-      <w:start w:val="1"/>
-      <w:numFmt w:val="bullet"/>
-      <w:lvlText w:val="o"/>
-      <w:lvlJc w:val="left"/>
-      <w:pPr>
-        <w:ind w:left="2149" w:hanging="360"/>
-      </w:pPr>
-      <w:rPr>
-        <w:rFonts w:ascii="Courier New" w:hAnsi="Courier New" w:cs="Courier New" w:hint="default"/>
-      </w:rPr>
-    </w:lvl>
-    <w:lvl w:ilvl="2" w:tplc="04190005" w:tentative="1">
-      <w:start w:val="1"/>
-      <w:numFmt w:val="bullet"/>
-      <w:lvlText w:val=""/>
-      <w:lvlJc w:val="left"/>
-      <w:pPr>
-        <w:ind w:left="2869" w:hanging="360"/>
-      </w:pPr>
-      <w:rPr>
-        <w:rFonts w:ascii="Wingdings" w:hAnsi="Wingdings" w:hint="default"/>
-      </w:rPr>
-    </w:lvl>
-    <w:lvl w:ilvl="3" w:tplc="04190001" w:tentative="1">
-      <w:start w:val="1"/>
-      <w:numFmt w:val="bullet"/>
-      <w:lvlText w:val=""/>
-      <w:lvlJc w:val="left"/>
-      <w:pPr>
-        <w:ind w:left="3589" w:hanging="360"/>
-      </w:pPr>
-      <w:rPr>
-        <w:rFonts w:ascii="Symbol" w:hAnsi="Symbol" w:hint="default"/>
-      </w:rPr>
-    </w:lvl>
-    <w:lvl w:ilvl="4" w:tplc="04190003" w:tentative="1">
-      <w:start w:val="1"/>
-      <w:numFmt w:val="bullet"/>
-      <w:lvlText w:val="o"/>
-      <w:lvlJc w:val="left"/>
-      <w:pPr>
-        <w:ind w:left="4309" w:hanging="360"/>
-      </w:pPr>
-      <w:rPr>
-        <w:rFonts w:ascii="Courier New" w:hAnsi="Courier New" w:cs="Courier New" w:hint="default"/>
-      </w:rPr>
-    </w:lvl>
-    <w:lvl w:ilvl="5" w:tplc="04190005" w:tentative="1">
-      <w:start w:val="1"/>
-      <w:numFmt w:val="bullet"/>
-      <w:lvlText w:val=""/>
-      <w:lvlJc w:val="left"/>
-      <w:pPr>
-        <w:ind w:left="5029" w:hanging="360"/>
-      </w:pPr>
-      <w:rPr>
-        <w:rFonts w:ascii="Wingdings" w:hAnsi="Wingdings" w:hint="default"/>
-      </w:rPr>
-    </w:lvl>
-    <w:lvl w:ilvl="6" w:tplc="04190001" w:tentative="1">
-      <w:start w:val="1"/>
-      <w:numFmt w:val="bullet"/>
-      <w:lvlText w:val=""/>
-      <w:lvlJc w:val="left"/>
-      <w:pPr>
-        <w:ind w:left="5749" w:hanging="360"/>
-      </w:pPr>
-      <w:rPr>
-        <w:rFonts w:ascii="Symbol" w:hAnsi="Symbol" w:hint="default"/>
-      </w:rPr>
-    </w:lvl>
-    <w:lvl w:ilvl="7" w:tplc="04190003" w:tentative="1">
-      <w:start w:val="1"/>
-      <w:numFmt w:val="bullet"/>
-      <w:lvlText w:val="o"/>
-      <w:lvlJc w:val="left"/>
-      <w:pPr>
-        <w:ind w:left="6469" w:hanging="360"/>
-      </w:pPr>
-      <w:rPr>
-        <w:rFonts w:ascii="Courier New" w:hAnsi="Courier New" w:cs="Courier New" w:hint="default"/>
-      </w:rPr>
-    </w:lvl>
-    <w:lvl w:ilvl="8" w:tplc="04190005" w:tentative="1">
-      <w:start w:val="1"/>
-      <w:numFmt w:val="bullet"/>
-      <w:lvlText w:val=""/>
-      <w:lvlJc w:val="left"/>
-      <w:pPr>
-        <w:ind w:left="7189" w:hanging="360"/>
-      </w:pPr>
-      <w:rPr>
-        <w:rFonts w:ascii="Wingdings" w:hAnsi="Wingdings" w:hint="default"/>
-      </w:rPr>
-    </w:lvl>
-  </w:abstractNum>
-  <w:abstractNum w:abstractNumId="2" w15:restartNumberingAfterBreak="0">
-    <w:nsid w:val="034E654F"/>
-    <w:multiLevelType w:val="hybridMultilevel"/>
-    <w:tmpl w:val="ABD8EE56"/>
-    <w:lvl w:ilvl="0" w:tplc="75D01532">
-      <w:start w:val="1"/>
-      <w:numFmt w:val="bullet"/>
-      <w:lvlText w:val="-"/>
-      <w:lvlJc w:val="left"/>
-      <w:pPr>
-        <w:ind w:left="1429" w:hanging="360"/>
-      </w:pPr>
-      <w:rPr>
-        <w:rFonts w:ascii="Times New Roman" w:hAnsi="Times New Roman" w:cs="Times New Roman" w:hint="default"/>
-      </w:rPr>
-    </w:lvl>
-    <w:lvl w:ilvl="1" w:tplc="04190003" w:tentative="1">
-      <w:start w:val="1"/>
-      <w:numFmt w:val="bullet"/>
-      <w:lvlText w:val="o"/>
-      <w:lvlJc w:val="left"/>
-      <w:pPr>
-        <w:ind w:left="2149" w:hanging="360"/>
-      </w:pPr>
-      <w:rPr>
-        <w:rFonts w:ascii="Courier New" w:hAnsi="Courier New" w:cs="Courier New" w:hint="default"/>
-      </w:rPr>
-    </w:lvl>
-    <w:lvl w:ilvl="2" w:tplc="04190005" w:tentative="1">
-      <w:start w:val="1"/>
-      <w:numFmt w:val="bullet"/>
-      <w:lvlText w:val=""/>
-      <w:lvlJc w:val="left"/>
-      <w:pPr>
-        <w:ind w:left="2869" w:hanging="360"/>
-      </w:pPr>
-      <w:rPr>
-        <w:rFonts w:ascii="Wingdings" w:hAnsi="Wingdings" w:hint="default"/>
-      </w:rPr>
-    </w:lvl>
-    <w:lvl w:ilvl="3" w:tplc="04190001" w:tentative="1">
-      <w:start w:val="1"/>
-      <w:numFmt w:val="bullet"/>
-      <w:lvlText w:val=""/>
-      <w:lvlJc w:val="left"/>
-      <w:pPr>
-        <w:ind w:left="3589" w:hanging="360"/>
-      </w:pPr>
-      <w:rPr>
-        <w:rFonts w:ascii="Symbol" w:hAnsi="Symbol" w:hint="default"/>
-      </w:rPr>
-    </w:lvl>
-    <w:lvl w:ilvl="4" w:tplc="04190003" w:tentative="1">
-      <w:start w:val="1"/>
-      <w:numFmt w:val="bullet"/>
-      <w:lvlText w:val="o"/>
-      <w:lvlJc w:val="left"/>
-      <w:pPr>
-        <w:ind w:left="4309" w:hanging="360"/>
-      </w:pPr>
-      <w:rPr>
-        <w:rFonts w:ascii="Courier New" w:hAnsi="Courier New" w:cs="Courier New" w:hint="default"/>
-      </w:rPr>
-    </w:lvl>
-    <w:lvl w:ilvl="5" w:tplc="04190005" w:tentative="1">
-      <w:start w:val="1"/>
-      <w:numFmt w:val="bullet"/>
-      <w:lvlText w:val=""/>
-      <w:lvlJc w:val="left"/>
-      <w:pPr>
-        <w:ind w:left="5029" w:hanging="360"/>
-      </w:pPr>
-      <w:rPr>
-        <w:rFonts w:ascii="Wingdings" w:hAnsi="Wingdings" w:hint="default"/>
-      </w:rPr>
-    </w:lvl>
-    <w:lvl w:ilvl="6" w:tplc="04190001" w:tentative="1">
-      <w:start w:val="1"/>
-      <w:numFmt w:val="bullet"/>
-      <w:lvlText w:val=""/>
-      <w:lvlJc w:val="left"/>
-      <w:pPr>
-        <w:ind w:left="5749" w:hanging="360"/>
-      </w:pPr>
-      <w:rPr>
-        <w:rFonts w:ascii="Symbol" w:hAnsi="Symbol" w:hint="default"/>
-      </w:rPr>
-    </w:lvl>
-    <w:lvl w:ilvl="7" w:tplc="04190003" w:tentative="1">
-      <w:start w:val="1"/>
-      <w:numFmt w:val="bullet"/>
-      <w:lvlText w:val="o"/>
-      <w:lvlJc w:val="left"/>
-      <w:pPr>
-        <w:ind w:left="6469" w:hanging="360"/>
-      </w:pPr>
-      <w:rPr>
-        <w:rFonts w:ascii="Courier New" w:hAnsi="Courier New" w:cs="Courier New" w:hint="default"/>
-      </w:rPr>
-    </w:lvl>
-    <w:lvl w:ilvl="8" w:tplc="04190005" w:tentative="1">
-      <w:start w:val="1"/>
-      <w:numFmt w:val="bullet"/>
-      <w:lvlText w:val=""/>
-      <w:lvlJc w:val="left"/>
-      <w:pPr>
-        <w:ind w:left="7189" w:hanging="360"/>
-      </w:pPr>
-      <w:rPr>
-        <w:rFonts w:ascii="Wingdings" w:hAnsi="Wingdings" w:hint="default"/>
-      </w:rPr>
-    </w:lvl>
-  </w:abstractNum>
-  <w:abstractNum w:abstractNumId="3" w15:restartNumberingAfterBreak="0">
-    <w:nsid w:val="046A0B03"/>
-    <w:multiLevelType w:val="multilevel"/>
-    <w:tmpl w:val="278C6D86"/>
-    <w:lvl w:ilvl="0">
-      <w:start w:val="1"/>
-      <w:numFmt w:val="bullet"/>
-      <w:lvlText w:val=""/>
-      <w:lvlJc w:val="left"/>
-      <w:pPr>
-        <w:tabs>
-          <w:tab w:val="num" w:pos="720"/>
-        </w:tabs>
-        <w:ind w:left="720" w:hanging="360"/>
-      </w:pPr>
-      <w:rPr>
-        <w:rFonts w:ascii="Symbol" w:hAnsi="Symbol" w:hint="default"/>
-        <w:sz w:val="20"/>
-      </w:rPr>
-    </w:lvl>
-    <w:lvl w:ilvl="1" w:tentative="1">
-      <w:start w:val="1"/>
-      <w:numFmt w:val="bullet"/>
-      <w:lvlText w:val="o"/>
-      <w:lvlJc w:val="left"/>
-      <w:pPr>
-        <w:tabs>
-          <w:tab w:val="num" w:pos="1440"/>
-        </w:tabs>
-        <w:ind w:left="1440" w:hanging="360"/>
-      </w:pPr>
-      <w:rPr>
-        <w:rFonts w:ascii="Courier New" w:hAnsi="Courier New" w:hint="default"/>
-        <w:sz w:val="20"/>
-      </w:rPr>
-    </w:lvl>
-    <w:lvl w:ilvl="2" w:tentative="1">
-      <w:start w:val="1"/>
-      <w:numFmt w:val="bullet"/>
-      <w:lvlText w:val=""/>
-      <w:lvlJc w:val="left"/>
-      <w:pPr>
-        <w:tabs>
-          <w:tab w:val="num" w:pos="2160"/>
-        </w:tabs>
-        <w:ind w:left="2160" w:hanging="360"/>
-      </w:pPr>
-      <w:rPr>
-        <w:rFonts w:ascii="Wingdings" w:hAnsi="Wingdings" w:hint="default"/>
-        <w:sz w:val="20"/>
-      </w:rPr>
-    </w:lvl>
-    <w:lvl w:ilvl="3" w:tentative="1">
-      <w:start w:val="1"/>
-      <w:numFmt w:val="bullet"/>
-      <w:lvlText w:val=""/>
-      <w:lvlJc w:val="left"/>
-      <w:pPr>
-        <w:tabs>
-          <w:tab w:val="num" w:pos="2880"/>
-        </w:tabs>
-        <w:ind w:left="2880" w:hanging="360"/>
-      </w:pPr>
-      <w:rPr>
-        <w:rFonts w:ascii="Wingdings" w:hAnsi="Wingdings" w:hint="default"/>
-        <w:sz w:val="20"/>
-      </w:rPr>
-    </w:lvl>
-    <w:lvl w:ilvl="4" w:tentative="1">
-      <w:start w:val="1"/>
-      <w:numFmt w:val="bullet"/>
-      <w:lvlText w:val=""/>
-      <w:lvlJc w:val="left"/>
-      <w:pPr>
-        <w:tabs>
-          <w:tab w:val="num" w:pos="3600"/>
-        </w:tabs>
-        <w:ind w:left="3600" w:hanging="360"/>
-      </w:pPr>
-      <w:rPr>
-        <w:rFonts w:ascii="Wingdings" w:hAnsi="Wingdings" w:hint="default"/>
-        <w:sz w:val="20"/>
-      </w:rPr>
-    </w:lvl>
-    <w:lvl w:ilvl="5" w:tentative="1">
-      <w:start w:val="1"/>
-      <w:numFmt w:val="bullet"/>
-      <w:lvlText w:val=""/>
-      <w:lvlJc w:val="left"/>
-      <w:pPr>
-        <w:tabs>
-          <w:tab w:val="num" w:pos="4320"/>
-        </w:tabs>
-        <w:ind w:left="4320" w:hanging="360"/>
-      </w:pPr>
-      <w:rPr>
-        <w:rFonts w:ascii="Wingdings" w:hAnsi="Wingdings" w:hint="default"/>
-        <w:sz w:val="20"/>
-      </w:rPr>
-    </w:lvl>
-    <w:lvl w:ilvl="6" w:tentative="1">
-      <w:start w:val="1"/>
-      <w:numFmt w:val="bullet"/>
-      <w:lvlText w:val=""/>
-      <w:lvlJc w:val="left"/>
-      <w:pPr>
-        <w:tabs>
-          <w:tab w:val="num" w:pos="5040"/>
-        </w:tabs>
-        <w:ind w:left="5040" w:hanging="360"/>
-      </w:pPr>
-      <w:rPr>
-        <w:rFonts w:ascii="Wingdings" w:hAnsi="Wingdings" w:hint="default"/>
-        <w:sz w:val="20"/>
-      </w:rPr>
-    </w:lvl>
-    <w:lvl w:ilvl="7" w:tentative="1">
-      <w:start w:val="1"/>
-      <w:numFmt w:val="bullet"/>
-      <w:lvlText w:val=""/>
-      <w:lvlJc w:val="left"/>
-      <w:pPr>
-        <w:tabs>
-          <w:tab w:val="num" w:pos="5760"/>
-        </w:tabs>
-        <w:ind w:left="5760" w:hanging="360"/>
-      </w:pPr>
-      <w:rPr>
-        <w:rFonts w:ascii="Wingdings" w:hAnsi="Wingdings" w:hint="default"/>
-        <w:sz w:val="20"/>
-      </w:rPr>
-    </w:lvl>
-    <w:lvl w:ilvl="8" w:tentative="1">
-      <w:start w:val="1"/>
-      <w:numFmt w:val="bullet"/>
-      <w:lvlText w:val=""/>
-      <w:lvlJc w:val="left"/>
-      <w:pPr>
-        <w:tabs>
-          <w:tab w:val="num" w:pos="6480"/>
-        </w:tabs>
-        <w:ind w:left="6480" w:hanging="360"/>
-      </w:pPr>
-      <w:rPr>
-        <w:rFonts w:ascii="Wingdings" w:hAnsi="Wingdings" w:hint="default"/>
-        <w:sz w:val="20"/>
-      </w:rPr>
-    </w:lvl>
-  </w:abstractNum>
-  <w:abstractNum w:abstractNumId="4" w15:restartNumberingAfterBreak="0">
-    <w:nsid w:val="05FD6ECB"/>
-    <w:multiLevelType w:val="hybridMultilevel"/>
-    <w:tmpl w:val="7F08D590"/>
-    <w:lvl w:ilvl="0" w:tplc="04190001">
-      <w:start w:val="1"/>
-      <w:numFmt w:val="bullet"/>
-      <w:lvlText w:val=""/>
-      <w:lvlJc w:val="left"/>
-      <w:pPr>
-        <w:ind w:left="1429" w:hanging="360"/>
-      </w:pPr>
-      <w:rPr>
-        <w:rFonts w:ascii="Symbol" w:hAnsi="Symbol" w:hint="default"/>
-      </w:rPr>
-    </w:lvl>
-    <w:lvl w:ilvl="1" w:tplc="04190003" w:tentative="1">
-      <w:start w:val="1"/>
-      <w:numFmt w:val="bullet"/>
-      <w:lvlText w:val="o"/>
-      <w:lvlJc w:val="left"/>
-      <w:pPr>
-        <w:ind w:left="2149" w:hanging="360"/>
-      </w:pPr>
-      <w:rPr>
-        <w:rFonts w:ascii="Courier New" w:hAnsi="Courier New" w:cs="Courier New" w:hint="default"/>
-      </w:rPr>
-    </w:lvl>
-    <w:lvl w:ilvl="2" w:tplc="04190005" w:tentative="1">
-      <w:start w:val="1"/>
-      <w:numFmt w:val="bullet"/>
-      <w:lvlText w:val=""/>
-      <w:lvlJc w:val="left"/>
-      <w:pPr>
-        <w:ind w:left="2869" w:hanging="360"/>
-      </w:pPr>
-      <w:rPr>
-        <w:rFonts w:ascii="Wingdings" w:hAnsi="Wingdings" w:hint="default"/>
-      </w:rPr>
-    </w:lvl>
-    <w:lvl w:ilvl="3" w:tplc="04190001" w:tentative="1">
-      <w:start w:val="1"/>
-      <w:numFmt w:val="bullet"/>
-      <w:lvlText w:val=""/>
-      <w:lvlJc w:val="left"/>
-      <w:pPr>
-        <w:ind w:left="3589" w:hanging="360"/>
-      </w:pPr>
-      <w:rPr>
-        <w:rFonts w:ascii="Symbol" w:hAnsi="Symbol" w:hint="default"/>
-      </w:rPr>
-    </w:lvl>
-    <w:lvl w:ilvl="4" w:tplc="04190003" w:tentative="1">
-      <w:start w:val="1"/>
-      <w:numFmt w:val="bullet"/>
-      <w:lvlText w:val="o"/>
-      <w:lvlJc w:val="left"/>
-      <w:pPr>
-        <w:ind w:left="4309" w:hanging="360"/>
-      </w:pPr>
-      <w:rPr>
-        <w:rFonts w:ascii="Courier New" w:hAnsi="Courier New" w:cs="Courier New" w:hint="default"/>
-      </w:rPr>
-    </w:lvl>
-    <w:lvl w:ilvl="5" w:tplc="04190005" w:tentative="1">
-      <w:start w:val="1"/>
-      <w:numFmt w:val="bullet"/>
-      <w:lvlText w:val=""/>
-      <w:lvlJc w:val="left"/>
-      <w:pPr>
-        <w:ind w:left="5029" w:hanging="360"/>
-      </w:pPr>
-      <w:rPr>
-        <w:rFonts w:ascii="Wingdings" w:hAnsi="Wingdings" w:hint="default"/>
-      </w:rPr>
-    </w:lvl>
-    <w:lvl w:ilvl="6" w:tplc="04190001" w:tentative="1">
-      <w:start w:val="1"/>
-      <w:numFmt w:val="bullet"/>
-      <w:lvlText w:val=""/>
-      <w:lvlJc w:val="left"/>
-      <w:pPr>
-        <w:ind w:left="5749" w:hanging="360"/>
-      </w:pPr>
-      <w:rPr>
-        <w:rFonts w:ascii="Symbol" w:hAnsi="Symbol" w:hint="default"/>
-      </w:rPr>
-    </w:lvl>
-    <w:lvl w:ilvl="7" w:tplc="04190003" w:tentative="1">
-      <w:start w:val="1"/>
-      <w:numFmt w:val="bullet"/>
-      <w:lvlText w:val="o"/>
-      <w:lvlJc w:val="left"/>
-      <w:pPr>
-        <w:ind w:left="6469" w:hanging="360"/>
-      </w:pPr>
-      <w:rPr>
-        <w:rFonts w:ascii="Courier New" w:hAnsi="Courier New" w:cs="Courier New" w:hint="default"/>
-      </w:rPr>
-    </w:lvl>
-    <w:lvl w:ilvl="8" w:tplc="04190005" w:tentative="1">
-      <w:start w:val="1"/>
-      <w:numFmt w:val="bullet"/>
-      <w:lvlText w:val=""/>
-      <w:lvlJc w:val="left"/>
-      <w:pPr>
-        <w:ind w:left="7189" w:hanging="360"/>
-      </w:pPr>
-      <w:rPr>
-        <w:rFonts w:ascii="Wingdings" w:hAnsi="Wingdings" w:hint="default"/>
-      </w:rPr>
-    </w:lvl>
-  </w:abstractNum>
-  <w:abstractNum w:abstractNumId="5" w15:restartNumberingAfterBreak="0">
-    <w:nsid w:val="0B794977"/>
-    <w:multiLevelType w:val="multilevel"/>
-    <w:tmpl w:val="4D3200E6"/>
-    <w:lvl w:ilvl="0">
-      <w:start w:val="1"/>
-      <w:numFmt w:val="bullet"/>
-      <w:lvlText w:val=""/>
-      <w:lvlJc w:val="left"/>
-      <w:pPr>
-        <w:tabs>
-          <w:tab w:val="num" w:pos="720"/>
-        </w:tabs>
-        <w:ind w:left="720" w:hanging="360"/>
-      </w:pPr>
-      <w:rPr>
-        <w:rFonts w:ascii="Symbol" w:hAnsi="Symbol" w:hint="default"/>
-        <w:sz w:val="20"/>
-      </w:rPr>
-    </w:lvl>
-    <w:lvl w:ilvl="1" w:tentative="1">
-      <w:start w:val="1"/>
-      <w:numFmt w:val="bullet"/>
-      <w:lvlText w:val="o"/>
-      <w:lvlJc w:val="left"/>
-      <w:pPr>
-        <w:tabs>
-          <w:tab w:val="num" w:pos="1440"/>
-        </w:tabs>
-        <w:ind w:left="1440" w:hanging="360"/>
-      </w:pPr>
-      <w:rPr>
-        <w:rFonts w:ascii="Courier New" w:hAnsi="Courier New" w:hint="default"/>
-        <w:sz w:val="20"/>
-      </w:rPr>
-    </w:lvl>
-    <w:lvl w:ilvl="2" w:tentative="1">
-      <w:start w:val="1"/>
-      <w:numFmt w:val="bullet"/>
-      <w:lvlText w:val=""/>
-      <w:lvlJc w:val="left"/>
-      <w:pPr>
-        <w:tabs>
-          <w:tab w:val="num" w:pos="2160"/>
-        </w:tabs>
-        <w:ind w:left="2160" w:hanging="360"/>
-      </w:pPr>
-      <w:rPr>
-        <w:rFonts w:ascii="Wingdings" w:hAnsi="Wingdings" w:hint="default"/>
-        <w:sz w:val="20"/>
-      </w:rPr>
-    </w:lvl>
-    <w:lvl w:ilvl="3" w:tentative="1">
-      <w:start w:val="1"/>
-      <w:numFmt w:val="bullet"/>
-      <w:lvlText w:val=""/>
-      <w:lvlJc w:val="left"/>
-      <w:pPr>
-        <w:tabs>
-          <w:tab w:val="num" w:pos="2880"/>
-        </w:tabs>
-        <w:ind w:left="2880" w:hanging="360"/>
-      </w:pPr>
-      <w:rPr>
-        <w:rFonts w:ascii="Wingdings" w:hAnsi="Wingdings" w:hint="default"/>
-        <w:sz w:val="20"/>
-      </w:rPr>
-    </w:lvl>
-    <w:lvl w:ilvl="4" w:tentative="1">
-      <w:start w:val="1"/>
-      <w:numFmt w:val="bullet"/>
-      <w:lvlText w:val=""/>
-      <w:lvlJc w:val="left"/>
-      <w:pPr>
-        <w:tabs>
-          <w:tab w:val="num" w:pos="3600"/>
-        </w:tabs>
-        <w:ind w:left="3600" w:hanging="360"/>
-      </w:pPr>
-      <w:rPr>
-        <w:rFonts w:ascii="Wingdings" w:hAnsi="Wingdings" w:hint="default"/>
-        <w:sz w:val="20"/>
-      </w:rPr>
-    </w:lvl>
-    <w:lvl w:ilvl="5" w:tentative="1">
-      <w:start w:val="1"/>
-      <w:numFmt w:val="bullet"/>
-      <w:lvlText w:val=""/>
-      <w:lvlJc w:val="left"/>
-      <w:pPr>
-        <w:tabs>
-          <w:tab w:val="num" w:pos="4320"/>
-        </w:tabs>
-        <w:ind w:left="4320" w:hanging="360"/>
-      </w:pPr>
-      <w:rPr>
-        <w:rFonts w:ascii="Wingdings" w:hAnsi="Wingdings" w:hint="default"/>
-        <w:sz w:val="20"/>
-      </w:rPr>
-    </w:lvl>
-    <w:lvl w:ilvl="6" w:tentative="1">
-      <w:start w:val="1"/>
-      <w:numFmt w:val="bullet"/>
-      <w:lvlText w:val=""/>
-      <w:lvlJc w:val="left"/>
-      <w:pPr>
-        <w:tabs>
-          <w:tab w:val="num" w:pos="5040"/>
-        </w:tabs>
-        <w:ind w:left="5040" w:hanging="360"/>
-      </w:pPr>
-      <w:rPr>
-        <w:rFonts w:ascii="Wingdings" w:hAnsi="Wingdings" w:hint="default"/>
-        <w:sz w:val="20"/>
-      </w:rPr>
-    </w:lvl>
-    <w:lvl w:ilvl="7" w:tentative="1">
-      <w:start w:val="1"/>
-      <w:numFmt w:val="bullet"/>
-      <w:lvlText w:val=""/>
-      <w:lvlJc w:val="left"/>
-      <w:pPr>
-        <w:tabs>
-          <w:tab w:val="num" w:pos="5760"/>
-        </w:tabs>
-        <w:ind w:left="5760" w:hanging="360"/>
-      </w:pPr>
-      <w:rPr>
-        <w:rFonts w:ascii="Wingdings" w:hAnsi="Wingdings" w:hint="default"/>
-        <w:sz w:val="20"/>
-      </w:rPr>
-    </w:lvl>
-    <w:lvl w:ilvl="8" w:tentative="1">
-      <w:start w:val="1"/>
-      <w:numFmt w:val="bullet"/>
-      <w:lvlText w:val=""/>
-      <w:lvlJc w:val="left"/>
-      <w:pPr>
-        <w:tabs>
-          <w:tab w:val="num" w:pos="6480"/>
-        </w:tabs>
-        <w:ind w:left="6480" w:hanging="360"/>
-      </w:pPr>
-      <w:rPr>
-        <w:rFonts w:ascii="Wingdings" w:hAnsi="Wingdings" w:hint="default"/>
-        <w:sz w:val="20"/>
-      </w:rPr>
-    </w:lvl>
-  </w:abstractNum>
-  <w:abstractNum w:abstractNumId="6" w15:restartNumberingAfterBreak="0">
-    <w:nsid w:val="0B97481A"/>
-    <w:multiLevelType w:val="multilevel"/>
-    <w:tmpl w:val="C22E008E"/>
-    <w:lvl w:ilvl="0">
-      <w:start w:val="1"/>
-      <w:numFmt w:val="bullet"/>
-      <w:lvlText w:val=""/>
-      <w:lvlJc w:val="left"/>
-      <w:pPr>
-        <w:tabs>
-          <w:tab w:val="num" w:pos="720"/>
-        </w:tabs>
-        <w:ind w:left="720" w:hanging="360"/>
-      </w:pPr>
-      <w:rPr>
-        <w:rFonts w:ascii="Symbol" w:hAnsi="Symbol" w:hint="default"/>
-        <w:sz w:val="20"/>
-      </w:rPr>
-    </w:lvl>
-    <w:lvl w:ilvl="1" w:tentative="1">
-      <w:start w:val="1"/>
-      <w:numFmt w:val="bullet"/>
-      <w:lvlText w:val="o"/>
-      <w:lvlJc w:val="left"/>
-      <w:pPr>
-        <w:tabs>
-          <w:tab w:val="num" w:pos="1440"/>
-        </w:tabs>
-        <w:ind w:left="1440" w:hanging="360"/>
-      </w:pPr>
-      <w:rPr>
-        <w:rFonts w:ascii="Courier New" w:hAnsi="Courier New" w:hint="default"/>
-        <w:sz w:val="20"/>
-      </w:rPr>
-    </w:lvl>
-    <w:lvl w:ilvl="2" w:tentative="1">
-      <w:start w:val="1"/>
-      <w:numFmt w:val="bullet"/>
-      <w:lvlText w:val=""/>
-      <w:lvlJc w:val="left"/>
-      <w:pPr>
-        <w:tabs>
-          <w:tab w:val="num" w:pos="2160"/>
-        </w:tabs>
-        <w:ind w:left="2160" w:hanging="360"/>
-      </w:pPr>
-      <w:rPr>
-        <w:rFonts w:ascii="Wingdings" w:hAnsi="Wingdings" w:hint="default"/>
-        <w:sz w:val="20"/>
-      </w:rPr>
-    </w:lvl>
-    <w:lvl w:ilvl="3" w:tentative="1">
-      <w:start w:val="1"/>
-      <w:numFmt w:val="bullet"/>
-      <w:lvlText w:val=""/>
-      <w:lvlJc w:val="left"/>
-      <w:pPr>
-        <w:tabs>
-          <w:tab w:val="num" w:pos="2880"/>
-        </w:tabs>
-        <w:ind w:left="2880" w:hanging="360"/>
-      </w:pPr>
-      <w:rPr>
-        <w:rFonts w:ascii="Wingdings" w:hAnsi="Wingdings" w:hint="default"/>
-        <w:sz w:val="20"/>
-      </w:rPr>
-    </w:lvl>
-    <w:lvl w:ilvl="4" w:tentative="1">
-      <w:start w:val="1"/>
-      <w:numFmt w:val="bullet"/>
-      <w:lvlText w:val=""/>
-      <w:lvlJc w:val="left"/>
-      <w:pPr>
-        <w:tabs>
-          <w:tab w:val="num" w:pos="3600"/>
-        </w:tabs>
-        <w:ind w:left="3600" w:hanging="360"/>
-      </w:pPr>
-      <w:rPr>
-        <w:rFonts w:ascii="Wingdings" w:hAnsi="Wingdings" w:hint="default"/>
-        <w:sz w:val="20"/>
-      </w:rPr>
-    </w:lvl>
-    <w:lvl w:ilvl="5" w:tentative="1">
-      <w:start w:val="1"/>
-      <w:numFmt w:val="bullet"/>
-      <w:lvlText w:val=""/>
-      <w:lvlJc w:val="left"/>
-      <w:pPr>
-        <w:tabs>
-          <w:tab w:val="num" w:pos="4320"/>
-        </w:tabs>
-        <w:ind w:left="4320" w:hanging="360"/>
-      </w:pPr>
-      <w:rPr>
-        <w:rFonts w:ascii="Wingdings" w:hAnsi="Wingdings" w:hint="default"/>
-        <w:sz w:val="20"/>
-      </w:rPr>
-    </w:lvl>
-    <w:lvl w:ilvl="6" w:tentative="1">
-      <w:start w:val="1"/>
-      <w:numFmt w:val="bullet"/>
-      <w:lvlText w:val=""/>
-      <w:lvlJc w:val="left"/>
-      <w:pPr>
-        <w:tabs>
-          <w:tab w:val="num" w:pos="5040"/>
-        </w:tabs>
-        <w:ind w:left="5040" w:hanging="360"/>
-      </w:pPr>
-      <w:rPr>
-        <w:rFonts w:ascii="Wingdings" w:hAnsi="Wingdings" w:hint="default"/>
-        <w:sz w:val="20"/>
-      </w:rPr>
-    </w:lvl>
-    <w:lvl w:ilvl="7" w:tentative="1">
-      <w:start w:val="1"/>
-      <w:numFmt w:val="bullet"/>
-      <w:lvlText w:val=""/>
-      <w:lvlJc w:val="left"/>
-      <w:pPr>
-        <w:tabs>
-          <w:tab w:val="num" w:pos="5760"/>
-        </w:tabs>
-        <w:ind w:left="5760" w:hanging="360"/>
-      </w:pPr>
-      <w:rPr>
-        <w:rFonts w:ascii="Wingdings" w:hAnsi="Wingdings" w:hint="default"/>
-        <w:sz w:val="20"/>
-      </w:rPr>
-    </w:lvl>
-    <w:lvl w:ilvl="8" w:tentative="1">
-      <w:start w:val="1"/>
-      <w:numFmt w:val="bullet"/>
-      <w:lvlText w:val=""/>
-      <w:lvlJc w:val="left"/>
-      <w:pPr>
-        <w:tabs>
-          <w:tab w:val="num" w:pos="6480"/>
-        </w:tabs>
-        <w:ind w:left="6480" w:hanging="360"/>
-      </w:pPr>
-      <w:rPr>
-        <w:rFonts w:ascii="Wingdings" w:hAnsi="Wingdings" w:hint="default"/>
-        <w:sz w:val="20"/>
-      </w:rPr>
-    </w:lvl>
-  </w:abstractNum>
-  <w:abstractNum w:abstractNumId="7" w15:restartNumberingAfterBreak="0">
     <w:nsid w:val="0D2F71C9"/>
     <w:multiLevelType w:val="hybridMultilevel"/>
     <w:tmpl w:val="02826E6E"/>
@@ -12770,10 +12247,10 @@
       </w:rPr>
     </w:lvl>
   </w:abstractNum>
-  <w:abstractNum w:abstractNumId="8" w15:restartNumberingAfterBreak="0">
-    <w:nsid w:val="0FE870B4"/>
+  <w:abstractNum w:abstractNumId="2" w15:restartNumberingAfterBreak="0">
+    <w:nsid w:val="22A67DCA"/>
     <w:multiLevelType w:val="hybridMultilevel"/>
-    <w:tmpl w:val="997CC672"/>
+    <w:tmpl w:val="09B23DCC"/>
     <w:lvl w:ilvl="0" w:tplc="75D01532">
       <w:start w:val="1"/>
       <w:numFmt w:val="bullet"/>
@@ -12883,587 +12360,10 @@
       </w:rPr>
     </w:lvl>
   </w:abstractNum>
-  <w:abstractNum w:abstractNumId="9" w15:restartNumberingAfterBreak="0">
-    <w:nsid w:val="15C37C68"/>
-    <w:multiLevelType w:val="multilevel"/>
-    <w:tmpl w:val="DD3847D0"/>
-    <w:lvl w:ilvl="0">
-      <w:start w:val="1"/>
-      <w:numFmt w:val="bullet"/>
-      <w:lvlText w:val=""/>
-      <w:lvlJc w:val="left"/>
-      <w:pPr>
-        <w:tabs>
-          <w:tab w:val="num" w:pos="720"/>
-        </w:tabs>
-        <w:ind w:left="720" w:hanging="360"/>
-      </w:pPr>
-      <w:rPr>
-        <w:rFonts w:ascii="Symbol" w:hAnsi="Symbol" w:hint="default"/>
-        <w:sz w:val="20"/>
-      </w:rPr>
-    </w:lvl>
-    <w:lvl w:ilvl="1" w:tentative="1">
-      <w:start w:val="1"/>
-      <w:numFmt w:val="bullet"/>
-      <w:lvlText w:val="o"/>
-      <w:lvlJc w:val="left"/>
-      <w:pPr>
-        <w:tabs>
-          <w:tab w:val="num" w:pos="1440"/>
-        </w:tabs>
-        <w:ind w:left="1440" w:hanging="360"/>
-      </w:pPr>
-      <w:rPr>
-        <w:rFonts w:ascii="Courier New" w:hAnsi="Courier New" w:hint="default"/>
-        <w:sz w:val="20"/>
-      </w:rPr>
-    </w:lvl>
-    <w:lvl w:ilvl="2" w:tentative="1">
-      <w:start w:val="1"/>
-      <w:numFmt w:val="bullet"/>
-      <w:lvlText w:val=""/>
-      <w:lvlJc w:val="left"/>
-      <w:pPr>
-        <w:tabs>
-          <w:tab w:val="num" w:pos="2160"/>
-        </w:tabs>
-        <w:ind w:left="2160" w:hanging="360"/>
-      </w:pPr>
-      <w:rPr>
-        <w:rFonts w:ascii="Wingdings" w:hAnsi="Wingdings" w:hint="default"/>
-        <w:sz w:val="20"/>
-      </w:rPr>
-    </w:lvl>
-    <w:lvl w:ilvl="3" w:tentative="1">
-      <w:start w:val="1"/>
-      <w:numFmt w:val="bullet"/>
-      <w:lvlText w:val=""/>
-      <w:lvlJc w:val="left"/>
-      <w:pPr>
-        <w:tabs>
-          <w:tab w:val="num" w:pos="2880"/>
-        </w:tabs>
-        <w:ind w:left="2880" w:hanging="360"/>
-      </w:pPr>
-      <w:rPr>
-        <w:rFonts w:ascii="Wingdings" w:hAnsi="Wingdings" w:hint="default"/>
-        <w:sz w:val="20"/>
-      </w:rPr>
-    </w:lvl>
-    <w:lvl w:ilvl="4" w:tentative="1">
-      <w:start w:val="1"/>
-      <w:numFmt w:val="bullet"/>
-      <w:lvlText w:val=""/>
-      <w:lvlJc w:val="left"/>
-      <w:pPr>
-        <w:tabs>
-          <w:tab w:val="num" w:pos="3600"/>
-        </w:tabs>
-        <w:ind w:left="3600" w:hanging="360"/>
-      </w:pPr>
-      <w:rPr>
-        <w:rFonts w:ascii="Wingdings" w:hAnsi="Wingdings" w:hint="default"/>
-        <w:sz w:val="20"/>
-      </w:rPr>
-    </w:lvl>
-    <w:lvl w:ilvl="5" w:tentative="1">
-      <w:start w:val="1"/>
-      <w:numFmt w:val="bullet"/>
-      <w:lvlText w:val=""/>
-      <w:lvlJc w:val="left"/>
-      <w:pPr>
-        <w:tabs>
-          <w:tab w:val="num" w:pos="4320"/>
-        </w:tabs>
-        <w:ind w:left="4320" w:hanging="360"/>
-      </w:pPr>
-      <w:rPr>
-        <w:rFonts w:ascii="Wingdings" w:hAnsi="Wingdings" w:hint="default"/>
-        <w:sz w:val="20"/>
-      </w:rPr>
-    </w:lvl>
-    <w:lvl w:ilvl="6" w:tentative="1">
-      <w:start w:val="1"/>
-      <w:numFmt w:val="bullet"/>
-      <w:lvlText w:val=""/>
-      <w:lvlJc w:val="left"/>
-      <w:pPr>
-        <w:tabs>
-          <w:tab w:val="num" w:pos="5040"/>
-        </w:tabs>
-        <w:ind w:left="5040" w:hanging="360"/>
-      </w:pPr>
-      <w:rPr>
-        <w:rFonts w:ascii="Wingdings" w:hAnsi="Wingdings" w:hint="default"/>
-        <w:sz w:val="20"/>
-      </w:rPr>
-    </w:lvl>
-    <w:lvl w:ilvl="7" w:tentative="1">
-      <w:start w:val="1"/>
-      <w:numFmt w:val="bullet"/>
-      <w:lvlText w:val=""/>
-      <w:lvlJc w:val="left"/>
-      <w:pPr>
-        <w:tabs>
-          <w:tab w:val="num" w:pos="5760"/>
-        </w:tabs>
-        <w:ind w:left="5760" w:hanging="360"/>
-      </w:pPr>
-      <w:rPr>
-        <w:rFonts w:ascii="Wingdings" w:hAnsi="Wingdings" w:hint="default"/>
-        <w:sz w:val="20"/>
-      </w:rPr>
-    </w:lvl>
-    <w:lvl w:ilvl="8" w:tentative="1">
-      <w:start w:val="1"/>
-      <w:numFmt w:val="bullet"/>
-      <w:lvlText w:val=""/>
-      <w:lvlJc w:val="left"/>
-      <w:pPr>
-        <w:tabs>
-          <w:tab w:val="num" w:pos="6480"/>
-        </w:tabs>
-        <w:ind w:left="6480" w:hanging="360"/>
-      </w:pPr>
-      <w:rPr>
-        <w:rFonts w:ascii="Wingdings" w:hAnsi="Wingdings" w:hint="default"/>
-        <w:sz w:val="20"/>
-      </w:rPr>
-    </w:lvl>
-  </w:abstractNum>
-  <w:abstractNum w:abstractNumId="10" w15:restartNumberingAfterBreak="0">
-    <w:nsid w:val="16BC6F87"/>
-    <w:multiLevelType w:val="hybridMultilevel"/>
-    <w:tmpl w:val="E04A057A"/>
-    <w:lvl w:ilvl="0" w:tplc="0D6E85D0">
-      <w:start w:val="1"/>
-      <w:numFmt w:val="decimal"/>
-      <w:lvlText w:val="%1."/>
-      <w:lvlJc w:val="left"/>
-      <w:pPr>
-        <w:ind w:left="1069" w:hanging="360"/>
-      </w:pPr>
-      <w:rPr>
-        <w:rFonts w:hint="default"/>
-      </w:rPr>
-    </w:lvl>
-    <w:lvl w:ilvl="1" w:tplc="04190019" w:tentative="1">
-      <w:start w:val="1"/>
-      <w:numFmt w:val="lowerLetter"/>
-      <w:lvlText w:val="%2."/>
-      <w:lvlJc w:val="left"/>
-      <w:pPr>
-        <w:ind w:left="1789" w:hanging="360"/>
-      </w:pPr>
-    </w:lvl>
-    <w:lvl w:ilvl="2" w:tplc="0419001B" w:tentative="1">
-      <w:start w:val="1"/>
-      <w:numFmt w:val="lowerRoman"/>
-      <w:lvlText w:val="%3."/>
-      <w:lvlJc w:val="right"/>
-      <w:pPr>
-        <w:ind w:left="2509" w:hanging="180"/>
-      </w:pPr>
-    </w:lvl>
-    <w:lvl w:ilvl="3" w:tplc="0419000F" w:tentative="1">
-      <w:start w:val="1"/>
-      <w:numFmt w:val="decimal"/>
-      <w:lvlText w:val="%4."/>
-      <w:lvlJc w:val="left"/>
-      <w:pPr>
-        <w:ind w:left="3229" w:hanging="360"/>
-      </w:pPr>
-    </w:lvl>
-    <w:lvl w:ilvl="4" w:tplc="04190019" w:tentative="1">
-      <w:start w:val="1"/>
-      <w:numFmt w:val="lowerLetter"/>
-      <w:lvlText w:val="%5."/>
-      <w:lvlJc w:val="left"/>
-      <w:pPr>
-        <w:ind w:left="3949" w:hanging="360"/>
-      </w:pPr>
-    </w:lvl>
-    <w:lvl w:ilvl="5" w:tplc="0419001B" w:tentative="1">
-      <w:start w:val="1"/>
-      <w:numFmt w:val="lowerRoman"/>
-      <w:lvlText w:val="%6."/>
-      <w:lvlJc w:val="right"/>
-      <w:pPr>
-        <w:ind w:left="4669" w:hanging="180"/>
-      </w:pPr>
-    </w:lvl>
-    <w:lvl w:ilvl="6" w:tplc="0419000F" w:tentative="1">
-      <w:start w:val="1"/>
-      <w:numFmt w:val="decimal"/>
-      <w:lvlText w:val="%7."/>
-      <w:lvlJc w:val="left"/>
-      <w:pPr>
-        <w:ind w:left="5389" w:hanging="360"/>
-      </w:pPr>
-    </w:lvl>
-    <w:lvl w:ilvl="7" w:tplc="04190019" w:tentative="1">
-      <w:start w:val="1"/>
-      <w:numFmt w:val="lowerLetter"/>
-      <w:lvlText w:val="%8."/>
-      <w:lvlJc w:val="left"/>
-      <w:pPr>
-        <w:ind w:left="6109" w:hanging="360"/>
-      </w:pPr>
-    </w:lvl>
-    <w:lvl w:ilvl="8" w:tplc="0419001B" w:tentative="1">
-      <w:start w:val="1"/>
-      <w:numFmt w:val="lowerRoman"/>
-      <w:lvlText w:val="%9."/>
-      <w:lvlJc w:val="right"/>
-      <w:pPr>
-        <w:ind w:left="6829" w:hanging="180"/>
-      </w:pPr>
-    </w:lvl>
-  </w:abstractNum>
-  <w:abstractNum w:abstractNumId="11" w15:restartNumberingAfterBreak="0">
-    <w:nsid w:val="1AF973DF"/>
-    <w:multiLevelType w:val="hybridMultilevel"/>
-    <w:tmpl w:val="E0CEBDCA"/>
-    <w:lvl w:ilvl="0" w:tplc="04190001">
-      <w:start w:val="1"/>
-      <w:numFmt w:val="bullet"/>
-      <w:lvlText w:val=""/>
-      <w:lvlJc w:val="left"/>
-      <w:pPr>
-        <w:ind w:left="1429" w:hanging="360"/>
-      </w:pPr>
-      <w:rPr>
-        <w:rFonts w:ascii="Symbol" w:hAnsi="Symbol" w:hint="default"/>
-      </w:rPr>
-    </w:lvl>
-    <w:lvl w:ilvl="1" w:tplc="04190003" w:tentative="1">
-      <w:start w:val="1"/>
-      <w:numFmt w:val="bullet"/>
-      <w:lvlText w:val="o"/>
-      <w:lvlJc w:val="left"/>
-      <w:pPr>
-        <w:ind w:left="2149" w:hanging="360"/>
-      </w:pPr>
-      <w:rPr>
-        <w:rFonts w:ascii="Courier New" w:hAnsi="Courier New" w:cs="Courier New" w:hint="default"/>
-      </w:rPr>
-    </w:lvl>
-    <w:lvl w:ilvl="2" w:tplc="04190005" w:tentative="1">
-      <w:start w:val="1"/>
-      <w:numFmt w:val="bullet"/>
-      <w:lvlText w:val=""/>
-      <w:lvlJc w:val="left"/>
-      <w:pPr>
-        <w:ind w:left="2869" w:hanging="360"/>
-      </w:pPr>
-      <w:rPr>
-        <w:rFonts w:ascii="Wingdings" w:hAnsi="Wingdings" w:hint="default"/>
-      </w:rPr>
-    </w:lvl>
-    <w:lvl w:ilvl="3" w:tplc="04190001" w:tentative="1">
-      <w:start w:val="1"/>
-      <w:numFmt w:val="bullet"/>
-      <w:lvlText w:val=""/>
-      <w:lvlJc w:val="left"/>
-      <w:pPr>
-        <w:ind w:left="3589" w:hanging="360"/>
-      </w:pPr>
-      <w:rPr>
-        <w:rFonts w:ascii="Symbol" w:hAnsi="Symbol" w:hint="default"/>
-      </w:rPr>
-    </w:lvl>
-    <w:lvl w:ilvl="4" w:tplc="04190003" w:tentative="1">
-      <w:start w:val="1"/>
-      <w:numFmt w:val="bullet"/>
-      <w:lvlText w:val="o"/>
-      <w:lvlJc w:val="left"/>
-      <w:pPr>
-        <w:ind w:left="4309" w:hanging="360"/>
-      </w:pPr>
-      <w:rPr>
-        <w:rFonts w:ascii="Courier New" w:hAnsi="Courier New" w:cs="Courier New" w:hint="default"/>
-      </w:rPr>
-    </w:lvl>
-    <w:lvl w:ilvl="5" w:tplc="04190005" w:tentative="1">
-      <w:start w:val="1"/>
-      <w:numFmt w:val="bullet"/>
-      <w:lvlText w:val=""/>
-      <w:lvlJc w:val="left"/>
-      <w:pPr>
-        <w:ind w:left="5029" w:hanging="360"/>
-      </w:pPr>
-      <w:rPr>
-        <w:rFonts w:ascii="Wingdings" w:hAnsi="Wingdings" w:hint="default"/>
-      </w:rPr>
-    </w:lvl>
-    <w:lvl w:ilvl="6" w:tplc="04190001" w:tentative="1">
-      <w:start w:val="1"/>
-      <w:numFmt w:val="bullet"/>
-      <w:lvlText w:val=""/>
-      <w:lvlJc w:val="left"/>
-      <w:pPr>
-        <w:ind w:left="5749" w:hanging="360"/>
-      </w:pPr>
-      <w:rPr>
-        <w:rFonts w:ascii="Symbol" w:hAnsi="Symbol" w:hint="default"/>
-      </w:rPr>
-    </w:lvl>
-    <w:lvl w:ilvl="7" w:tplc="04190003" w:tentative="1">
-      <w:start w:val="1"/>
-      <w:numFmt w:val="bullet"/>
-      <w:lvlText w:val="o"/>
-      <w:lvlJc w:val="left"/>
-      <w:pPr>
-        <w:ind w:left="6469" w:hanging="360"/>
-      </w:pPr>
-      <w:rPr>
-        <w:rFonts w:ascii="Courier New" w:hAnsi="Courier New" w:cs="Courier New" w:hint="default"/>
-      </w:rPr>
-    </w:lvl>
-    <w:lvl w:ilvl="8" w:tplc="04190005" w:tentative="1">
-      <w:start w:val="1"/>
-      <w:numFmt w:val="bullet"/>
-      <w:lvlText w:val=""/>
-      <w:lvlJc w:val="left"/>
-      <w:pPr>
-        <w:ind w:left="7189" w:hanging="360"/>
-      </w:pPr>
-      <w:rPr>
-        <w:rFonts w:ascii="Wingdings" w:hAnsi="Wingdings" w:hint="default"/>
-      </w:rPr>
-    </w:lvl>
-  </w:abstractNum>
-  <w:abstractNum w:abstractNumId="12" w15:restartNumberingAfterBreak="0">
-    <w:nsid w:val="21ED310D"/>
-    <w:multiLevelType w:val="hybridMultilevel"/>
-    <w:tmpl w:val="F8C2AE6C"/>
-    <w:lvl w:ilvl="0" w:tplc="75D01532">
-      <w:start w:val="1"/>
-      <w:numFmt w:val="bullet"/>
-      <w:lvlText w:val="-"/>
-      <w:lvlJc w:val="left"/>
-      <w:pPr>
-        <w:ind w:left="1429" w:hanging="360"/>
-      </w:pPr>
-      <w:rPr>
-        <w:rFonts w:ascii="Times New Roman" w:hAnsi="Times New Roman" w:cs="Times New Roman" w:hint="default"/>
-      </w:rPr>
-    </w:lvl>
-    <w:lvl w:ilvl="1" w:tplc="04190003" w:tentative="1">
-      <w:start w:val="1"/>
-      <w:numFmt w:val="bullet"/>
-      <w:lvlText w:val="o"/>
-      <w:lvlJc w:val="left"/>
-      <w:pPr>
-        <w:ind w:left="2149" w:hanging="360"/>
-      </w:pPr>
-      <w:rPr>
-        <w:rFonts w:ascii="Courier New" w:hAnsi="Courier New" w:cs="Courier New" w:hint="default"/>
-      </w:rPr>
-    </w:lvl>
-    <w:lvl w:ilvl="2" w:tplc="04190005" w:tentative="1">
-      <w:start w:val="1"/>
-      <w:numFmt w:val="bullet"/>
-      <w:lvlText w:val=""/>
-      <w:lvlJc w:val="left"/>
-      <w:pPr>
-        <w:ind w:left="2869" w:hanging="360"/>
-      </w:pPr>
-      <w:rPr>
-        <w:rFonts w:ascii="Wingdings" w:hAnsi="Wingdings" w:hint="default"/>
-      </w:rPr>
-    </w:lvl>
-    <w:lvl w:ilvl="3" w:tplc="04190001" w:tentative="1">
-      <w:start w:val="1"/>
-      <w:numFmt w:val="bullet"/>
-      <w:lvlText w:val=""/>
-      <w:lvlJc w:val="left"/>
-      <w:pPr>
-        <w:ind w:left="3589" w:hanging="360"/>
-      </w:pPr>
-      <w:rPr>
-        <w:rFonts w:ascii="Symbol" w:hAnsi="Symbol" w:hint="default"/>
-      </w:rPr>
-    </w:lvl>
-    <w:lvl w:ilvl="4" w:tplc="04190003" w:tentative="1">
-      <w:start w:val="1"/>
-      <w:numFmt w:val="bullet"/>
-      <w:lvlText w:val="o"/>
-      <w:lvlJc w:val="left"/>
-      <w:pPr>
-        <w:ind w:left="4309" w:hanging="360"/>
-      </w:pPr>
-      <w:rPr>
-        <w:rFonts w:ascii="Courier New" w:hAnsi="Courier New" w:cs="Courier New" w:hint="default"/>
-      </w:rPr>
-    </w:lvl>
-    <w:lvl w:ilvl="5" w:tplc="04190005" w:tentative="1">
-      <w:start w:val="1"/>
-      <w:numFmt w:val="bullet"/>
-      <w:lvlText w:val=""/>
-      <w:lvlJc w:val="left"/>
-      <w:pPr>
-        <w:ind w:left="5029" w:hanging="360"/>
-      </w:pPr>
-      <w:rPr>
-        <w:rFonts w:ascii="Wingdings" w:hAnsi="Wingdings" w:hint="default"/>
-      </w:rPr>
-    </w:lvl>
-    <w:lvl w:ilvl="6" w:tplc="04190001" w:tentative="1">
-      <w:start w:val="1"/>
-      <w:numFmt w:val="bullet"/>
-      <w:lvlText w:val=""/>
-      <w:lvlJc w:val="left"/>
-      <w:pPr>
-        <w:ind w:left="5749" w:hanging="360"/>
-      </w:pPr>
-      <w:rPr>
-        <w:rFonts w:ascii="Symbol" w:hAnsi="Symbol" w:hint="default"/>
-      </w:rPr>
-    </w:lvl>
-    <w:lvl w:ilvl="7" w:tplc="04190003" w:tentative="1">
-      <w:start w:val="1"/>
-      <w:numFmt w:val="bullet"/>
-      <w:lvlText w:val="o"/>
-      <w:lvlJc w:val="left"/>
-      <w:pPr>
-        <w:ind w:left="6469" w:hanging="360"/>
-      </w:pPr>
-      <w:rPr>
-        <w:rFonts w:ascii="Courier New" w:hAnsi="Courier New" w:cs="Courier New" w:hint="default"/>
-      </w:rPr>
-    </w:lvl>
-    <w:lvl w:ilvl="8" w:tplc="04190005" w:tentative="1">
-      <w:start w:val="1"/>
-      <w:numFmt w:val="bullet"/>
-      <w:lvlText w:val=""/>
-      <w:lvlJc w:val="left"/>
-      <w:pPr>
-        <w:ind w:left="7189" w:hanging="360"/>
-      </w:pPr>
-      <w:rPr>
-        <w:rFonts w:ascii="Wingdings" w:hAnsi="Wingdings" w:hint="default"/>
-      </w:rPr>
-    </w:lvl>
-  </w:abstractNum>
-  <w:abstractNum w:abstractNumId="13" w15:restartNumberingAfterBreak="0">
-    <w:nsid w:val="22A67DCA"/>
-    <w:multiLevelType w:val="hybridMultilevel"/>
-    <w:tmpl w:val="09B23DCC"/>
-    <w:lvl w:ilvl="0" w:tplc="75D01532">
-      <w:start w:val="1"/>
-      <w:numFmt w:val="bullet"/>
-      <w:lvlText w:val="-"/>
-      <w:lvlJc w:val="left"/>
-      <w:pPr>
-        <w:ind w:left="1429" w:hanging="360"/>
-      </w:pPr>
-      <w:rPr>
-        <w:rFonts w:ascii="Times New Roman" w:hAnsi="Times New Roman" w:cs="Times New Roman" w:hint="default"/>
-      </w:rPr>
-    </w:lvl>
-    <w:lvl w:ilvl="1" w:tplc="04190003" w:tentative="1">
-      <w:start w:val="1"/>
-      <w:numFmt w:val="bullet"/>
-      <w:lvlText w:val="o"/>
-      <w:lvlJc w:val="left"/>
-      <w:pPr>
-        <w:ind w:left="2149" w:hanging="360"/>
-      </w:pPr>
-      <w:rPr>
-        <w:rFonts w:ascii="Courier New" w:hAnsi="Courier New" w:cs="Courier New" w:hint="default"/>
-      </w:rPr>
-    </w:lvl>
-    <w:lvl w:ilvl="2" w:tplc="04190005" w:tentative="1">
-      <w:start w:val="1"/>
-      <w:numFmt w:val="bullet"/>
-      <w:lvlText w:val=""/>
-      <w:lvlJc w:val="left"/>
-      <w:pPr>
-        <w:ind w:left="2869" w:hanging="360"/>
-      </w:pPr>
-      <w:rPr>
-        <w:rFonts w:ascii="Wingdings" w:hAnsi="Wingdings" w:hint="default"/>
-      </w:rPr>
-    </w:lvl>
-    <w:lvl w:ilvl="3" w:tplc="04190001" w:tentative="1">
-      <w:start w:val="1"/>
-      <w:numFmt w:val="bullet"/>
-      <w:lvlText w:val=""/>
-      <w:lvlJc w:val="left"/>
-      <w:pPr>
-        <w:ind w:left="3589" w:hanging="360"/>
-      </w:pPr>
-      <w:rPr>
-        <w:rFonts w:ascii="Symbol" w:hAnsi="Symbol" w:hint="default"/>
-      </w:rPr>
-    </w:lvl>
-    <w:lvl w:ilvl="4" w:tplc="04190003" w:tentative="1">
-      <w:start w:val="1"/>
-      <w:numFmt w:val="bullet"/>
-      <w:lvlText w:val="o"/>
-      <w:lvlJc w:val="left"/>
-      <w:pPr>
-        <w:ind w:left="4309" w:hanging="360"/>
-      </w:pPr>
-      <w:rPr>
-        <w:rFonts w:ascii="Courier New" w:hAnsi="Courier New" w:cs="Courier New" w:hint="default"/>
-      </w:rPr>
-    </w:lvl>
-    <w:lvl w:ilvl="5" w:tplc="04190005" w:tentative="1">
-      <w:start w:val="1"/>
-      <w:numFmt w:val="bullet"/>
-      <w:lvlText w:val=""/>
-      <w:lvlJc w:val="left"/>
-      <w:pPr>
-        <w:ind w:left="5029" w:hanging="360"/>
-      </w:pPr>
-      <w:rPr>
-        <w:rFonts w:ascii="Wingdings" w:hAnsi="Wingdings" w:hint="default"/>
-      </w:rPr>
-    </w:lvl>
-    <w:lvl w:ilvl="6" w:tplc="04190001" w:tentative="1">
-      <w:start w:val="1"/>
-      <w:numFmt w:val="bullet"/>
-      <w:lvlText w:val=""/>
-      <w:lvlJc w:val="left"/>
-      <w:pPr>
-        <w:ind w:left="5749" w:hanging="360"/>
-      </w:pPr>
-      <w:rPr>
-        <w:rFonts w:ascii="Symbol" w:hAnsi="Symbol" w:hint="default"/>
-      </w:rPr>
-    </w:lvl>
-    <w:lvl w:ilvl="7" w:tplc="04190003" w:tentative="1">
-      <w:start w:val="1"/>
-      <w:numFmt w:val="bullet"/>
-      <w:lvlText w:val="o"/>
-      <w:lvlJc w:val="left"/>
-      <w:pPr>
-        <w:ind w:left="6469" w:hanging="360"/>
-      </w:pPr>
-      <w:rPr>
-        <w:rFonts w:ascii="Courier New" w:hAnsi="Courier New" w:cs="Courier New" w:hint="default"/>
-      </w:rPr>
-    </w:lvl>
-    <w:lvl w:ilvl="8" w:tplc="04190005" w:tentative="1">
-      <w:start w:val="1"/>
-      <w:numFmt w:val="bullet"/>
-      <w:lvlText w:val=""/>
-      <w:lvlJc w:val="left"/>
-      <w:pPr>
-        <w:ind w:left="7189" w:hanging="360"/>
-      </w:pPr>
-      <w:rPr>
-        <w:rFonts w:ascii="Wingdings" w:hAnsi="Wingdings" w:hint="default"/>
-      </w:rPr>
-    </w:lvl>
-  </w:abstractNum>
-  <w:abstractNum w:abstractNumId="14" w15:restartNumberingAfterBreak="0">
+  <w:abstractNum w:abstractNumId="3" w15:restartNumberingAfterBreak="0">
     <w:nsid w:val="23F51B20"/>
     <w:multiLevelType w:val="multilevel"/>
-    <w:tmpl w:val="9E8ABB80"/>
+    <w:tmpl w:val="D7DE1FC8"/>
     <w:lvl w:ilvl="0">
       <w:start w:val="1"/>
       <w:numFmt w:val="decimal"/>
@@ -13582,169 +12482,109 @@
       </w:rPr>
     </w:lvl>
   </w:abstractNum>
-  <w:abstractNum w:abstractNumId="15" w15:restartNumberingAfterBreak="0">
-    <w:nsid w:val="28127BC4"/>
-    <w:multiLevelType w:val="multilevel"/>
-    <w:tmpl w:val="BC48A8C8"/>
-    <w:lvl w:ilvl="0">
+  <w:abstractNum w:abstractNumId="4" w15:restartNumberingAfterBreak="0">
+    <w:nsid w:val="2BA51A6F"/>
+    <w:multiLevelType w:val="hybridMultilevel"/>
+    <w:tmpl w:val="71761FF0"/>
+    <w:lvl w:ilvl="0" w:tplc="6494DC00">
+      <w:start w:val="1"/>
+      <w:numFmt w:val="decimal"/>
+      <w:lvlText w:val="%1."/>
+      <w:lvlJc w:val="left"/>
+      <w:pPr>
+        <w:ind w:left="1069" w:hanging="360"/>
+      </w:pPr>
+      <w:rPr>
+        <w:rFonts w:hint="default"/>
+      </w:rPr>
+    </w:lvl>
+    <w:lvl w:ilvl="1" w:tplc="04190019" w:tentative="1">
+      <w:start w:val="1"/>
+      <w:numFmt w:val="lowerLetter"/>
+      <w:lvlText w:val="%2."/>
+      <w:lvlJc w:val="left"/>
+      <w:pPr>
+        <w:ind w:left="1789" w:hanging="360"/>
+      </w:pPr>
+    </w:lvl>
+    <w:lvl w:ilvl="2" w:tplc="0419001B" w:tentative="1">
+      <w:start w:val="1"/>
+      <w:numFmt w:val="lowerRoman"/>
+      <w:lvlText w:val="%3."/>
+      <w:lvlJc w:val="right"/>
+      <w:pPr>
+        <w:ind w:left="2509" w:hanging="180"/>
+      </w:pPr>
+    </w:lvl>
+    <w:lvl w:ilvl="3" w:tplc="0419000F" w:tentative="1">
+      <w:start w:val="1"/>
+      <w:numFmt w:val="decimal"/>
+      <w:lvlText w:val="%4."/>
+      <w:lvlJc w:val="left"/>
+      <w:pPr>
+        <w:ind w:left="3229" w:hanging="360"/>
+      </w:pPr>
+    </w:lvl>
+    <w:lvl w:ilvl="4" w:tplc="04190019" w:tentative="1">
+      <w:start w:val="1"/>
+      <w:numFmt w:val="lowerLetter"/>
+      <w:lvlText w:val="%5."/>
+      <w:lvlJc w:val="left"/>
+      <w:pPr>
+        <w:ind w:left="3949" w:hanging="360"/>
+      </w:pPr>
+    </w:lvl>
+    <w:lvl w:ilvl="5" w:tplc="0419001B" w:tentative="1">
+      <w:start w:val="1"/>
+      <w:numFmt w:val="lowerRoman"/>
+      <w:lvlText w:val="%6."/>
+      <w:lvlJc w:val="right"/>
+      <w:pPr>
+        <w:ind w:left="4669" w:hanging="180"/>
+      </w:pPr>
+    </w:lvl>
+    <w:lvl w:ilvl="6" w:tplc="0419000F" w:tentative="1">
+      <w:start w:val="1"/>
+      <w:numFmt w:val="decimal"/>
+      <w:lvlText w:val="%7."/>
+      <w:lvlJc w:val="left"/>
+      <w:pPr>
+        <w:ind w:left="5389" w:hanging="360"/>
+      </w:pPr>
+    </w:lvl>
+    <w:lvl w:ilvl="7" w:tplc="04190019" w:tentative="1">
+      <w:start w:val="1"/>
+      <w:numFmt w:val="lowerLetter"/>
+      <w:lvlText w:val="%8."/>
+      <w:lvlJc w:val="left"/>
+      <w:pPr>
+        <w:ind w:left="6109" w:hanging="360"/>
+      </w:pPr>
+    </w:lvl>
+    <w:lvl w:ilvl="8" w:tplc="0419001B" w:tentative="1">
+      <w:start w:val="1"/>
+      <w:numFmt w:val="lowerRoman"/>
+      <w:lvlText w:val="%9."/>
+      <w:lvlJc w:val="right"/>
+      <w:pPr>
+        <w:ind w:left="6829" w:hanging="180"/>
+      </w:pPr>
+    </w:lvl>
+  </w:abstractNum>
+  <w:abstractNum w:abstractNumId="5" w15:restartNumberingAfterBreak="0">
+    <w:nsid w:val="344624F6"/>
+    <w:multiLevelType w:val="hybridMultilevel"/>
+    <w:tmpl w:val="5578568A"/>
+    <w:lvl w:ilvl="0" w:tplc="75D01532">
       <w:start w:val="1"/>
       <w:numFmt w:val="bullet"/>
-      <w:lvlText w:val=""/>
+      <w:lvlText w:val="-"/>
       <w:lvlJc w:val="left"/>
       <w:pPr>
-        <w:tabs>
-          <w:tab w:val="num" w:pos="720"/>
-        </w:tabs>
-        <w:ind w:left="720" w:hanging="360"/>
+        <w:ind w:left="1429" w:hanging="360"/>
       </w:pPr>
       <w:rPr>
-        <w:rFonts w:ascii="Symbol" w:hAnsi="Symbol" w:hint="default"/>
-        <w:sz w:val="20"/>
-      </w:rPr>
-    </w:lvl>
-    <w:lvl w:ilvl="1" w:tentative="1">
-      <w:start w:val="1"/>
-      <w:numFmt w:val="bullet"/>
-      <w:lvlText w:val="o"/>
-      <w:lvlJc w:val="left"/>
-      <w:pPr>
-        <w:tabs>
-          <w:tab w:val="num" w:pos="1440"/>
-        </w:tabs>
-        <w:ind w:left="1440" w:hanging="360"/>
-      </w:pPr>
-      <w:rPr>
-        <w:rFonts w:ascii="Courier New" w:hAnsi="Courier New" w:hint="default"/>
-        <w:sz w:val="20"/>
-      </w:rPr>
-    </w:lvl>
-    <w:lvl w:ilvl="2" w:tentative="1">
-      <w:start w:val="1"/>
-      <w:numFmt w:val="bullet"/>
-      <w:lvlText w:val=""/>
-      <w:lvlJc w:val="left"/>
-      <w:pPr>
-        <w:tabs>
-          <w:tab w:val="num" w:pos="2160"/>
-        </w:tabs>
-        <w:ind w:left="2160" w:hanging="360"/>
-      </w:pPr>
-      <w:rPr>
-        <w:rFonts w:ascii="Wingdings" w:hAnsi="Wingdings" w:hint="default"/>
-        <w:sz w:val="20"/>
-      </w:rPr>
-    </w:lvl>
-    <w:lvl w:ilvl="3" w:tentative="1">
-      <w:start w:val="1"/>
-      <w:numFmt w:val="bullet"/>
-      <w:lvlText w:val=""/>
-      <w:lvlJc w:val="left"/>
-      <w:pPr>
-        <w:tabs>
-          <w:tab w:val="num" w:pos="2880"/>
-        </w:tabs>
-        <w:ind w:left="2880" w:hanging="360"/>
-      </w:pPr>
-      <w:rPr>
-        <w:rFonts w:ascii="Wingdings" w:hAnsi="Wingdings" w:hint="default"/>
-        <w:sz w:val="20"/>
-      </w:rPr>
-    </w:lvl>
-    <w:lvl w:ilvl="4" w:tentative="1">
-      <w:start w:val="1"/>
-      <w:numFmt w:val="bullet"/>
-      <w:lvlText w:val=""/>
-      <w:lvlJc w:val="left"/>
-      <w:pPr>
-        <w:tabs>
-          <w:tab w:val="num" w:pos="3600"/>
-        </w:tabs>
-        <w:ind w:left="3600" w:hanging="360"/>
-      </w:pPr>
-      <w:rPr>
-        <w:rFonts w:ascii="Wingdings" w:hAnsi="Wingdings" w:hint="default"/>
-        <w:sz w:val="20"/>
-      </w:rPr>
-    </w:lvl>
-    <w:lvl w:ilvl="5" w:tentative="1">
-      <w:start w:val="1"/>
-      <w:numFmt w:val="bullet"/>
-      <w:lvlText w:val=""/>
-      <w:lvlJc w:val="left"/>
-      <w:pPr>
-        <w:tabs>
-          <w:tab w:val="num" w:pos="4320"/>
-        </w:tabs>
-        <w:ind w:left="4320" w:hanging="360"/>
-      </w:pPr>
-      <w:rPr>
-        <w:rFonts w:ascii="Wingdings" w:hAnsi="Wingdings" w:hint="default"/>
-        <w:sz w:val="20"/>
-      </w:rPr>
-    </w:lvl>
-    <w:lvl w:ilvl="6" w:tentative="1">
-      <w:start w:val="1"/>
-      <w:numFmt w:val="bullet"/>
-      <w:lvlText w:val=""/>
-      <w:lvlJc w:val="left"/>
-      <w:pPr>
-        <w:tabs>
-          <w:tab w:val="num" w:pos="5040"/>
-        </w:tabs>
-        <w:ind w:left="5040" w:hanging="360"/>
-      </w:pPr>
-      <w:rPr>
-        <w:rFonts w:ascii="Wingdings" w:hAnsi="Wingdings" w:hint="default"/>
-        <w:sz w:val="20"/>
-      </w:rPr>
-    </w:lvl>
-    <w:lvl w:ilvl="7" w:tentative="1">
-      <w:start w:val="1"/>
-      <w:numFmt w:val="bullet"/>
-      <w:lvlText w:val=""/>
-      <w:lvlJc w:val="left"/>
-      <w:pPr>
-        <w:tabs>
-          <w:tab w:val="num" w:pos="5760"/>
-        </w:tabs>
-        <w:ind w:left="5760" w:hanging="360"/>
-      </w:pPr>
-      <w:rPr>
-        <w:rFonts w:ascii="Wingdings" w:hAnsi="Wingdings" w:hint="default"/>
-        <w:sz w:val="20"/>
-      </w:rPr>
-    </w:lvl>
-    <w:lvl w:ilvl="8" w:tentative="1">
-      <w:start w:val="1"/>
-      <w:numFmt w:val="bullet"/>
-      <w:lvlText w:val=""/>
-      <w:lvlJc w:val="left"/>
-      <w:pPr>
-        <w:tabs>
-          <w:tab w:val="num" w:pos="6480"/>
-        </w:tabs>
-        <w:ind w:left="6480" w:hanging="360"/>
-      </w:pPr>
-      <w:rPr>
-        <w:rFonts w:ascii="Wingdings" w:hAnsi="Wingdings" w:hint="default"/>
-        <w:sz w:val="20"/>
-      </w:rPr>
-    </w:lvl>
-  </w:abstractNum>
-  <w:abstractNum w:abstractNumId="16" w15:restartNumberingAfterBreak="0">
-    <w:nsid w:val="2A6F2673"/>
-    <w:multiLevelType w:val="hybridMultilevel"/>
-    <w:tmpl w:val="8C72690C"/>
-    <w:lvl w:ilvl="0" w:tplc="04190001">
-      <w:start w:val="1"/>
-      <w:numFmt w:val="bullet"/>
-      <w:lvlText w:val=""/>
-      <w:lvlJc w:val="left"/>
-      <w:pPr>
-        <w:ind w:left="1429" w:hanging="360"/>
-      </w:pPr>
-      <w:rPr>
-        <w:rFonts w:ascii="Symbol" w:hAnsi="Symbol" w:hint="default"/>
+        <w:rFonts w:ascii="Times New Roman" w:hAnsi="Times New Roman" w:cs="Times New Roman" w:hint="default"/>
       </w:rPr>
     </w:lvl>
     <w:lvl w:ilvl="1" w:tplc="04190003" w:tentative="1">
@@ -13844,11 +12684,124 @@
       </w:rPr>
     </w:lvl>
   </w:abstractNum>
-  <w:abstractNum w:abstractNumId="17" w15:restartNumberingAfterBreak="0">
-    <w:nsid w:val="2BA51A6F"/>
+  <w:abstractNum w:abstractNumId="6" w15:restartNumberingAfterBreak="0">
+    <w:nsid w:val="420C7903"/>
     <w:multiLevelType w:val="hybridMultilevel"/>
-    <w:tmpl w:val="71761FF0"/>
-    <w:lvl w:ilvl="0" w:tplc="6494DC00">
+    <w:tmpl w:val="CA8031B2"/>
+    <w:lvl w:ilvl="0" w:tplc="FFFFFFFF">
+      <w:start w:val="1"/>
+      <w:numFmt w:val="bullet"/>
+      <w:lvlText w:val="-"/>
+      <w:lvlJc w:val="left"/>
+      <w:pPr>
+        <w:ind w:left="1429" w:hanging="360"/>
+      </w:pPr>
+      <w:rPr>
+        <w:rFonts w:ascii="Times New Roman" w:hAnsi="Times New Roman" w:cs="Times New Roman" w:hint="default"/>
+      </w:rPr>
+    </w:lvl>
+    <w:lvl w:ilvl="1" w:tplc="75D01532">
+      <w:start w:val="1"/>
+      <w:numFmt w:val="bullet"/>
+      <w:lvlText w:val="-"/>
+      <w:lvlJc w:val="left"/>
+      <w:pPr>
+        <w:ind w:left="1429" w:hanging="360"/>
+      </w:pPr>
+      <w:rPr>
+        <w:rFonts w:ascii="Times New Roman" w:hAnsi="Times New Roman" w:cs="Times New Roman" w:hint="default"/>
+      </w:rPr>
+    </w:lvl>
+    <w:lvl w:ilvl="2" w:tplc="FFFFFFFF" w:tentative="1">
+      <w:start w:val="1"/>
+      <w:numFmt w:val="bullet"/>
+      <w:lvlText w:val=""/>
+      <w:lvlJc w:val="left"/>
+      <w:pPr>
+        <w:ind w:left="2869" w:hanging="360"/>
+      </w:pPr>
+      <w:rPr>
+        <w:rFonts w:ascii="Wingdings" w:hAnsi="Wingdings" w:hint="default"/>
+      </w:rPr>
+    </w:lvl>
+    <w:lvl w:ilvl="3" w:tplc="FFFFFFFF" w:tentative="1">
+      <w:start w:val="1"/>
+      <w:numFmt w:val="bullet"/>
+      <w:lvlText w:val=""/>
+      <w:lvlJc w:val="left"/>
+      <w:pPr>
+        <w:ind w:left="3589" w:hanging="360"/>
+      </w:pPr>
+      <w:rPr>
+        <w:rFonts w:ascii="Symbol" w:hAnsi="Symbol" w:hint="default"/>
+      </w:rPr>
+    </w:lvl>
+    <w:lvl w:ilvl="4" w:tplc="FFFFFFFF" w:tentative="1">
+      <w:start w:val="1"/>
+      <w:numFmt w:val="bullet"/>
+      <w:lvlText w:val="o"/>
+      <w:lvlJc w:val="left"/>
+      <w:pPr>
+        <w:ind w:left="4309" w:hanging="360"/>
+      </w:pPr>
+      <w:rPr>
+        <w:rFonts w:ascii="Courier New" w:hAnsi="Courier New" w:cs="Courier New" w:hint="default"/>
+      </w:rPr>
+    </w:lvl>
+    <w:lvl w:ilvl="5" w:tplc="FFFFFFFF" w:tentative="1">
+      <w:start w:val="1"/>
+      <w:numFmt w:val="bullet"/>
+      <w:lvlText w:val=""/>
+      <w:lvlJc w:val="left"/>
+      <w:pPr>
+        <w:ind w:left="5029" w:hanging="360"/>
+      </w:pPr>
+      <w:rPr>
+        <w:rFonts w:ascii="Wingdings" w:hAnsi="Wingdings" w:hint="default"/>
+      </w:rPr>
+    </w:lvl>
+    <w:lvl w:ilvl="6" w:tplc="FFFFFFFF" w:tentative="1">
+      <w:start w:val="1"/>
+      <w:numFmt w:val="bullet"/>
+      <w:lvlText w:val=""/>
+      <w:lvlJc w:val="left"/>
+      <w:pPr>
+        <w:ind w:left="5749" w:hanging="360"/>
+      </w:pPr>
+      <w:rPr>
+        <w:rFonts w:ascii="Symbol" w:hAnsi="Symbol" w:hint="default"/>
+      </w:rPr>
+    </w:lvl>
+    <w:lvl w:ilvl="7" w:tplc="FFFFFFFF" w:tentative="1">
+      <w:start w:val="1"/>
+      <w:numFmt w:val="bullet"/>
+      <w:lvlText w:val="o"/>
+      <w:lvlJc w:val="left"/>
+      <w:pPr>
+        <w:ind w:left="6469" w:hanging="360"/>
+      </w:pPr>
+      <w:rPr>
+        <w:rFonts w:ascii="Courier New" w:hAnsi="Courier New" w:cs="Courier New" w:hint="default"/>
+      </w:rPr>
+    </w:lvl>
+    <w:lvl w:ilvl="8" w:tplc="FFFFFFFF" w:tentative="1">
+      <w:start w:val="1"/>
+      <w:numFmt w:val="bullet"/>
+      <w:lvlText w:val=""/>
+      <w:lvlJc w:val="left"/>
+      <w:pPr>
+        <w:ind w:left="7189" w:hanging="360"/>
+      </w:pPr>
+      <w:rPr>
+        <w:rFonts w:ascii="Wingdings" w:hAnsi="Wingdings" w:hint="default"/>
+      </w:rPr>
+    </w:lvl>
+  </w:abstractNum>
+  <w:abstractNum w:abstractNumId="7" w15:restartNumberingAfterBreak="0">
+    <w:nsid w:val="5BCC628D"/>
+    <w:multiLevelType w:val="hybridMultilevel"/>
+    <w:tmpl w:val="15F24F72"/>
+    <w:lvl w:ilvl="0" w:tplc="0FF80DDC">
       <w:start w:val="1"/>
       <w:numFmt w:val="decimal"/>
       <w:lvlText w:val="%1."/>
@@ -13933,3003 +12886,107 @@
       </w:pPr>
     </w:lvl>
   </w:abstractNum>
-  <w:abstractNum w:abstractNumId="18" w15:restartNumberingAfterBreak="0">
-    <w:nsid w:val="2F3D617D"/>
-    <w:multiLevelType w:val="multilevel"/>
-    <w:tmpl w:val="87FE7C72"/>
-    <w:lvl w:ilvl="0">
+  <w:abstractNum w:abstractNumId="8" w15:restartNumberingAfterBreak="0">
+    <w:nsid w:val="70831F34"/>
+    <w:multiLevelType w:val="hybridMultilevel"/>
+    <w:tmpl w:val="92321658"/>
+    <w:lvl w:ilvl="0" w:tplc="0014466C">
       <w:start w:val="1"/>
-      <w:numFmt w:val="decimal"/>
-      <w:lvlText w:val="%1."/>
+      <w:numFmt w:val="bullet"/>
+      <w:lvlText w:val="-"/>
       <w:lvlJc w:val="left"/>
       <w:pPr>
-        <w:tabs>
-          <w:tab w:val="num" w:pos="720"/>
-        </w:tabs>
-        <w:ind w:left="720" w:hanging="360"/>
-      </w:pPr>
+        <w:ind w:left="1429" w:hanging="360"/>
+      </w:pPr>
+      <w:rPr>
+        <w:rFonts w:ascii="Times New Roman" w:hAnsi="Times New Roman" w:cs="Times New Roman" w:hint="default"/>
+      </w:rPr>
     </w:lvl>
-    <w:lvl w:ilvl="1">
+    <w:lvl w:ilvl="1" w:tplc="FFFFFFFF">
       <w:start w:val="1"/>
       <w:numFmt w:val="bullet"/>
       <w:lvlText w:val="o"/>
       <w:lvlJc w:val="left"/>
       <w:pPr>
-        <w:tabs>
-          <w:tab w:val="num" w:pos="1440"/>
-        </w:tabs>
-        <w:ind w:left="1440" w:hanging="360"/>
+        <w:ind w:left="2149" w:hanging="360"/>
       </w:pPr>
       <w:rPr>
-        <w:rFonts w:ascii="Courier New" w:hAnsi="Courier New" w:hint="default"/>
-        <w:sz w:val="20"/>
+        <w:rFonts w:ascii="Courier New" w:hAnsi="Courier New" w:cs="Courier New" w:hint="default"/>
       </w:rPr>
     </w:lvl>
-    <w:lvl w:ilvl="2" w:tentative="1">
-      <w:start w:val="1"/>
-      <w:numFmt w:val="decimal"/>
-      <w:lvlText w:val="%3."/>
-      <w:lvlJc w:val="left"/>
-      <w:pPr>
-        <w:tabs>
-          <w:tab w:val="num" w:pos="2160"/>
-        </w:tabs>
-        <w:ind w:left="2160" w:hanging="360"/>
-      </w:pPr>
-    </w:lvl>
-    <w:lvl w:ilvl="3" w:tentative="1">
-      <w:start w:val="1"/>
-      <w:numFmt w:val="decimal"/>
-      <w:lvlText w:val="%4."/>
-      <w:lvlJc w:val="left"/>
-      <w:pPr>
-        <w:tabs>
-          <w:tab w:val="num" w:pos="2880"/>
-        </w:tabs>
-        <w:ind w:left="2880" w:hanging="360"/>
-      </w:pPr>
-    </w:lvl>
-    <w:lvl w:ilvl="4" w:tentative="1">
-      <w:start w:val="1"/>
-      <w:numFmt w:val="decimal"/>
-      <w:lvlText w:val="%5."/>
-      <w:lvlJc w:val="left"/>
-      <w:pPr>
-        <w:tabs>
-          <w:tab w:val="num" w:pos="3600"/>
-        </w:tabs>
-        <w:ind w:left="3600" w:hanging="360"/>
-      </w:pPr>
-    </w:lvl>
-    <w:lvl w:ilvl="5" w:tentative="1">
-      <w:start w:val="1"/>
-      <w:numFmt w:val="decimal"/>
-      <w:lvlText w:val="%6."/>
-      <w:lvlJc w:val="left"/>
-      <w:pPr>
-        <w:tabs>
-          <w:tab w:val="num" w:pos="4320"/>
-        </w:tabs>
-        <w:ind w:left="4320" w:hanging="360"/>
-      </w:pPr>
-    </w:lvl>
-    <w:lvl w:ilvl="6" w:tentative="1">
-      <w:start w:val="1"/>
-      <w:numFmt w:val="decimal"/>
-      <w:lvlText w:val="%7."/>
-      <w:lvlJc w:val="left"/>
-      <w:pPr>
-        <w:tabs>
-          <w:tab w:val="num" w:pos="5040"/>
-        </w:tabs>
-        <w:ind w:left="5040" w:hanging="360"/>
-      </w:pPr>
-    </w:lvl>
-    <w:lvl w:ilvl="7" w:tentative="1">
-      <w:start w:val="1"/>
-      <w:numFmt w:val="decimal"/>
-      <w:lvlText w:val="%8."/>
-      <w:lvlJc w:val="left"/>
-      <w:pPr>
-        <w:tabs>
-          <w:tab w:val="num" w:pos="5760"/>
-        </w:tabs>
-        <w:ind w:left="5760" w:hanging="360"/>
-      </w:pPr>
-    </w:lvl>
-    <w:lvl w:ilvl="8" w:tentative="1">
-      <w:start w:val="1"/>
-      <w:numFmt w:val="decimal"/>
-      <w:lvlText w:val="%9."/>
-      <w:lvlJc w:val="left"/>
-      <w:pPr>
-        <w:tabs>
-          <w:tab w:val="num" w:pos="6480"/>
-        </w:tabs>
-        <w:ind w:left="6480" w:hanging="360"/>
-      </w:pPr>
-    </w:lvl>
-  </w:abstractNum>
-  <w:abstractNum w:abstractNumId="19" w15:restartNumberingAfterBreak="0">
-    <w:nsid w:val="344624F6"/>
-    <w:multiLevelType w:val="hybridMultilevel"/>
-    <w:tmpl w:val="5578568A"/>
-    <w:lvl w:ilvl="0" w:tplc="75D01532">
+    <w:lvl w:ilvl="2" w:tplc="FFFFFFFF" w:tentative="1">
       <w:start w:val="1"/>
       <w:numFmt w:val="bullet"/>
-      <w:lvlText w:val="-"/>
+      <w:lvlText w:val=""/>
       <w:lvlJc w:val="left"/>
       <w:pPr>
-        <w:ind w:left="1429" w:hanging="360"/>
+        <w:ind w:left="2869" w:hanging="360"/>
       </w:pPr>
       <w:rPr>
-        <w:rFonts w:ascii="Times New Roman" w:hAnsi="Times New Roman" w:cs="Times New Roman" w:hint="default"/>
+        <w:rFonts w:ascii="Wingdings" w:hAnsi="Wingdings" w:hint="default"/>
       </w:rPr>
     </w:lvl>
-    <w:lvl w:ilvl="1" w:tplc="04190003" w:tentative="1">
+    <w:lvl w:ilvl="3" w:tplc="FFFFFFFF" w:tentative="1">
+      <w:start w:val="1"/>
+      <w:numFmt w:val="bullet"/>
+      <w:lvlText w:val=""/>
+      <w:lvlJc w:val="left"/>
+      <w:pPr>
+        <w:ind w:left="3589" w:hanging="360"/>
+      </w:pPr>
+      <w:rPr>
+        <w:rFonts w:ascii="Symbol" w:hAnsi="Symbol" w:hint="default"/>
+      </w:rPr>
+    </w:lvl>
+    <w:lvl w:ilvl="4" w:tplc="FFFFFFFF" w:tentative="1">
       <w:start w:val="1"/>
       <w:numFmt w:val="bullet"/>
       <w:lvlText w:val="o"/>
       <w:lvlJc w:val="left"/>
       <w:pPr>
-        <w:ind w:left="2149" w:hanging="360"/>
+        <w:ind w:left="4309" w:hanging="360"/>
       </w:pPr>
       <w:rPr>
         <w:rFonts w:ascii="Courier New" w:hAnsi="Courier New" w:cs="Courier New" w:hint="default"/>
       </w:rPr>
     </w:lvl>
-    <w:lvl w:ilvl="2" w:tplc="04190005" w:tentative="1">
+    <w:lvl w:ilvl="5" w:tplc="FFFFFFFF" w:tentative="1">
       <w:start w:val="1"/>
       <w:numFmt w:val="bullet"/>
       <w:lvlText w:val=""/>
       <w:lvlJc w:val="left"/>
       <w:pPr>
-        <w:ind w:left="2869" w:hanging="360"/>
+        <w:ind w:left="5029" w:hanging="360"/>
       </w:pPr>
       <w:rPr>
         <w:rFonts w:ascii="Wingdings" w:hAnsi="Wingdings" w:hint="default"/>
       </w:rPr>
     </w:lvl>
-    <w:lvl w:ilvl="3" w:tplc="04190001" w:tentative="1">
+    <w:lvl w:ilvl="6" w:tplc="FFFFFFFF" w:tentative="1">
       <w:start w:val="1"/>
       <w:numFmt w:val="bullet"/>
       <w:lvlText w:val=""/>
       <w:lvlJc w:val="left"/>
       <w:pPr>
-        <w:ind w:left="3589" w:hanging="360"/>
+        <w:ind w:left="5749" w:hanging="360"/>
       </w:pPr>
       <w:rPr>
         <w:rFonts w:ascii="Symbol" w:hAnsi="Symbol" w:hint="default"/>
       </w:rPr>
     </w:lvl>
-    <w:lvl w:ilvl="4" w:tplc="04190003" w:tentative="1">
+    <w:lvl w:ilvl="7" w:tplc="FFFFFFFF" w:tentative="1">
       <w:start w:val="1"/>
       <w:numFmt w:val="bullet"/>
       <w:lvlText w:val="o"/>
       <w:lvlJc w:val="left"/>
       <w:pPr>
-        <w:ind w:left="4309" w:hanging="360"/>
+        <w:ind w:left="6469" w:hanging="360"/>
       </w:pPr>
       <w:rPr>
         <w:rFonts w:ascii="Courier New" w:hAnsi="Courier New" w:cs="Courier New" w:hint="default"/>
       </w:rPr>
     </w:lvl>
-    <w:lvl w:ilvl="5" w:tplc="04190005" w:tentative="1">
-      <w:start w:val="1"/>
-      <w:numFmt w:val="bullet"/>
-      <w:lvlText w:val=""/>
-      <w:lvlJc w:val="left"/>
-      <w:pPr>
-        <w:ind w:left="5029" w:hanging="360"/>
-      </w:pPr>
-      <w:rPr>
-        <w:rFonts w:ascii="Wingdings" w:hAnsi="Wingdings" w:hint="default"/>
-      </w:rPr>
-    </w:lvl>
-    <w:lvl w:ilvl="6" w:tplc="04190001" w:tentative="1">
-      <w:start w:val="1"/>
-      <w:numFmt w:val="bullet"/>
-      <w:lvlText w:val=""/>
-      <w:lvlJc w:val="left"/>
-      <w:pPr>
-        <w:ind w:left="5749" w:hanging="360"/>
-      </w:pPr>
-      <w:rPr>
-        <w:rFonts w:ascii="Symbol" w:hAnsi="Symbol" w:hint="default"/>
-      </w:rPr>
-    </w:lvl>
-    <w:lvl w:ilvl="7" w:tplc="04190003" w:tentative="1">
-      <w:start w:val="1"/>
-      <w:numFmt w:val="bullet"/>
-      <w:lvlText w:val="o"/>
-      <w:lvlJc w:val="left"/>
-      <w:pPr>
-        <w:ind w:left="6469" w:hanging="360"/>
-      </w:pPr>
-      <w:rPr>
-        <w:rFonts w:ascii="Courier New" w:hAnsi="Courier New" w:cs="Courier New" w:hint="default"/>
-      </w:rPr>
-    </w:lvl>
-    <w:lvl w:ilvl="8" w:tplc="04190005" w:tentative="1">
-      <w:start w:val="1"/>
-      <w:numFmt w:val="bullet"/>
-      <w:lvlText w:val=""/>
-      <w:lvlJc w:val="left"/>
-      <w:pPr>
-        <w:ind w:left="7189" w:hanging="360"/>
-      </w:pPr>
-      <w:rPr>
-        <w:rFonts w:ascii="Wingdings" w:hAnsi="Wingdings" w:hint="default"/>
-      </w:rPr>
-    </w:lvl>
-  </w:abstractNum>
-  <w:abstractNum w:abstractNumId="20" w15:restartNumberingAfterBreak="0">
-    <w:nsid w:val="357762B7"/>
-    <w:multiLevelType w:val="multilevel"/>
-    <w:tmpl w:val="8BC2F1E2"/>
-    <w:lvl w:ilvl="0">
-      <w:start w:val="1"/>
-      <w:numFmt w:val="bullet"/>
-      <w:lvlText w:val=""/>
-      <w:lvlJc w:val="left"/>
-      <w:pPr>
-        <w:tabs>
-          <w:tab w:val="num" w:pos="720"/>
-        </w:tabs>
-        <w:ind w:left="720" w:hanging="360"/>
-      </w:pPr>
-      <w:rPr>
-        <w:rFonts w:ascii="Symbol" w:hAnsi="Symbol" w:hint="default"/>
-        <w:sz w:val="20"/>
-      </w:rPr>
-    </w:lvl>
-    <w:lvl w:ilvl="1" w:tentative="1">
-      <w:start w:val="1"/>
-      <w:numFmt w:val="bullet"/>
-      <w:lvlText w:val="o"/>
-      <w:lvlJc w:val="left"/>
-      <w:pPr>
-        <w:tabs>
-          <w:tab w:val="num" w:pos="1440"/>
-        </w:tabs>
-        <w:ind w:left="1440" w:hanging="360"/>
-      </w:pPr>
-      <w:rPr>
-        <w:rFonts w:ascii="Courier New" w:hAnsi="Courier New" w:hint="default"/>
-        <w:sz w:val="20"/>
-      </w:rPr>
-    </w:lvl>
-    <w:lvl w:ilvl="2" w:tentative="1">
-      <w:start w:val="1"/>
-      <w:numFmt w:val="bullet"/>
-      <w:lvlText w:val=""/>
-      <w:lvlJc w:val="left"/>
-      <w:pPr>
-        <w:tabs>
-          <w:tab w:val="num" w:pos="2160"/>
-        </w:tabs>
-        <w:ind w:left="2160" w:hanging="360"/>
-      </w:pPr>
-      <w:rPr>
-        <w:rFonts w:ascii="Wingdings" w:hAnsi="Wingdings" w:hint="default"/>
-        <w:sz w:val="20"/>
-      </w:rPr>
-    </w:lvl>
-    <w:lvl w:ilvl="3" w:tentative="1">
-      <w:start w:val="1"/>
-      <w:numFmt w:val="bullet"/>
-      <w:lvlText w:val=""/>
-      <w:lvlJc w:val="left"/>
-      <w:pPr>
-        <w:tabs>
-          <w:tab w:val="num" w:pos="2880"/>
-        </w:tabs>
-        <w:ind w:left="2880" w:hanging="360"/>
-      </w:pPr>
-      <w:rPr>
-        <w:rFonts w:ascii="Wingdings" w:hAnsi="Wingdings" w:hint="default"/>
-        <w:sz w:val="20"/>
-      </w:rPr>
-    </w:lvl>
-    <w:lvl w:ilvl="4" w:tentative="1">
-      <w:start w:val="1"/>
-      <w:numFmt w:val="bullet"/>
-      <w:lvlText w:val=""/>
-      <w:lvlJc w:val="left"/>
-      <w:pPr>
-        <w:tabs>
-          <w:tab w:val="num" w:pos="3600"/>
-        </w:tabs>
-        <w:ind w:left="3600" w:hanging="360"/>
-      </w:pPr>
-      <w:rPr>
-        <w:rFonts w:ascii="Wingdings" w:hAnsi="Wingdings" w:hint="default"/>
-        <w:sz w:val="20"/>
-      </w:rPr>
-    </w:lvl>
-    <w:lvl w:ilvl="5" w:tentative="1">
-      <w:start w:val="1"/>
-      <w:numFmt w:val="bullet"/>
-      <w:lvlText w:val=""/>
-      <w:lvlJc w:val="left"/>
-      <w:pPr>
-        <w:tabs>
-          <w:tab w:val="num" w:pos="4320"/>
-        </w:tabs>
-        <w:ind w:left="4320" w:hanging="360"/>
-      </w:pPr>
-      <w:rPr>
-        <w:rFonts w:ascii="Wingdings" w:hAnsi="Wingdings" w:hint="default"/>
-        <w:sz w:val="20"/>
-      </w:rPr>
-    </w:lvl>
-    <w:lvl w:ilvl="6" w:tentative="1">
-      <w:start w:val="1"/>
-      <w:numFmt w:val="bullet"/>
-      <w:lvlText w:val=""/>
-      <w:lvlJc w:val="left"/>
-      <w:pPr>
-        <w:tabs>
-          <w:tab w:val="num" w:pos="5040"/>
-        </w:tabs>
-        <w:ind w:left="5040" w:hanging="360"/>
-      </w:pPr>
-      <w:rPr>
-        <w:rFonts w:ascii="Wingdings" w:hAnsi="Wingdings" w:hint="default"/>
-        <w:sz w:val="20"/>
-      </w:rPr>
-    </w:lvl>
-    <w:lvl w:ilvl="7" w:tentative="1">
-      <w:start w:val="1"/>
-      <w:numFmt w:val="bullet"/>
-      <w:lvlText w:val=""/>
-      <w:lvlJc w:val="left"/>
-      <w:pPr>
-        <w:tabs>
-          <w:tab w:val="num" w:pos="5760"/>
-        </w:tabs>
-        <w:ind w:left="5760" w:hanging="360"/>
-      </w:pPr>
-      <w:rPr>
-        <w:rFonts w:ascii="Wingdings" w:hAnsi="Wingdings" w:hint="default"/>
-        <w:sz w:val="20"/>
-      </w:rPr>
-    </w:lvl>
-    <w:lvl w:ilvl="8" w:tentative="1">
-      <w:start w:val="1"/>
-      <w:numFmt w:val="bullet"/>
-      <w:lvlText w:val=""/>
-      <w:lvlJc w:val="left"/>
-      <w:pPr>
-        <w:tabs>
-          <w:tab w:val="num" w:pos="6480"/>
-        </w:tabs>
-        <w:ind w:left="6480" w:hanging="360"/>
-      </w:pPr>
-      <w:rPr>
-        <w:rFonts w:ascii="Wingdings" w:hAnsi="Wingdings" w:hint="default"/>
-        <w:sz w:val="20"/>
-      </w:rPr>
-    </w:lvl>
-  </w:abstractNum>
-  <w:abstractNum w:abstractNumId="21" w15:restartNumberingAfterBreak="0">
-    <w:nsid w:val="36D41524"/>
-    <w:multiLevelType w:val="hybridMultilevel"/>
-    <w:tmpl w:val="ED88FE04"/>
-    <w:lvl w:ilvl="0" w:tplc="2A5C8B48">
-      <w:start w:val="1"/>
-      <w:numFmt w:val="decimal"/>
-      <w:lvlText w:val="%1."/>
-      <w:lvlJc w:val="left"/>
-      <w:pPr>
-        <w:ind w:left="1069" w:hanging="360"/>
-      </w:pPr>
-      <w:rPr>
-        <w:rFonts w:hint="default"/>
-      </w:rPr>
-    </w:lvl>
-    <w:lvl w:ilvl="1" w:tplc="04190019" w:tentative="1">
-      <w:start w:val="1"/>
-      <w:numFmt w:val="lowerLetter"/>
-      <w:lvlText w:val="%2."/>
-      <w:lvlJc w:val="left"/>
-      <w:pPr>
-        <w:ind w:left="1789" w:hanging="360"/>
-      </w:pPr>
-    </w:lvl>
-    <w:lvl w:ilvl="2" w:tplc="0419001B" w:tentative="1">
-      <w:start w:val="1"/>
-      <w:numFmt w:val="lowerRoman"/>
-      <w:lvlText w:val="%3."/>
-      <w:lvlJc w:val="right"/>
-      <w:pPr>
-        <w:ind w:left="2509" w:hanging="180"/>
-      </w:pPr>
-    </w:lvl>
-    <w:lvl w:ilvl="3" w:tplc="0419000F" w:tentative="1">
-      <w:start w:val="1"/>
-      <w:numFmt w:val="decimal"/>
-      <w:lvlText w:val="%4."/>
-      <w:lvlJc w:val="left"/>
-      <w:pPr>
-        <w:ind w:left="3229" w:hanging="360"/>
-      </w:pPr>
-    </w:lvl>
-    <w:lvl w:ilvl="4" w:tplc="04190019" w:tentative="1">
-      <w:start w:val="1"/>
-      <w:numFmt w:val="lowerLetter"/>
-      <w:lvlText w:val="%5."/>
-      <w:lvlJc w:val="left"/>
-      <w:pPr>
-        <w:ind w:left="3949" w:hanging="360"/>
-      </w:pPr>
-    </w:lvl>
-    <w:lvl w:ilvl="5" w:tplc="0419001B" w:tentative="1">
-      <w:start w:val="1"/>
-      <w:numFmt w:val="lowerRoman"/>
-      <w:lvlText w:val="%6."/>
-      <w:lvlJc w:val="right"/>
-      <w:pPr>
-        <w:ind w:left="4669" w:hanging="180"/>
-      </w:pPr>
-    </w:lvl>
-    <w:lvl w:ilvl="6" w:tplc="0419000F" w:tentative="1">
-      <w:start w:val="1"/>
-      <w:numFmt w:val="decimal"/>
-      <w:lvlText w:val="%7."/>
-      <w:lvlJc w:val="left"/>
-      <w:pPr>
-        <w:ind w:left="5389" w:hanging="360"/>
-      </w:pPr>
-    </w:lvl>
-    <w:lvl w:ilvl="7" w:tplc="04190019" w:tentative="1">
-      <w:start w:val="1"/>
-      <w:numFmt w:val="lowerLetter"/>
-      <w:lvlText w:val="%8."/>
-      <w:lvlJc w:val="left"/>
-      <w:pPr>
-        <w:ind w:left="6109" w:hanging="360"/>
-      </w:pPr>
-    </w:lvl>
-    <w:lvl w:ilvl="8" w:tplc="0419001B" w:tentative="1">
-      <w:start w:val="1"/>
-      <w:numFmt w:val="lowerRoman"/>
-      <w:lvlText w:val="%9."/>
-      <w:lvlJc w:val="right"/>
-      <w:pPr>
-        <w:ind w:left="6829" w:hanging="180"/>
-      </w:pPr>
-    </w:lvl>
-  </w:abstractNum>
-  <w:abstractNum w:abstractNumId="22" w15:restartNumberingAfterBreak="0">
-    <w:nsid w:val="3AD81FE0"/>
-    <w:multiLevelType w:val="hybridMultilevel"/>
-    <w:tmpl w:val="435EC142"/>
-    <w:lvl w:ilvl="0" w:tplc="75D01532">
-      <w:start w:val="1"/>
-      <w:numFmt w:val="bullet"/>
-      <w:lvlText w:val="-"/>
-      <w:lvlJc w:val="left"/>
-      <w:pPr>
-        <w:ind w:left="1429" w:hanging="360"/>
-      </w:pPr>
-      <w:rPr>
-        <w:rFonts w:ascii="Times New Roman" w:hAnsi="Times New Roman" w:cs="Times New Roman" w:hint="default"/>
-      </w:rPr>
-    </w:lvl>
-    <w:lvl w:ilvl="1" w:tplc="04190003" w:tentative="1">
-      <w:start w:val="1"/>
-      <w:numFmt w:val="bullet"/>
-      <w:lvlText w:val="o"/>
-      <w:lvlJc w:val="left"/>
-      <w:pPr>
-        <w:ind w:left="2149" w:hanging="360"/>
-      </w:pPr>
-      <w:rPr>
-        <w:rFonts w:ascii="Courier New" w:hAnsi="Courier New" w:cs="Courier New" w:hint="default"/>
-      </w:rPr>
-    </w:lvl>
-    <w:lvl w:ilvl="2" w:tplc="04190005" w:tentative="1">
-      <w:start w:val="1"/>
-      <w:numFmt w:val="bullet"/>
-      <w:lvlText w:val=""/>
-      <w:lvlJc w:val="left"/>
-      <w:pPr>
-        <w:ind w:left="2869" w:hanging="360"/>
-      </w:pPr>
-      <w:rPr>
-        <w:rFonts w:ascii="Wingdings" w:hAnsi="Wingdings" w:hint="default"/>
-      </w:rPr>
-    </w:lvl>
-    <w:lvl w:ilvl="3" w:tplc="04190001" w:tentative="1">
-      <w:start w:val="1"/>
-      <w:numFmt w:val="bullet"/>
-      <w:lvlText w:val=""/>
-      <w:lvlJc w:val="left"/>
-      <w:pPr>
-        <w:ind w:left="3589" w:hanging="360"/>
-      </w:pPr>
-      <w:rPr>
-        <w:rFonts w:ascii="Symbol" w:hAnsi="Symbol" w:hint="default"/>
-      </w:rPr>
-    </w:lvl>
-    <w:lvl w:ilvl="4" w:tplc="04190003" w:tentative="1">
-      <w:start w:val="1"/>
-      <w:numFmt w:val="bullet"/>
-      <w:lvlText w:val="o"/>
-      <w:lvlJc w:val="left"/>
-      <w:pPr>
-        <w:ind w:left="4309" w:hanging="360"/>
-      </w:pPr>
-      <w:rPr>
-        <w:rFonts w:ascii="Courier New" w:hAnsi="Courier New" w:cs="Courier New" w:hint="default"/>
-      </w:rPr>
-    </w:lvl>
-    <w:lvl w:ilvl="5" w:tplc="04190005" w:tentative="1">
-      <w:start w:val="1"/>
-      <w:numFmt w:val="bullet"/>
-      <w:lvlText w:val=""/>
-      <w:lvlJc w:val="left"/>
-      <w:pPr>
-        <w:ind w:left="5029" w:hanging="360"/>
-      </w:pPr>
-      <w:rPr>
-        <w:rFonts w:ascii="Wingdings" w:hAnsi="Wingdings" w:hint="default"/>
-      </w:rPr>
-    </w:lvl>
-    <w:lvl w:ilvl="6" w:tplc="04190001" w:tentative="1">
-      <w:start w:val="1"/>
-      <w:numFmt w:val="bullet"/>
-      <w:lvlText w:val=""/>
-      <w:lvlJc w:val="left"/>
-      <w:pPr>
-        <w:ind w:left="5749" w:hanging="360"/>
-      </w:pPr>
-      <w:rPr>
-        <w:rFonts w:ascii="Symbol" w:hAnsi="Symbol" w:hint="default"/>
-      </w:rPr>
-    </w:lvl>
-    <w:lvl w:ilvl="7" w:tplc="04190003" w:tentative="1">
-      <w:start w:val="1"/>
-      <w:numFmt w:val="bullet"/>
-      <w:lvlText w:val="o"/>
-      <w:lvlJc w:val="left"/>
-      <w:pPr>
-        <w:ind w:left="6469" w:hanging="360"/>
-      </w:pPr>
-      <w:rPr>
-        <w:rFonts w:ascii="Courier New" w:hAnsi="Courier New" w:cs="Courier New" w:hint="default"/>
-      </w:rPr>
-    </w:lvl>
-    <w:lvl w:ilvl="8" w:tplc="04190005" w:tentative="1">
-      <w:start w:val="1"/>
-      <w:numFmt w:val="bullet"/>
-      <w:lvlText w:val=""/>
-      <w:lvlJc w:val="left"/>
-      <w:pPr>
-        <w:ind w:left="7189" w:hanging="360"/>
-      </w:pPr>
-      <w:rPr>
-        <w:rFonts w:ascii="Wingdings" w:hAnsi="Wingdings" w:hint="default"/>
-      </w:rPr>
-    </w:lvl>
-  </w:abstractNum>
-  <w:abstractNum w:abstractNumId="23" w15:restartNumberingAfterBreak="0">
-    <w:nsid w:val="3BC12786"/>
-    <w:multiLevelType w:val="hybridMultilevel"/>
-    <w:tmpl w:val="0812E9C6"/>
-    <w:lvl w:ilvl="0" w:tplc="7FD47610">
-      <w:start w:val="1"/>
-      <w:numFmt w:val="bullet"/>
-      <w:lvlText w:val=""/>
-      <w:lvlJc w:val="left"/>
-      <w:pPr>
-        <w:ind w:left="1429" w:hanging="360"/>
-      </w:pPr>
-      <w:rPr>
-        <w:rFonts w:ascii="Symbol" w:hAnsi="Symbol" w:hint="default"/>
-      </w:rPr>
-    </w:lvl>
-    <w:lvl w:ilvl="1" w:tplc="04190003" w:tentative="1">
-      <w:start w:val="1"/>
-      <w:numFmt w:val="bullet"/>
-      <w:lvlText w:val="o"/>
-      <w:lvlJc w:val="left"/>
-      <w:pPr>
-        <w:ind w:left="2149" w:hanging="360"/>
-      </w:pPr>
-      <w:rPr>
-        <w:rFonts w:ascii="Courier New" w:hAnsi="Courier New" w:cs="Courier New" w:hint="default"/>
-      </w:rPr>
-    </w:lvl>
-    <w:lvl w:ilvl="2" w:tplc="04190005" w:tentative="1">
-      <w:start w:val="1"/>
-      <w:numFmt w:val="bullet"/>
-      <w:lvlText w:val=""/>
-      <w:lvlJc w:val="left"/>
-      <w:pPr>
-        <w:ind w:left="2869" w:hanging="360"/>
-      </w:pPr>
-      <w:rPr>
-        <w:rFonts w:ascii="Wingdings" w:hAnsi="Wingdings" w:hint="default"/>
-      </w:rPr>
-    </w:lvl>
-    <w:lvl w:ilvl="3" w:tplc="04190001" w:tentative="1">
-      <w:start w:val="1"/>
-      <w:numFmt w:val="bullet"/>
-      <w:lvlText w:val=""/>
-      <w:lvlJc w:val="left"/>
-      <w:pPr>
-        <w:ind w:left="3589" w:hanging="360"/>
-      </w:pPr>
-      <w:rPr>
-        <w:rFonts w:ascii="Symbol" w:hAnsi="Symbol" w:hint="default"/>
-      </w:rPr>
-    </w:lvl>
-    <w:lvl w:ilvl="4" w:tplc="04190003" w:tentative="1">
-      <w:start w:val="1"/>
-      <w:numFmt w:val="bullet"/>
-      <w:lvlText w:val="o"/>
-      <w:lvlJc w:val="left"/>
-      <w:pPr>
-        <w:ind w:left="4309" w:hanging="360"/>
-      </w:pPr>
-      <w:rPr>
-        <w:rFonts w:ascii="Courier New" w:hAnsi="Courier New" w:cs="Courier New" w:hint="default"/>
-      </w:rPr>
-    </w:lvl>
-    <w:lvl w:ilvl="5" w:tplc="04190005" w:tentative="1">
-      <w:start w:val="1"/>
-      <w:numFmt w:val="bullet"/>
-      <w:lvlText w:val=""/>
-      <w:lvlJc w:val="left"/>
-      <w:pPr>
-        <w:ind w:left="5029" w:hanging="360"/>
-      </w:pPr>
-      <w:rPr>
-        <w:rFonts w:ascii="Wingdings" w:hAnsi="Wingdings" w:hint="default"/>
-      </w:rPr>
-    </w:lvl>
-    <w:lvl w:ilvl="6" w:tplc="04190001" w:tentative="1">
-      <w:start w:val="1"/>
-      <w:numFmt w:val="bullet"/>
-      <w:lvlText w:val=""/>
-      <w:lvlJc w:val="left"/>
-      <w:pPr>
-        <w:ind w:left="5749" w:hanging="360"/>
-      </w:pPr>
-      <w:rPr>
-        <w:rFonts w:ascii="Symbol" w:hAnsi="Symbol" w:hint="default"/>
-      </w:rPr>
-    </w:lvl>
-    <w:lvl w:ilvl="7" w:tplc="04190003" w:tentative="1">
-      <w:start w:val="1"/>
-      <w:numFmt w:val="bullet"/>
-      <w:lvlText w:val="o"/>
-      <w:lvlJc w:val="left"/>
-      <w:pPr>
-        <w:ind w:left="6469" w:hanging="360"/>
-      </w:pPr>
-      <w:rPr>
-        <w:rFonts w:ascii="Courier New" w:hAnsi="Courier New" w:cs="Courier New" w:hint="default"/>
-      </w:rPr>
-    </w:lvl>
-    <w:lvl w:ilvl="8" w:tplc="04190005" w:tentative="1">
-      <w:start w:val="1"/>
-      <w:numFmt w:val="bullet"/>
-      <w:lvlText w:val=""/>
-      <w:lvlJc w:val="left"/>
-      <w:pPr>
-        <w:ind w:left="7189" w:hanging="360"/>
-      </w:pPr>
-      <w:rPr>
-        <w:rFonts w:ascii="Wingdings" w:hAnsi="Wingdings" w:hint="default"/>
-      </w:rPr>
-    </w:lvl>
-  </w:abstractNum>
-  <w:abstractNum w:abstractNumId="24" w15:restartNumberingAfterBreak="0">
-    <w:nsid w:val="41646619"/>
-    <w:multiLevelType w:val="hybridMultilevel"/>
-    <w:tmpl w:val="2AB82DC8"/>
-    <w:lvl w:ilvl="0" w:tplc="04190001">
-      <w:start w:val="1"/>
-      <w:numFmt w:val="bullet"/>
-      <w:lvlText w:val=""/>
-      <w:lvlJc w:val="left"/>
-      <w:pPr>
-        <w:ind w:left="1429" w:hanging="360"/>
-      </w:pPr>
-      <w:rPr>
-        <w:rFonts w:ascii="Symbol" w:hAnsi="Symbol" w:hint="default"/>
-      </w:rPr>
-    </w:lvl>
-    <w:lvl w:ilvl="1" w:tplc="04190003" w:tentative="1">
-      <w:start w:val="1"/>
-      <w:numFmt w:val="bullet"/>
-      <w:lvlText w:val="o"/>
-      <w:lvlJc w:val="left"/>
-      <w:pPr>
-        <w:ind w:left="2149" w:hanging="360"/>
-      </w:pPr>
-      <w:rPr>
-        <w:rFonts w:ascii="Courier New" w:hAnsi="Courier New" w:cs="Courier New" w:hint="default"/>
-      </w:rPr>
-    </w:lvl>
-    <w:lvl w:ilvl="2" w:tplc="04190005" w:tentative="1">
-      <w:start w:val="1"/>
-      <w:numFmt w:val="bullet"/>
-      <w:lvlText w:val=""/>
-      <w:lvlJc w:val="left"/>
-      <w:pPr>
-        <w:ind w:left="2869" w:hanging="360"/>
-      </w:pPr>
-      <w:rPr>
-        <w:rFonts w:ascii="Wingdings" w:hAnsi="Wingdings" w:hint="default"/>
-      </w:rPr>
-    </w:lvl>
-    <w:lvl w:ilvl="3" w:tplc="04190001" w:tentative="1">
-      <w:start w:val="1"/>
-      <w:numFmt w:val="bullet"/>
-      <w:lvlText w:val=""/>
-      <w:lvlJc w:val="left"/>
-      <w:pPr>
-        <w:ind w:left="3589" w:hanging="360"/>
-      </w:pPr>
-      <w:rPr>
-        <w:rFonts w:ascii="Symbol" w:hAnsi="Symbol" w:hint="default"/>
-      </w:rPr>
-    </w:lvl>
-    <w:lvl w:ilvl="4" w:tplc="04190003" w:tentative="1">
-      <w:start w:val="1"/>
-      <w:numFmt w:val="bullet"/>
-      <w:lvlText w:val="o"/>
-      <w:lvlJc w:val="left"/>
-      <w:pPr>
-        <w:ind w:left="4309" w:hanging="360"/>
-      </w:pPr>
-      <w:rPr>
-        <w:rFonts w:ascii="Courier New" w:hAnsi="Courier New" w:cs="Courier New" w:hint="default"/>
-      </w:rPr>
-    </w:lvl>
-    <w:lvl w:ilvl="5" w:tplc="04190005" w:tentative="1">
-      <w:start w:val="1"/>
-      <w:numFmt w:val="bullet"/>
-      <w:lvlText w:val=""/>
-      <w:lvlJc w:val="left"/>
-      <w:pPr>
-        <w:ind w:left="5029" w:hanging="360"/>
-      </w:pPr>
-      <w:rPr>
-        <w:rFonts w:ascii="Wingdings" w:hAnsi="Wingdings" w:hint="default"/>
-      </w:rPr>
-    </w:lvl>
-    <w:lvl w:ilvl="6" w:tplc="04190001" w:tentative="1">
-      <w:start w:val="1"/>
-      <w:numFmt w:val="bullet"/>
-      <w:lvlText w:val=""/>
-      <w:lvlJc w:val="left"/>
-      <w:pPr>
-        <w:ind w:left="5749" w:hanging="360"/>
-      </w:pPr>
-      <w:rPr>
-        <w:rFonts w:ascii="Symbol" w:hAnsi="Symbol" w:hint="default"/>
-      </w:rPr>
-    </w:lvl>
-    <w:lvl w:ilvl="7" w:tplc="04190003" w:tentative="1">
-      <w:start w:val="1"/>
-      <w:numFmt w:val="bullet"/>
-      <w:lvlText w:val="o"/>
-      <w:lvlJc w:val="left"/>
-      <w:pPr>
-        <w:ind w:left="6469" w:hanging="360"/>
-      </w:pPr>
-      <w:rPr>
-        <w:rFonts w:ascii="Courier New" w:hAnsi="Courier New" w:cs="Courier New" w:hint="default"/>
-      </w:rPr>
-    </w:lvl>
-    <w:lvl w:ilvl="8" w:tplc="04190005" w:tentative="1">
-      <w:start w:val="1"/>
-      <w:numFmt w:val="bullet"/>
-      <w:lvlText w:val=""/>
-      <w:lvlJc w:val="left"/>
-      <w:pPr>
-        <w:ind w:left="7189" w:hanging="360"/>
-      </w:pPr>
-      <w:rPr>
-        <w:rFonts w:ascii="Wingdings" w:hAnsi="Wingdings" w:hint="default"/>
-      </w:rPr>
-    </w:lvl>
-  </w:abstractNum>
-  <w:abstractNum w:abstractNumId="25" w15:restartNumberingAfterBreak="0">
-    <w:nsid w:val="44FE01B3"/>
-    <w:multiLevelType w:val="hybridMultilevel"/>
-    <w:tmpl w:val="73504E08"/>
-    <w:lvl w:ilvl="0" w:tplc="75D01532">
-      <w:start w:val="1"/>
-      <w:numFmt w:val="bullet"/>
-      <w:lvlText w:val="-"/>
-      <w:lvlJc w:val="left"/>
-      <w:pPr>
-        <w:ind w:left="1429" w:hanging="360"/>
-      </w:pPr>
-      <w:rPr>
-        <w:rFonts w:ascii="Times New Roman" w:hAnsi="Times New Roman" w:cs="Times New Roman" w:hint="default"/>
-      </w:rPr>
-    </w:lvl>
-    <w:lvl w:ilvl="1" w:tplc="04190003" w:tentative="1">
-      <w:start w:val="1"/>
-      <w:numFmt w:val="bullet"/>
-      <w:lvlText w:val="o"/>
-      <w:lvlJc w:val="left"/>
-      <w:pPr>
-        <w:ind w:left="2149" w:hanging="360"/>
-      </w:pPr>
-      <w:rPr>
-        <w:rFonts w:ascii="Courier New" w:hAnsi="Courier New" w:cs="Courier New" w:hint="default"/>
-      </w:rPr>
-    </w:lvl>
-    <w:lvl w:ilvl="2" w:tplc="04190005" w:tentative="1">
-      <w:start w:val="1"/>
-      <w:numFmt w:val="bullet"/>
-      <w:lvlText w:val=""/>
-      <w:lvlJc w:val="left"/>
-      <w:pPr>
-        <w:ind w:left="2869" w:hanging="360"/>
-      </w:pPr>
-      <w:rPr>
-        <w:rFonts w:ascii="Wingdings" w:hAnsi="Wingdings" w:hint="default"/>
-      </w:rPr>
-    </w:lvl>
-    <w:lvl w:ilvl="3" w:tplc="04190001" w:tentative="1">
-      <w:start w:val="1"/>
-      <w:numFmt w:val="bullet"/>
-      <w:lvlText w:val=""/>
-      <w:lvlJc w:val="left"/>
-      <w:pPr>
-        <w:ind w:left="3589" w:hanging="360"/>
-      </w:pPr>
-      <w:rPr>
-        <w:rFonts w:ascii="Symbol" w:hAnsi="Symbol" w:hint="default"/>
-      </w:rPr>
-    </w:lvl>
-    <w:lvl w:ilvl="4" w:tplc="04190003" w:tentative="1">
-      <w:start w:val="1"/>
-      <w:numFmt w:val="bullet"/>
-      <w:lvlText w:val="o"/>
-      <w:lvlJc w:val="left"/>
-      <w:pPr>
-        <w:ind w:left="4309" w:hanging="360"/>
-      </w:pPr>
-      <w:rPr>
-        <w:rFonts w:ascii="Courier New" w:hAnsi="Courier New" w:cs="Courier New" w:hint="default"/>
-      </w:rPr>
-    </w:lvl>
-    <w:lvl w:ilvl="5" w:tplc="04190005" w:tentative="1">
-      <w:start w:val="1"/>
-      <w:numFmt w:val="bullet"/>
-      <w:lvlText w:val=""/>
-      <w:lvlJc w:val="left"/>
-      <w:pPr>
-        <w:ind w:left="5029" w:hanging="360"/>
-      </w:pPr>
-      <w:rPr>
-        <w:rFonts w:ascii="Wingdings" w:hAnsi="Wingdings" w:hint="default"/>
-      </w:rPr>
-    </w:lvl>
-    <w:lvl w:ilvl="6" w:tplc="04190001" w:tentative="1">
-      <w:start w:val="1"/>
-      <w:numFmt w:val="bullet"/>
-      <w:lvlText w:val=""/>
-      <w:lvlJc w:val="left"/>
-      <w:pPr>
-        <w:ind w:left="5749" w:hanging="360"/>
-      </w:pPr>
-      <w:rPr>
-        <w:rFonts w:ascii="Symbol" w:hAnsi="Symbol" w:hint="default"/>
-      </w:rPr>
-    </w:lvl>
-    <w:lvl w:ilvl="7" w:tplc="04190003" w:tentative="1">
-      <w:start w:val="1"/>
-      <w:numFmt w:val="bullet"/>
-      <w:lvlText w:val="o"/>
-      <w:lvlJc w:val="left"/>
-      <w:pPr>
-        <w:ind w:left="6469" w:hanging="360"/>
-      </w:pPr>
-      <w:rPr>
-        <w:rFonts w:ascii="Courier New" w:hAnsi="Courier New" w:cs="Courier New" w:hint="default"/>
-      </w:rPr>
-    </w:lvl>
-    <w:lvl w:ilvl="8" w:tplc="04190005" w:tentative="1">
-      <w:start w:val="1"/>
-      <w:numFmt w:val="bullet"/>
-      <w:lvlText w:val=""/>
-      <w:lvlJc w:val="left"/>
-      <w:pPr>
-        <w:ind w:left="7189" w:hanging="360"/>
-      </w:pPr>
-      <w:rPr>
-        <w:rFonts w:ascii="Wingdings" w:hAnsi="Wingdings" w:hint="default"/>
-      </w:rPr>
-    </w:lvl>
-  </w:abstractNum>
-  <w:abstractNum w:abstractNumId="26" w15:restartNumberingAfterBreak="0">
-    <w:nsid w:val="4540608C"/>
-    <w:multiLevelType w:val="multilevel"/>
-    <w:tmpl w:val="55DA0B3A"/>
-    <w:lvl w:ilvl="0">
-      <w:start w:val="1"/>
-      <w:numFmt w:val="bullet"/>
-      <w:lvlText w:val=""/>
-      <w:lvlJc w:val="left"/>
-      <w:pPr>
-        <w:tabs>
-          <w:tab w:val="num" w:pos="720"/>
-        </w:tabs>
-        <w:ind w:left="720" w:hanging="360"/>
-      </w:pPr>
-      <w:rPr>
-        <w:rFonts w:ascii="Symbol" w:hAnsi="Symbol" w:hint="default"/>
-        <w:sz w:val="20"/>
-      </w:rPr>
-    </w:lvl>
-    <w:lvl w:ilvl="1" w:tentative="1">
-      <w:start w:val="1"/>
-      <w:numFmt w:val="bullet"/>
-      <w:lvlText w:val="o"/>
-      <w:lvlJc w:val="left"/>
-      <w:pPr>
-        <w:tabs>
-          <w:tab w:val="num" w:pos="1440"/>
-        </w:tabs>
-        <w:ind w:left="1440" w:hanging="360"/>
-      </w:pPr>
-      <w:rPr>
-        <w:rFonts w:ascii="Courier New" w:hAnsi="Courier New" w:hint="default"/>
-        <w:sz w:val="20"/>
-      </w:rPr>
-    </w:lvl>
-    <w:lvl w:ilvl="2" w:tentative="1">
-      <w:start w:val="1"/>
-      <w:numFmt w:val="bullet"/>
-      <w:lvlText w:val=""/>
-      <w:lvlJc w:val="left"/>
-      <w:pPr>
-        <w:tabs>
-          <w:tab w:val="num" w:pos="2160"/>
-        </w:tabs>
-        <w:ind w:left="2160" w:hanging="360"/>
-      </w:pPr>
-      <w:rPr>
-        <w:rFonts w:ascii="Wingdings" w:hAnsi="Wingdings" w:hint="default"/>
-        <w:sz w:val="20"/>
-      </w:rPr>
-    </w:lvl>
-    <w:lvl w:ilvl="3" w:tentative="1">
-      <w:start w:val="1"/>
-      <w:numFmt w:val="bullet"/>
-      <w:lvlText w:val=""/>
-      <w:lvlJc w:val="left"/>
-      <w:pPr>
-        <w:tabs>
-          <w:tab w:val="num" w:pos="2880"/>
-        </w:tabs>
-        <w:ind w:left="2880" w:hanging="360"/>
-      </w:pPr>
-      <w:rPr>
-        <w:rFonts w:ascii="Wingdings" w:hAnsi="Wingdings" w:hint="default"/>
-        <w:sz w:val="20"/>
-      </w:rPr>
-    </w:lvl>
-    <w:lvl w:ilvl="4" w:tentative="1">
-      <w:start w:val="1"/>
-      <w:numFmt w:val="bullet"/>
-      <w:lvlText w:val=""/>
-      <w:lvlJc w:val="left"/>
-      <w:pPr>
-        <w:tabs>
-          <w:tab w:val="num" w:pos="3600"/>
-        </w:tabs>
-        <w:ind w:left="3600" w:hanging="360"/>
-      </w:pPr>
-      <w:rPr>
-        <w:rFonts w:ascii="Wingdings" w:hAnsi="Wingdings" w:hint="default"/>
-        <w:sz w:val="20"/>
-      </w:rPr>
-    </w:lvl>
-    <w:lvl w:ilvl="5" w:tentative="1">
-      <w:start w:val="1"/>
-      <w:numFmt w:val="bullet"/>
-      <w:lvlText w:val=""/>
-      <w:lvlJc w:val="left"/>
-      <w:pPr>
-        <w:tabs>
-          <w:tab w:val="num" w:pos="4320"/>
-        </w:tabs>
-        <w:ind w:left="4320" w:hanging="360"/>
-      </w:pPr>
-      <w:rPr>
-        <w:rFonts w:ascii="Wingdings" w:hAnsi="Wingdings" w:hint="default"/>
-        <w:sz w:val="20"/>
-      </w:rPr>
-    </w:lvl>
-    <w:lvl w:ilvl="6" w:tentative="1">
-      <w:start w:val="1"/>
-      <w:numFmt w:val="bullet"/>
-      <w:lvlText w:val=""/>
-      <w:lvlJc w:val="left"/>
-      <w:pPr>
-        <w:tabs>
-          <w:tab w:val="num" w:pos="5040"/>
-        </w:tabs>
-        <w:ind w:left="5040" w:hanging="360"/>
-      </w:pPr>
-      <w:rPr>
-        <w:rFonts w:ascii="Wingdings" w:hAnsi="Wingdings" w:hint="default"/>
-        <w:sz w:val="20"/>
-      </w:rPr>
-    </w:lvl>
-    <w:lvl w:ilvl="7" w:tentative="1">
-      <w:start w:val="1"/>
-      <w:numFmt w:val="bullet"/>
-      <w:lvlText w:val=""/>
-      <w:lvlJc w:val="left"/>
-      <w:pPr>
-        <w:tabs>
-          <w:tab w:val="num" w:pos="5760"/>
-        </w:tabs>
-        <w:ind w:left="5760" w:hanging="360"/>
-      </w:pPr>
-      <w:rPr>
-        <w:rFonts w:ascii="Wingdings" w:hAnsi="Wingdings" w:hint="default"/>
-        <w:sz w:val="20"/>
-      </w:rPr>
-    </w:lvl>
-    <w:lvl w:ilvl="8" w:tentative="1">
-      <w:start w:val="1"/>
-      <w:numFmt w:val="bullet"/>
-      <w:lvlText w:val=""/>
-      <w:lvlJc w:val="left"/>
-      <w:pPr>
-        <w:tabs>
-          <w:tab w:val="num" w:pos="6480"/>
-        </w:tabs>
-        <w:ind w:left="6480" w:hanging="360"/>
-      </w:pPr>
-      <w:rPr>
-        <w:rFonts w:ascii="Wingdings" w:hAnsi="Wingdings" w:hint="default"/>
-        <w:sz w:val="20"/>
-      </w:rPr>
-    </w:lvl>
-  </w:abstractNum>
-  <w:abstractNum w:abstractNumId="27" w15:restartNumberingAfterBreak="0">
-    <w:nsid w:val="45534ACD"/>
-    <w:multiLevelType w:val="hybridMultilevel"/>
-    <w:tmpl w:val="9D1851B4"/>
-    <w:lvl w:ilvl="0" w:tplc="04190001">
-      <w:start w:val="1"/>
-      <w:numFmt w:val="bullet"/>
-      <w:lvlText w:val=""/>
-      <w:lvlJc w:val="left"/>
-      <w:pPr>
-        <w:ind w:left="1429" w:hanging="360"/>
-      </w:pPr>
-      <w:rPr>
-        <w:rFonts w:ascii="Symbol" w:hAnsi="Symbol" w:hint="default"/>
-      </w:rPr>
-    </w:lvl>
-    <w:lvl w:ilvl="1" w:tplc="04190003" w:tentative="1">
-      <w:start w:val="1"/>
-      <w:numFmt w:val="bullet"/>
-      <w:lvlText w:val="o"/>
-      <w:lvlJc w:val="left"/>
-      <w:pPr>
-        <w:ind w:left="2149" w:hanging="360"/>
-      </w:pPr>
-      <w:rPr>
-        <w:rFonts w:ascii="Courier New" w:hAnsi="Courier New" w:cs="Courier New" w:hint="default"/>
-      </w:rPr>
-    </w:lvl>
-    <w:lvl w:ilvl="2" w:tplc="04190005" w:tentative="1">
-      <w:start w:val="1"/>
-      <w:numFmt w:val="bullet"/>
-      <w:lvlText w:val=""/>
-      <w:lvlJc w:val="left"/>
-      <w:pPr>
-        <w:ind w:left="2869" w:hanging="360"/>
-      </w:pPr>
-      <w:rPr>
-        <w:rFonts w:ascii="Wingdings" w:hAnsi="Wingdings" w:hint="default"/>
-      </w:rPr>
-    </w:lvl>
-    <w:lvl w:ilvl="3" w:tplc="04190001" w:tentative="1">
-      <w:start w:val="1"/>
-      <w:numFmt w:val="bullet"/>
-      <w:lvlText w:val=""/>
-      <w:lvlJc w:val="left"/>
-      <w:pPr>
-        <w:ind w:left="3589" w:hanging="360"/>
-      </w:pPr>
-      <w:rPr>
-        <w:rFonts w:ascii="Symbol" w:hAnsi="Symbol" w:hint="default"/>
-      </w:rPr>
-    </w:lvl>
-    <w:lvl w:ilvl="4" w:tplc="04190003" w:tentative="1">
-      <w:start w:val="1"/>
-      <w:numFmt w:val="bullet"/>
-      <w:lvlText w:val="o"/>
-      <w:lvlJc w:val="left"/>
-      <w:pPr>
-        <w:ind w:left="4309" w:hanging="360"/>
-      </w:pPr>
-      <w:rPr>
-        <w:rFonts w:ascii="Courier New" w:hAnsi="Courier New" w:cs="Courier New" w:hint="default"/>
-      </w:rPr>
-    </w:lvl>
-    <w:lvl w:ilvl="5" w:tplc="04190005" w:tentative="1">
-      <w:start w:val="1"/>
-      <w:numFmt w:val="bullet"/>
-      <w:lvlText w:val=""/>
-      <w:lvlJc w:val="left"/>
-      <w:pPr>
-        <w:ind w:left="5029" w:hanging="360"/>
-      </w:pPr>
-      <w:rPr>
-        <w:rFonts w:ascii="Wingdings" w:hAnsi="Wingdings" w:hint="default"/>
-      </w:rPr>
-    </w:lvl>
-    <w:lvl w:ilvl="6" w:tplc="04190001" w:tentative="1">
-      <w:start w:val="1"/>
-      <w:numFmt w:val="bullet"/>
-      <w:lvlText w:val=""/>
-      <w:lvlJc w:val="left"/>
-      <w:pPr>
-        <w:ind w:left="5749" w:hanging="360"/>
-      </w:pPr>
-      <w:rPr>
-        <w:rFonts w:ascii="Symbol" w:hAnsi="Symbol" w:hint="default"/>
-      </w:rPr>
-    </w:lvl>
-    <w:lvl w:ilvl="7" w:tplc="04190003" w:tentative="1">
-      <w:start w:val="1"/>
-      <w:numFmt w:val="bullet"/>
-      <w:lvlText w:val="o"/>
-      <w:lvlJc w:val="left"/>
-      <w:pPr>
-        <w:ind w:left="6469" w:hanging="360"/>
-      </w:pPr>
-      <w:rPr>
-        <w:rFonts w:ascii="Courier New" w:hAnsi="Courier New" w:cs="Courier New" w:hint="default"/>
-      </w:rPr>
-    </w:lvl>
-    <w:lvl w:ilvl="8" w:tplc="04190005" w:tentative="1">
-      <w:start w:val="1"/>
-      <w:numFmt w:val="bullet"/>
-      <w:lvlText w:val=""/>
-      <w:lvlJc w:val="left"/>
-      <w:pPr>
-        <w:ind w:left="7189" w:hanging="360"/>
-      </w:pPr>
-      <w:rPr>
-        <w:rFonts w:ascii="Wingdings" w:hAnsi="Wingdings" w:hint="default"/>
-      </w:rPr>
-    </w:lvl>
-  </w:abstractNum>
-  <w:abstractNum w:abstractNumId="28" w15:restartNumberingAfterBreak="0">
-    <w:nsid w:val="4C9C4352"/>
-    <w:multiLevelType w:val="multilevel"/>
-    <w:tmpl w:val="B616D9A4"/>
-    <w:lvl w:ilvl="0">
-      <w:start w:val="1"/>
-      <w:numFmt w:val="decimal"/>
-      <w:lvlText w:val="%1."/>
-      <w:lvlJc w:val="left"/>
-      <w:pPr>
-        <w:tabs>
-          <w:tab w:val="num" w:pos="720"/>
-        </w:tabs>
-        <w:ind w:left="720" w:hanging="360"/>
-      </w:pPr>
-    </w:lvl>
-    <w:lvl w:ilvl="1" w:tentative="1">
-      <w:start w:val="1"/>
-      <w:numFmt w:val="decimal"/>
-      <w:lvlText w:val="%2."/>
-      <w:lvlJc w:val="left"/>
-      <w:pPr>
-        <w:tabs>
-          <w:tab w:val="num" w:pos="1440"/>
-        </w:tabs>
-        <w:ind w:left="1440" w:hanging="360"/>
-      </w:pPr>
-    </w:lvl>
-    <w:lvl w:ilvl="2" w:tentative="1">
-      <w:start w:val="1"/>
-      <w:numFmt w:val="decimal"/>
-      <w:lvlText w:val="%3."/>
-      <w:lvlJc w:val="left"/>
-      <w:pPr>
-        <w:tabs>
-          <w:tab w:val="num" w:pos="2160"/>
-        </w:tabs>
-        <w:ind w:left="2160" w:hanging="360"/>
-      </w:pPr>
-    </w:lvl>
-    <w:lvl w:ilvl="3" w:tentative="1">
-      <w:start w:val="1"/>
-      <w:numFmt w:val="decimal"/>
-      <w:lvlText w:val="%4."/>
-      <w:lvlJc w:val="left"/>
-      <w:pPr>
-        <w:tabs>
-          <w:tab w:val="num" w:pos="2880"/>
-        </w:tabs>
-        <w:ind w:left="2880" w:hanging="360"/>
-      </w:pPr>
-    </w:lvl>
-    <w:lvl w:ilvl="4" w:tentative="1">
-      <w:start w:val="1"/>
-      <w:numFmt w:val="decimal"/>
-      <w:lvlText w:val="%5."/>
-      <w:lvlJc w:val="left"/>
-      <w:pPr>
-        <w:tabs>
-          <w:tab w:val="num" w:pos="3600"/>
-        </w:tabs>
-        <w:ind w:left="3600" w:hanging="360"/>
-      </w:pPr>
-    </w:lvl>
-    <w:lvl w:ilvl="5" w:tentative="1">
-      <w:start w:val="1"/>
-      <w:numFmt w:val="decimal"/>
-      <w:lvlText w:val="%6."/>
-      <w:lvlJc w:val="left"/>
-      <w:pPr>
-        <w:tabs>
-          <w:tab w:val="num" w:pos="4320"/>
-        </w:tabs>
-        <w:ind w:left="4320" w:hanging="360"/>
-      </w:pPr>
-    </w:lvl>
-    <w:lvl w:ilvl="6" w:tentative="1">
-      <w:start w:val="1"/>
-      <w:numFmt w:val="decimal"/>
-      <w:lvlText w:val="%7."/>
-      <w:lvlJc w:val="left"/>
-      <w:pPr>
-        <w:tabs>
-          <w:tab w:val="num" w:pos="5040"/>
-        </w:tabs>
-        <w:ind w:left="5040" w:hanging="360"/>
-      </w:pPr>
-    </w:lvl>
-    <w:lvl w:ilvl="7" w:tentative="1">
-      <w:start w:val="1"/>
-      <w:numFmt w:val="decimal"/>
-      <w:lvlText w:val="%8."/>
-      <w:lvlJc w:val="left"/>
-      <w:pPr>
-        <w:tabs>
-          <w:tab w:val="num" w:pos="5760"/>
-        </w:tabs>
-        <w:ind w:left="5760" w:hanging="360"/>
-      </w:pPr>
-    </w:lvl>
-    <w:lvl w:ilvl="8" w:tentative="1">
-      <w:start w:val="1"/>
-      <w:numFmt w:val="decimal"/>
-      <w:lvlText w:val="%9."/>
-      <w:lvlJc w:val="left"/>
-      <w:pPr>
-        <w:tabs>
-          <w:tab w:val="num" w:pos="6480"/>
-        </w:tabs>
-        <w:ind w:left="6480" w:hanging="360"/>
-      </w:pPr>
-    </w:lvl>
-  </w:abstractNum>
-  <w:abstractNum w:abstractNumId="29" w15:restartNumberingAfterBreak="0">
-    <w:nsid w:val="4E8463D4"/>
-    <w:multiLevelType w:val="multilevel"/>
-    <w:tmpl w:val="176862F2"/>
-    <w:lvl w:ilvl="0">
-      <w:start w:val="1"/>
-      <w:numFmt w:val="bullet"/>
-      <w:lvlText w:val=""/>
-      <w:lvlJc w:val="left"/>
-      <w:pPr>
-        <w:tabs>
-          <w:tab w:val="num" w:pos="720"/>
-        </w:tabs>
-        <w:ind w:left="720" w:hanging="360"/>
-      </w:pPr>
-      <w:rPr>
-        <w:rFonts w:ascii="Symbol" w:hAnsi="Symbol" w:hint="default"/>
-        <w:sz w:val="20"/>
-      </w:rPr>
-    </w:lvl>
-    <w:lvl w:ilvl="1" w:tentative="1">
-      <w:start w:val="1"/>
-      <w:numFmt w:val="bullet"/>
-      <w:lvlText w:val="o"/>
-      <w:lvlJc w:val="left"/>
-      <w:pPr>
-        <w:tabs>
-          <w:tab w:val="num" w:pos="1440"/>
-        </w:tabs>
-        <w:ind w:left="1440" w:hanging="360"/>
-      </w:pPr>
-      <w:rPr>
-        <w:rFonts w:ascii="Courier New" w:hAnsi="Courier New" w:hint="default"/>
-        <w:sz w:val="20"/>
-      </w:rPr>
-    </w:lvl>
-    <w:lvl w:ilvl="2" w:tentative="1">
-      <w:start w:val="1"/>
-      <w:numFmt w:val="bullet"/>
-      <w:lvlText w:val=""/>
-      <w:lvlJc w:val="left"/>
-      <w:pPr>
-        <w:tabs>
-          <w:tab w:val="num" w:pos="2160"/>
-        </w:tabs>
-        <w:ind w:left="2160" w:hanging="360"/>
-      </w:pPr>
-      <w:rPr>
-        <w:rFonts w:ascii="Wingdings" w:hAnsi="Wingdings" w:hint="default"/>
-        <w:sz w:val="20"/>
-      </w:rPr>
-    </w:lvl>
-    <w:lvl w:ilvl="3" w:tentative="1">
-      <w:start w:val="1"/>
-      <w:numFmt w:val="bullet"/>
-      <w:lvlText w:val=""/>
-      <w:lvlJc w:val="left"/>
-      <w:pPr>
-        <w:tabs>
-          <w:tab w:val="num" w:pos="2880"/>
-        </w:tabs>
-        <w:ind w:left="2880" w:hanging="360"/>
-      </w:pPr>
-      <w:rPr>
-        <w:rFonts w:ascii="Wingdings" w:hAnsi="Wingdings" w:hint="default"/>
-        <w:sz w:val="20"/>
-      </w:rPr>
-    </w:lvl>
-    <w:lvl w:ilvl="4" w:tentative="1">
-      <w:start w:val="1"/>
-      <w:numFmt w:val="bullet"/>
-      <w:lvlText w:val=""/>
-      <w:lvlJc w:val="left"/>
-      <w:pPr>
-        <w:tabs>
-          <w:tab w:val="num" w:pos="3600"/>
-        </w:tabs>
-        <w:ind w:left="3600" w:hanging="360"/>
-      </w:pPr>
-      <w:rPr>
-        <w:rFonts w:ascii="Wingdings" w:hAnsi="Wingdings" w:hint="default"/>
-        <w:sz w:val="20"/>
-      </w:rPr>
-    </w:lvl>
-    <w:lvl w:ilvl="5" w:tentative="1">
-      <w:start w:val="1"/>
-      <w:numFmt w:val="bullet"/>
-      <w:lvlText w:val=""/>
-      <w:lvlJc w:val="left"/>
-      <w:pPr>
-        <w:tabs>
-          <w:tab w:val="num" w:pos="4320"/>
-        </w:tabs>
-        <w:ind w:left="4320" w:hanging="360"/>
-      </w:pPr>
-      <w:rPr>
-        <w:rFonts w:ascii="Wingdings" w:hAnsi="Wingdings" w:hint="default"/>
-        <w:sz w:val="20"/>
-      </w:rPr>
-    </w:lvl>
-    <w:lvl w:ilvl="6" w:tentative="1">
-      <w:start w:val="1"/>
-      <w:numFmt w:val="bullet"/>
-      <w:lvlText w:val=""/>
-      <w:lvlJc w:val="left"/>
-      <w:pPr>
-        <w:tabs>
-          <w:tab w:val="num" w:pos="5040"/>
-        </w:tabs>
-        <w:ind w:left="5040" w:hanging="360"/>
-      </w:pPr>
-      <w:rPr>
-        <w:rFonts w:ascii="Wingdings" w:hAnsi="Wingdings" w:hint="default"/>
-        <w:sz w:val="20"/>
-      </w:rPr>
-    </w:lvl>
-    <w:lvl w:ilvl="7" w:tentative="1">
-      <w:start w:val="1"/>
-      <w:numFmt w:val="bullet"/>
-      <w:lvlText w:val=""/>
-      <w:lvlJc w:val="left"/>
-      <w:pPr>
-        <w:tabs>
-          <w:tab w:val="num" w:pos="5760"/>
-        </w:tabs>
-        <w:ind w:left="5760" w:hanging="360"/>
-      </w:pPr>
-      <w:rPr>
-        <w:rFonts w:ascii="Wingdings" w:hAnsi="Wingdings" w:hint="default"/>
-        <w:sz w:val="20"/>
-      </w:rPr>
-    </w:lvl>
-    <w:lvl w:ilvl="8" w:tentative="1">
-      <w:start w:val="1"/>
-      <w:numFmt w:val="bullet"/>
-      <w:lvlText w:val=""/>
-      <w:lvlJc w:val="left"/>
-      <w:pPr>
-        <w:tabs>
-          <w:tab w:val="num" w:pos="6480"/>
-        </w:tabs>
-        <w:ind w:left="6480" w:hanging="360"/>
-      </w:pPr>
-      <w:rPr>
-        <w:rFonts w:ascii="Wingdings" w:hAnsi="Wingdings" w:hint="default"/>
-        <w:sz w:val="20"/>
-      </w:rPr>
-    </w:lvl>
-  </w:abstractNum>
-  <w:abstractNum w:abstractNumId="30" w15:restartNumberingAfterBreak="0">
-    <w:nsid w:val="4F443228"/>
-    <w:multiLevelType w:val="hybridMultilevel"/>
-    <w:tmpl w:val="A7306730"/>
-    <w:lvl w:ilvl="0" w:tplc="7FD47610">
-      <w:start w:val="1"/>
-      <w:numFmt w:val="bullet"/>
-      <w:lvlText w:val=""/>
-      <w:lvlJc w:val="left"/>
-      <w:pPr>
-        <w:ind w:left="1429" w:hanging="360"/>
-      </w:pPr>
-      <w:rPr>
-        <w:rFonts w:ascii="Symbol" w:hAnsi="Symbol" w:hint="default"/>
-      </w:rPr>
-    </w:lvl>
-    <w:lvl w:ilvl="1" w:tplc="04190003" w:tentative="1">
-      <w:start w:val="1"/>
-      <w:numFmt w:val="bullet"/>
-      <w:lvlText w:val="o"/>
-      <w:lvlJc w:val="left"/>
-      <w:pPr>
-        <w:ind w:left="2149" w:hanging="360"/>
-      </w:pPr>
-      <w:rPr>
-        <w:rFonts w:ascii="Courier New" w:hAnsi="Courier New" w:cs="Courier New" w:hint="default"/>
-      </w:rPr>
-    </w:lvl>
-    <w:lvl w:ilvl="2" w:tplc="04190005" w:tentative="1">
-      <w:start w:val="1"/>
-      <w:numFmt w:val="bullet"/>
-      <w:lvlText w:val=""/>
-      <w:lvlJc w:val="left"/>
-      <w:pPr>
-        <w:ind w:left="2869" w:hanging="360"/>
-      </w:pPr>
-      <w:rPr>
-        <w:rFonts w:ascii="Wingdings" w:hAnsi="Wingdings" w:hint="default"/>
-      </w:rPr>
-    </w:lvl>
-    <w:lvl w:ilvl="3" w:tplc="04190001" w:tentative="1">
-      <w:start w:val="1"/>
-      <w:numFmt w:val="bullet"/>
-      <w:lvlText w:val=""/>
-      <w:lvlJc w:val="left"/>
-      <w:pPr>
-        <w:ind w:left="3589" w:hanging="360"/>
-      </w:pPr>
-      <w:rPr>
-        <w:rFonts w:ascii="Symbol" w:hAnsi="Symbol" w:hint="default"/>
-      </w:rPr>
-    </w:lvl>
-    <w:lvl w:ilvl="4" w:tplc="04190003" w:tentative="1">
-      <w:start w:val="1"/>
-      <w:numFmt w:val="bullet"/>
-      <w:lvlText w:val="o"/>
-      <w:lvlJc w:val="left"/>
-      <w:pPr>
-        <w:ind w:left="4309" w:hanging="360"/>
-      </w:pPr>
-      <w:rPr>
-        <w:rFonts w:ascii="Courier New" w:hAnsi="Courier New" w:cs="Courier New" w:hint="default"/>
-      </w:rPr>
-    </w:lvl>
-    <w:lvl w:ilvl="5" w:tplc="04190005" w:tentative="1">
-      <w:start w:val="1"/>
-      <w:numFmt w:val="bullet"/>
-      <w:lvlText w:val=""/>
-      <w:lvlJc w:val="left"/>
-      <w:pPr>
-        <w:ind w:left="5029" w:hanging="360"/>
-      </w:pPr>
-      <w:rPr>
-        <w:rFonts w:ascii="Wingdings" w:hAnsi="Wingdings" w:hint="default"/>
-      </w:rPr>
-    </w:lvl>
-    <w:lvl w:ilvl="6" w:tplc="04190001" w:tentative="1">
-      <w:start w:val="1"/>
-      <w:numFmt w:val="bullet"/>
-      <w:lvlText w:val=""/>
-      <w:lvlJc w:val="left"/>
-      <w:pPr>
-        <w:ind w:left="5749" w:hanging="360"/>
-      </w:pPr>
-      <w:rPr>
-        <w:rFonts w:ascii="Symbol" w:hAnsi="Symbol" w:hint="default"/>
-      </w:rPr>
-    </w:lvl>
-    <w:lvl w:ilvl="7" w:tplc="04190003" w:tentative="1">
-      <w:start w:val="1"/>
-      <w:numFmt w:val="bullet"/>
-      <w:lvlText w:val="o"/>
-      <w:lvlJc w:val="left"/>
-      <w:pPr>
-        <w:ind w:left="6469" w:hanging="360"/>
-      </w:pPr>
-      <w:rPr>
-        <w:rFonts w:ascii="Courier New" w:hAnsi="Courier New" w:cs="Courier New" w:hint="default"/>
-      </w:rPr>
-    </w:lvl>
-    <w:lvl w:ilvl="8" w:tplc="04190005" w:tentative="1">
-      <w:start w:val="1"/>
-      <w:numFmt w:val="bullet"/>
-      <w:lvlText w:val=""/>
-      <w:lvlJc w:val="left"/>
-      <w:pPr>
-        <w:ind w:left="7189" w:hanging="360"/>
-      </w:pPr>
-      <w:rPr>
-        <w:rFonts w:ascii="Wingdings" w:hAnsi="Wingdings" w:hint="default"/>
-      </w:rPr>
-    </w:lvl>
-  </w:abstractNum>
-  <w:abstractNum w:abstractNumId="31" w15:restartNumberingAfterBreak="0">
-    <w:nsid w:val="5223417A"/>
-    <w:multiLevelType w:val="multilevel"/>
-    <w:tmpl w:val="3B2EB9FA"/>
-    <w:lvl w:ilvl="0">
-      <w:start w:val="1"/>
-      <w:numFmt w:val="bullet"/>
-      <w:lvlText w:val=""/>
-      <w:lvlJc w:val="left"/>
-      <w:pPr>
-        <w:tabs>
-          <w:tab w:val="num" w:pos="720"/>
-        </w:tabs>
-        <w:ind w:left="720" w:hanging="360"/>
-      </w:pPr>
-      <w:rPr>
-        <w:rFonts w:ascii="Symbol" w:hAnsi="Symbol" w:hint="default"/>
-        <w:sz w:val="20"/>
-      </w:rPr>
-    </w:lvl>
-    <w:lvl w:ilvl="1" w:tentative="1">
-      <w:start w:val="1"/>
-      <w:numFmt w:val="bullet"/>
-      <w:lvlText w:val="o"/>
-      <w:lvlJc w:val="left"/>
-      <w:pPr>
-        <w:tabs>
-          <w:tab w:val="num" w:pos="1440"/>
-        </w:tabs>
-        <w:ind w:left="1440" w:hanging="360"/>
-      </w:pPr>
-      <w:rPr>
-        <w:rFonts w:ascii="Courier New" w:hAnsi="Courier New" w:hint="default"/>
-        <w:sz w:val="20"/>
-      </w:rPr>
-    </w:lvl>
-    <w:lvl w:ilvl="2" w:tentative="1">
-      <w:start w:val="1"/>
-      <w:numFmt w:val="bullet"/>
-      <w:lvlText w:val=""/>
-      <w:lvlJc w:val="left"/>
-      <w:pPr>
-        <w:tabs>
-          <w:tab w:val="num" w:pos="2160"/>
-        </w:tabs>
-        <w:ind w:left="2160" w:hanging="360"/>
-      </w:pPr>
-      <w:rPr>
-        <w:rFonts w:ascii="Wingdings" w:hAnsi="Wingdings" w:hint="default"/>
-        <w:sz w:val="20"/>
-      </w:rPr>
-    </w:lvl>
-    <w:lvl w:ilvl="3" w:tentative="1">
-      <w:start w:val="1"/>
-      <w:numFmt w:val="bullet"/>
-      <w:lvlText w:val=""/>
-      <w:lvlJc w:val="left"/>
-      <w:pPr>
-        <w:tabs>
-          <w:tab w:val="num" w:pos="2880"/>
-        </w:tabs>
-        <w:ind w:left="2880" w:hanging="360"/>
-      </w:pPr>
-      <w:rPr>
-        <w:rFonts w:ascii="Wingdings" w:hAnsi="Wingdings" w:hint="default"/>
-        <w:sz w:val="20"/>
-      </w:rPr>
-    </w:lvl>
-    <w:lvl w:ilvl="4" w:tentative="1">
-      <w:start w:val="1"/>
-      <w:numFmt w:val="bullet"/>
-      <w:lvlText w:val=""/>
-      <w:lvlJc w:val="left"/>
-      <w:pPr>
-        <w:tabs>
-          <w:tab w:val="num" w:pos="3600"/>
-        </w:tabs>
-        <w:ind w:left="3600" w:hanging="360"/>
-      </w:pPr>
-      <w:rPr>
-        <w:rFonts w:ascii="Wingdings" w:hAnsi="Wingdings" w:hint="default"/>
-        <w:sz w:val="20"/>
-      </w:rPr>
-    </w:lvl>
-    <w:lvl w:ilvl="5" w:tentative="1">
-      <w:start w:val="1"/>
-      <w:numFmt w:val="bullet"/>
-      <w:lvlText w:val=""/>
-      <w:lvlJc w:val="left"/>
-      <w:pPr>
-        <w:tabs>
-          <w:tab w:val="num" w:pos="4320"/>
-        </w:tabs>
-        <w:ind w:left="4320" w:hanging="360"/>
-      </w:pPr>
-      <w:rPr>
-        <w:rFonts w:ascii="Wingdings" w:hAnsi="Wingdings" w:hint="default"/>
-        <w:sz w:val="20"/>
-      </w:rPr>
-    </w:lvl>
-    <w:lvl w:ilvl="6" w:tentative="1">
-      <w:start w:val="1"/>
-      <w:numFmt w:val="bullet"/>
-      <w:lvlText w:val=""/>
-      <w:lvlJc w:val="left"/>
-      <w:pPr>
-        <w:tabs>
-          <w:tab w:val="num" w:pos="5040"/>
-        </w:tabs>
-        <w:ind w:left="5040" w:hanging="360"/>
-      </w:pPr>
-      <w:rPr>
-        <w:rFonts w:ascii="Wingdings" w:hAnsi="Wingdings" w:hint="default"/>
-        <w:sz w:val="20"/>
-      </w:rPr>
-    </w:lvl>
-    <w:lvl w:ilvl="7" w:tentative="1">
-      <w:start w:val="1"/>
-      <w:numFmt w:val="bullet"/>
-      <w:lvlText w:val=""/>
-      <w:lvlJc w:val="left"/>
-      <w:pPr>
-        <w:tabs>
-          <w:tab w:val="num" w:pos="5760"/>
-        </w:tabs>
-        <w:ind w:left="5760" w:hanging="360"/>
-      </w:pPr>
-      <w:rPr>
-        <w:rFonts w:ascii="Wingdings" w:hAnsi="Wingdings" w:hint="default"/>
-        <w:sz w:val="20"/>
-      </w:rPr>
-    </w:lvl>
-    <w:lvl w:ilvl="8" w:tentative="1">
-      <w:start w:val="1"/>
-      <w:numFmt w:val="bullet"/>
-      <w:lvlText w:val=""/>
-      <w:lvlJc w:val="left"/>
-      <w:pPr>
-        <w:tabs>
-          <w:tab w:val="num" w:pos="6480"/>
-        </w:tabs>
-        <w:ind w:left="6480" w:hanging="360"/>
-      </w:pPr>
-      <w:rPr>
-        <w:rFonts w:ascii="Wingdings" w:hAnsi="Wingdings" w:hint="default"/>
-        <w:sz w:val="20"/>
-      </w:rPr>
-    </w:lvl>
-  </w:abstractNum>
-  <w:abstractNum w:abstractNumId="32" w15:restartNumberingAfterBreak="0">
-    <w:nsid w:val="59BD799C"/>
-    <w:multiLevelType w:val="hybridMultilevel"/>
-    <w:tmpl w:val="87CC22AA"/>
-    <w:lvl w:ilvl="0" w:tplc="04190001">
-      <w:start w:val="1"/>
-      <w:numFmt w:val="bullet"/>
-      <w:lvlText w:val=""/>
-      <w:lvlJc w:val="left"/>
-      <w:pPr>
-        <w:ind w:left="1429" w:hanging="360"/>
-      </w:pPr>
-      <w:rPr>
-        <w:rFonts w:ascii="Symbol" w:hAnsi="Symbol" w:hint="default"/>
-      </w:rPr>
-    </w:lvl>
-    <w:lvl w:ilvl="1" w:tplc="04190003" w:tentative="1">
-      <w:start w:val="1"/>
-      <w:numFmt w:val="bullet"/>
-      <w:lvlText w:val="o"/>
-      <w:lvlJc w:val="left"/>
-      <w:pPr>
-        <w:ind w:left="2149" w:hanging="360"/>
-      </w:pPr>
-      <w:rPr>
-        <w:rFonts w:ascii="Courier New" w:hAnsi="Courier New" w:cs="Courier New" w:hint="default"/>
-      </w:rPr>
-    </w:lvl>
-    <w:lvl w:ilvl="2" w:tplc="04190005" w:tentative="1">
-      <w:start w:val="1"/>
-      <w:numFmt w:val="bullet"/>
-      <w:lvlText w:val=""/>
-      <w:lvlJc w:val="left"/>
-      <w:pPr>
-        <w:ind w:left="2869" w:hanging="360"/>
-      </w:pPr>
-      <w:rPr>
-        <w:rFonts w:ascii="Wingdings" w:hAnsi="Wingdings" w:hint="default"/>
-      </w:rPr>
-    </w:lvl>
-    <w:lvl w:ilvl="3" w:tplc="04190001" w:tentative="1">
-      <w:start w:val="1"/>
-      <w:numFmt w:val="bullet"/>
-      <w:lvlText w:val=""/>
-      <w:lvlJc w:val="left"/>
-      <w:pPr>
-        <w:ind w:left="3589" w:hanging="360"/>
-      </w:pPr>
-      <w:rPr>
-        <w:rFonts w:ascii="Symbol" w:hAnsi="Symbol" w:hint="default"/>
-      </w:rPr>
-    </w:lvl>
-    <w:lvl w:ilvl="4" w:tplc="04190003" w:tentative="1">
-      <w:start w:val="1"/>
-      <w:numFmt w:val="bullet"/>
-      <w:lvlText w:val="o"/>
-      <w:lvlJc w:val="left"/>
-      <w:pPr>
-        <w:ind w:left="4309" w:hanging="360"/>
-      </w:pPr>
-      <w:rPr>
-        <w:rFonts w:ascii="Courier New" w:hAnsi="Courier New" w:cs="Courier New" w:hint="default"/>
-      </w:rPr>
-    </w:lvl>
-    <w:lvl w:ilvl="5" w:tplc="04190005" w:tentative="1">
-      <w:start w:val="1"/>
-      <w:numFmt w:val="bullet"/>
-      <w:lvlText w:val=""/>
-      <w:lvlJc w:val="left"/>
-      <w:pPr>
-        <w:ind w:left="5029" w:hanging="360"/>
-      </w:pPr>
-      <w:rPr>
-        <w:rFonts w:ascii="Wingdings" w:hAnsi="Wingdings" w:hint="default"/>
-      </w:rPr>
-    </w:lvl>
-    <w:lvl w:ilvl="6" w:tplc="04190001" w:tentative="1">
-      <w:start w:val="1"/>
-      <w:numFmt w:val="bullet"/>
-      <w:lvlText w:val=""/>
-      <w:lvlJc w:val="left"/>
-      <w:pPr>
-        <w:ind w:left="5749" w:hanging="360"/>
-      </w:pPr>
-      <w:rPr>
-        <w:rFonts w:ascii="Symbol" w:hAnsi="Symbol" w:hint="default"/>
-      </w:rPr>
-    </w:lvl>
-    <w:lvl w:ilvl="7" w:tplc="04190003" w:tentative="1">
-      <w:start w:val="1"/>
-      <w:numFmt w:val="bullet"/>
-      <w:lvlText w:val="o"/>
-      <w:lvlJc w:val="left"/>
-      <w:pPr>
-        <w:ind w:left="6469" w:hanging="360"/>
-      </w:pPr>
-      <w:rPr>
-        <w:rFonts w:ascii="Courier New" w:hAnsi="Courier New" w:cs="Courier New" w:hint="default"/>
-      </w:rPr>
-    </w:lvl>
-    <w:lvl w:ilvl="8" w:tplc="04190005" w:tentative="1">
-      <w:start w:val="1"/>
-      <w:numFmt w:val="bullet"/>
-      <w:lvlText w:val=""/>
-      <w:lvlJc w:val="left"/>
-      <w:pPr>
-        <w:ind w:left="7189" w:hanging="360"/>
-      </w:pPr>
-      <w:rPr>
-        <w:rFonts w:ascii="Wingdings" w:hAnsi="Wingdings" w:hint="default"/>
-      </w:rPr>
-    </w:lvl>
-  </w:abstractNum>
-  <w:abstractNum w:abstractNumId="33" w15:restartNumberingAfterBreak="0">
-    <w:nsid w:val="5BCC628D"/>
-    <w:multiLevelType w:val="hybridMultilevel"/>
-    <w:tmpl w:val="15F24F72"/>
-    <w:lvl w:ilvl="0" w:tplc="0FF80DDC">
-      <w:start w:val="1"/>
-      <w:numFmt w:val="decimal"/>
-      <w:lvlText w:val="%1."/>
-      <w:lvlJc w:val="left"/>
-      <w:pPr>
-        <w:ind w:left="1069" w:hanging="360"/>
-      </w:pPr>
-      <w:rPr>
-        <w:rFonts w:hint="default"/>
-      </w:rPr>
-    </w:lvl>
-    <w:lvl w:ilvl="1" w:tplc="04190019" w:tentative="1">
-      <w:start w:val="1"/>
-      <w:numFmt w:val="lowerLetter"/>
-      <w:lvlText w:val="%2."/>
-      <w:lvlJc w:val="left"/>
-      <w:pPr>
-        <w:ind w:left="1789" w:hanging="360"/>
-      </w:pPr>
-    </w:lvl>
-    <w:lvl w:ilvl="2" w:tplc="0419001B" w:tentative="1">
-      <w:start w:val="1"/>
-      <w:numFmt w:val="lowerRoman"/>
-      <w:lvlText w:val="%3."/>
-      <w:lvlJc w:val="right"/>
-      <w:pPr>
-        <w:ind w:left="2509" w:hanging="180"/>
-      </w:pPr>
-    </w:lvl>
-    <w:lvl w:ilvl="3" w:tplc="0419000F" w:tentative="1">
-      <w:start w:val="1"/>
-      <w:numFmt w:val="decimal"/>
-      <w:lvlText w:val="%4."/>
-      <w:lvlJc w:val="left"/>
-      <w:pPr>
-        <w:ind w:left="3229" w:hanging="360"/>
-      </w:pPr>
-    </w:lvl>
-    <w:lvl w:ilvl="4" w:tplc="04190019" w:tentative="1">
-      <w:start w:val="1"/>
-      <w:numFmt w:val="lowerLetter"/>
-      <w:lvlText w:val="%5."/>
-      <w:lvlJc w:val="left"/>
-      <w:pPr>
-        <w:ind w:left="3949" w:hanging="360"/>
-      </w:pPr>
-    </w:lvl>
-    <w:lvl w:ilvl="5" w:tplc="0419001B" w:tentative="1">
-      <w:start w:val="1"/>
-      <w:numFmt w:val="lowerRoman"/>
-      <w:lvlText w:val="%6."/>
-      <w:lvlJc w:val="right"/>
-      <w:pPr>
-        <w:ind w:left="4669" w:hanging="180"/>
-      </w:pPr>
-    </w:lvl>
-    <w:lvl w:ilvl="6" w:tplc="0419000F" w:tentative="1">
-      <w:start w:val="1"/>
-      <w:numFmt w:val="decimal"/>
-      <w:lvlText w:val="%7."/>
-      <w:lvlJc w:val="left"/>
-      <w:pPr>
-        <w:ind w:left="5389" w:hanging="360"/>
-      </w:pPr>
-    </w:lvl>
-    <w:lvl w:ilvl="7" w:tplc="04190019" w:tentative="1">
-      <w:start w:val="1"/>
-      <w:numFmt w:val="lowerLetter"/>
-      <w:lvlText w:val="%8."/>
-      <w:lvlJc w:val="left"/>
-      <w:pPr>
-        <w:ind w:left="6109" w:hanging="360"/>
-      </w:pPr>
-    </w:lvl>
-    <w:lvl w:ilvl="8" w:tplc="0419001B" w:tentative="1">
-      <w:start w:val="1"/>
-      <w:numFmt w:val="lowerRoman"/>
-      <w:lvlText w:val="%9."/>
-      <w:lvlJc w:val="right"/>
-      <w:pPr>
-        <w:ind w:left="6829" w:hanging="180"/>
-      </w:pPr>
-    </w:lvl>
-  </w:abstractNum>
-  <w:abstractNum w:abstractNumId="34" w15:restartNumberingAfterBreak="0">
-    <w:nsid w:val="5CBE2FE5"/>
-    <w:multiLevelType w:val="multilevel"/>
-    <w:tmpl w:val="66703DDC"/>
-    <w:lvl w:ilvl="0">
-      <w:start w:val="1"/>
-      <w:numFmt w:val="bullet"/>
-      <w:lvlText w:val=""/>
-      <w:lvlJc w:val="left"/>
-      <w:pPr>
-        <w:tabs>
-          <w:tab w:val="num" w:pos="720"/>
-        </w:tabs>
-        <w:ind w:left="720" w:hanging="360"/>
-      </w:pPr>
-      <w:rPr>
-        <w:rFonts w:ascii="Symbol" w:hAnsi="Symbol" w:hint="default"/>
-        <w:sz w:val="20"/>
-      </w:rPr>
-    </w:lvl>
-    <w:lvl w:ilvl="1" w:tentative="1">
-      <w:start w:val="1"/>
-      <w:numFmt w:val="bullet"/>
-      <w:lvlText w:val="o"/>
-      <w:lvlJc w:val="left"/>
-      <w:pPr>
-        <w:tabs>
-          <w:tab w:val="num" w:pos="1440"/>
-        </w:tabs>
-        <w:ind w:left="1440" w:hanging="360"/>
-      </w:pPr>
-      <w:rPr>
-        <w:rFonts w:ascii="Courier New" w:hAnsi="Courier New" w:hint="default"/>
-        <w:sz w:val="20"/>
-      </w:rPr>
-    </w:lvl>
-    <w:lvl w:ilvl="2" w:tentative="1">
-      <w:start w:val="1"/>
-      <w:numFmt w:val="bullet"/>
-      <w:lvlText w:val=""/>
-      <w:lvlJc w:val="left"/>
-      <w:pPr>
-        <w:tabs>
-          <w:tab w:val="num" w:pos="2160"/>
-        </w:tabs>
-        <w:ind w:left="2160" w:hanging="360"/>
-      </w:pPr>
-      <w:rPr>
-        <w:rFonts w:ascii="Wingdings" w:hAnsi="Wingdings" w:hint="default"/>
-        <w:sz w:val="20"/>
-      </w:rPr>
-    </w:lvl>
-    <w:lvl w:ilvl="3" w:tentative="1">
-      <w:start w:val="1"/>
-      <w:numFmt w:val="bullet"/>
-      <w:lvlText w:val=""/>
-      <w:lvlJc w:val="left"/>
-      <w:pPr>
-        <w:tabs>
-          <w:tab w:val="num" w:pos="2880"/>
-        </w:tabs>
-        <w:ind w:left="2880" w:hanging="360"/>
-      </w:pPr>
-      <w:rPr>
-        <w:rFonts w:ascii="Wingdings" w:hAnsi="Wingdings" w:hint="default"/>
-        <w:sz w:val="20"/>
-      </w:rPr>
-    </w:lvl>
-    <w:lvl w:ilvl="4" w:tentative="1">
-      <w:start w:val="1"/>
-      <w:numFmt w:val="bullet"/>
-      <w:lvlText w:val=""/>
-      <w:lvlJc w:val="left"/>
-      <w:pPr>
-        <w:tabs>
-          <w:tab w:val="num" w:pos="3600"/>
-        </w:tabs>
-        <w:ind w:left="3600" w:hanging="360"/>
-      </w:pPr>
-      <w:rPr>
-        <w:rFonts w:ascii="Wingdings" w:hAnsi="Wingdings" w:hint="default"/>
-        <w:sz w:val="20"/>
-      </w:rPr>
-    </w:lvl>
-    <w:lvl w:ilvl="5" w:tentative="1">
-      <w:start w:val="1"/>
-      <w:numFmt w:val="bullet"/>
-      <w:lvlText w:val=""/>
-      <w:lvlJc w:val="left"/>
-      <w:pPr>
-        <w:tabs>
-          <w:tab w:val="num" w:pos="4320"/>
-        </w:tabs>
-        <w:ind w:left="4320" w:hanging="360"/>
-      </w:pPr>
-      <w:rPr>
-        <w:rFonts w:ascii="Wingdings" w:hAnsi="Wingdings" w:hint="default"/>
-        <w:sz w:val="20"/>
-      </w:rPr>
-    </w:lvl>
-    <w:lvl w:ilvl="6" w:tentative="1">
-      <w:start w:val="1"/>
-      <w:numFmt w:val="bullet"/>
-      <w:lvlText w:val=""/>
-      <w:lvlJc w:val="left"/>
-      <w:pPr>
-        <w:tabs>
-          <w:tab w:val="num" w:pos="5040"/>
-        </w:tabs>
-        <w:ind w:left="5040" w:hanging="360"/>
-      </w:pPr>
-      <w:rPr>
-        <w:rFonts w:ascii="Wingdings" w:hAnsi="Wingdings" w:hint="default"/>
-        <w:sz w:val="20"/>
-      </w:rPr>
-    </w:lvl>
-    <w:lvl w:ilvl="7" w:tentative="1">
-      <w:start w:val="1"/>
-      <w:numFmt w:val="bullet"/>
-      <w:lvlText w:val=""/>
-      <w:lvlJc w:val="left"/>
-      <w:pPr>
-        <w:tabs>
-          <w:tab w:val="num" w:pos="5760"/>
-        </w:tabs>
-        <w:ind w:left="5760" w:hanging="360"/>
-      </w:pPr>
-      <w:rPr>
-        <w:rFonts w:ascii="Wingdings" w:hAnsi="Wingdings" w:hint="default"/>
-        <w:sz w:val="20"/>
-      </w:rPr>
-    </w:lvl>
-    <w:lvl w:ilvl="8" w:tentative="1">
-      <w:start w:val="1"/>
-      <w:numFmt w:val="bullet"/>
-      <w:lvlText w:val=""/>
-      <w:lvlJc w:val="left"/>
-      <w:pPr>
-        <w:tabs>
-          <w:tab w:val="num" w:pos="6480"/>
-        </w:tabs>
-        <w:ind w:left="6480" w:hanging="360"/>
-      </w:pPr>
-      <w:rPr>
-        <w:rFonts w:ascii="Wingdings" w:hAnsi="Wingdings" w:hint="default"/>
-        <w:sz w:val="20"/>
-      </w:rPr>
-    </w:lvl>
-  </w:abstractNum>
-  <w:abstractNum w:abstractNumId="35" w15:restartNumberingAfterBreak="0">
-    <w:nsid w:val="5CFF6B1D"/>
-    <w:multiLevelType w:val="hybridMultilevel"/>
-    <w:tmpl w:val="E6BE965C"/>
-    <w:lvl w:ilvl="0" w:tplc="04190001">
-      <w:start w:val="1"/>
-      <w:numFmt w:val="bullet"/>
-      <w:lvlText w:val=""/>
-      <w:lvlJc w:val="left"/>
-      <w:pPr>
-        <w:ind w:left="1429" w:hanging="360"/>
-      </w:pPr>
-      <w:rPr>
-        <w:rFonts w:ascii="Symbol" w:hAnsi="Symbol" w:hint="default"/>
-      </w:rPr>
-    </w:lvl>
-    <w:lvl w:ilvl="1" w:tplc="04190003" w:tentative="1">
-      <w:start w:val="1"/>
-      <w:numFmt w:val="bullet"/>
-      <w:lvlText w:val="o"/>
-      <w:lvlJc w:val="left"/>
-      <w:pPr>
-        <w:ind w:left="2149" w:hanging="360"/>
-      </w:pPr>
-      <w:rPr>
-        <w:rFonts w:ascii="Courier New" w:hAnsi="Courier New" w:cs="Courier New" w:hint="default"/>
-      </w:rPr>
-    </w:lvl>
-    <w:lvl w:ilvl="2" w:tplc="04190005" w:tentative="1">
-      <w:start w:val="1"/>
-      <w:numFmt w:val="bullet"/>
-      <w:lvlText w:val=""/>
-      <w:lvlJc w:val="left"/>
-      <w:pPr>
-        <w:ind w:left="2869" w:hanging="360"/>
-      </w:pPr>
-      <w:rPr>
-        <w:rFonts w:ascii="Wingdings" w:hAnsi="Wingdings" w:hint="default"/>
-      </w:rPr>
-    </w:lvl>
-    <w:lvl w:ilvl="3" w:tplc="04190001" w:tentative="1">
-      <w:start w:val="1"/>
-      <w:numFmt w:val="bullet"/>
-      <w:lvlText w:val=""/>
-      <w:lvlJc w:val="left"/>
-      <w:pPr>
-        <w:ind w:left="3589" w:hanging="360"/>
-      </w:pPr>
-      <w:rPr>
-        <w:rFonts w:ascii="Symbol" w:hAnsi="Symbol" w:hint="default"/>
-      </w:rPr>
-    </w:lvl>
-    <w:lvl w:ilvl="4" w:tplc="04190003" w:tentative="1">
-      <w:start w:val="1"/>
-      <w:numFmt w:val="bullet"/>
-      <w:lvlText w:val="o"/>
-      <w:lvlJc w:val="left"/>
-      <w:pPr>
-        <w:ind w:left="4309" w:hanging="360"/>
-      </w:pPr>
-      <w:rPr>
-        <w:rFonts w:ascii="Courier New" w:hAnsi="Courier New" w:cs="Courier New" w:hint="default"/>
-      </w:rPr>
-    </w:lvl>
-    <w:lvl w:ilvl="5" w:tplc="04190005" w:tentative="1">
-      <w:start w:val="1"/>
-      <w:numFmt w:val="bullet"/>
-      <w:lvlText w:val=""/>
-      <w:lvlJc w:val="left"/>
-      <w:pPr>
-        <w:ind w:left="5029" w:hanging="360"/>
-      </w:pPr>
-      <w:rPr>
-        <w:rFonts w:ascii="Wingdings" w:hAnsi="Wingdings" w:hint="default"/>
-      </w:rPr>
-    </w:lvl>
-    <w:lvl w:ilvl="6" w:tplc="04190001" w:tentative="1">
-      <w:start w:val="1"/>
-      <w:numFmt w:val="bullet"/>
-      <w:lvlText w:val=""/>
-      <w:lvlJc w:val="left"/>
-      <w:pPr>
-        <w:ind w:left="5749" w:hanging="360"/>
-      </w:pPr>
-      <w:rPr>
-        <w:rFonts w:ascii="Symbol" w:hAnsi="Symbol" w:hint="default"/>
-      </w:rPr>
-    </w:lvl>
-    <w:lvl w:ilvl="7" w:tplc="04190003" w:tentative="1">
-      <w:start w:val="1"/>
-      <w:numFmt w:val="bullet"/>
-      <w:lvlText w:val="o"/>
-      <w:lvlJc w:val="left"/>
-      <w:pPr>
-        <w:ind w:left="6469" w:hanging="360"/>
-      </w:pPr>
-      <w:rPr>
-        <w:rFonts w:ascii="Courier New" w:hAnsi="Courier New" w:cs="Courier New" w:hint="default"/>
-      </w:rPr>
-    </w:lvl>
-    <w:lvl w:ilvl="8" w:tplc="04190005" w:tentative="1">
-      <w:start w:val="1"/>
-      <w:numFmt w:val="bullet"/>
-      <w:lvlText w:val=""/>
-      <w:lvlJc w:val="left"/>
-      <w:pPr>
-        <w:ind w:left="7189" w:hanging="360"/>
-      </w:pPr>
-      <w:rPr>
-        <w:rFonts w:ascii="Wingdings" w:hAnsi="Wingdings" w:hint="default"/>
-      </w:rPr>
-    </w:lvl>
-  </w:abstractNum>
-  <w:abstractNum w:abstractNumId="36" w15:restartNumberingAfterBreak="0">
-    <w:nsid w:val="5FBE470A"/>
-    <w:multiLevelType w:val="hybridMultilevel"/>
-    <w:tmpl w:val="F63E5580"/>
-    <w:lvl w:ilvl="0" w:tplc="75D01532">
-      <w:start w:val="1"/>
-      <w:numFmt w:val="bullet"/>
-      <w:lvlText w:val="-"/>
-      <w:lvlJc w:val="left"/>
-      <w:pPr>
-        <w:ind w:left="1429" w:hanging="360"/>
-      </w:pPr>
-      <w:rPr>
-        <w:rFonts w:ascii="Times New Roman" w:hAnsi="Times New Roman" w:cs="Times New Roman" w:hint="default"/>
-      </w:rPr>
-    </w:lvl>
-    <w:lvl w:ilvl="1" w:tplc="04190003" w:tentative="1">
-      <w:start w:val="1"/>
-      <w:numFmt w:val="bullet"/>
-      <w:lvlText w:val="o"/>
-      <w:lvlJc w:val="left"/>
-      <w:pPr>
-        <w:ind w:left="2149" w:hanging="360"/>
-      </w:pPr>
-      <w:rPr>
-        <w:rFonts w:ascii="Courier New" w:hAnsi="Courier New" w:cs="Courier New" w:hint="default"/>
-      </w:rPr>
-    </w:lvl>
-    <w:lvl w:ilvl="2" w:tplc="04190005" w:tentative="1">
-      <w:start w:val="1"/>
-      <w:numFmt w:val="bullet"/>
-      <w:lvlText w:val=""/>
-      <w:lvlJc w:val="left"/>
-      <w:pPr>
-        <w:ind w:left="2869" w:hanging="360"/>
-      </w:pPr>
-      <w:rPr>
-        <w:rFonts w:ascii="Wingdings" w:hAnsi="Wingdings" w:hint="default"/>
-      </w:rPr>
-    </w:lvl>
-    <w:lvl w:ilvl="3" w:tplc="04190001" w:tentative="1">
-      <w:start w:val="1"/>
-      <w:numFmt w:val="bullet"/>
-      <w:lvlText w:val=""/>
-      <w:lvlJc w:val="left"/>
-      <w:pPr>
-        <w:ind w:left="3589" w:hanging="360"/>
-      </w:pPr>
-      <w:rPr>
-        <w:rFonts w:ascii="Symbol" w:hAnsi="Symbol" w:hint="default"/>
-      </w:rPr>
-    </w:lvl>
-    <w:lvl w:ilvl="4" w:tplc="04190003" w:tentative="1">
-      <w:start w:val="1"/>
-      <w:numFmt w:val="bullet"/>
-      <w:lvlText w:val="o"/>
-      <w:lvlJc w:val="left"/>
-      <w:pPr>
-        <w:ind w:left="4309" w:hanging="360"/>
-      </w:pPr>
-      <w:rPr>
-        <w:rFonts w:ascii="Courier New" w:hAnsi="Courier New" w:cs="Courier New" w:hint="default"/>
-      </w:rPr>
-    </w:lvl>
-    <w:lvl w:ilvl="5" w:tplc="04190005" w:tentative="1">
-      <w:start w:val="1"/>
-      <w:numFmt w:val="bullet"/>
-      <w:lvlText w:val=""/>
-      <w:lvlJc w:val="left"/>
-      <w:pPr>
-        <w:ind w:left="5029" w:hanging="360"/>
-      </w:pPr>
-      <w:rPr>
-        <w:rFonts w:ascii="Wingdings" w:hAnsi="Wingdings" w:hint="default"/>
-      </w:rPr>
-    </w:lvl>
-    <w:lvl w:ilvl="6" w:tplc="04190001" w:tentative="1">
-      <w:start w:val="1"/>
-      <w:numFmt w:val="bullet"/>
-      <w:lvlText w:val=""/>
-      <w:lvlJc w:val="left"/>
-      <w:pPr>
-        <w:ind w:left="5749" w:hanging="360"/>
-      </w:pPr>
-      <w:rPr>
-        <w:rFonts w:ascii="Symbol" w:hAnsi="Symbol" w:hint="default"/>
-      </w:rPr>
-    </w:lvl>
-    <w:lvl w:ilvl="7" w:tplc="04190003" w:tentative="1">
-      <w:start w:val="1"/>
-      <w:numFmt w:val="bullet"/>
-      <w:lvlText w:val="o"/>
-      <w:lvlJc w:val="left"/>
-      <w:pPr>
-        <w:ind w:left="6469" w:hanging="360"/>
-      </w:pPr>
-      <w:rPr>
-        <w:rFonts w:ascii="Courier New" w:hAnsi="Courier New" w:cs="Courier New" w:hint="default"/>
-      </w:rPr>
-    </w:lvl>
-    <w:lvl w:ilvl="8" w:tplc="04190005" w:tentative="1">
-      <w:start w:val="1"/>
-      <w:numFmt w:val="bullet"/>
-      <w:lvlText w:val=""/>
-      <w:lvlJc w:val="left"/>
-      <w:pPr>
-        <w:ind w:left="7189" w:hanging="360"/>
-      </w:pPr>
-      <w:rPr>
-        <w:rFonts w:ascii="Wingdings" w:hAnsi="Wingdings" w:hint="default"/>
-      </w:rPr>
-    </w:lvl>
-  </w:abstractNum>
-  <w:abstractNum w:abstractNumId="37" w15:restartNumberingAfterBreak="0">
-    <w:nsid w:val="694B301C"/>
-    <w:multiLevelType w:val="hybridMultilevel"/>
-    <w:tmpl w:val="4BA68126"/>
-    <w:lvl w:ilvl="0" w:tplc="2848CB7E">
-      <w:start w:val="1"/>
-      <w:numFmt w:val="decimal"/>
-      <w:lvlText w:val="%1."/>
-      <w:lvlJc w:val="left"/>
-      <w:pPr>
-        <w:ind w:left="1069" w:hanging="360"/>
-      </w:pPr>
-      <w:rPr>
-        <w:rFonts w:hint="default"/>
-      </w:rPr>
-    </w:lvl>
-    <w:lvl w:ilvl="1" w:tplc="04190019" w:tentative="1">
-      <w:start w:val="1"/>
-      <w:numFmt w:val="lowerLetter"/>
-      <w:lvlText w:val="%2."/>
-      <w:lvlJc w:val="left"/>
-      <w:pPr>
-        <w:ind w:left="1789" w:hanging="360"/>
-      </w:pPr>
-    </w:lvl>
-    <w:lvl w:ilvl="2" w:tplc="0419001B" w:tentative="1">
-      <w:start w:val="1"/>
-      <w:numFmt w:val="lowerRoman"/>
-      <w:lvlText w:val="%3."/>
-      <w:lvlJc w:val="right"/>
-      <w:pPr>
-        <w:ind w:left="2509" w:hanging="180"/>
-      </w:pPr>
-    </w:lvl>
-    <w:lvl w:ilvl="3" w:tplc="0419000F" w:tentative="1">
-      <w:start w:val="1"/>
-      <w:numFmt w:val="decimal"/>
-      <w:lvlText w:val="%4."/>
-      <w:lvlJc w:val="left"/>
-      <w:pPr>
-        <w:ind w:left="3229" w:hanging="360"/>
-      </w:pPr>
-    </w:lvl>
-    <w:lvl w:ilvl="4" w:tplc="04190019" w:tentative="1">
-      <w:start w:val="1"/>
-      <w:numFmt w:val="lowerLetter"/>
-      <w:lvlText w:val="%5."/>
-      <w:lvlJc w:val="left"/>
-      <w:pPr>
-        <w:ind w:left="3949" w:hanging="360"/>
-      </w:pPr>
-    </w:lvl>
-    <w:lvl w:ilvl="5" w:tplc="0419001B" w:tentative="1">
-      <w:start w:val="1"/>
-      <w:numFmt w:val="lowerRoman"/>
-      <w:lvlText w:val="%6."/>
-      <w:lvlJc w:val="right"/>
-      <w:pPr>
-        <w:ind w:left="4669" w:hanging="180"/>
-      </w:pPr>
-    </w:lvl>
-    <w:lvl w:ilvl="6" w:tplc="0419000F" w:tentative="1">
-      <w:start w:val="1"/>
-      <w:numFmt w:val="decimal"/>
-      <w:lvlText w:val="%7."/>
-      <w:lvlJc w:val="left"/>
-      <w:pPr>
-        <w:ind w:left="5389" w:hanging="360"/>
-      </w:pPr>
-    </w:lvl>
-    <w:lvl w:ilvl="7" w:tplc="04190019" w:tentative="1">
-      <w:start w:val="1"/>
-      <w:numFmt w:val="lowerLetter"/>
-      <w:lvlText w:val="%8."/>
-      <w:lvlJc w:val="left"/>
-      <w:pPr>
-        <w:ind w:left="6109" w:hanging="360"/>
-      </w:pPr>
-    </w:lvl>
-    <w:lvl w:ilvl="8" w:tplc="0419001B" w:tentative="1">
-      <w:start w:val="1"/>
-      <w:numFmt w:val="lowerRoman"/>
-      <w:lvlText w:val="%9."/>
-      <w:lvlJc w:val="right"/>
-      <w:pPr>
-        <w:ind w:left="6829" w:hanging="180"/>
-      </w:pPr>
-    </w:lvl>
-  </w:abstractNum>
-  <w:abstractNum w:abstractNumId="38" w15:restartNumberingAfterBreak="0">
-    <w:nsid w:val="6F2F32D7"/>
-    <w:multiLevelType w:val="multilevel"/>
-    <w:tmpl w:val="2DAEC8D4"/>
-    <w:lvl w:ilvl="0">
-      <w:start w:val="1"/>
-      <w:numFmt w:val="bullet"/>
-      <w:lvlText w:val=""/>
-      <w:lvlJc w:val="left"/>
-      <w:pPr>
-        <w:tabs>
-          <w:tab w:val="num" w:pos="720"/>
-        </w:tabs>
-        <w:ind w:left="720" w:hanging="360"/>
-      </w:pPr>
-      <w:rPr>
-        <w:rFonts w:ascii="Symbol" w:hAnsi="Symbol" w:hint="default"/>
-        <w:sz w:val="20"/>
-      </w:rPr>
-    </w:lvl>
-    <w:lvl w:ilvl="1" w:tentative="1">
-      <w:start w:val="1"/>
-      <w:numFmt w:val="bullet"/>
-      <w:lvlText w:val="o"/>
-      <w:lvlJc w:val="left"/>
-      <w:pPr>
-        <w:tabs>
-          <w:tab w:val="num" w:pos="1440"/>
-        </w:tabs>
-        <w:ind w:left="1440" w:hanging="360"/>
-      </w:pPr>
-      <w:rPr>
-        <w:rFonts w:ascii="Courier New" w:hAnsi="Courier New" w:hint="default"/>
-        <w:sz w:val="20"/>
-      </w:rPr>
-    </w:lvl>
-    <w:lvl w:ilvl="2" w:tentative="1">
-      <w:start w:val="1"/>
-      <w:numFmt w:val="bullet"/>
-      <w:lvlText w:val=""/>
-      <w:lvlJc w:val="left"/>
-      <w:pPr>
-        <w:tabs>
-          <w:tab w:val="num" w:pos="2160"/>
-        </w:tabs>
-        <w:ind w:left="2160" w:hanging="360"/>
-      </w:pPr>
-      <w:rPr>
-        <w:rFonts w:ascii="Wingdings" w:hAnsi="Wingdings" w:hint="default"/>
-        <w:sz w:val="20"/>
-      </w:rPr>
-    </w:lvl>
-    <w:lvl w:ilvl="3" w:tentative="1">
-      <w:start w:val="1"/>
-      <w:numFmt w:val="bullet"/>
-      <w:lvlText w:val=""/>
-      <w:lvlJc w:val="left"/>
-      <w:pPr>
-        <w:tabs>
-          <w:tab w:val="num" w:pos="2880"/>
-        </w:tabs>
-        <w:ind w:left="2880" w:hanging="360"/>
-      </w:pPr>
-      <w:rPr>
-        <w:rFonts w:ascii="Wingdings" w:hAnsi="Wingdings" w:hint="default"/>
-        <w:sz w:val="20"/>
-      </w:rPr>
-    </w:lvl>
-    <w:lvl w:ilvl="4" w:tentative="1">
-      <w:start w:val="1"/>
-      <w:numFmt w:val="bullet"/>
-      <w:lvlText w:val=""/>
-      <w:lvlJc w:val="left"/>
-      <w:pPr>
-        <w:tabs>
-          <w:tab w:val="num" w:pos="3600"/>
-        </w:tabs>
-        <w:ind w:left="3600" w:hanging="360"/>
-      </w:pPr>
-      <w:rPr>
-        <w:rFonts w:ascii="Wingdings" w:hAnsi="Wingdings" w:hint="default"/>
-        <w:sz w:val="20"/>
-      </w:rPr>
-    </w:lvl>
-    <w:lvl w:ilvl="5" w:tentative="1">
-      <w:start w:val="1"/>
-      <w:numFmt w:val="bullet"/>
-      <w:lvlText w:val=""/>
-      <w:lvlJc w:val="left"/>
-      <w:pPr>
-        <w:tabs>
-          <w:tab w:val="num" w:pos="4320"/>
-        </w:tabs>
-        <w:ind w:left="4320" w:hanging="360"/>
-      </w:pPr>
-      <w:rPr>
-        <w:rFonts w:ascii="Wingdings" w:hAnsi="Wingdings" w:hint="default"/>
-        <w:sz w:val="20"/>
-      </w:rPr>
-    </w:lvl>
-    <w:lvl w:ilvl="6" w:tentative="1">
-      <w:start w:val="1"/>
-      <w:numFmt w:val="bullet"/>
-      <w:lvlText w:val=""/>
-      <w:lvlJc w:val="left"/>
-      <w:pPr>
-        <w:tabs>
-          <w:tab w:val="num" w:pos="5040"/>
-        </w:tabs>
-        <w:ind w:left="5040" w:hanging="360"/>
-      </w:pPr>
-      <w:rPr>
-        <w:rFonts w:ascii="Wingdings" w:hAnsi="Wingdings" w:hint="default"/>
-        <w:sz w:val="20"/>
-      </w:rPr>
-    </w:lvl>
-    <w:lvl w:ilvl="7" w:tentative="1">
-      <w:start w:val="1"/>
-      <w:numFmt w:val="bullet"/>
-      <w:lvlText w:val=""/>
-      <w:lvlJc w:val="left"/>
-      <w:pPr>
-        <w:tabs>
-          <w:tab w:val="num" w:pos="5760"/>
-        </w:tabs>
-        <w:ind w:left="5760" w:hanging="360"/>
-      </w:pPr>
-      <w:rPr>
-        <w:rFonts w:ascii="Wingdings" w:hAnsi="Wingdings" w:hint="default"/>
-        <w:sz w:val="20"/>
-      </w:rPr>
-    </w:lvl>
-    <w:lvl w:ilvl="8" w:tentative="1">
-      <w:start w:val="1"/>
-      <w:numFmt w:val="bullet"/>
-      <w:lvlText w:val=""/>
-      <w:lvlJc w:val="left"/>
-      <w:pPr>
-        <w:tabs>
-          <w:tab w:val="num" w:pos="6480"/>
-        </w:tabs>
-        <w:ind w:left="6480" w:hanging="360"/>
-      </w:pPr>
-      <w:rPr>
-        <w:rFonts w:ascii="Wingdings" w:hAnsi="Wingdings" w:hint="default"/>
-        <w:sz w:val="20"/>
-      </w:rPr>
-    </w:lvl>
-  </w:abstractNum>
-  <w:abstractNum w:abstractNumId="39" w15:restartNumberingAfterBreak="0">
-    <w:nsid w:val="743A17D7"/>
-    <w:multiLevelType w:val="hybridMultilevel"/>
-    <w:tmpl w:val="A8D8FA3E"/>
-    <w:lvl w:ilvl="0" w:tplc="75D01532">
-      <w:start w:val="1"/>
-      <w:numFmt w:val="bullet"/>
-      <w:lvlText w:val="-"/>
-      <w:lvlJc w:val="left"/>
-      <w:pPr>
-        <w:ind w:left="720" w:hanging="360"/>
-      </w:pPr>
-      <w:rPr>
-        <w:rFonts w:ascii="Times New Roman" w:hAnsi="Times New Roman" w:cs="Times New Roman" w:hint="default"/>
-      </w:rPr>
-    </w:lvl>
-    <w:lvl w:ilvl="1" w:tplc="04190003" w:tentative="1">
-      <w:start w:val="1"/>
-      <w:numFmt w:val="bullet"/>
-      <w:lvlText w:val="o"/>
-      <w:lvlJc w:val="left"/>
-      <w:pPr>
-        <w:ind w:left="1440" w:hanging="360"/>
-      </w:pPr>
-      <w:rPr>
-        <w:rFonts w:ascii="Courier New" w:hAnsi="Courier New" w:cs="Courier New" w:hint="default"/>
-      </w:rPr>
-    </w:lvl>
-    <w:lvl w:ilvl="2" w:tplc="04190005" w:tentative="1">
-      <w:start w:val="1"/>
-      <w:numFmt w:val="bullet"/>
-      <w:lvlText w:val=""/>
-      <w:lvlJc w:val="left"/>
-      <w:pPr>
-        <w:ind w:left="2160" w:hanging="360"/>
-      </w:pPr>
-      <w:rPr>
-        <w:rFonts w:ascii="Wingdings" w:hAnsi="Wingdings" w:hint="default"/>
-      </w:rPr>
-    </w:lvl>
-    <w:lvl w:ilvl="3" w:tplc="04190001" w:tentative="1">
-      <w:start w:val="1"/>
-      <w:numFmt w:val="bullet"/>
-      <w:lvlText w:val=""/>
-      <w:lvlJc w:val="left"/>
-      <w:pPr>
-        <w:ind w:left="2880" w:hanging="360"/>
-      </w:pPr>
-      <w:rPr>
-        <w:rFonts w:ascii="Symbol" w:hAnsi="Symbol" w:hint="default"/>
-      </w:rPr>
-    </w:lvl>
-    <w:lvl w:ilvl="4" w:tplc="04190003" w:tentative="1">
-      <w:start w:val="1"/>
-      <w:numFmt w:val="bullet"/>
-      <w:lvlText w:val="o"/>
-      <w:lvlJc w:val="left"/>
-      <w:pPr>
-        <w:ind w:left="3600" w:hanging="360"/>
-      </w:pPr>
-      <w:rPr>
-        <w:rFonts w:ascii="Courier New" w:hAnsi="Courier New" w:cs="Courier New" w:hint="default"/>
-      </w:rPr>
-    </w:lvl>
-    <w:lvl w:ilvl="5" w:tplc="04190005" w:tentative="1">
-      <w:start w:val="1"/>
-      <w:numFmt w:val="bullet"/>
-      <w:lvlText w:val=""/>
-      <w:lvlJc w:val="left"/>
-      <w:pPr>
-        <w:ind w:left="4320" w:hanging="360"/>
-      </w:pPr>
-      <w:rPr>
-        <w:rFonts w:ascii="Wingdings" w:hAnsi="Wingdings" w:hint="default"/>
-      </w:rPr>
-    </w:lvl>
-    <w:lvl w:ilvl="6" w:tplc="04190001" w:tentative="1">
-      <w:start w:val="1"/>
-      <w:numFmt w:val="bullet"/>
-      <w:lvlText w:val=""/>
-      <w:lvlJc w:val="left"/>
-      <w:pPr>
-        <w:ind w:left="5040" w:hanging="360"/>
-      </w:pPr>
-      <w:rPr>
-        <w:rFonts w:ascii="Symbol" w:hAnsi="Symbol" w:hint="default"/>
-      </w:rPr>
-    </w:lvl>
-    <w:lvl w:ilvl="7" w:tplc="04190003" w:tentative="1">
-      <w:start w:val="1"/>
-      <w:numFmt w:val="bullet"/>
-      <w:lvlText w:val="o"/>
-      <w:lvlJc w:val="left"/>
-      <w:pPr>
-        <w:ind w:left="5760" w:hanging="360"/>
-      </w:pPr>
-      <w:rPr>
-        <w:rFonts w:ascii="Courier New" w:hAnsi="Courier New" w:cs="Courier New" w:hint="default"/>
-      </w:rPr>
-    </w:lvl>
-    <w:lvl w:ilvl="8" w:tplc="04190005" w:tentative="1">
-      <w:start w:val="1"/>
-      <w:numFmt w:val="bullet"/>
-      <w:lvlText w:val=""/>
-      <w:lvlJc w:val="left"/>
-      <w:pPr>
-        <w:ind w:left="6480" w:hanging="360"/>
-      </w:pPr>
-      <w:rPr>
-        <w:rFonts w:ascii="Wingdings" w:hAnsi="Wingdings" w:hint="default"/>
-      </w:rPr>
-    </w:lvl>
-  </w:abstractNum>
-  <w:abstractNum w:abstractNumId="40" w15:restartNumberingAfterBreak="0">
-    <w:nsid w:val="768B0DB1"/>
-    <w:multiLevelType w:val="multilevel"/>
-    <w:tmpl w:val="F02457BC"/>
-    <w:lvl w:ilvl="0">
-      <w:start w:val="1"/>
-      <w:numFmt w:val="bullet"/>
-      <w:lvlText w:val=""/>
-      <w:lvlJc w:val="left"/>
-      <w:pPr>
-        <w:tabs>
-          <w:tab w:val="num" w:pos="720"/>
-        </w:tabs>
-        <w:ind w:left="720" w:hanging="360"/>
-      </w:pPr>
-      <w:rPr>
-        <w:rFonts w:ascii="Symbol" w:hAnsi="Symbol" w:hint="default"/>
-        <w:sz w:val="20"/>
-      </w:rPr>
-    </w:lvl>
-    <w:lvl w:ilvl="1" w:tentative="1">
-      <w:start w:val="1"/>
-      <w:numFmt w:val="bullet"/>
-      <w:lvlText w:val="o"/>
-      <w:lvlJc w:val="left"/>
-      <w:pPr>
-        <w:tabs>
-          <w:tab w:val="num" w:pos="1440"/>
-        </w:tabs>
-        <w:ind w:left="1440" w:hanging="360"/>
-      </w:pPr>
-      <w:rPr>
-        <w:rFonts w:ascii="Courier New" w:hAnsi="Courier New" w:hint="default"/>
-        <w:sz w:val="20"/>
-      </w:rPr>
-    </w:lvl>
-    <w:lvl w:ilvl="2" w:tentative="1">
-      <w:start w:val="1"/>
-      <w:numFmt w:val="bullet"/>
-      <w:lvlText w:val=""/>
-      <w:lvlJc w:val="left"/>
-      <w:pPr>
-        <w:tabs>
-          <w:tab w:val="num" w:pos="2160"/>
-        </w:tabs>
-        <w:ind w:left="2160" w:hanging="360"/>
-      </w:pPr>
-      <w:rPr>
-        <w:rFonts w:ascii="Wingdings" w:hAnsi="Wingdings" w:hint="default"/>
-        <w:sz w:val="20"/>
-      </w:rPr>
-    </w:lvl>
-    <w:lvl w:ilvl="3" w:tentative="1">
-      <w:start w:val="1"/>
-      <w:numFmt w:val="bullet"/>
-      <w:lvlText w:val=""/>
-      <w:lvlJc w:val="left"/>
-      <w:pPr>
-        <w:tabs>
-          <w:tab w:val="num" w:pos="2880"/>
-        </w:tabs>
-        <w:ind w:left="2880" w:hanging="360"/>
-      </w:pPr>
-      <w:rPr>
-        <w:rFonts w:ascii="Wingdings" w:hAnsi="Wingdings" w:hint="default"/>
-        <w:sz w:val="20"/>
-      </w:rPr>
-    </w:lvl>
-    <w:lvl w:ilvl="4" w:tentative="1">
-      <w:start w:val="1"/>
-      <w:numFmt w:val="bullet"/>
-      <w:lvlText w:val=""/>
-      <w:lvlJc w:val="left"/>
-      <w:pPr>
-        <w:tabs>
-          <w:tab w:val="num" w:pos="3600"/>
-        </w:tabs>
-        <w:ind w:left="3600" w:hanging="360"/>
-      </w:pPr>
-      <w:rPr>
-        <w:rFonts w:ascii="Wingdings" w:hAnsi="Wingdings" w:hint="default"/>
-        <w:sz w:val="20"/>
-      </w:rPr>
-    </w:lvl>
-    <w:lvl w:ilvl="5" w:tentative="1">
-      <w:start w:val="1"/>
-      <w:numFmt w:val="bullet"/>
-      <w:lvlText w:val=""/>
-      <w:lvlJc w:val="left"/>
-      <w:pPr>
-        <w:tabs>
-          <w:tab w:val="num" w:pos="4320"/>
-        </w:tabs>
-        <w:ind w:left="4320" w:hanging="360"/>
-      </w:pPr>
-      <w:rPr>
-        <w:rFonts w:ascii="Wingdings" w:hAnsi="Wingdings" w:hint="default"/>
-        <w:sz w:val="20"/>
-      </w:rPr>
-    </w:lvl>
-    <w:lvl w:ilvl="6" w:tentative="1">
-      <w:start w:val="1"/>
-      <w:numFmt w:val="bullet"/>
-      <w:lvlText w:val=""/>
-      <w:lvlJc w:val="left"/>
-      <w:pPr>
-        <w:tabs>
-          <w:tab w:val="num" w:pos="5040"/>
-        </w:tabs>
-        <w:ind w:left="5040" w:hanging="360"/>
-      </w:pPr>
-      <w:rPr>
-        <w:rFonts w:ascii="Wingdings" w:hAnsi="Wingdings" w:hint="default"/>
-        <w:sz w:val="20"/>
-      </w:rPr>
-    </w:lvl>
-    <w:lvl w:ilvl="7" w:tentative="1">
-      <w:start w:val="1"/>
-      <w:numFmt w:val="bullet"/>
-      <w:lvlText w:val=""/>
-      <w:lvlJc w:val="left"/>
-      <w:pPr>
-        <w:tabs>
-          <w:tab w:val="num" w:pos="5760"/>
-        </w:tabs>
-        <w:ind w:left="5760" w:hanging="360"/>
-      </w:pPr>
-      <w:rPr>
-        <w:rFonts w:ascii="Wingdings" w:hAnsi="Wingdings" w:hint="default"/>
-        <w:sz w:val="20"/>
-      </w:rPr>
-    </w:lvl>
-    <w:lvl w:ilvl="8" w:tentative="1">
-      <w:start w:val="1"/>
-      <w:numFmt w:val="bullet"/>
-      <w:lvlText w:val=""/>
-      <w:lvlJc w:val="left"/>
-      <w:pPr>
-        <w:tabs>
-          <w:tab w:val="num" w:pos="6480"/>
-        </w:tabs>
-        <w:ind w:left="6480" w:hanging="360"/>
-      </w:pPr>
-      <w:rPr>
-        <w:rFonts w:ascii="Wingdings" w:hAnsi="Wingdings" w:hint="default"/>
-        <w:sz w:val="20"/>
-      </w:rPr>
-    </w:lvl>
-  </w:abstractNum>
-  <w:abstractNum w:abstractNumId="41" w15:restartNumberingAfterBreak="0">
-    <w:nsid w:val="7E4A29B5"/>
-    <w:multiLevelType w:val="hybridMultilevel"/>
-    <w:tmpl w:val="AB2A07FA"/>
-    <w:lvl w:ilvl="0" w:tplc="7FD47610">
-      <w:start w:val="1"/>
-      <w:numFmt w:val="bullet"/>
-      <w:lvlText w:val=""/>
-      <w:lvlJc w:val="left"/>
-      <w:pPr>
-        <w:ind w:left="1429" w:hanging="360"/>
-      </w:pPr>
-      <w:rPr>
-        <w:rFonts w:ascii="Symbol" w:hAnsi="Symbol" w:hint="default"/>
-      </w:rPr>
-    </w:lvl>
-    <w:lvl w:ilvl="1" w:tplc="04190003" w:tentative="1">
-      <w:start w:val="1"/>
-      <w:numFmt w:val="bullet"/>
-      <w:lvlText w:val="o"/>
-      <w:lvlJc w:val="left"/>
-      <w:pPr>
-        <w:ind w:left="2149" w:hanging="360"/>
-      </w:pPr>
-      <w:rPr>
-        <w:rFonts w:ascii="Courier New" w:hAnsi="Courier New" w:cs="Courier New" w:hint="default"/>
-      </w:rPr>
-    </w:lvl>
-    <w:lvl w:ilvl="2" w:tplc="04190005" w:tentative="1">
-      <w:start w:val="1"/>
-      <w:numFmt w:val="bullet"/>
-      <w:lvlText w:val=""/>
-      <w:lvlJc w:val="left"/>
-      <w:pPr>
-        <w:ind w:left="2869" w:hanging="360"/>
-      </w:pPr>
-      <w:rPr>
-        <w:rFonts w:ascii="Wingdings" w:hAnsi="Wingdings" w:hint="default"/>
-      </w:rPr>
-    </w:lvl>
-    <w:lvl w:ilvl="3" w:tplc="04190001" w:tentative="1">
-      <w:start w:val="1"/>
-      <w:numFmt w:val="bullet"/>
-      <w:lvlText w:val=""/>
-      <w:lvlJc w:val="left"/>
-      <w:pPr>
-        <w:ind w:left="3589" w:hanging="360"/>
-      </w:pPr>
-      <w:rPr>
-        <w:rFonts w:ascii="Symbol" w:hAnsi="Symbol" w:hint="default"/>
-      </w:rPr>
-    </w:lvl>
-    <w:lvl w:ilvl="4" w:tplc="04190003" w:tentative="1">
-      <w:start w:val="1"/>
-      <w:numFmt w:val="bullet"/>
-      <w:lvlText w:val="o"/>
-      <w:lvlJc w:val="left"/>
-      <w:pPr>
-        <w:ind w:left="4309" w:hanging="360"/>
-      </w:pPr>
-      <w:rPr>
-        <w:rFonts w:ascii="Courier New" w:hAnsi="Courier New" w:cs="Courier New" w:hint="default"/>
-      </w:rPr>
-    </w:lvl>
-    <w:lvl w:ilvl="5" w:tplc="04190005" w:tentative="1">
-      <w:start w:val="1"/>
-      <w:numFmt w:val="bullet"/>
-      <w:lvlText w:val=""/>
-      <w:lvlJc w:val="left"/>
-      <w:pPr>
-        <w:ind w:left="5029" w:hanging="360"/>
-      </w:pPr>
-      <w:rPr>
-        <w:rFonts w:ascii="Wingdings" w:hAnsi="Wingdings" w:hint="default"/>
-      </w:rPr>
-    </w:lvl>
-    <w:lvl w:ilvl="6" w:tplc="04190001" w:tentative="1">
-      <w:start w:val="1"/>
-      <w:numFmt w:val="bullet"/>
-      <w:lvlText w:val=""/>
-      <w:lvlJc w:val="left"/>
-      <w:pPr>
-        <w:ind w:left="5749" w:hanging="360"/>
-      </w:pPr>
-      <w:rPr>
-        <w:rFonts w:ascii="Symbol" w:hAnsi="Symbol" w:hint="default"/>
-      </w:rPr>
-    </w:lvl>
-    <w:lvl w:ilvl="7" w:tplc="04190003" w:tentative="1">
-      <w:start w:val="1"/>
-      <w:numFmt w:val="bullet"/>
-      <w:lvlText w:val="o"/>
-      <w:lvlJc w:val="left"/>
-      <w:pPr>
-        <w:ind w:left="6469" w:hanging="360"/>
-      </w:pPr>
-      <w:rPr>
-        <w:rFonts w:ascii="Courier New" w:hAnsi="Courier New" w:cs="Courier New" w:hint="default"/>
-      </w:rPr>
-    </w:lvl>
-    <w:lvl w:ilvl="8" w:tplc="04190005" w:tentative="1">
-      <w:start w:val="1"/>
-      <w:numFmt w:val="bullet"/>
-      <w:lvlText w:val=""/>
-      <w:lvlJc w:val="left"/>
-      <w:pPr>
-        <w:ind w:left="7189" w:hanging="360"/>
-      </w:pPr>
-      <w:rPr>
-        <w:rFonts w:ascii="Wingdings" w:hAnsi="Wingdings" w:hint="default"/>
-      </w:rPr>
-    </w:lvl>
-  </w:abstractNum>
-  <w:abstractNum w:abstractNumId="42" w15:restartNumberingAfterBreak="0">
-    <w:nsid w:val="7ECA64C7"/>
-    <w:multiLevelType w:val="hybridMultilevel"/>
-    <w:tmpl w:val="57FAA46C"/>
-    <w:lvl w:ilvl="0" w:tplc="7FD47610">
-      <w:start w:val="1"/>
-      <w:numFmt w:val="bullet"/>
-      <w:lvlText w:val=""/>
-      <w:lvlJc w:val="left"/>
-      <w:pPr>
-        <w:ind w:left="1429" w:hanging="360"/>
-      </w:pPr>
-      <w:rPr>
-        <w:rFonts w:ascii="Symbol" w:hAnsi="Symbol" w:hint="default"/>
-      </w:rPr>
-    </w:lvl>
-    <w:lvl w:ilvl="1" w:tplc="04190003" w:tentative="1">
-      <w:start w:val="1"/>
-      <w:numFmt w:val="bullet"/>
-      <w:lvlText w:val="o"/>
-      <w:lvlJc w:val="left"/>
-      <w:pPr>
-        <w:ind w:left="2149" w:hanging="360"/>
-      </w:pPr>
-      <w:rPr>
-        <w:rFonts w:ascii="Courier New" w:hAnsi="Courier New" w:cs="Courier New" w:hint="default"/>
-      </w:rPr>
-    </w:lvl>
-    <w:lvl w:ilvl="2" w:tplc="04190005" w:tentative="1">
-      <w:start w:val="1"/>
-      <w:numFmt w:val="bullet"/>
-      <w:lvlText w:val=""/>
-      <w:lvlJc w:val="left"/>
-      <w:pPr>
-        <w:ind w:left="2869" w:hanging="360"/>
-      </w:pPr>
-      <w:rPr>
-        <w:rFonts w:ascii="Wingdings" w:hAnsi="Wingdings" w:hint="default"/>
-      </w:rPr>
-    </w:lvl>
-    <w:lvl w:ilvl="3" w:tplc="04190001" w:tentative="1">
-      <w:start w:val="1"/>
-      <w:numFmt w:val="bullet"/>
-      <w:lvlText w:val=""/>
-      <w:lvlJc w:val="left"/>
-      <w:pPr>
-        <w:ind w:left="3589" w:hanging="360"/>
-      </w:pPr>
-      <w:rPr>
-        <w:rFonts w:ascii="Symbol" w:hAnsi="Symbol" w:hint="default"/>
-      </w:rPr>
-    </w:lvl>
-    <w:lvl w:ilvl="4" w:tplc="04190003" w:tentative="1">
-      <w:start w:val="1"/>
-      <w:numFmt w:val="bullet"/>
-      <w:lvlText w:val="o"/>
-      <w:lvlJc w:val="left"/>
-      <w:pPr>
-        <w:ind w:left="4309" w:hanging="360"/>
-      </w:pPr>
-      <w:rPr>
-        <w:rFonts w:ascii="Courier New" w:hAnsi="Courier New" w:cs="Courier New" w:hint="default"/>
-      </w:rPr>
-    </w:lvl>
-    <w:lvl w:ilvl="5" w:tplc="04190005" w:tentative="1">
-      <w:start w:val="1"/>
-      <w:numFmt w:val="bullet"/>
-      <w:lvlText w:val=""/>
-      <w:lvlJc w:val="left"/>
-      <w:pPr>
-        <w:ind w:left="5029" w:hanging="360"/>
-      </w:pPr>
-      <w:rPr>
-        <w:rFonts w:ascii="Wingdings" w:hAnsi="Wingdings" w:hint="default"/>
-      </w:rPr>
-    </w:lvl>
-    <w:lvl w:ilvl="6" w:tplc="04190001" w:tentative="1">
-      <w:start w:val="1"/>
-      <w:numFmt w:val="bullet"/>
-      <w:lvlText w:val=""/>
-      <w:lvlJc w:val="left"/>
-      <w:pPr>
-        <w:ind w:left="5749" w:hanging="360"/>
-      </w:pPr>
-      <w:rPr>
-        <w:rFonts w:ascii="Symbol" w:hAnsi="Symbol" w:hint="default"/>
-      </w:rPr>
-    </w:lvl>
-    <w:lvl w:ilvl="7" w:tplc="04190003" w:tentative="1">
-      <w:start w:val="1"/>
-      <w:numFmt w:val="bullet"/>
-      <w:lvlText w:val="o"/>
-      <w:lvlJc w:val="left"/>
-      <w:pPr>
-        <w:ind w:left="6469" w:hanging="360"/>
-      </w:pPr>
-      <w:rPr>
-        <w:rFonts w:ascii="Courier New" w:hAnsi="Courier New" w:cs="Courier New" w:hint="default"/>
-      </w:rPr>
-    </w:lvl>
-    <w:lvl w:ilvl="8" w:tplc="04190005" w:tentative="1">
+    <w:lvl w:ilvl="8" w:tplc="FFFFFFFF" w:tentative="1">
       <w:start w:val="1"/>
       <w:numFmt w:val="bullet"/>
       <w:lvlText w:val=""/>
@@ -16943,7 +13000,7 @@
     </w:lvl>
   </w:abstractNum>
   <w:num w:numId="1" w16cid:durableId="531575776">
-    <w:abstractNumId w:val="7"/>
+    <w:abstractNumId w:val="1"/>
     <w:lvlOverride w:ilvl="0">
       <w:startOverride w:val="1"/>
     </w:lvlOverride>
@@ -16956,183 +13013,31 @@
     <w:lvlOverride w:ilvl="7"/>
     <w:lvlOverride w:ilvl="8"/>
   </w:num>
-  <w:num w:numId="2" w16cid:durableId="111412078">
-    <w:abstractNumId w:val="29"/>
+  <w:num w:numId="2" w16cid:durableId="1956404702">
+    <w:abstractNumId w:val="7"/>
   </w:num>
-  <w:num w:numId="3" w16cid:durableId="1177648244">
-    <w:abstractNumId w:val="1"/>
+  <w:num w:numId="3" w16cid:durableId="160240502">
+    <w:abstractNumId w:val="3"/>
   </w:num>
-  <w:num w:numId="4" w16cid:durableId="875697368">
-    <w:abstractNumId w:val="37"/>
+  <w:num w:numId="4" w16cid:durableId="272447566">
+    <w:abstractNumId w:val="0"/>
   </w:num>
-  <w:num w:numId="5" w16cid:durableId="1956404702">
-    <w:abstractNumId w:val="33"/>
+  <w:num w:numId="5" w16cid:durableId="2084252113">
+    <w:abstractNumId w:val="4"/>
   </w:num>
-  <w:num w:numId="6" w16cid:durableId="160240502">
-    <w:abstractNumId w:val="14"/>
+  <w:num w:numId="6" w16cid:durableId="2018342206">
+    <w:abstractNumId w:val="5"/>
   </w:num>
-  <w:num w:numId="7" w16cid:durableId="1280838897">
-    <w:abstractNumId w:val="18"/>
+  <w:num w:numId="7" w16cid:durableId="808011651">
+    <w:abstractNumId w:val="2"/>
   </w:num>
-  <w:num w:numId="8" w16cid:durableId="391848108">
-    <w:abstractNumId w:val="34"/>
-  </w:num>
-  <w:num w:numId="9" w16cid:durableId="142240223">
-    <w:abstractNumId w:val="25"/>
-  </w:num>
-  <w:num w:numId="10" w16cid:durableId="2095274192">
-    <w:abstractNumId w:val="36"/>
-  </w:num>
-  <w:num w:numId="11" w16cid:durableId="1307781266">
-    <w:abstractNumId w:val="22"/>
-  </w:num>
-  <w:num w:numId="12" w16cid:durableId="1800026210">
+  <w:num w:numId="8" w16cid:durableId="846362943">
     <w:abstractNumId w:val="8"/>
   </w:num>
-  <w:num w:numId="13" w16cid:durableId="1899633429">
-    <w:abstractNumId w:val="42"/>
-  </w:num>
-  <w:num w:numId="14" w16cid:durableId="1256744724">
-    <w:abstractNumId w:val="30"/>
-  </w:num>
-  <w:num w:numId="15" w16cid:durableId="388043975">
-    <w:abstractNumId w:val="41"/>
-  </w:num>
-  <w:num w:numId="16" w16cid:durableId="883638703">
-    <w:abstractNumId w:val="27"/>
-  </w:num>
-  <w:num w:numId="17" w16cid:durableId="1939017318">
-    <w:abstractNumId w:val="16"/>
-  </w:num>
-  <w:num w:numId="18" w16cid:durableId="1116606271">
-    <w:abstractNumId w:val="24"/>
-  </w:num>
-  <w:num w:numId="19" w16cid:durableId="1376857681">
-    <w:abstractNumId w:val="11"/>
-  </w:num>
-  <w:num w:numId="20" w16cid:durableId="695733641">
-    <w:abstractNumId w:val="10"/>
-  </w:num>
-  <w:num w:numId="21" w16cid:durableId="174226641">
-    <w:abstractNumId w:val="38"/>
-  </w:num>
-  <w:num w:numId="22" w16cid:durableId="325284445">
-    <w:abstractNumId w:val="4"/>
-  </w:num>
-  <w:num w:numId="23" w16cid:durableId="1283807140">
-    <w:abstractNumId w:val="28"/>
-  </w:num>
-  <w:num w:numId="24" w16cid:durableId="818225936">
-    <w:abstractNumId w:val="5"/>
-  </w:num>
-  <w:num w:numId="25" w16cid:durableId="202451997">
-    <w:abstractNumId w:val="14"/>
-    <w:lvlOverride w:ilvl="0">
-      <w:startOverride w:val="1"/>
-    </w:lvlOverride>
-    <w:lvlOverride w:ilvl="1">
-      <w:startOverride w:val="1"/>
-    </w:lvlOverride>
-    <w:lvlOverride w:ilvl="2">
-      <w:startOverride w:val="1"/>
-    </w:lvlOverride>
-    <w:lvlOverride w:ilvl="3">
-      <w:startOverride w:val="1"/>
-    </w:lvlOverride>
-    <w:lvlOverride w:ilvl="4">
-      <w:startOverride w:val="1"/>
-    </w:lvlOverride>
-    <w:lvlOverride w:ilvl="5">
-      <w:startOverride w:val="1"/>
-    </w:lvlOverride>
-    <w:lvlOverride w:ilvl="6">
-      <w:startOverride w:val="1"/>
-    </w:lvlOverride>
-    <w:lvlOverride w:ilvl="7">
-      <w:startOverride w:val="1"/>
-    </w:lvlOverride>
-    <w:lvlOverride w:ilvl="8">
-      <w:startOverride w:val="1"/>
-    </w:lvlOverride>
-  </w:num>
-  <w:num w:numId="26" w16cid:durableId="679939141">
-    <w:abstractNumId w:val="35"/>
-  </w:num>
-  <w:num w:numId="27" w16cid:durableId="702483387">
-    <w:abstractNumId w:val="14"/>
-    <w:lvlOverride w:ilvl="0">
-      <w:startOverride w:val="2"/>
-    </w:lvlOverride>
-    <w:lvlOverride w:ilvl="1">
-      <w:startOverride w:val="2"/>
-    </w:lvlOverride>
-  </w:num>
-  <w:num w:numId="28" w16cid:durableId="1784768628">
-    <w:abstractNumId w:val="14"/>
-    <w:lvlOverride w:ilvl="0">
-      <w:startOverride w:val="2"/>
-    </w:lvlOverride>
-    <w:lvlOverride w:ilvl="1">
-      <w:startOverride w:val="2"/>
-    </w:lvlOverride>
-  </w:num>
-  <w:num w:numId="29" w16cid:durableId="413823562">
-    <w:abstractNumId w:val="40"/>
-  </w:num>
-  <w:num w:numId="30" w16cid:durableId="162163482">
-    <w:abstractNumId w:val="15"/>
-  </w:num>
-  <w:num w:numId="31" w16cid:durableId="1203596299">
-    <w:abstractNumId w:val="32"/>
-  </w:num>
-  <w:num w:numId="32" w16cid:durableId="639269652">
-    <w:abstractNumId w:val="3"/>
-  </w:num>
-  <w:num w:numId="33" w16cid:durableId="1466044275">
-    <w:abstractNumId w:val="26"/>
-  </w:num>
-  <w:num w:numId="34" w16cid:durableId="1180777650">
+  <w:num w:numId="9" w16cid:durableId="1191841704">
     <w:abstractNumId w:val="6"/>
   </w:num>
-  <w:num w:numId="35" w16cid:durableId="257910216">
-    <w:abstractNumId w:val="31"/>
-  </w:num>
-  <w:num w:numId="36" w16cid:durableId="711854191">
-    <w:abstractNumId w:val="9"/>
-  </w:num>
-  <w:num w:numId="37" w16cid:durableId="245459473">
-    <w:abstractNumId w:val="20"/>
-  </w:num>
-  <w:num w:numId="38" w16cid:durableId="272447566">
-    <w:abstractNumId w:val="0"/>
-  </w:num>
-  <w:num w:numId="39" w16cid:durableId="1764952369">
-    <w:abstractNumId w:val="23"/>
-  </w:num>
-  <w:num w:numId="40" w16cid:durableId="1018233319">
-    <w:abstractNumId w:val="39"/>
-  </w:num>
-  <w:num w:numId="41" w16cid:durableId="237327384">
-    <w:abstractNumId w:val="12"/>
-  </w:num>
-  <w:num w:numId="42" w16cid:durableId="2084252113">
-    <w:abstractNumId w:val="17"/>
-  </w:num>
-  <w:num w:numId="43" w16cid:durableId="2018342206">
-    <w:abstractNumId w:val="19"/>
-  </w:num>
-  <w:num w:numId="44" w16cid:durableId="284385243">
-    <w:abstractNumId w:val="21"/>
-  </w:num>
-  <w:num w:numId="45" w16cid:durableId="808011651">
-    <w:abstractNumId w:val="13"/>
-  </w:num>
-  <w:num w:numId="46" w16cid:durableId="1561792394">
-    <w:abstractNumId w:val="2"/>
-  </w:num>
-  <w:num w:numId="47" w16cid:durableId="2007508798">
-    <w:abstractNumId w:val="7"/>
-  </w:num>
+  <w:numIdMacAtCleanup w:val="9"/>
 </w:numbering>
 </file>
 
@@ -17555,7 +13460,7 @@
     <w:rsid w:val="00691E1F"/>
     <w:pPr>
       <w:numPr>
-        <w:numId w:val="6"/>
+        <w:numId w:val="3"/>
       </w:numPr>
       <w:outlineLvl w:val="0"/>
     </w:pPr>
@@ -17617,7 +13522,6 @@
   <w:style w:type="character" w:default="1" w:styleId="a0">
     <w:name w:val="Default Paragraph Font"/>
     <w:uiPriority w:val="1"/>
-    <w:semiHidden/>
     <w:unhideWhenUsed/>
   </w:style>
   <w:style w:type="table" w:default="1" w:styleId="a1">
@@ -18140,6 +14044,50 @@
       <w:lang w:eastAsia="ru-RU"/>
     </w:rPr>
   </w:style>
+  <w:style w:type="paragraph" w:customStyle="1" w:styleId="12">
+    <w:name w:val="Заг1"/>
+    <w:basedOn w:val="1"/>
+    <w:link w:val="13"/>
+    <w:qFormat/>
+    <w:rsid w:val="00711807"/>
+    <w:pPr>
+      <w:jc w:val="both"/>
+    </w:pPr>
+  </w:style>
+  <w:style w:type="character" w:customStyle="1" w:styleId="13">
+    <w:name w:val="Заг1 Знак"/>
+    <w:basedOn w:val="10"/>
+    <w:link w:val="12"/>
+    <w:rsid w:val="00711807"/>
+    <w:rPr>
+      <w:rFonts w:ascii="Times New Roman" w:eastAsia="Times New Roman" w:hAnsi="Times New Roman" w:cs="Times New Roman"/>
+      <w:sz w:val="28"/>
+      <w:szCs w:val="24"/>
+      <w:lang w:eastAsia="ru-RU"/>
+    </w:rPr>
+  </w:style>
+  <w:style w:type="paragraph" w:customStyle="1" w:styleId="23">
+    <w:name w:val="Заг2"/>
+    <w:basedOn w:val="3"/>
+    <w:link w:val="24"/>
+    <w:qFormat/>
+    <w:rsid w:val="00807721"/>
+    <w:pPr>
+      <w:jc w:val="both"/>
+    </w:pPr>
+  </w:style>
+  <w:style w:type="character" w:customStyle="1" w:styleId="24">
+    <w:name w:val="Заг2 Знак"/>
+    <w:basedOn w:val="30"/>
+    <w:link w:val="23"/>
+    <w:rsid w:val="00807721"/>
+    <w:rPr>
+      <w:rFonts w:ascii="Times New Roman" w:eastAsia="Times New Roman" w:hAnsi="Times New Roman" w:cs="Times New Roman"/>
+      <w:sz w:val="28"/>
+      <w:szCs w:val="24"/>
+      <w:lang w:val="en-GB" w:eastAsia="ru-RU"/>
+    </w:rPr>
+  </w:style>
 </w:styles>
 </file>
 
